--- a/template.docx
+++ b/template.docx
@@ -144,19 +144,92 @@
         </w:rPr>
         <w:t xml:space="preserve">   </w:t>
       </w:r>
-      <w:r>
-        <w:rPr>
-          <w:rFonts w:ascii="標楷體" w:eastAsia="標楷體" w:hAnsi="標楷體"/>
-          <w:lang w:eastAsia="zh-TW"/>
-        </w:rPr>
-        <w:t>{{ tenant_name }}</w:t>
-      </w:r>
-      <w:r>
-        <w:rPr>
-          <w:rFonts w:ascii="標楷體" w:eastAsia="標楷體" w:hAnsi="標楷體"/>
-          <w:lang w:eastAsia="zh-TW"/>
-        </w:rPr>
-        <w:t>{{ tenant_sign }}</w:t>
+      <w:proofErr w:type="gramStart"/>
+      <w:r>
+        <w:rPr>
+          <w:rFonts w:ascii="標楷體" w:eastAsia="標楷體" w:hAnsi="標楷體"/>
+          <w:lang w:eastAsia="zh-TW"/>
+        </w:rPr>
+        <w:t xml:space="preserve">{{ </w:t>
+      </w:r>
+      <w:proofErr w:type="spellStart"/>
+      <w:r>
+        <w:rPr>
+          <w:rFonts w:ascii="標楷體" w:eastAsia="標楷體" w:hAnsi="標楷體"/>
+          <w:lang w:eastAsia="zh-TW"/>
+        </w:rPr>
+        <w:t>tenant</w:t>
+      </w:r>
+      <w:proofErr w:type="gramEnd"/>
+      <w:r>
+        <w:rPr>
+          <w:rFonts w:ascii="標楷體" w:eastAsia="標楷體" w:hAnsi="標楷體"/>
+          <w:lang w:eastAsia="zh-TW"/>
+        </w:rPr>
+        <w:t>_</w:t>
+      </w:r>
+      <w:proofErr w:type="gramStart"/>
+      <w:r>
+        <w:rPr>
+          <w:rFonts w:ascii="標楷體" w:eastAsia="標楷體" w:hAnsi="標楷體"/>
+          <w:lang w:eastAsia="zh-TW"/>
+        </w:rPr>
+        <w:t>name</w:t>
+      </w:r>
+      <w:proofErr w:type="spellEnd"/>
+      <w:r>
+        <w:rPr>
+          <w:rFonts w:ascii="標楷體" w:eastAsia="標楷體" w:hAnsi="標楷體"/>
+          <w:lang w:eastAsia="zh-TW"/>
+        </w:rPr>
+        <w:t xml:space="preserve"> }}</w:t>
+      </w:r>
+      <w:r>
+        <w:rPr>
+          <w:rFonts w:ascii="標楷體" w:eastAsia="標楷體" w:hAnsi="標楷體"/>
+          <w:lang w:eastAsia="zh-TW"/>
+        </w:rPr>
+        <w:t xml:space="preserve">{{ </w:t>
+      </w:r>
+      <w:proofErr w:type="spellStart"/>
+      <w:r>
+        <w:rPr>
+          <w:rFonts w:ascii="標楷體" w:eastAsia="標楷體" w:hAnsi="標楷體"/>
+          <w:lang w:eastAsia="zh-TW"/>
+        </w:rPr>
+        <w:t>tenant</w:t>
+      </w:r>
+      <w:proofErr w:type="gramEnd"/>
+      <w:r>
+        <w:rPr>
+          <w:rFonts w:ascii="標楷體" w:eastAsia="標楷體" w:hAnsi="標楷體"/>
+          <w:lang w:eastAsia="zh-TW"/>
+        </w:rPr>
+        <w:t>_</w:t>
+      </w:r>
+      <w:proofErr w:type="gramStart"/>
+      <w:r>
+        <w:rPr>
+          <w:rFonts w:ascii="標楷體" w:eastAsia="標楷體" w:hAnsi="標楷體"/>
+          <w:lang w:eastAsia="zh-TW"/>
+        </w:rPr>
+        <w:t>sign</w:t>
+      </w:r>
+      <w:proofErr w:type="spellEnd"/>
+      <w:r>
+        <w:rPr>
+          <w:rFonts w:ascii="標楷體" w:eastAsia="標楷體" w:hAnsi="標楷體"/>
+          <w:lang w:eastAsia="zh-TW"/>
+        </w:rPr>
+        <w:t xml:space="preserve"> }</w:t>
+      </w:r>
+      <w:proofErr w:type="gramEnd"/>
+      <w:r>
+        <w:rPr>
+          <w:rFonts w:ascii="標楷體" w:eastAsia="標楷體" w:hAnsi="標楷體"/>
+          <w:lang w:eastAsia="zh-TW"/>
+        </w:rPr>
+        <w:t>}</w:t>
       </w:r>
     </w:p>
     <w:p>
@@ -187,12 +260,53 @@
         </w:rPr>
         <w:t xml:space="preserve"> </w:t>
       </w:r>
-      <w:r>
-        <w:rPr>
-          <w:rFonts w:ascii="標楷體" w:eastAsia="標楷體" w:hAnsi="標楷體"/>
-          <w:lang w:eastAsia="zh-TW"/>
-        </w:rPr>
-        <w:t>{{ landlord_name }}</w:t>
+      <w:proofErr w:type="gramStart"/>
+      <w:r>
+        <w:rPr>
+          <w:rFonts w:ascii="標楷體" w:eastAsia="標楷體" w:hAnsi="標楷體"/>
+          <w:lang w:eastAsia="zh-TW"/>
+        </w:rPr>
+        <w:t xml:space="preserve">{{ </w:t>
+      </w:r>
+      <w:proofErr w:type="spellStart"/>
+      <w:r>
+        <w:rPr>
+          <w:rFonts w:ascii="標楷體" w:eastAsia="標楷體" w:hAnsi="標楷體"/>
+          <w:lang w:eastAsia="zh-TW"/>
+        </w:rPr>
+        <w:t>landlord</w:t>
+      </w:r>
+      <w:proofErr w:type="gramEnd"/>
+      <w:r>
+        <w:rPr>
+          <w:rFonts w:ascii="標楷體" w:eastAsia="標楷體" w:hAnsi="標楷體"/>
+          <w:lang w:eastAsia="zh-TW"/>
+        </w:rPr>
+        <w:t>_</w:t>
+      </w:r>
+      <w:proofErr w:type="gramStart"/>
+      <w:r>
+        <w:rPr>
+          <w:rFonts w:ascii="標楷體" w:eastAsia="標楷體" w:hAnsi="標楷體"/>
+          <w:lang w:eastAsia="zh-TW"/>
+        </w:rPr>
+        <w:t>name</w:t>
+      </w:r>
+      <w:proofErr w:type="spellEnd"/>
+      <w:r>
+        <w:rPr>
+          <w:rFonts w:ascii="標楷體" w:eastAsia="標楷體" w:hAnsi="標楷體"/>
+          <w:lang w:eastAsia="zh-TW"/>
+        </w:rPr>
+        <w:t xml:space="preserve"> }</w:t>
+      </w:r>
+      <w:proofErr w:type="gramEnd"/>
+      <w:r>
+        <w:rPr>
+          <w:rFonts w:ascii="標楷體" w:eastAsia="標楷體" w:hAnsi="標楷體"/>
+          <w:lang w:eastAsia="zh-TW"/>
+        </w:rPr>
+        <w:t>}</w:t>
       </w:r>
       <w:r>
         <w:rPr>
@@ -201,12 +315,53 @@
         </w:rPr>
         <w:t xml:space="preserve"> </w:t>
       </w:r>
-      <w:r>
-        <w:rPr>
-          <w:rFonts w:ascii="標楷體" w:eastAsia="標楷體" w:hAnsi="標楷體"/>
-          <w:lang w:eastAsia="zh-TW"/>
-        </w:rPr>
-        <w:t>{{ landlord_sign }}</w:t>
+      <w:proofErr w:type="gramStart"/>
+      <w:r>
+        <w:rPr>
+          <w:rFonts w:ascii="標楷體" w:eastAsia="標楷體" w:hAnsi="標楷體"/>
+          <w:lang w:eastAsia="zh-TW"/>
+        </w:rPr>
+        <w:t xml:space="preserve">{{ </w:t>
+      </w:r>
+      <w:proofErr w:type="spellStart"/>
+      <w:r>
+        <w:rPr>
+          <w:rFonts w:ascii="標楷體" w:eastAsia="標楷體" w:hAnsi="標楷體"/>
+          <w:lang w:eastAsia="zh-TW"/>
+        </w:rPr>
+        <w:t>landlord</w:t>
+      </w:r>
+      <w:proofErr w:type="gramEnd"/>
+      <w:r>
+        <w:rPr>
+          <w:rFonts w:ascii="標楷體" w:eastAsia="標楷體" w:hAnsi="標楷體"/>
+          <w:lang w:eastAsia="zh-TW"/>
+        </w:rPr>
+        <w:t>_</w:t>
+      </w:r>
+      <w:proofErr w:type="gramStart"/>
+      <w:r>
+        <w:rPr>
+          <w:rFonts w:ascii="標楷體" w:eastAsia="標楷體" w:hAnsi="標楷體"/>
+          <w:lang w:eastAsia="zh-TW"/>
+        </w:rPr>
+        <w:t>sign</w:t>
+      </w:r>
+      <w:proofErr w:type="spellEnd"/>
+      <w:r>
+        <w:rPr>
+          <w:rFonts w:ascii="標楷體" w:eastAsia="標楷體" w:hAnsi="標楷體"/>
+          <w:lang w:eastAsia="zh-TW"/>
+        </w:rPr>
+        <w:t xml:space="preserve"> }</w:t>
+      </w:r>
+      <w:proofErr w:type="gramEnd"/>
+      <w:r>
+        <w:rPr>
+          <w:rFonts w:ascii="標楷體" w:eastAsia="標楷體" w:hAnsi="標楷體"/>
+          <w:lang w:eastAsia="zh-TW"/>
+        </w:rPr>
+        <w:t>}</w:t>
       </w:r>
       <w:r>
         <w:rPr>
@@ -254,12 +409,53 @@
         </w:rPr>
         <w:t xml:space="preserve"> </w:t>
       </w:r>
-      <w:r>
-        <w:rPr>
-          <w:rFonts w:ascii="標楷體" w:eastAsia="標楷體" w:hAnsi="標楷體"/>
-          <w:lang w:eastAsia="zh-TW"/>
-        </w:rPr>
-        <w:t>{{ tenant_name }}</w:t>
+      <w:proofErr w:type="gramStart"/>
+      <w:r>
+        <w:rPr>
+          <w:rFonts w:ascii="標楷體" w:eastAsia="標楷體" w:hAnsi="標楷體"/>
+          <w:lang w:eastAsia="zh-TW"/>
+        </w:rPr>
+        <w:t xml:space="preserve">{{ </w:t>
+      </w:r>
+      <w:proofErr w:type="spellStart"/>
+      <w:r>
+        <w:rPr>
+          <w:rFonts w:ascii="標楷體" w:eastAsia="標楷體" w:hAnsi="標楷體"/>
+          <w:lang w:eastAsia="zh-TW"/>
+        </w:rPr>
+        <w:t>tenant</w:t>
+      </w:r>
+      <w:proofErr w:type="gramEnd"/>
+      <w:r>
+        <w:rPr>
+          <w:rFonts w:ascii="標楷體" w:eastAsia="標楷體" w:hAnsi="標楷體"/>
+          <w:lang w:eastAsia="zh-TW"/>
+        </w:rPr>
+        <w:t>_</w:t>
+      </w:r>
+      <w:proofErr w:type="gramStart"/>
+      <w:r>
+        <w:rPr>
+          <w:rFonts w:ascii="標楷體" w:eastAsia="標楷體" w:hAnsi="標楷體"/>
+          <w:lang w:eastAsia="zh-TW"/>
+        </w:rPr>
+        <w:t>name</w:t>
+      </w:r>
+      <w:proofErr w:type="spellEnd"/>
+      <w:r>
+        <w:rPr>
+          <w:rFonts w:ascii="標楷體" w:eastAsia="標楷體" w:hAnsi="標楷體"/>
+          <w:lang w:eastAsia="zh-TW"/>
+        </w:rPr>
+        <w:t xml:space="preserve"> }</w:t>
+      </w:r>
+      <w:proofErr w:type="gramEnd"/>
+      <w:r>
+        <w:rPr>
+          <w:rFonts w:ascii="標楷體" w:eastAsia="標楷體" w:hAnsi="標楷體"/>
+          <w:lang w:eastAsia="zh-TW"/>
+        </w:rPr>
+        <w:t>}</w:t>
       </w:r>
       <w:r>
         <w:rPr>
@@ -268,12 +464,53 @@
         </w:rPr>
         <w:t xml:space="preserve"> </w:t>
       </w:r>
-      <w:r>
-        <w:rPr>
-          <w:rFonts w:ascii="標楷體" w:eastAsia="標楷體" w:hAnsi="標楷體"/>
-          <w:lang w:eastAsia="zh-TW"/>
-        </w:rPr>
-        <w:t>{{ tenant_sign }}</w:t>
+      <w:proofErr w:type="gramStart"/>
+      <w:r>
+        <w:rPr>
+          <w:rFonts w:ascii="標楷體" w:eastAsia="標楷體" w:hAnsi="標楷體"/>
+          <w:lang w:eastAsia="zh-TW"/>
+        </w:rPr>
+        <w:t xml:space="preserve">{{ </w:t>
+      </w:r>
+      <w:proofErr w:type="spellStart"/>
+      <w:r>
+        <w:rPr>
+          <w:rFonts w:ascii="標楷體" w:eastAsia="標楷體" w:hAnsi="標楷體"/>
+          <w:lang w:eastAsia="zh-TW"/>
+        </w:rPr>
+        <w:t>tenant</w:t>
+      </w:r>
+      <w:proofErr w:type="gramEnd"/>
+      <w:r>
+        <w:rPr>
+          <w:rFonts w:ascii="標楷體" w:eastAsia="標楷體" w:hAnsi="標楷體"/>
+          <w:lang w:eastAsia="zh-TW"/>
+        </w:rPr>
+        <w:t>_</w:t>
+      </w:r>
+      <w:proofErr w:type="gramStart"/>
+      <w:r>
+        <w:rPr>
+          <w:rFonts w:ascii="標楷體" w:eastAsia="標楷體" w:hAnsi="標楷體"/>
+          <w:lang w:eastAsia="zh-TW"/>
+        </w:rPr>
+        <w:t>sign</w:t>
+      </w:r>
+      <w:proofErr w:type="spellEnd"/>
+      <w:r>
+        <w:rPr>
+          <w:rFonts w:ascii="標楷體" w:eastAsia="標楷體" w:hAnsi="標楷體"/>
+          <w:lang w:eastAsia="zh-TW"/>
+        </w:rPr>
+        <w:t xml:space="preserve"> }</w:t>
+      </w:r>
+      <w:proofErr w:type="gramEnd"/>
+      <w:r>
+        <w:rPr>
+          <w:rFonts w:ascii="標楷體" w:eastAsia="標楷體" w:hAnsi="標楷體"/>
+          <w:lang w:eastAsia="zh-TW"/>
+        </w:rPr>
+        <w:t>}</w:t>
       </w:r>
     </w:p>
     <w:p>
@@ -297,12 +534,53 @@
         </w:rPr>
         <w:t xml:space="preserve"> </w:t>
       </w:r>
-      <w:r>
-        <w:rPr>
-          <w:rFonts w:ascii="標楷體" w:eastAsia="標楷體" w:hAnsi="標楷體"/>
-          <w:lang w:eastAsia="zh-TW"/>
-        </w:rPr>
-        <w:t>{{ landlord_name }}</w:t>
+      <w:proofErr w:type="gramStart"/>
+      <w:r>
+        <w:rPr>
+          <w:rFonts w:ascii="標楷體" w:eastAsia="標楷體" w:hAnsi="標楷體"/>
+          <w:lang w:eastAsia="zh-TW"/>
+        </w:rPr>
+        <w:t xml:space="preserve">{{ </w:t>
+      </w:r>
+      <w:proofErr w:type="spellStart"/>
+      <w:r>
+        <w:rPr>
+          <w:rFonts w:ascii="標楷體" w:eastAsia="標楷體" w:hAnsi="標楷體"/>
+          <w:lang w:eastAsia="zh-TW"/>
+        </w:rPr>
+        <w:t>landlord</w:t>
+      </w:r>
+      <w:proofErr w:type="gramEnd"/>
+      <w:r>
+        <w:rPr>
+          <w:rFonts w:ascii="標楷體" w:eastAsia="標楷體" w:hAnsi="標楷體"/>
+          <w:lang w:eastAsia="zh-TW"/>
+        </w:rPr>
+        <w:t>_</w:t>
+      </w:r>
+      <w:proofErr w:type="gramStart"/>
+      <w:r>
+        <w:rPr>
+          <w:rFonts w:ascii="標楷體" w:eastAsia="標楷體" w:hAnsi="標楷體"/>
+          <w:lang w:eastAsia="zh-TW"/>
+        </w:rPr>
+        <w:t>name</w:t>
+      </w:r>
+      <w:proofErr w:type="spellEnd"/>
+      <w:r>
+        <w:rPr>
+          <w:rFonts w:ascii="標楷體" w:eastAsia="標楷體" w:hAnsi="標楷體"/>
+          <w:lang w:eastAsia="zh-TW"/>
+        </w:rPr>
+        <w:t xml:space="preserve"> }</w:t>
+      </w:r>
+      <w:proofErr w:type="gramEnd"/>
+      <w:r>
+        <w:rPr>
+          <w:rFonts w:ascii="標楷體" w:eastAsia="標楷體" w:hAnsi="標楷體"/>
+          <w:lang w:eastAsia="zh-TW"/>
+        </w:rPr>
+        <w:t>}</w:t>
       </w:r>
       <w:r>
         <w:rPr>
@@ -311,12 +589,53 @@
         </w:rPr>
         <w:t xml:space="preserve"> </w:t>
       </w:r>
-      <w:r>
-        <w:rPr>
-          <w:rFonts w:ascii="標楷體" w:eastAsia="標楷體" w:hAnsi="標楷體"/>
-          <w:lang w:eastAsia="zh-TW"/>
-        </w:rPr>
-        <w:t>{{ landlord_sign }}</w:t>
+      <w:proofErr w:type="gramStart"/>
+      <w:r>
+        <w:rPr>
+          <w:rFonts w:ascii="標楷體" w:eastAsia="標楷體" w:hAnsi="標楷體"/>
+          <w:lang w:eastAsia="zh-TW"/>
+        </w:rPr>
+        <w:t xml:space="preserve">{{ </w:t>
+      </w:r>
+      <w:proofErr w:type="spellStart"/>
+      <w:r>
+        <w:rPr>
+          <w:rFonts w:ascii="標楷體" w:eastAsia="標楷體" w:hAnsi="標楷體"/>
+          <w:lang w:eastAsia="zh-TW"/>
+        </w:rPr>
+        <w:t>landlord</w:t>
+      </w:r>
+      <w:proofErr w:type="gramEnd"/>
+      <w:r>
+        <w:rPr>
+          <w:rFonts w:ascii="標楷體" w:eastAsia="標楷體" w:hAnsi="標楷體"/>
+          <w:lang w:eastAsia="zh-TW"/>
+        </w:rPr>
+        <w:t>_</w:t>
+      </w:r>
+      <w:proofErr w:type="gramStart"/>
+      <w:r>
+        <w:rPr>
+          <w:rFonts w:ascii="標楷體" w:eastAsia="標楷體" w:hAnsi="標楷體"/>
+          <w:lang w:eastAsia="zh-TW"/>
+        </w:rPr>
+        <w:t>sign</w:t>
+      </w:r>
+      <w:proofErr w:type="spellEnd"/>
+      <w:r>
+        <w:rPr>
+          <w:rFonts w:ascii="標楷體" w:eastAsia="標楷體" w:hAnsi="標楷體"/>
+          <w:lang w:eastAsia="zh-TW"/>
+        </w:rPr>
+        <w:t xml:space="preserve"> }</w:t>
+      </w:r>
+      <w:proofErr w:type="gramEnd"/>
+      <w:r>
+        <w:rPr>
+          <w:rFonts w:ascii="標楷體" w:eastAsia="標楷體" w:hAnsi="標楷體"/>
+          <w:lang w:eastAsia="zh-TW"/>
+        </w:rPr>
+        <w:t>}</w:t>
       </w:r>
     </w:p>
     <w:p>
@@ -335,12 +654,12 @@
       </w:r>
       <w:r>
         <w:rPr>
-          <w:rFonts w:ascii="標楷體" w:eastAsia="標楷體" w:hAnsi="標楷體"/>
+          <w:rFonts w:ascii="標楷體" w:eastAsia="標楷體" w:hAnsi="標楷體" w:hint="eastAsia"/>
           <w:sz w:val="24"/>
           <w:szCs w:val="24"/>
           <w:lang w:eastAsia="zh-TW"/>
         </w:rPr>
-        <w:sym w:font="Wingdings 2" w:char="F052"/>
+        <w:t>■</w:t>
       </w:r>
       <w:r>
         <w:rPr>
@@ -393,7 +712,23 @@
           <w:rFonts w:ascii="標楷體" w:eastAsia="標楷體" w:hAnsi="標楷體"/>
           <w:lang w:eastAsia="zh-TW"/>
         </w:rPr>
-        <w:t>(一) 租賃住宅標示：</w:t>
+        <w:t>(</w:t>
+      </w:r>
+      <w:proofErr w:type="gramStart"/>
+      <w:r>
+        <w:rPr>
+          <w:rFonts w:ascii="標楷體" w:eastAsia="標楷體" w:hAnsi="標楷體"/>
+          <w:lang w:eastAsia="zh-TW"/>
+        </w:rPr>
+        <w:t>一</w:t>
+      </w:r>
+      <w:proofErr w:type="gramEnd"/>
+      <w:r>
+        <w:rPr>
+          <w:rFonts w:ascii="標楷體" w:eastAsia="標楷體" w:hAnsi="標楷體"/>
+          <w:lang w:eastAsia="zh-TW"/>
+        </w:rPr>
+        <w:t>) 租賃住宅標示：</w:t>
       </w:r>
     </w:p>
     <w:p>
@@ -424,12 +759,21 @@
         </w:rPr>
         <w:t xml:space="preserve"> </w:t>
       </w:r>
-      <w:r>
-        <w:rPr>
-          <w:rFonts w:ascii="標楷體" w:eastAsia="標楷體" w:hAnsi="標楷體"/>
-          <w:lang w:eastAsia="zh-TW"/>
-        </w:rPr>
-        <w:t>{{ address }}</w:t>
+      <w:proofErr w:type="gramStart"/>
+      <w:r>
+        <w:rPr>
+          <w:rFonts w:ascii="標楷體" w:eastAsia="標楷體" w:hAnsi="標楷體"/>
+          <w:lang w:eastAsia="zh-TW"/>
+        </w:rPr>
+        <w:t>{{ address</w:t>
+      </w:r>
+      <w:proofErr w:type="gramEnd"/>
+      <w:r>
+        <w:rPr>
+          <w:rFonts w:ascii="標楷體" w:eastAsia="標楷體" w:hAnsi="標楷體"/>
+          <w:lang w:eastAsia="zh-TW"/>
+        </w:rPr>
+        <w:t xml:space="preserve"> }}</w:t>
       </w:r>
     </w:p>
     <w:p>
@@ -458,7 +802,15 @@
           <w:rFonts w:ascii="標楷體" w:eastAsia="標楷體" w:hAnsi="標楷體"/>
           <w:lang w:eastAsia="zh-TW"/>
         </w:rPr>
-        <w:t>{{ chk_</w:t>
+        <w:t xml:space="preserve">{{ </w:t>
+      </w:r>
+      <w:proofErr w:type="spellStart"/>
+      <w:r>
+        <w:rPr>
+          <w:rFonts w:ascii="標楷體" w:eastAsia="標楷體" w:hAnsi="標楷體"/>
+          <w:lang w:eastAsia="zh-TW"/>
+        </w:rPr>
+        <w:t>chk_</w:t>
       </w:r>
       <w:r>
         <w:rPr>
@@ -472,35 +824,107 @@
           <w:rFonts w:ascii="標楷體" w:eastAsia="標楷體" w:hAnsi="標楷體"/>
           <w:lang w:eastAsia="zh-TW"/>
         </w:rPr>
-        <w:t>_yes }}</w:t>
-      </w:r>
-      <w:r>
-        <w:rPr>
-          <w:rFonts w:ascii="標楷體" w:eastAsia="標楷體" w:hAnsi="標楷體"/>
-          <w:lang w:eastAsia="zh-TW"/>
-        </w:rPr>
-        <w:t>汽車停車位  個、</w:t>
-      </w:r>
-      <w:r>
-        <w:rPr>
-          <w:rFonts w:ascii="標楷體" w:eastAsia="標楷體" w:hAnsi="標楷體"/>
-          <w:lang w:eastAsia="zh-TW"/>
-        </w:rPr>
-        <w:t>{{ chk_moto_yes }}</w:t>
-      </w:r>
-      <w:r>
-        <w:rPr>
-          <w:rFonts w:ascii="標楷體" w:eastAsia="標楷體" w:hAnsi="標楷體"/>
-          <w:lang w:eastAsia="zh-TW"/>
-        </w:rPr>
-        <w:t xml:space="preserve">機車停車位  個 </w:t>
-      </w:r>
-      <w:r>
-        <w:rPr>
-          <w:rFonts w:ascii="標楷體" w:eastAsia="標楷體" w:hAnsi="標楷體"/>
-          <w:lang w:eastAsia="zh-TW"/>
-        </w:rPr>
-        <w:t>{{ chk_moto_no }}</w:t>
+        <w:t>_yes</w:t>
+      </w:r>
+      <w:proofErr w:type="spellEnd"/>
+      <w:r>
+        <w:rPr>
+          <w:rFonts w:ascii="標楷體" w:eastAsia="標楷體" w:hAnsi="標楷體"/>
+          <w:lang w:eastAsia="zh-TW"/>
+        </w:rPr>
+        <w:t xml:space="preserve"> }}</w:t>
+      </w:r>
+      <w:r>
+        <w:rPr>
+          <w:rFonts w:ascii="標楷體" w:eastAsia="標楷體" w:hAnsi="標楷體"/>
+          <w:lang w:eastAsia="zh-TW"/>
+        </w:rPr>
+        <w:t xml:space="preserve">汽車停車位  </w:t>
+      </w:r>
+      <w:proofErr w:type="gramStart"/>
+      <w:r>
+        <w:rPr>
+          <w:rFonts w:ascii="標楷體" w:eastAsia="標楷體" w:hAnsi="標楷體"/>
+          <w:lang w:eastAsia="zh-TW"/>
+        </w:rPr>
+        <w:t>個</w:t>
+      </w:r>
+      <w:proofErr w:type="gramEnd"/>
+      <w:r>
+        <w:rPr>
+          <w:rFonts w:ascii="標楷體" w:eastAsia="標楷體" w:hAnsi="標楷體"/>
+          <w:lang w:eastAsia="zh-TW"/>
+        </w:rPr>
+        <w:t>、</w:t>
+      </w:r>
+      <w:r>
+        <w:rPr>
+          <w:rFonts w:ascii="標楷體" w:eastAsia="標楷體" w:hAnsi="標楷體"/>
+          <w:lang w:eastAsia="zh-TW"/>
+        </w:rPr>
+        <w:t xml:space="preserve">{{ </w:t>
+      </w:r>
+      <w:proofErr w:type="spellStart"/>
+      <w:r>
+        <w:rPr>
+          <w:rFonts w:ascii="標楷體" w:eastAsia="標楷體" w:hAnsi="標楷體"/>
+          <w:lang w:eastAsia="zh-TW"/>
+        </w:rPr>
+        <w:t>chk_moto_yes</w:t>
+      </w:r>
+      <w:proofErr w:type="spellEnd"/>
+      <w:r>
+        <w:rPr>
+          <w:rFonts w:ascii="標楷體" w:eastAsia="標楷體" w:hAnsi="標楷體"/>
+          <w:lang w:eastAsia="zh-TW"/>
+        </w:rPr>
+        <w:t xml:space="preserve"> }}</w:t>
+      </w:r>
+      <w:r>
+        <w:rPr>
+          <w:rFonts w:ascii="標楷體" w:eastAsia="標楷體" w:hAnsi="標楷體"/>
+          <w:lang w:eastAsia="zh-TW"/>
+        </w:rPr>
+        <w:t xml:space="preserve">機車停車位  </w:t>
+      </w:r>
+      <w:proofErr w:type="gramStart"/>
+      <w:r>
+        <w:rPr>
+          <w:rFonts w:ascii="標楷體" w:eastAsia="標楷體" w:hAnsi="標楷體"/>
+          <w:lang w:eastAsia="zh-TW"/>
+        </w:rPr>
+        <w:t>個</w:t>
+      </w:r>
+      <w:proofErr w:type="gramEnd"/>
+      <w:r>
+        <w:rPr>
+          <w:rFonts w:ascii="標楷體" w:eastAsia="標楷體" w:hAnsi="標楷體"/>
+          <w:lang w:eastAsia="zh-TW"/>
+        </w:rPr>
+        <w:t xml:space="preserve"> </w:t>
+      </w:r>
+      <w:r>
+        <w:rPr>
+          <w:rFonts w:ascii="標楷體" w:eastAsia="標楷體" w:hAnsi="標楷體"/>
+          <w:lang w:eastAsia="zh-TW"/>
+        </w:rPr>
+        <w:t xml:space="preserve">{{ </w:t>
+      </w:r>
+      <w:proofErr w:type="spellStart"/>
+      <w:r>
+        <w:rPr>
+          <w:rFonts w:ascii="標楷體" w:eastAsia="標楷體" w:hAnsi="標楷體"/>
+          <w:lang w:eastAsia="zh-TW"/>
+        </w:rPr>
+        <w:t>chk_moto_no</w:t>
+      </w:r>
+      <w:proofErr w:type="spellEnd"/>
+      <w:r>
+        <w:rPr>
+          <w:rFonts w:ascii="標楷體" w:eastAsia="標楷體" w:hAnsi="標楷體"/>
+          <w:lang w:eastAsia="zh-TW"/>
+        </w:rPr>
+        <w:t xml:space="preserve"> }}</w:t>
       </w:r>
       <w:r>
         <w:rPr>
@@ -544,6 +968,20 @@
           <w:rFonts w:ascii="標楷體" w:eastAsia="標楷體" w:hAnsi="標楷體" w:hint="eastAsia"/>
           <w:lang w:eastAsia="zh-TW"/>
         </w:rPr>
+        <w:sym w:font="Wingdings 2" w:char="F0A3"/>
+      </w:r>
+      <w:r>
+        <w:rPr>
+          <w:rFonts w:ascii="標楷體" w:eastAsia="標楷體" w:hAnsi="標楷體"/>
+          <w:lang w:eastAsia="zh-TW"/>
+        </w:rPr>
+        <w:t xml:space="preserve">全部 </w:t>
+      </w:r>
+      <w:r>
+        <w:rPr>
+          <w:rFonts w:ascii="標楷體" w:eastAsia="標楷體" w:hAnsi="標楷體" w:hint="eastAsia"/>
+          <w:lang w:eastAsia="zh-TW"/>
+        </w:rPr>
         <w:t>■</w:t>
       </w:r>
       <w:r>
@@ -551,21 +989,77 @@
           <w:rFonts w:ascii="標楷體" w:eastAsia="標楷體" w:hAnsi="標楷體"/>
           <w:lang w:eastAsia="zh-TW"/>
         </w:rPr>
-        <w:t xml:space="preserve">全部 </w:t>
-      </w:r>
-      <w:r>
-        <w:rPr>
-          <w:rFonts w:ascii="標楷體" w:eastAsia="標楷體" w:hAnsi="標楷體"/>
-          <w:lang w:eastAsia="zh-TW"/>
-        </w:rPr>
-        <w:sym w:font="Wingdings 2" w:char="F0A3"/>
-      </w:r>
-      <w:r>
-        <w:rPr>
-          <w:rFonts w:ascii="標楷體" w:eastAsia="標楷體" w:hAnsi="標楷體"/>
-          <w:lang w:eastAsia="zh-TW"/>
-        </w:rPr>
         <w:t>部分</w:t>
+      </w:r>
+      <w:r>
+        <w:rPr>
+          <w:rFonts w:ascii="標楷體" w:eastAsia="標楷體" w:hAnsi="標楷體" w:hint="eastAsia"/>
+          <w:lang w:eastAsia="zh-TW"/>
+        </w:rPr>
+        <w:t xml:space="preserve"> </w:t>
+      </w:r>
+      <w:r>
+        <w:rPr>
+          <w:rFonts w:ascii="標楷體" w:eastAsia="標楷體" w:hAnsi="標楷體" w:cs="微軟正黑體"/>
+          <w:sz w:val="21"/>
+          <w:szCs w:val="21"/>
+          <w:lang w:eastAsia="zh-TW"/>
+        </w:rPr>
+        <w:t>第</w:t>
+      </w:r>
+      <w:r>
+        <w:rPr>
+          <w:rFonts w:ascii="標楷體" w:eastAsia="標楷體" w:hAnsi="標楷體" w:cs="微軟正黑體" w:hint="eastAsia"/>
+          <w:sz w:val="21"/>
+          <w:szCs w:val="21"/>
+          <w:lang w:eastAsia="zh-TW"/>
+        </w:rPr>
+        <w:t xml:space="preserve"> </w:t>
+      </w:r>
+      <w:r>
+        <w:rPr>
+          <w:rFonts w:ascii="標楷體" w:eastAsia="標楷體" w:hAnsi="標楷體" w:cs="微軟正黑體" w:hint="eastAsia"/>
+          <w:sz w:val="21"/>
+          <w:szCs w:val="21"/>
+          <w:lang w:eastAsia="zh-TW"/>
+        </w:rPr>
+        <w:t xml:space="preserve"> </w:t>
+      </w:r>
+      <w:r>
+        <w:rPr>
+          <w:rFonts w:ascii="標楷體" w:eastAsia="標楷體" w:hAnsi="標楷體" w:cs="微軟正黑體"/>
+          <w:sz w:val="21"/>
+          <w:szCs w:val="21"/>
+          <w:lang w:eastAsia="zh-TW"/>
+        </w:rPr>
+        <w:t xml:space="preserve">層 </w:t>
+      </w:r>
+      <w:r>
+        <w:rPr>
+          <w:rFonts w:ascii="標楷體" w:eastAsia="標楷體" w:hAnsi="標楷體" w:cs="微軟正黑體" w:hint="eastAsia"/>
+          <w:sz w:val="21"/>
+          <w:szCs w:val="21"/>
+          <w:lang w:eastAsia="zh-TW"/>
+        </w:rPr>
+        <w:t>，</w:t>
+      </w:r>
+      <w:r>
+        <w:rPr>
+          <w:rFonts w:ascii="標楷體" w:eastAsia="標楷體" w:hAnsi="標楷體" w:cs="微軟正黑體"/>
+          <w:sz w:val="21"/>
+          <w:szCs w:val="21"/>
+          <w:lang w:eastAsia="zh-TW"/>
+        </w:rPr>
+        <w:t xml:space="preserve"> 房間  間，面積    平方公尺</w:t>
+      </w:r>
+      <w:r>
+        <w:rPr>
+          <w:rFonts w:ascii="標楷體" w:eastAsia="標楷體" w:hAnsi="標楷體" w:cs="微軟正黑體"/>
+          <w:sz w:val="21"/>
+          <w:szCs w:val="21"/>
+          <w:lang w:eastAsia="zh-TW"/>
+        </w:rPr>
+        <w:t>。</w:t>
       </w:r>
     </w:p>
     <w:p>
@@ -580,7 +1074,23 @@
           <w:rFonts w:ascii="標楷體" w:eastAsia="標楷體" w:hAnsi="標楷體"/>
           <w:lang w:eastAsia="zh-TW"/>
         </w:rPr>
-        <w:t>2、車位(如無則免填)：</w:t>
+        <w:t>2、車位(如無</w:t>
+      </w:r>
+      <w:proofErr w:type="gramStart"/>
+      <w:r>
+        <w:rPr>
+          <w:rFonts w:ascii="標楷體" w:eastAsia="標楷體" w:hAnsi="標楷體"/>
+          <w:lang w:eastAsia="zh-TW"/>
+        </w:rPr>
+        <w:t>則免填</w:t>
+      </w:r>
+      <w:proofErr w:type="gramEnd"/>
+      <w:r>
+        <w:rPr>
+          <w:rFonts w:ascii="標楷體" w:eastAsia="標楷體" w:hAnsi="標楷體"/>
+          <w:lang w:eastAsia="zh-TW"/>
+        </w:rPr>
+        <w:t>)：</w:t>
       </w:r>
     </w:p>
     <w:p>
@@ -705,7 +1215,23 @@
           <w:rFonts w:ascii="標楷體" w:eastAsia="標楷體" w:hAnsi="標楷體"/>
           <w:lang w:eastAsia="zh-TW"/>
         </w:rPr>
-        <w:t>{{ start_year }}</w:t>
+        <w:t xml:space="preserve">{{ </w:t>
+      </w:r>
+      <w:proofErr w:type="spellStart"/>
+      <w:r>
+        <w:rPr>
+          <w:rFonts w:ascii="標楷體" w:eastAsia="標楷體" w:hAnsi="標楷體"/>
+          <w:lang w:eastAsia="zh-TW"/>
+        </w:rPr>
+        <w:t>start_year</w:t>
+      </w:r>
+      <w:proofErr w:type="spellEnd"/>
+      <w:r>
+        <w:rPr>
+          <w:rFonts w:ascii="標楷體" w:eastAsia="標楷體" w:hAnsi="標楷體"/>
+          <w:lang w:eastAsia="zh-TW"/>
+        </w:rPr>
+        <w:t xml:space="preserve"> }}</w:t>
       </w:r>
       <w:r>
         <w:rPr>
@@ -719,7 +1245,23 @@
           <w:rFonts w:ascii="標楷體" w:eastAsia="標楷體" w:hAnsi="標楷體"/>
           <w:lang w:eastAsia="zh-TW"/>
         </w:rPr>
-        <w:t>{{ start_month }}</w:t>
+        <w:t xml:space="preserve">{{ </w:t>
+      </w:r>
+      <w:proofErr w:type="spellStart"/>
+      <w:r>
+        <w:rPr>
+          <w:rFonts w:ascii="標楷體" w:eastAsia="標楷體" w:hAnsi="標楷體"/>
+          <w:lang w:eastAsia="zh-TW"/>
+        </w:rPr>
+        <w:t>start_month</w:t>
+      </w:r>
+      <w:proofErr w:type="spellEnd"/>
+      <w:r>
+        <w:rPr>
+          <w:rFonts w:ascii="標楷體" w:eastAsia="標楷體" w:hAnsi="標楷體"/>
+          <w:lang w:eastAsia="zh-TW"/>
+        </w:rPr>
+        <w:t xml:space="preserve"> }}</w:t>
       </w:r>
       <w:r>
         <w:rPr>
@@ -733,7 +1275,23 @@
           <w:rFonts w:ascii="標楷體" w:eastAsia="標楷體" w:hAnsi="標楷體"/>
           <w:lang w:eastAsia="zh-TW"/>
         </w:rPr>
-        <w:t>{{ start_day }}</w:t>
+        <w:t xml:space="preserve">{{ </w:t>
+      </w:r>
+      <w:proofErr w:type="spellStart"/>
+      <w:r>
+        <w:rPr>
+          <w:rFonts w:ascii="標楷體" w:eastAsia="標楷體" w:hAnsi="標楷體"/>
+          <w:lang w:eastAsia="zh-TW"/>
+        </w:rPr>
+        <w:t>start_day</w:t>
+      </w:r>
+      <w:proofErr w:type="spellEnd"/>
+      <w:r>
+        <w:rPr>
+          <w:rFonts w:ascii="標楷體" w:eastAsia="標楷體" w:hAnsi="標楷體"/>
+          <w:lang w:eastAsia="zh-TW"/>
+        </w:rPr>
+        <w:t xml:space="preserve"> }}</w:t>
       </w:r>
       <w:r>
         <w:rPr>
@@ -747,7 +1305,23 @@
           <w:rFonts w:ascii="標楷體" w:eastAsia="標楷體" w:hAnsi="標楷體"/>
           <w:lang w:eastAsia="zh-TW"/>
         </w:rPr>
-        <w:t>{{ end_year }}</w:t>
+        <w:t xml:space="preserve">{{ </w:t>
+      </w:r>
+      <w:proofErr w:type="spellStart"/>
+      <w:r>
+        <w:rPr>
+          <w:rFonts w:ascii="標楷體" w:eastAsia="標楷體" w:hAnsi="標楷體"/>
+          <w:lang w:eastAsia="zh-TW"/>
+        </w:rPr>
+        <w:t>end_year</w:t>
+      </w:r>
+      <w:proofErr w:type="spellEnd"/>
+      <w:r>
+        <w:rPr>
+          <w:rFonts w:ascii="標楷體" w:eastAsia="標楷體" w:hAnsi="標楷體"/>
+          <w:lang w:eastAsia="zh-TW"/>
+        </w:rPr>
+        <w:t xml:space="preserve"> }}</w:t>
       </w:r>
       <w:r>
         <w:rPr>
@@ -761,7 +1335,23 @@
           <w:rFonts w:ascii="標楷體" w:eastAsia="標楷體" w:hAnsi="標楷體"/>
           <w:lang w:eastAsia="zh-TW"/>
         </w:rPr>
-        <w:t>{{ end_month }}</w:t>
+        <w:t xml:space="preserve">{{ </w:t>
+      </w:r>
+      <w:proofErr w:type="spellStart"/>
+      <w:r>
+        <w:rPr>
+          <w:rFonts w:ascii="標楷體" w:eastAsia="標楷體" w:hAnsi="標楷體"/>
+          <w:lang w:eastAsia="zh-TW"/>
+        </w:rPr>
+        <w:t>end_month</w:t>
+      </w:r>
+      <w:proofErr w:type="spellEnd"/>
+      <w:r>
+        <w:rPr>
+          <w:rFonts w:ascii="標楷體" w:eastAsia="標楷體" w:hAnsi="標楷體"/>
+          <w:lang w:eastAsia="zh-TW"/>
+        </w:rPr>
+        <w:t xml:space="preserve"> }}</w:t>
       </w:r>
       <w:r>
         <w:rPr>
@@ -775,14 +1365,46 @@
           <w:rFonts w:ascii="標楷體" w:eastAsia="標楷體" w:hAnsi="標楷體"/>
           <w:lang w:eastAsia="zh-TW"/>
         </w:rPr>
-        <w:t>{{ end_day }}</w:t>
-      </w:r>
-      <w:r>
-        <w:rPr>
-          <w:rFonts w:ascii="標楷體" w:eastAsia="標楷體" w:hAnsi="標楷體"/>
-          <w:lang w:eastAsia="zh-TW"/>
-        </w:rPr>
-        <w:t xml:space="preserve"> 日止。(租賃期間至少三十日以上)</w:t>
+        <w:t xml:space="preserve">{{ </w:t>
+      </w:r>
+      <w:proofErr w:type="spellStart"/>
+      <w:r>
+        <w:rPr>
+          <w:rFonts w:ascii="標楷體" w:eastAsia="標楷體" w:hAnsi="標楷體"/>
+          <w:lang w:eastAsia="zh-TW"/>
+        </w:rPr>
+        <w:t>end_day</w:t>
+      </w:r>
+      <w:proofErr w:type="spellEnd"/>
+      <w:r>
+        <w:rPr>
+          <w:rFonts w:ascii="標楷體" w:eastAsia="標楷體" w:hAnsi="標楷體"/>
+          <w:lang w:eastAsia="zh-TW"/>
+        </w:rPr>
+        <w:t xml:space="preserve"> }}</w:t>
+      </w:r>
+      <w:r>
+        <w:rPr>
+          <w:rFonts w:ascii="標楷體" w:eastAsia="標楷體" w:hAnsi="標楷體"/>
+          <w:lang w:eastAsia="zh-TW"/>
+        </w:rPr>
+        <w:t xml:space="preserve"> 日止。(租賃期間至少</w:t>
+      </w:r>
+      <w:proofErr w:type="gramStart"/>
+      <w:r>
+        <w:rPr>
+          <w:rFonts w:ascii="標楷體" w:eastAsia="標楷體" w:hAnsi="標楷體"/>
+          <w:lang w:eastAsia="zh-TW"/>
+        </w:rPr>
+        <w:t>三</w:t>
+      </w:r>
+      <w:proofErr w:type="gramEnd"/>
+      <w:r>
+        <w:rPr>
+          <w:rFonts w:ascii="標楷體" w:eastAsia="標楷體" w:hAnsi="標楷體"/>
+          <w:lang w:eastAsia="zh-TW"/>
+        </w:rPr>
+        <w:t>十日以上)</w:t>
       </w:r>
     </w:p>
     <w:p>
@@ -828,7 +1450,23 @@
           <w:rFonts w:ascii="標楷體" w:eastAsia="標楷體" w:hAnsi="標楷體"/>
           <w:lang w:eastAsia="zh-TW"/>
         </w:rPr>
-        <w:t>{{ rent_amount }}</w:t>
+        <w:t xml:space="preserve">{{ </w:t>
+      </w:r>
+      <w:proofErr w:type="spellStart"/>
+      <w:r>
+        <w:rPr>
+          <w:rFonts w:ascii="標楷體" w:eastAsia="標楷體" w:hAnsi="標楷體"/>
+          <w:lang w:eastAsia="zh-TW"/>
+        </w:rPr>
+        <w:t>rent_amount</w:t>
+      </w:r>
+      <w:proofErr w:type="spellEnd"/>
+      <w:r>
+        <w:rPr>
+          <w:rFonts w:ascii="標楷體" w:eastAsia="標楷體" w:hAnsi="標楷體"/>
+          <w:lang w:eastAsia="zh-TW"/>
+        </w:rPr>
+        <w:t xml:space="preserve"> }}</w:t>
       </w:r>
       <w:r>
         <w:rPr>
@@ -849,42 +1487,37 @@
           <w:rFonts w:ascii="標楷體" w:eastAsia="標楷體" w:hAnsi="標楷體" w:hint="eastAsia"/>
           <w:lang w:eastAsia="zh-TW"/>
         </w:rPr>
-        <w:t xml:space="preserve">    </w:t>
-      </w:r>
-      <w:r>
-        <w:rPr>
-          <w:rFonts w:ascii="標楷體" w:eastAsia="標楷體" w:hAnsi="標楷體"/>
-          <w:lang w:eastAsia="zh-TW"/>
-        </w:rPr>
-        <w:t xml:space="preserve"> 個月租金，並於每期 </w:t>
+        <w:t xml:space="preserve">   </w:t>
+      </w:r>
+      <w:proofErr w:type="gramStart"/>
+      <w:r>
+        <w:rPr>
+          <w:rFonts w:ascii="標楷體" w:eastAsia="標楷體" w:hAnsi="標楷體"/>
+          <w:lang w:eastAsia="zh-TW"/>
+        </w:rPr>
+        <w:t>個</w:t>
+      </w:r>
+      <w:proofErr w:type="gramEnd"/>
+      <w:r>
+        <w:rPr>
+          <w:rFonts w:ascii="標楷體" w:eastAsia="標楷體" w:hAnsi="標楷體"/>
+          <w:lang w:eastAsia="zh-TW"/>
+        </w:rPr>
+        <w:t xml:space="preserve">月租金，並於每期 </w:t>
       </w:r>
       <w:r>
         <w:rPr>
           <w:rFonts w:ascii="標楷體" w:eastAsia="標楷體" w:hAnsi="標楷體" w:hint="eastAsia"/>
           <w:lang w:eastAsia="zh-TW"/>
         </w:rPr>
-        <w:t xml:space="preserve">    </w:t>
-      </w:r>
-      <w:r>
-        <w:rPr>
-          <w:rFonts w:ascii="標楷體" w:eastAsia="標楷體" w:hAnsi="標楷體"/>
-          <w:lang w:eastAsia="zh-TW"/>
-        </w:rPr>
-        <w:t xml:space="preserve"> 月 </w:t>
-      </w:r>
-      <w:r>
-        <w:rPr>
-          <w:rFonts w:ascii="標楷體" w:eastAsia="標楷體" w:hAnsi="標楷體" w:hint="eastAsia"/>
-          <w:lang w:eastAsia="zh-TW"/>
-        </w:rPr>
-        <w:t xml:space="preserve">    </w:t>
-      </w:r>
-      <w:r>
-        <w:rPr>
-          <w:rFonts w:ascii="標楷體" w:eastAsia="標楷體" w:hAnsi="標楷體"/>
-          <w:lang w:eastAsia="zh-TW"/>
-        </w:rPr>
-        <w:t xml:space="preserve"> 日前支付，不得藉任何理由拖延或拒絕；出租人於租賃期間亦不得藉任何理由要求調漲租金。</w:t>
+        <w:t xml:space="preserve">  </w:t>
+      </w:r>
+      <w:r>
+        <w:rPr>
+          <w:rFonts w:ascii="標楷體" w:eastAsia="標楷體" w:hAnsi="標楷體"/>
+          <w:lang w:eastAsia="zh-TW"/>
+        </w:rPr>
+        <w:t>日前支付，不得藉任何理由拖延或拒絕；出租人於租賃期間亦不得藉任何理由要求調漲租金。</w:t>
       </w:r>
     </w:p>
     <w:p>
@@ -957,12 +1590,21 @@
         </w:rPr>
         <w:t xml:space="preserve"> </w:t>
       </w:r>
+      <w:proofErr w:type="gramStart"/>
       <w:r>
         <w:rPr>
           <w:rFonts w:ascii="標楷體" w:eastAsia="標楷體" w:hAnsi="標楷體" w:hint="eastAsia"/>
           <w:lang w:eastAsia="zh-TW"/>
         </w:rPr>
-        <w:t>友峰群不動產</w:t>
+        <w:t>友峰群</w:t>
+      </w:r>
+      <w:proofErr w:type="gramEnd"/>
+      <w:r>
+        <w:rPr>
+          <w:rFonts w:ascii="標楷體" w:eastAsia="標楷體" w:hAnsi="標楷體" w:hint="eastAsia"/>
+          <w:lang w:eastAsia="zh-TW"/>
+        </w:rPr>
+        <w:t>不動產</w:t>
       </w:r>
       <w:r>
         <w:rPr>
@@ -1021,8 +1663,19 @@
           <w:sz w:val="24"/>
           <w:lang w:eastAsia="zh-TW"/>
         </w:rPr>
-        <w:t>第四條 押金約定及返還</w:t>
-      </w:r>
+        <w:t>第四條 押金</w:t>
+      </w:r>
+      <w:proofErr w:type="gramStart"/>
+      <w:r>
+        <w:rPr>
+          <w:rFonts w:ascii="標楷體" w:eastAsia="標楷體" w:hAnsi="標楷體"/>
+          <w:b/>
+          <w:sz w:val="24"/>
+          <w:lang w:eastAsia="zh-TW"/>
+        </w:rPr>
+        <w:t>約定及返還</w:t>
+      </w:r>
+      <w:proofErr w:type="gramEnd"/>
     </w:p>
     <w:p>
       <w:pPr>
@@ -1065,7 +1718,23 @@
           <w:rFonts w:ascii="標楷體" w:eastAsia="標楷體" w:hAnsi="標楷體"/>
           <w:lang w:eastAsia="zh-TW"/>
         </w:rPr>
-        <w:t xml:space="preserve"> 個月租金，金額為</w:t>
+        <w:t xml:space="preserve"> </w:t>
+      </w:r>
+      <w:proofErr w:type="gramStart"/>
+      <w:r>
+        <w:rPr>
+          <w:rFonts w:ascii="標楷體" w:eastAsia="標楷體" w:hAnsi="標楷體"/>
+          <w:lang w:eastAsia="zh-TW"/>
+        </w:rPr>
+        <w:t>個</w:t>
+      </w:r>
+      <w:proofErr w:type="gramEnd"/>
+      <w:r>
+        <w:rPr>
+          <w:rFonts w:ascii="標楷體" w:eastAsia="標楷體" w:hAnsi="標楷體"/>
+          <w:lang w:eastAsia="zh-TW"/>
+        </w:rPr>
+        <w:t>月租金，金額為</w:t>
       </w:r>
       <w:r>
         <w:rPr>
@@ -1079,7 +1748,23 @@
           <w:rFonts w:ascii="標楷體" w:eastAsia="標楷體" w:hAnsi="標楷體"/>
           <w:lang w:eastAsia="zh-TW"/>
         </w:rPr>
-        <w:t>{{ deposit_amount }}</w:t>
+        <w:t xml:space="preserve">{{ </w:t>
+      </w:r>
+      <w:proofErr w:type="spellStart"/>
+      <w:r>
+        <w:rPr>
+          <w:rFonts w:ascii="標楷體" w:eastAsia="標楷體" w:hAnsi="標楷體"/>
+          <w:lang w:eastAsia="zh-TW"/>
+        </w:rPr>
+        <w:t>deposit_amount</w:t>
+      </w:r>
+      <w:proofErr w:type="spellEnd"/>
+      <w:r>
+        <w:rPr>
+          <w:rFonts w:ascii="標楷體" w:eastAsia="標楷體" w:hAnsi="標楷體"/>
+          <w:lang w:eastAsia="zh-TW"/>
+        </w:rPr>
+        <w:t xml:space="preserve"> }}</w:t>
       </w:r>
       <w:r>
         <w:rPr>
@@ -1101,7 +1786,23 @@
           <w:rFonts w:ascii="標楷體" w:eastAsia="標楷體" w:hAnsi="標楷體"/>
           <w:lang w:eastAsia="zh-TW"/>
         </w:rPr>
-        <w:t>前項押金，除有第十一條第四項、第十三條第三項、第十四條第四項及第十八條第二項得抵充之情形外，出租人應於租期屆滿或租賃契約終止，承租人返還租賃住宅時，返還押金或抵充本契約所生債務後之賸餘押金。</w:t>
+        <w:t>前項押金，除有第十一條第四項、第十三條第三項、第十四條第四項及第十八條第二項得抵充之情形外，出租人應於租期屆滿或租賃契約終止，承租人返還租賃住宅時，返還押金</w:t>
+      </w:r>
+      <w:proofErr w:type="gramStart"/>
+      <w:r>
+        <w:rPr>
+          <w:rFonts w:ascii="標楷體" w:eastAsia="標楷體" w:hAnsi="標楷體"/>
+          <w:lang w:eastAsia="zh-TW"/>
+        </w:rPr>
+        <w:t>或抵充本</w:t>
+      </w:r>
+      <w:proofErr w:type="gramEnd"/>
+      <w:r>
+        <w:rPr>
+          <w:rFonts w:ascii="標楷體" w:eastAsia="標楷體" w:hAnsi="標楷體"/>
+          <w:lang w:eastAsia="zh-TW"/>
+        </w:rPr>
+        <w:t>契約所生債務後之賸餘押金。</w:t>
       </w:r>
     </w:p>
     <w:p>
@@ -1133,7 +1834,23 @@
           <w:rFonts w:ascii="標楷體" w:eastAsia="標楷體" w:hAnsi="標楷體"/>
           <w:lang w:eastAsia="zh-TW"/>
         </w:rPr>
-        <w:t>租賃期間，使用租賃住宅所生之相關費用，依下列約定辦理：</w:t>
+        <w:t>租賃</w:t>
+      </w:r>
+      <w:proofErr w:type="gramStart"/>
+      <w:r>
+        <w:rPr>
+          <w:rFonts w:ascii="標楷體" w:eastAsia="標楷體" w:hAnsi="標楷體"/>
+          <w:lang w:eastAsia="zh-TW"/>
+        </w:rPr>
+        <w:t>期間，</w:t>
+      </w:r>
+      <w:proofErr w:type="gramEnd"/>
+      <w:r>
+        <w:rPr>
+          <w:rFonts w:ascii="標楷體" w:eastAsia="標楷體" w:hAnsi="標楷體"/>
+          <w:lang w:eastAsia="zh-TW"/>
+        </w:rPr>
+        <w:t>使用租賃住宅所生之相關費用，依下列約定辦理：</w:t>
       </w:r>
     </w:p>
     <w:p>
@@ -1148,14 +1865,94 @@
           <w:rFonts w:ascii="標楷體" w:eastAsia="標楷體" w:hAnsi="標楷體"/>
           <w:lang w:eastAsia="zh-TW"/>
         </w:rPr>
-        <w:t>(一) 管理費：</w:t>
-      </w:r>
-      <w:r>
-        <w:rPr>
-          <w:rFonts w:ascii="標楷體" w:eastAsia="標楷體" w:hAnsi="標楷體"/>
-          <w:lang w:eastAsia="zh-TW"/>
-        </w:rPr>
-        <w:t>{{ chk_mgmt_landlord }}由出租人負擔。{{ chk_mgmt_tenant }}由承租人負擔。租賃住宅每月 {{ fee_mgmt_house }} 元整。停車位每月 {{ fee_mgmt_car }} 元整</w:t>
+        <w:t>(</w:t>
+      </w:r>
+      <w:proofErr w:type="gramStart"/>
+      <w:r>
+        <w:rPr>
+          <w:rFonts w:ascii="標楷體" w:eastAsia="標楷體" w:hAnsi="標楷體"/>
+          <w:lang w:eastAsia="zh-TW"/>
+        </w:rPr>
+        <w:t>一</w:t>
+      </w:r>
+      <w:proofErr w:type="gramEnd"/>
+      <w:r>
+        <w:rPr>
+          <w:rFonts w:ascii="標楷體" w:eastAsia="標楷體" w:hAnsi="標楷體"/>
+          <w:lang w:eastAsia="zh-TW"/>
+        </w:rPr>
+        <w:t>) 管理費：</w:t>
+      </w:r>
+      <w:r>
+        <w:rPr>
+          <w:rFonts w:ascii="標楷體" w:eastAsia="標楷體" w:hAnsi="標楷體"/>
+          <w:lang w:eastAsia="zh-TW"/>
+        </w:rPr>
+        <w:t xml:space="preserve">{{ </w:t>
+      </w:r>
+      <w:proofErr w:type="spellStart"/>
+      <w:r>
+        <w:rPr>
+          <w:rFonts w:ascii="標楷體" w:eastAsia="標楷體" w:hAnsi="標楷體"/>
+          <w:lang w:eastAsia="zh-TW"/>
+        </w:rPr>
+        <w:t>chk_mgmt_landlord</w:t>
+      </w:r>
+      <w:proofErr w:type="spellEnd"/>
+      <w:r>
+        <w:rPr>
+          <w:rFonts w:ascii="標楷體" w:eastAsia="標楷體" w:hAnsi="標楷體"/>
+          <w:lang w:eastAsia="zh-TW"/>
+        </w:rPr>
+        <w:t xml:space="preserve"> }}由出租人負擔。{{ </w:t>
+      </w:r>
+      <w:proofErr w:type="spellStart"/>
+      <w:r>
+        <w:rPr>
+          <w:rFonts w:ascii="標楷體" w:eastAsia="標楷體" w:hAnsi="標楷體"/>
+          <w:lang w:eastAsia="zh-TW"/>
+        </w:rPr>
+        <w:t>chk_mgmt_tenant</w:t>
+      </w:r>
+      <w:proofErr w:type="spellEnd"/>
+      <w:r>
+        <w:rPr>
+          <w:rFonts w:ascii="標楷體" w:eastAsia="標楷體" w:hAnsi="標楷體"/>
+          <w:lang w:eastAsia="zh-TW"/>
+        </w:rPr>
+        <w:t xml:space="preserve"> }}由承租人負擔。租賃住宅每月 {{ </w:t>
+      </w:r>
+      <w:proofErr w:type="spellStart"/>
+      <w:r>
+        <w:rPr>
+          <w:rFonts w:ascii="標楷體" w:eastAsia="標楷體" w:hAnsi="標楷體"/>
+          <w:lang w:eastAsia="zh-TW"/>
+        </w:rPr>
+        <w:t>fee_mgmt_house</w:t>
+      </w:r>
+      <w:proofErr w:type="spellEnd"/>
+      <w:r>
+        <w:rPr>
+          <w:rFonts w:ascii="標楷體" w:eastAsia="標楷體" w:hAnsi="標楷體"/>
+          <w:lang w:eastAsia="zh-TW"/>
+        </w:rPr>
+        <w:t xml:space="preserve"> }} 元整。停車位每月 {{ </w:t>
+      </w:r>
+      <w:proofErr w:type="spellStart"/>
+      <w:r>
+        <w:rPr>
+          <w:rFonts w:ascii="標楷體" w:eastAsia="標楷體" w:hAnsi="標楷體"/>
+          <w:lang w:eastAsia="zh-TW"/>
+        </w:rPr>
+        <w:t>fee_mgmt_car</w:t>
+      </w:r>
+      <w:proofErr w:type="spellEnd"/>
+      <w:r>
+        <w:rPr>
+          <w:rFonts w:ascii="標楷體" w:eastAsia="標楷體" w:hAnsi="標楷體"/>
+          <w:lang w:eastAsia="zh-TW"/>
+        </w:rPr>
+        <w:t xml:space="preserve"> }} 元整</w:t>
       </w:r>
       <w:r>
         <w:rPr>
@@ -1169,7 +1966,39 @@
           <w:rFonts w:ascii="標楷體" w:eastAsia="標楷體" w:hAnsi="標楷體"/>
           <w:lang w:eastAsia="zh-TW"/>
         </w:rPr>
-        <w:t>{{ chk_mgmt_other }}其他：{{ txt_mgmt_other }}。</w:t>
+        <w:t xml:space="preserve">{{ </w:t>
+      </w:r>
+      <w:proofErr w:type="spellStart"/>
+      <w:r>
+        <w:rPr>
+          <w:rFonts w:ascii="標楷體" w:eastAsia="標楷體" w:hAnsi="標楷體"/>
+          <w:lang w:eastAsia="zh-TW"/>
+        </w:rPr>
+        <w:t>chk_mgmt_other</w:t>
+      </w:r>
+      <w:proofErr w:type="spellEnd"/>
+      <w:r>
+        <w:rPr>
+          <w:rFonts w:ascii="標楷體" w:eastAsia="標楷體" w:hAnsi="標楷體"/>
+          <w:lang w:eastAsia="zh-TW"/>
+        </w:rPr>
+        <w:t xml:space="preserve"> }}其他：{{ </w:t>
+      </w:r>
+      <w:proofErr w:type="spellStart"/>
+      <w:r>
+        <w:rPr>
+          <w:rFonts w:ascii="標楷體" w:eastAsia="標楷體" w:hAnsi="標楷體"/>
+          <w:lang w:eastAsia="zh-TW"/>
+        </w:rPr>
+        <w:t>txt_mgmt_other</w:t>
+      </w:r>
+      <w:proofErr w:type="spellEnd"/>
+      <w:r>
+        <w:rPr>
+          <w:rFonts w:ascii="標楷體" w:eastAsia="標楷體" w:hAnsi="標楷體"/>
+          <w:lang w:eastAsia="zh-TW"/>
+        </w:rPr>
+        <w:t xml:space="preserve"> }}。</w:t>
       </w:r>
     </w:p>
     <w:p>
@@ -1191,7 +2020,71 @@
           <w:rFonts w:ascii="標楷體" w:eastAsia="標楷體" w:hAnsi="標楷體"/>
           <w:lang w:eastAsia="zh-TW"/>
         </w:rPr>
-        <w:t>{{ chk_water_landlord }}由出租人負擔。{{ chk_water_tenant }}由承租人負擔。{{ chk_water_other }}其他：{{ txt_water_other }}。</w:t>
+        <w:t xml:space="preserve">{{ </w:t>
+      </w:r>
+      <w:proofErr w:type="spellStart"/>
+      <w:r>
+        <w:rPr>
+          <w:rFonts w:ascii="標楷體" w:eastAsia="標楷體" w:hAnsi="標楷體"/>
+          <w:lang w:eastAsia="zh-TW"/>
+        </w:rPr>
+        <w:t>chk_water_landlord</w:t>
+      </w:r>
+      <w:proofErr w:type="spellEnd"/>
+      <w:r>
+        <w:rPr>
+          <w:rFonts w:ascii="標楷體" w:eastAsia="標楷體" w:hAnsi="標楷體"/>
+          <w:lang w:eastAsia="zh-TW"/>
+        </w:rPr>
+        <w:t xml:space="preserve"> }}由出租人負擔。{{ </w:t>
+      </w:r>
+      <w:proofErr w:type="spellStart"/>
+      <w:r>
+        <w:rPr>
+          <w:rFonts w:ascii="標楷體" w:eastAsia="標楷體" w:hAnsi="標楷體"/>
+          <w:lang w:eastAsia="zh-TW"/>
+        </w:rPr>
+        <w:t>chk_water_tenant</w:t>
+      </w:r>
+      <w:proofErr w:type="spellEnd"/>
+      <w:r>
+        <w:rPr>
+          <w:rFonts w:ascii="標楷體" w:eastAsia="標楷體" w:hAnsi="標楷體"/>
+          <w:lang w:eastAsia="zh-TW"/>
+        </w:rPr>
+        <w:t xml:space="preserve"> }}由承租人負擔。{{ </w:t>
+      </w:r>
+      <w:proofErr w:type="spellStart"/>
+      <w:r>
+        <w:rPr>
+          <w:rFonts w:ascii="標楷體" w:eastAsia="標楷體" w:hAnsi="標楷體"/>
+          <w:lang w:eastAsia="zh-TW"/>
+        </w:rPr>
+        <w:t>chk_water_other</w:t>
+      </w:r>
+      <w:proofErr w:type="spellEnd"/>
+      <w:r>
+        <w:rPr>
+          <w:rFonts w:ascii="標楷體" w:eastAsia="標楷體" w:hAnsi="標楷體"/>
+          <w:lang w:eastAsia="zh-TW"/>
+        </w:rPr>
+        <w:t xml:space="preserve"> }}其他：{{ </w:t>
+      </w:r>
+      <w:proofErr w:type="spellStart"/>
+      <w:r>
+        <w:rPr>
+          <w:rFonts w:ascii="標楷體" w:eastAsia="標楷體" w:hAnsi="標楷體"/>
+          <w:lang w:eastAsia="zh-TW"/>
+        </w:rPr>
+        <w:t>txt_water_other</w:t>
+      </w:r>
+      <w:proofErr w:type="spellEnd"/>
+      <w:r>
+        <w:rPr>
+          <w:rFonts w:ascii="標楷體" w:eastAsia="標楷體" w:hAnsi="標楷體"/>
+          <w:lang w:eastAsia="zh-TW"/>
+        </w:rPr>
+        <w:t xml:space="preserve"> }}。</w:t>
       </w:r>
     </w:p>
     <w:p>
@@ -1213,7 +2106,87 @@
           <w:rFonts w:ascii="標楷體" w:eastAsia="標楷體" w:hAnsi="標楷體"/>
           <w:lang w:eastAsia="zh-TW"/>
         </w:rPr>
-        <w:t>{{ chk_elec_landlord }}由出租人負擔。{{ chk_elec_tenant_avg }}由承租人負擔，每期依電費單之「當期每度平均電價」計收。{{ chk_elec_tenant_fixed }}每期每度 {{ fee_elec_rate }} 元。</w:t>
+        <w:t xml:space="preserve">{{ </w:t>
+      </w:r>
+      <w:proofErr w:type="spellStart"/>
+      <w:r>
+        <w:rPr>
+          <w:rFonts w:ascii="標楷體" w:eastAsia="標楷體" w:hAnsi="標楷體"/>
+          <w:lang w:eastAsia="zh-TW"/>
+        </w:rPr>
+        <w:t>chk_elec_landlord</w:t>
+      </w:r>
+      <w:proofErr w:type="spellEnd"/>
+      <w:r>
+        <w:rPr>
+          <w:rFonts w:ascii="標楷體" w:eastAsia="標楷體" w:hAnsi="標楷體"/>
+          <w:lang w:eastAsia="zh-TW"/>
+        </w:rPr>
+        <w:t xml:space="preserve"> }}由出租人負擔。{{ </w:t>
+      </w:r>
+      <w:proofErr w:type="spellStart"/>
+      <w:r>
+        <w:rPr>
+          <w:rFonts w:ascii="標楷體" w:eastAsia="標楷體" w:hAnsi="標楷體"/>
+          <w:lang w:eastAsia="zh-TW"/>
+        </w:rPr>
+        <w:t>chk_elec_tenant_avg</w:t>
+      </w:r>
+      <w:proofErr w:type="spellEnd"/>
+      <w:r>
+        <w:rPr>
+          <w:rFonts w:ascii="標楷體" w:eastAsia="標楷體" w:hAnsi="標楷體"/>
+          <w:lang w:eastAsia="zh-TW"/>
+        </w:rPr>
+        <w:t xml:space="preserve"> }}由承租人負擔，</w:t>
+      </w:r>
+      <w:proofErr w:type="gramStart"/>
+      <w:r>
+        <w:rPr>
+          <w:rFonts w:ascii="標楷體" w:eastAsia="標楷體" w:hAnsi="標楷體"/>
+          <w:lang w:eastAsia="zh-TW"/>
+        </w:rPr>
+        <w:t>每期依電費</w:t>
+      </w:r>
+      <w:proofErr w:type="gramEnd"/>
+      <w:r>
+        <w:rPr>
+          <w:rFonts w:ascii="標楷體" w:eastAsia="標楷體" w:hAnsi="標楷體"/>
+          <w:lang w:eastAsia="zh-TW"/>
+        </w:rPr>
+        <w:t xml:space="preserve">單之「當期每度平均電價」計收。{{ </w:t>
+      </w:r>
+      <w:proofErr w:type="spellStart"/>
+      <w:r>
+        <w:rPr>
+          <w:rFonts w:ascii="標楷體" w:eastAsia="標楷體" w:hAnsi="標楷體"/>
+          <w:lang w:eastAsia="zh-TW"/>
+        </w:rPr>
+        <w:t>chk_elec_tenant_fixed</w:t>
+      </w:r>
+      <w:proofErr w:type="spellEnd"/>
+      <w:r>
+        <w:rPr>
+          <w:rFonts w:ascii="標楷體" w:eastAsia="標楷體" w:hAnsi="標楷體"/>
+          <w:lang w:eastAsia="zh-TW"/>
+        </w:rPr>
+        <w:t xml:space="preserve"> }}每期每度 {{ </w:t>
+      </w:r>
+      <w:proofErr w:type="spellStart"/>
+      <w:r>
+        <w:rPr>
+          <w:rFonts w:ascii="標楷體" w:eastAsia="標楷體" w:hAnsi="標楷體"/>
+          <w:lang w:eastAsia="zh-TW"/>
+        </w:rPr>
+        <w:t>fee_elec_rate</w:t>
+      </w:r>
+      <w:proofErr w:type="spellEnd"/>
+      <w:r>
+        <w:rPr>
+          <w:rFonts w:ascii="標楷體" w:eastAsia="標楷體" w:hAnsi="標楷體"/>
+          <w:lang w:eastAsia="zh-TW"/>
+        </w:rPr>
+        <w:t xml:space="preserve"> }} 元。</w:t>
       </w:r>
       <w:r>
         <w:rPr>
@@ -1227,7 +2200,39 @@
           <w:rFonts w:ascii="標楷體" w:eastAsia="標楷體" w:hAnsi="標楷體"/>
           <w:lang w:eastAsia="zh-TW"/>
         </w:rPr>
-        <w:t>{{ chk_elec_other }}非以用電度數計費：約定計費方式 {{ txt_elec_other }}。</w:t>
+        <w:t xml:space="preserve">{{ </w:t>
+      </w:r>
+      <w:proofErr w:type="spellStart"/>
+      <w:r>
+        <w:rPr>
+          <w:rFonts w:ascii="標楷體" w:eastAsia="標楷體" w:hAnsi="標楷體"/>
+          <w:lang w:eastAsia="zh-TW"/>
+        </w:rPr>
+        <w:t>chk_elec_other</w:t>
+      </w:r>
+      <w:proofErr w:type="spellEnd"/>
+      <w:r>
+        <w:rPr>
+          <w:rFonts w:ascii="標楷體" w:eastAsia="標楷體" w:hAnsi="標楷體"/>
+          <w:lang w:eastAsia="zh-TW"/>
+        </w:rPr>
+        <w:t xml:space="preserve"> }}非以用電度數計費：約定計費方式 {{ </w:t>
+      </w:r>
+      <w:proofErr w:type="spellStart"/>
+      <w:r>
+        <w:rPr>
+          <w:rFonts w:ascii="標楷體" w:eastAsia="標楷體" w:hAnsi="標楷體"/>
+          <w:lang w:eastAsia="zh-TW"/>
+        </w:rPr>
+        <w:t>txt_elec_other</w:t>
+      </w:r>
+      <w:proofErr w:type="spellEnd"/>
+      <w:r>
+        <w:rPr>
+          <w:rFonts w:ascii="標楷體" w:eastAsia="標楷體" w:hAnsi="標楷體"/>
+          <w:lang w:eastAsia="zh-TW"/>
+        </w:rPr>
+        <w:t xml:space="preserve"> }}。</w:t>
       </w:r>
     </w:p>
     <w:p>
@@ -1249,7 +2254,39 @@
           <w:rFonts w:ascii="標楷體" w:eastAsia="標楷體" w:hAnsi="標楷體"/>
           <w:lang w:eastAsia="zh-TW"/>
         </w:rPr>
-        <w:t>{{ chk_gas_landlord }}由出租人負擔。{{ chk_gas_tenant }}由承租人負擔。</w:t>
+        <w:t xml:space="preserve">{{ </w:t>
+      </w:r>
+      <w:proofErr w:type="spellStart"/>
+      <w:r>
+        <w:rPr>
+          <w:rFonts w:ascii="標楷體" w:eastAsia="標楷體" w:hAnsi="標楷體"/>
+          <w:lang w:eastAsia="zh-TW"/>
+        </w:rPr>
+        <w:t>chk_gas_landlord</w:t>
+      </w:r>
+      <w:proofErr w:type="spellEnd"/>
+      <w:r>
+        <w:rPr>
+          <w:rFonts w:ascii="標楷體" w:eastAsia="標楷體" w:hAnsi="標楷體"/>
+          <w:lang w:eastAsia="zh-TW"/>
+        </w:rPr>
+        <w:t xml:space="preserve"> }}由出租人負擔。{{ </w:t>
+      </w:r>
+      <w:proofErr w:type="spellStart"/>
+      <w:r>
+        <w:rPr>
+          <w:rFonts w:ascii="標楷體" w:eastAsia="標楷體" w:hAnsi="標楷體"/>
+          <w:lang w:eastAsia="zh-TW"/>
+        </w:rPr>
+        <w:t>chk_gas_tenant</w:t>
+      </w:r>
+      <w:proofErr w:type="spellEnd"/>
+      <w:r>
+        <w:rPr>
+          <w:rFonts w:ascii="標楷體" w:eastAsia="標楷體" w:hAnsi="標楷體"/>
+          <w:lang w:eastAsia="zh-TW"/>
+        </w:rPr>
+        <w:t xml:space="preserve"> }}由承租人負擔。</w:t>
       </w:r>
       <w:r>
         <w:rPr>
@@ -1263,7 +2300,39 @@
           <w:rFonts w:ascii="標楷體" w:eastAsia="標楷體" w:hAnsi="標楷體"/>
           <w:lang w:eastAsia="zh-TW"/>
         </w:rPr>
-        <w:t>{{ chk_gas_other }}其他：{{ txt_gas_other }}。</w:t>
+        <w:t xml:space="preserve">{{ </w:t>
+      </w:r>
+      <w:proofErr w:type="spellStart"/>
+      <w:r>
+        <w:rPr>
+          <w:rFonts w:ascii="標楷體" w:eastAsia="標楷體" w:hAnsi="標楷體"/>
+          <w:lang w:eastAsia="zh-TW"/>
+        </w:rPr>
+        <w:t>chk_gas_other</w:t>
+      </w:r>
+      <w:proofErr w:type="spellEnd"/>
+      <w:r>
+        <w:rPr>
+          <w:rFonts w:ascii="標楷體" w:eastAsia="標楷體" w:hAnsi="標楷體"/>
+          <w:lang w:eastAsia="zh-TW"/>
+        </w:rPr>
+        <w:t xml:space="preserve"> }}其他：{{ </w:t>
+      </w:r>
+      <w:proofErr w:type="spellStart"/>
+      <w:r>
+        <w:rPr>
+          <w:rFonts w:ascii="標楷體" w:eastAsia="標楷體" w:hAnsi="標楷體"/>
+          <w:lang w:eastAsia="zh-TW"/>
+        </w:rPr>
+        <w:t>txt_gas_other</w:t>
+      </w:r>
+      <w:proofErr w:type="spellEnd"/>
+      <w:r>
+        <w:rPr>
+          <w:rFonts w:ascii="標楷體" w:eastAsia="標楷體" w:hAnsi="標楷體"/>
+          <w:lang w:eastAsia="zh-TW"/>
+        </w:rPr>
+        <w:t xml:space="preserve"> }}。</w:t>
       </w:r>
     </w:p>
     <w:p>
@@ -1285,7 +2354,71 @@
           <w:rFonts w:ascii="標楷體" w:eastAsia="標楷體" w:hAnsi="標楷體"/>
           <w:lang w:eastAsia="zh-TW"/>
         </w:rPr>
-        <w:t>{{ chk_net_landlord }}由出租人負擔。{{ chk_net_tenant }}由承租人負擔。{{ chk_net_other }}其他：{{ txt_net_other }}。</w:t>
+        <w:t xml:space="preserve">{{ </w:t>
+      </w:r>
+      <w:proofErr w:type="spellStart"/>
+      <w:r>
+        <w:rPr>
+          <w:rFonts w:ascii="標楷體" w:eastAsia="標楷體" w:hAnsi="標楷體"/>
+          <w:lang w:eastAsia="zh-TW"/>
+        </w:rPr>
+        <w:t>chk_net_landlord</w:t>
+      </w:r>
+      <w:proofErr w:type="spellEnd"/>
+      <w:r>
+        <w:rPr>
+          <w:rFonts w:ascii="標楷體" w:eastAsia="標楷體" w:hAnsi="標楷體"/>
+          <w:lang w:eastAsia="zh-TW"/>
+        </w:rPr>
+        <w:t xml:space="preserve"> }}由出租人負擔。{{ </w:t>
+      </w:r>
+      <w:proofErr w:type="spellStart"/>
+      <w:r>
+        <w:rPr>
+          <w:rFonts w:ascii="標楷體" w:eastAsia="標楷體" w:hAnsi="標楷體"/>
+          <w:lang w:eastAsia="zh-TW"/>
+        </w:rPr>
+        <w:t>chk_net_tenant</w:t>
+      </w:r>
+      <w:proofErr w:type="spellEnd"/>
+      <w:r>
+        <w:rPr>
+          <w:rFonts w:ascii="標楷體" w:eastAsia="標楷體" w:hAnsi="標楷體"/>
+          <w:lang w:eastAsia="zh-TW"/>
+        </w:rPr>
+        <w:t xml:space="preserve"> }}由承租人負擔。{{ </w:t>
+      </w:r>
+      <w:proofErr w:type="spellStart"/>
+      <w:r>
+        <w:rPr>
+          <w:rFonts w:ascii="標楷體" w:eastAsia="標楷體" w:hAnsi="標楷體"/>
+          <w:lang w:eastAsia="zh-TW"/>
+        </w:rPr>
+        <w:t>chk_net_other</w:t>
+      </w:r>
+      <w:proofErr w:type="spellEnd"/>
+      <w:r>
+        <w:rPr>
+          <w:rFonts w:ascii="標楷體" w:eastAsia="標楷體" w:hAnsi="標楷體"/>
+          <w:lang w:eastAsia="zh-TW"/>
+        </w:rPr>
+        <w:t xml:space="preserve"> }}其他：{{ </w:t>
+      </w:r>
+      <w:proofErr w:type="spellStart"/>
+      <w:r>
+        <w:rPr>
+          <w:rFonts w:ascii="標楷體" w:eastAsia="標楷體" w:hAnsi="標楷體"/>
+          <w:lang w:eastAsia="zh-TW"/>
+        </w:rPr>
+        <w:t>txt_net_other</w:t>
+      </w:r>
+      <w:proofErr w:type="spellEnd"/>
+      <w:r>
+        <w:rPr>
+          <w:rFonts w:ascii="標楷體" w:eastAsia="標楷體" w:hAnsi="標楷體"/>
+          <w:lang w:eastAsia="zh-TW"/>
+        </w:rPr>
+        <w:t xml:space="preserve"> }}。</w:t>
       </w:r>
     </w:p>
     <w:p>
@@ -1316,7 +2449,39 @@
           <w:rFonts w:ascii="標楷體" w:eastAsia="標楷體" w:hAnsi="標楷體"/>
           <w:lang w:eastAsia="zh-TW"/>
         </w:rPr>
-        <w:t>{{ chk_net_other }}其他：{{ txt_net_other }}。</w:t>
+        <w:t xml:space="preserve">{{ </w:t>
+      </w:r>
+      <w:proofErr w:type="spellStart"/>
+      <w:r>
+        <w:rPr>
+          <w:rFonts w:ascii="標楷體" w:eastAsia="標楷體" w:hAnsi="標楷體"/>
+          <w:lang w:eastAsia="zh-TW"/>
+        </w:rPr>
+        <w:t>chk_net_other</w:t>
+      </w:r>
+      <w:proofErr w:type="spellEnd"/>
+      <w:r>
+        <w:rPr>
+          <w:rFonts w:ascii="標楷體" w:eastAsia="標楷體" w:hAnsi="標楷體"/>
+          <w:lang w:eastAsia="zh-TW"/>
+        </w:rPr>
+        <w:t xml:space="preserve"> }}其他：{{ </w:t>
+      </w:r>
+      <w:proofErr w:type="spellStart"/>
+      <w:r>
+        <w:rPr>
+          <w:rFonts w:ascii="標楷體" w:eastAsia="標楷體" w:hAnsi="標楷體"/>
+          <w:lang w:eastAsia="zh-TW"/>
+        </w:rPr>
+        <w:t>txt_net_other</w:t>
+      </w:r>
+      <w:proofErr w:type="spellEnd"/>
+      <w:r>
+        <w:rPr>
+          <w:rFonts w:ascii="標楷體" w:eastAsia="標楷體" w:hAnsi="標楷體"/>
+          <w:lang w:eastAsia="zh-TW"/>
+        </w:rPr>
+        <w:t xml:space="preserve"> }}。</w:t>
       </w:r>
     </w:p>
     <w:p>
@@ -1363,7 +2528,23 @@
           <w:rFonts w:ascii="標楷體" w:eastAsia="標楷體" w:hAnsi="標楷體"/>
           <w:lang w:eastAsia="zh-TW"/>
         </w:rPr>
-        <w:t>(一) 租賃住宅之房屋稅、地價稅由出租人負擔。</w:t>
+        <w:t>(</w:t>
+      </w:r>
+      <w:proofErr w:type="gramStart"/>
+      <w:r>
+        <w:rPr>
+          <w:rFonts w:ascii="標楷體" w:eastAsia="標楷體" w:hAnsi="標楷體"/>
+          <w:lang w:eastAsia="zh-TW"/>
+        </w:rPr>
+        <w:t>一</w:t>
+      </w:r>
+      <w:proofErr w:type="gramEnd"/>
+      <w:r>
+        <w:rPr>
+          <w:rFonts w:ascii="標楷體" w:eastAsia="標楷體" w:hAnsi="標楷體"/>
+          <w:lang w:eastAsia="zh-TW"/>
+        </w:rPr>
+        <w:t>) 租賃住宅之房屋稅、地價稅由出租人負擔。</w:t>
       </w:r>
     </w:p>
     <w:p>
@@ -1471,7 +2652,23 @@
           <w:lang w:eastAsia="zh-TW"/>
         </w:rPr>
         <w:lastRenderedPageBreak/>
-        <w:t>前項出租人同意轉租者，應出具同意書(如附件二)載明同意轉租之範圍、期間及得終止本契約之事由，供承租人轉租時向次承租人提示。</w:t>
+        <w:t>前項出租人同意轉租者，應出具同意書(如附件二)載明同意轉租之範圍、期間及得終止本契約之事由，供承租人轉租</w:t>
+      </w:r>
+      <w:proofErr w:type="gramStart"/>
+      <w:r>
+        <w:rPr>
+          <w:rFonts w:ascii="標楷體" w:eastAsia="標楷體" w:hAnsi="標楷體"/>
+          <w:lang w:eastAsia="zh-TW"/>
+        </w:rPr>
+        <w:t>時向次承租人</w:t>
+      </w:r>
+      <w:proofErr w:type="gramEnd"/>
+      <w:r>
+        <w:rPr>
+          <w:rFonts w:ascii="標楷體" w:eastAsia="標楷體" w:hAnsi="標楷體"/>
+          <w:lang w:eastAsia="zh-TW"/>
+        </w:rPr>
+        <w:t>提示。</w:t>
       </w:r>
     </w:p>
     <w:p>
@@ -1548,7 +2745,23 @@
           <w:rFonts w:ascii="標楷體" w:eastAsia="標楷體" w:hAnsi="標楷體"/>
           <w:lang w:eastAsia="zh-TW"/>
         </w:rPr>
-        <w:t>前項出租人於修繕期間，致租賃住宅全部或一部不能居住使用者，承租人得請求出租人扣除該期間全部或一部之租金。</w:t>
+        <w:t>前項出租人於修繕</w:t>
+      </w:r>
+      <w:proofErr w:type="gramStart"/>
+      <w:r>
+        <w:rPr>
+          <w:rFonts w:ascii="標楷體" w:eastAsia="標楷體" w:hAnsi="標楷體"/>
+          <w:lang w:eastAsia="zh-TW"/>
+        </w:rPr>
+        <w:t>期間，</w:t>
+      </w:r>
+      <w:proofErr w:type="gramEnd"/>
+      <w:r>
+        <w:rPr>
+          <w:rFonts w:ascii="標楷體" w:eastAsia="標楷體" w:hAnsi="標楷體"/>
+          <w:lang w:eastAsia="zh-TW"/>
+        </w:rPr>
+        <w:t>致租賃住宅全部或一部不能居住使用者，承租人得請求出租人扣除該期間全部或一部之租金。</w:t>
       </w:r>
     </w:p>
     <w:p>
@@ -1686,7 +2899,23 @@
           <w:rFonts w:ascii="標楷體" w:eastAsia="標楷體" w:hAnsi="標楷體"/>
           <w:lang w:eastAsia="zh-TW"/>
         </w:rPr>
-        <w:t>出租人與承租人簽訂本契約前，租賃住宅有由承租人負責修繕之項目及範圍者，出租人應先向承租人說明並經承租人確認(如附件三)，未經約明確認者，出租人應負責修繕，並提供有修繕必要時之聯絡方式。</w:t>
+        <w:t>出租人與承租人簽訂本契約前，租賃住宅有由承租人負責修繕之項目及範圍者，出租人應先向承租人說明並經承租人確認(如附件三)，</w:t>
+      </w:r>
+      <w:proofErr w:type="gramStart"/>
+      <w:r>
+        <w:rPr>
+          <w:rFonts w:ascii="標楷體" w:eastAsia="標楷體" w:hAnsi="標楷體"/>
+          <w:lang w:eastAsia="zh-TW"/>
+        </w:rPr>
+        <w:t>未經約明確認</w:t>
+      </w:r>
+      <w:proofErr w:type="gramEnd"/>
+      <w:r>
+        <w:rPr>
+          <w:rFonts w:ascii="標楷體" w:eastAsia="標楷體" w:hAnsi="標楷體"/>
+          <w:lang w:eastAsia="zh-TW"/>
+        </w:rPr>
+        <w:t>者，出租人應負責修繕，並提供有修繕必要時之聯絡方式。</w:t>
       </w:r>
     </w:p>
     <w:p>
@@ -1701,7 +2930,23 @@
           <w:rFonts w:ascii="標楷體" w:eastAsia="標楷體" w:hAnsi="標楷體"/>
           <w:lang w:eastAsia="zh-TW"/>
         </w:rPr>
-        <w:t>依第五條規定約定電費由承租人負擔者，出租人應提供承租人租賃標的之電費資訊，承租人亦得逕向台灣電力股份有限公司申辦查詢租賃期間之有關電費資訊。</w:t>
+        <w:t>依第五條規定約定電費由承租人負擔者，出租人應提供承租人租賃標的之電費資訊，承租人亦得</w:t>
+      </w:r>
+      <w:proofErr w:type="gramStart"/>
+      <w:r>
+        <w:rPr>
+          <w:rFonts w:ascii="標楷體" w:eastAsia="標楷體" w:hAnsi="標楷體"/>
+          <w:lang w:eastAsia="zh-TW"/>
+        </w:rPr>
+        <w:t>逕</w:t>
+      </w:r>
+      <w:proofErr w:type="gramEnd"/>
+      <w:r>
+        <w:rPr>
+          <w:rFonts w:ascii="標楷體" w:eastAsia="標楷體" w:hAnsi="標楷體"/>
+          <w:lang w:eastAsia="zh-TW"/>
+        </w:rPr>
+        <w:t>向台灣電力股份有限公司申辦查詢租賃期間之有關電費資訊。</w:t>
       </w:r>
     </w:p>
     <w:p>
@@ -1763,7 +3008,23 @@
           <w:rFonts w:ascii="標楷體" w:eastAsia="標楷體" w:hAnsi="標楷體"/>
           <w:lang w:eastAsia="zh-TW"/>
         </w:rPr>
-        <w:t>承租人違反前項義務，致租賃住宅毀損或滅失者，應負損害賠償責任。但依約定之方法或依租賃住宅之性質使用、收益，致有變更或毀損者，不在此限。</w:t>
+        <w:t>承租人違反前項義務，致租賃住宅毀損或</w:t>
+      </w:r>
+      <w:proofErr w:type="gramStart"/>
+      <w:r>
+        <w:rPr>
+          <w:rFonts w:ascii="標楷體" w:eastAsia="標楷體" w:hAnsi="標楷體"/>
+          <w:lang w:eastAsia="zh-TW"/>
+        </w:rPr>
+        <w:t>滅失者</w:t>
+      </w:r>
+      <w:proofErr w:type="gramEnd"/>
+      <w:r>
+        <w:rPr>
+          <w:rFonts w:ascii="標楷體" w:eastAsia="標楷體" w:hAnsi="標楷體"/>
+          <w:lang w:eastAsia="zh-TW"/>
+        </w:rPr>
+        <w:t>，應負損害賠償責任。但依約定之方法或依租賃住宅之性質使用、收益，致有變更或毀損者，不在此限。</w:t>
       </w:r>
     </w:p>
     <w:p>
@@ -1778,7 +3039,23 @@
           <w:rFonts w:ascii="標楷體" w:eastAsia="標楷體" w:hAnsi="標楷體"/>
           <w:lang w:eastAsia="zh-TW"/>
         </w:rPr>
-        <w:t>前項承租人應賠償之金額，得由第四條第一項規定之押金中抵充，如有不足，並得向承租人請求給付不足之金額。</w:t>
+        <w:t>前項承租人應賠償之金額，得由第四條第一項規定之押金中抵</w:t>
+      </w:r>
+      <w:proofErr w:type="gramStart"/>
+      <w:r>
+        <w:rPr>
+          <w:rFonts w:ascii="標楷體" w:eastAsia="標楷體" w:hAnsi="標楷體"/>
+          <w:lang w:eastAsia="zh-TW"/>
+        </w:rPr>
+        <w:t>充</w:t>
+      </w:r>
+      <w:proofErr w:type="gramEnd"/>
+      <w:r>
+        <w:rPr>
+          <w:rFonts w:ascii="標楷體" w:eastAsia="標楷體" w:hAnsi="標楷體"/>
+          <w:lang w:eastAsia="zh-TW"/>
+        </w:rPr>
+        <w:t>，如有不足，並得向承租人請求給付不足之金額。</w:t>
       </w:r>
     </w:p>
     <w:p>
@@ -1793,7 +3070,39 @@
           <w:rFonts w:ascii="標楷體" w:eastAsia="標楷體" w:hAnsi="標楷體"/>
           <w:lang w:eastAsia="zh-TW"/>
         </w:rPr>
-        <w:t>承租人經出租人同意轉租者，與次承租人簽訂轉租契約時，應不得逾出租人同意轉租之範圍及期間，並應於簽訂轉租契約後三十日內，以書面將轉租範圍、期間、次承租人之姓名及通訊住址等相關資料通知出租人。</w:t>
+        <w:t>承租人經出租人同意轉租者，與次承租人簽訂轉租契約時，應不得逾出租人同意轉租之範圍及</w:t>
+      </w:r>
+      <w:proofErr w:type="gramStart"/>
+      <w:r>
+        <w:rPr>
+          <w:rFonts w:ascii="標楷體" w:eastAsia="標楷體" w:hAnsi="標楷體"/>
+          <w:lang w:eastAsia="zh-TW"/>
+        </w:rPr>
+        <w:t>期間，</w:t>
+      </w:r>
+      <w:proofErr w:type="gramEnd"/>
+      <w:r>
+        <w:rPr>
+          <w:rFonts w:ascii="標楷體" w:eastAsia="標楷體" w:hAnsi="標楷體"/>
+          <w:lang w:eastAsia="zh-TW"/>
+        </w:rPr>
+        <w:t>並應於簽訂轉租契約後三十日內，以書面將轉租範圍、</w:t>
+      </w:r>
+      <w:proofErr w:type="gramStart"/>
+      <w:r>
+        <w:rPr>
+          <w:rFonts w:ascii="標楷體" w:eastAsia="標楷體" w:hAnsi="標楷體"/>
+          <w:lang w:eastAsia="zh-TW"/>
+        </w:rPr>
+        <w:t>期間、</w:t>
+      </w:r>
+      <w:proofErr w:type="gramEnd"/>
+      <w:r>
+        <w:rPr>
+          <w:rFonts w:ascii="標楷體" w:eastAsia="標楷體" w:hAnsi="標楷體"/>
+          <w:lang w:eastAsia="zh-TW"/>
+        </w:rPr>
+        <w:t>次承租人之姓名及通訊住址等相關資料通知出租人。</w:t>
       </w:r>
     </w:p>
     <w:p>
@@ -1826,7 +3135,39 @@
           <w:lang w:eastAsia="zh-TW"/>
         </w:rPr>
         <w:lastRenderedPageBreak/>
-        <w:t>租賃關係存續中，因不可歸責於承租人之事由，致租賃住宅之一部滅失者，承租人得按滅失之部分，請求減少租金。</w:t>
+        <w:t>租賃關係存續中，因不可歸責於承租人之事由，致租賃住宅之</w:t>
+      </w:r>
+      <w:proofErr w:type="gramStart"/>
+      <w:r>
+        <w:rPr>
+          <w:rFonts w:ascii="標楷體" w:eastAsia="標楷體" w:hAnsi="標楷體"/>
+          <w:lang w:eastAsia="zh-TW"/>
+        </w:rPr>
+        <w:t>一部滅失者</w:t>
+      </w:r>
+      <w:proofErr w:type="gramEnd"/>
+      <w:r>
+        <w:rPr>
+          <w:rFonts w:ascii="標楷體" w:eastAsia="標楷體" w:hAnsi="標楷體"/>
+          <w:lang w:eastAsia="zh-TW"/>
+        </w:rPr>
+        <w:t>，承租人</w:t>
+      </w:r>
+      <w:proofErr w:type="gramStart"/>
+      <w:r>
+        <w:rPr>
+          <w:rFonts w:ascii="標楷體" w:eastAsia="標楷體" w:hAnsi="標楷體"/>
+          <w:lang w:eastAsia="zh-TW"/>
+        </w:rPr>
+        <w:t>得按滅失</w:t>
+      </w:r>
+      <w:proofErr w:type="gramEnd"/>
+      <w:r>
+        <w:rPr>
+          <w:rFonts w:ascii="標楷體" w:eastAsia="標楷體" w:hAnsi="標楷體"/>
+          <w:lang w:eastAsia="zh-TW"/>
+        </w:rPr>
+        <w:t>之部分，請求減少租金。</w:t>
       </w:r>
     </w:p>
     <w:p>
@@ -1902,7 +3243,23 @@
           <w:rFonts w:ascii="標楷體" w:eastAsia="標楷體" w:hAnsi="標楷體"/>
           <w:lang w:eastAsia="zh-TW"/>
         </w:rPr>
-        <w:t>前項承租人應賠償之違約金，得由第四條第一項規定之押金中抵充，如有不足，並得向承租人請求給付不足之金額。</w:t>
+        <w:t>前項承租人應賠償之違約金，得由第四條第一項規定之押金中抵</w:t>
+      </w:r>
+      <w:proofErr w:type="gramStart"/>
+      <w:r>
+        <w:rPr>
+          <w:rFonts w:ascii="標楷體" w:eastAsia="標楷體" w:hAnsi="標楷體"/>
+          <w:lang w:eastAsia="zh-TW"/>
+        </w:rPr>
+        <w:t>充</w:t>
+      </w:r>
+      <w:proofErr w:type="gramEnd"/>
+      <w:r>
+        <w:rPr>
+          <w:rFonts w:ascii="標楷體" w:eastAsia="標楷體" w:hAnsi="標楷體"/>
+          <w:lang w:eastAsia="zh-TW"/>
+        </w:rPr>
+        <w:t>，如有不足，並得向承租人請求給付不足之金額。</w:t>
       </w:r>
     </w:p>
     <w:p>
@@ -1949,7 +3306,23 @@
           <w:rFonts w:ascii="標楷體" w:eastAsia="標楷體" w:hAnsi="標楷體"/>
           <w:lang w:eastAsia="zh-TW"/>
         </w:rPr>
-        <w:t>租賃關係消滅時，出租人應即結算租金及第五條約定之相關費用，並會同承租人共同完成屋況及附屬設備之點交手續，承租人應將租賃住宅返還出租人並遷出戶籍或其他登記。</w:t>
+        <w:t>租賃關係消滅時，出租人應即結算租金及第五條約定之相關費用，並會同承租人共同完成屋</w:t>
+      </w:r>
+      <w:proofErr w:type="gramStart"/>
+      <w:r>
+        <w:rPr>
+          <w:rFonts w:ascii="標楷體" w:eastAsia="標楷體" w:hAnsi="標楷體"/>
+          <w:lang w:eastAsia="zh-TW"/>
+        </w:rPr>
+        <w:t>況</w:t>
+      </w:r>
+      <w:proofErr w:type="gramEnd"/>
+      <w:r>
+        <w:rPr>
+          <w:rFonts w:ascii="標楷體" w:eastAsia="標楷體" w:hAnsi="標楷體"/>
+          <w:lang w:eastAsia="zh-TW"/>
+        </w:rPr>
+        <w:t>及附屬設備之點交手續，承租人應將租賃住宅返還出租人並遷出戶籍或其他登記。</w:t>
       </w:r>
     </w:p>
     <w:p>
@@ -1979,7 +3352,23 @@
           <w:rFonts w:ascii="標楷體" w:eastAsia="標楷體" w:hAnsi="標楷體"/>
           <w:lang w:eastAsia="zh-TW"/>
         </w:rPr>
-        <w:t>承租人未依第一項規定返還租賃住宅時，出租人應即明示不以不定期限繼續契約，並得向承租人請求未返還租賃住宅期間之相當月租金額，及相當月租金額計算之違約金(未足一個月者，以日租金折算)至返還為止。</w:t>
+        <w:t>承租人未依第一項規定返還租賃住宅時，出租人應即明示不以不定期限繼續契約，並得向承租人請求未返還租賃住宅期間之相當月租金額，及相當月租金額計算之違約金(未足一個月者，以日租金折算)</w:t>
+      </w:r>
+      <w:proofErr w:type="gramStart"/>
+      <w:r>
+        <w:rPr>
+          <w:rFonts w:ascii="標楷體" w:eastAsia="標楷體" w:hAnsi="標楷體"/>
+          <w:lang w:eastAsia="zh-TW"/>
+        </w:rPr>
+        <w:t>至返還</w:t>
+      </w:r>
+      <w:proofErr w:type="gramEnd"/>
+      <w:r>
+        <w:rPr>
+          <w:rFonts w:ascii="標楷體" w:eastAsia="標楷體" w:hAnsi="標楷體"/>
+          <w:lang w:eastAsia="zh-TW"/>
+        </w:rPr>
+        <w:t>為止。</w:t>
       </w:r>
     </w:p>
     <w:p>
@@ -1994,7 +3383,23 @@
           <w:rFonts w:ascii="標楷體" w:eastAsia="標楷體" w:hAnsi="標楷體"/>
           <w:lang w:eastAsia="zh-TW"/>
         </w:rPr>
-        <w:t>前項金額與承租人未繳清之租金及第五條約定之相關費用，出租人得由第四條第一項規定之押金中抵充，如有不足，並得向承租人請求給付不足之金額或費用。</w:t>
+        <w:t>前項金額與承租人未繳清之租金及第五條約定之相關費用，出租人得由第四條第一項規定之押金中抵</w:t>
+      </w:r>
+      <w:proofErr w:type="gramStart"/>
+      <w:r>
+        <w:rPr>
+          <w:rFonts w:ascii="標楷體" w:eastAsia="標楷體" w:hAnsi="標楷體"/>
+          <w:lang w:eastAsia="zh-TW"/>
+        </w:rPr>
+        <w:t>充</w:t>
+      </w:r>
+      <w:proofErr w:type="gramEnd"/>
+      <w:r>
+        <w:rPr>
+          <w:rFonts w:ascii="標楷體" w:eastAsia="標楷體" w:hAnsi="標楷體"/>
+          <w:lang w:eastAsia="zh-TW"/>
+        </w:rPr>
+        <w:t>，如有不足，並得向承租人請求給付不足之金額或費用。</w:t>
       </w:r>
     </w:p>
     <w:p>
@@ -2026,7 +3431,23 @@
           <w:rFonts w:ascii="標楷體" w:eastAsia="標楷體" w:hAnsi="標楷體"/>
           <w:lang w:eastAsia="zh-TW"/>
         </w:rPr>
-        <w:t>出租人於租賃住宅交付後，承租人占有中，縱將其所有權讓與第三人，本契約對於受讓人仍繼續存在。</w:t>
+        <w:t>出租人於租賃住宅交付後，承租人占有中，</w:t>
+      </w:r>
+      <w:proofErr w:type="gramStart"/>
+      <w:r>
+        <w:rPr>
+          <w:rFonts w:ascii="標楷體" w:eastAsia="標楷體" w:hAnsi="標楷體"/>
+          <w:lang w:eastAsia="zh-TW"/>
+        </w:rPr>
+        <w:t>縱將其</w:t>
+      </w:r>
+      <w:proofErr w:type="gramEnd"/>
+      <w:r>
+        <w:rPr>
+          <w:rFonts w:ascii="標楷體" w:eastAsia="標楷體" w:hAnsi="標楷體"/>
+          <w:lang w:eastAsia="zh-TW"/>
+        </w:rPr>
+        <w:t>所有權讓與第三人，本契約對於受讓人仍繼續存在。</w:t>
       </w:r>
     </w:p>
     <w:p>
@@ -2088,7 +3509,23 @@
           <w:rFonts w:ascii="標楷體" w:eastAsia="標楷體" w:hAnsi="標楷體"/>
           <w:lang w:eastAsia="zh-TW"/>
         </w:rPr>
-        <w:t>租賃期間有下列情形之一者，出租人得提前終止租約，且承租人不得要求任何賠償：</w:t>
+        <w:t>租賃期間有下列情形之</w:t>
+      </w:r>
+      <w:proofErr w:type="gramStart"/>
+      <w:r>
+        <w:rPr>
+          <w:rFonts w:ascii="標楷體" w:eastAsia="標楷體" w:hAnsi="標楷體"/>
+          <w:lang w:eastAsia="zh-TW"/>
+        </w:rPr>
+        <w:t>一</w:t>
+      </w:r>
+      <w:proofErr w:type="gramEnd"/>
+      <w:r>
+        <w:rPr>
+          <w:rFonts w:ascii="標楷體" w:eastAsia="標楷體" w:hAnsi="標楷體"/>
+          <w:lang w:eastAsia="zh-TW"/>
+        </w:rPr>
+        <w:t>者，出租人得提前終止租約，且承租人不得要求任何賠償：</w:t>
       </w:r>
     </w:p>
     <w:p>
@@ -2103,7 +3540,23 @@
           <w:rFonts w:ascii="標楷體" w:eastAsia="標楷體" w:hAnsi="標楷體"/>
           <w:lang w:eastAsia="zh-TW"/>
         </w:rPr>
-        <w:t>(一) 出租人為重新建築而必要收回。</w:t>
+        <w:t>(</w:t>
+      </w:r>
+      <w:proofErr w:type="gramStart"/>
+      <w:r>
+        <w:rPr>
+          <w:rFonts w:ascii="標楷體" w:eastAsia="標楷體" w:hAnsi="標楷體"/>
+          <w:lang w:eastAsia="zh-TW"/>
+        </w:rPr>
+        <w:t>一</w:t>
+      </w:r>
+      <w:proofErr w:type="gramEnd"/>
+      <w:r>
+        <w:rPr>
+          <w:rFonts w:ascii="標楷體" w:eastAsia="標楷體" w:hAnsi="標楷體"/>
+          <w:lang w:eastAsia="zh-TW"/>
+        </w:rPr>
+        <w:t>) 出租人為重新建築而必要收回。</w:t>
       </w:r>
     </w:p>
     <w:p>
@@ -2254,7 +3707,23 @@
           <w:rFonts w:ascii="標楷體" w:eastAsia="標楷體" w:hAnsi="標楷體"/>
           <w:lang w:eastAsia="zh-TW"/>
         </w:rPr>
-        <w:t>出租人依前項規定提前終止租約者，應依下列規定期限，檢附相關事證，以書面通知承租人。但依前項第五款及第十款規定終止者，得不先期通知：</w:t>
+        <w:t>出租人依前項規定提前終止租約者，應依下列規定期限，檢附相關事證，以書面通知承租人。但依前項第五款及第十款規定終止者，得</w:t>
+      </w:r>
+      <w:proofErr w:type="gramStart"/>
+      <w:r>
+        <w:rPr>
+          <w:rFonts w:ascii="標楷體" w:eastAsia="標楷體" w:hAnsi="標楷體"/>
+          <w:lang w:eastAsia="zh-TW"/>
+        </w:rPr>
+        <w:t>不</w:t>
+      </w:r>
+      <w:proofErr w:type="gramEnd"/>
+      <w:r>
+        <w:rPr>
+          <w:rFonts w:ascii="標楷體" w:eastAsia="標楷體" w:hAnsi="標楷體"/>
+          <w:lang w:eastAsia="zh-TW"/>
+        </w:rPr>
+        <w:t>先期通知：</w:t>
       </w:r>
     </w:p>
     <w:p>
@@ -2269,7 +3738,39 @@
           <w:rFonts w:ascii="標楷體" w:eastAsia="標楷體" w:hAnsi="標楷體"/>
           <w:lang w:eastAsia="zh-TW"/>
         </w:rPr>
-        <w:t>(一) 依前項第一款規定終止者，於終止前三個月。</w:t>
+        <w:t>(</w:t>
+      </w:r>
+      <w:proofErr w:type="gramStart"/>
+      <w:r>
+        <w:rPr>
+          <w:rFonts w:ascii="標楷體" w:eastAsia="標楷體" w:hAnsi="標楷體"/>
+          <w:lang w:eastAsia="zh-TW"/>
+        </w:rPr>
+        <w:t>一</w:t>
+      </w:r>
+      <w:proofErr w:type="gramEnd"/>
+      <w:r>
+        <w:rPr>
+          <w:rFonts w:ascii="標楷體" w:eastAsia="標楷體" w:hAnsi="標楷體"/>
+          <w:lang w:eastAsia="zh-TW"/>
+        </w:rPr>
+        <w:t>) 依前項第一款規定終止者，於終止前三</w:t>
+      </w:r>
+      <w:proofErr w:type="gramStart"/>
+      <w:r>
+        <w:rPr>
+          <w:rFonts w:ascii="標楷體" w:eastAsia="標楷體" w:hAnsi="標楷體"/>
+          <w:lang w:eastAsia="zh-TW"/>
+        </w:rPr>
+        <w:t>個</w:t>
+      </w:r>
+      <w:proofErr w:type="gramEnd"/>
+      <w:r>
+        <w:rPr>
+          <w:rFonts w:ascii="標楷體" w:eastAsia="標楷體" w:hAnsi="標楷體"/>
+          <w:lang w:eastAsia="zh-TW"/>
+        </w:rPr>
+        <w:t>月。</w:t>
       </w:r>
     </w:p>
     <w:p>
@@ -2331,7 +3832,39 @@
           <w:rFonts w:ascii="標楷體" w:eastAsia="標楷體" w:hAnsi="標楷體"/>
           <w:lang w:eastAsia="zh-TW"/>
         </w:rPr>
-        <w:t>(一) 租賃住宅未合於所約定居住使用，並有修繕之必要，經承租人定相當期限催告，仍不於期限內修繕。</w:t>
+        <w:t>(</w:t>
+      </w:r>
+      <w:proofErr w:type="gramStart"/>
+      <w:r>
+        <w:rPr>
+          <w:rFonts w:ascii="標楷體" w:eastAsia="標楷體" w:hAnsi="標楷體"/>
+          <w:lang w:eastAsia="zh-TW"/>
+        </w:rPr>
+        <w:t>一</w:t>
+      </w:r>
+      <w:proofErr w:type="gramEnd"/>
+      <w:r>
+        <w:rPr>
+          <w:rFonts w:ascii="標楷體" w:eastAsia="標楷體" w:hAnsi="標楷體"/>
+          <w:lang w:eastAsia="zh-TW"/>
+        </w:rPr>
+        <w:t>) 租賃住宅未合於所約定居住使用，並有修繕之必要，經承租人定相當期限催告，仍</w:t>
+      </w:r>
+      <w:proofErr w:type="gramStart"/>
+      <w:r>
+        <w:rPr>
+          <w:rFonts w:ascii="標楷體" w:eastAsia="標楷體" w:hAnsi="標楷體"/>
+          <w:lang w:eastAsia="zh-TW"/>
+        </w:rPr>
+        <w:t>不</w:t>
+      </w:r>
+      <w:proofErr w:type="gramEnd"/>
+      <w:r>
+        <w:rPr>
+          <w:rFonts w:ascii="標楷體" w:eastAsia="標楷體" w:hAnsi="標楷體"/>
+          <w:lang w:eastAsia="zh-TW"/>
+        </w:rPr>
+        <w:t>於期限內修繕。</w:t>
       </w:r>
     </w:p>
     <w:p>
@@ -2346,7 +3879,23 @@
           <w:rFonts w:ascii="標楷體" w:eastAsia="標楷體" w:hAnsi="標楷體"/>
           <w:lang w:eastAsia="zh-TW"/>
         </w:rPr>
-        <w:t>(二) 租賃住宅因不可歸責承租人之事由致一部滅失，且其存餘部分不能達租賃之目的。</w:t>
+        <w:t>(二) 租賃住宅因不可歸責承租人之事由致</w:t>
+      </w:r>
+      <w:proofErr w:type="gramStart"/>
+      <w:r>
+        <w:rPr>
+          <w:rFonts w:ascii="標楷體" w:eastAsia="標楷體" w:hAnsi="標楷體"/>
+          <w:lang w:eastAsia="zh-TW"/>
+        </w:rPr>
+        <w:t>一部滅</w:t>
+      </w:r>
+      <w:proofErr w:type="gramEnd"/>
+      <w:r>
+        <w:rPr>
+          <w:rFonts w:ascii="標楷體" w:eastAsia="標楷體" w:hAnsi="標楷體"/>
+          <w:lang w:eastAsia="zh-TW"/>
+        </w:rPr>
+        <w:t>失，且其存餘部分不能達租賃之目的。</w:t>
       </w:r>
     </w:p>
     <w:p>
@@ -2406,7 +3955,39 @@
           <w:rFonts w:ascii="標楷體" w:eastAsia="標楷體" w:hAnsi="標楷體"/>
           <w:lang w:eastAsia="zh-TW"/>
         </w:rPr>
-        <w:t>承租人依前項各款規定提前終止租約者，應於終止前三十日，檢附相關事證，以書面通知出租人。但前項第三款前段其情況危急者，得不先期通知。</w:t>
+        <w:t>承租人依前項各款規定提前終止租約者，應於終止前三十日，檢附相關事證，以書面通知出租人。但前項第三款</w:t>
+      </w:r>
+      <w:proofErr w:type="gramStart"/>
+      <w:r>
+        <w:rPr>
+          <w:rFonts w:ascii="標楷體" w:eastAsia="標楷體" w:hAnsi="標楷體"/>
+          <w:lang w:eastAsia="zh-TW"/>
+        </w:rPr>
+        <w:t>前段其情況</w:t>
+      </w:r>
+      <w:proofErr w:type="gramEnd"/>
+      <w:r>
+        <w:rPr>
+          <w:rFonts w:ascii="標楷體" w:eastAsia="標楷體" w:hAnsi="標楷體"/>
+          <w:lang w:eastAsia="zh-TW"/>
+        </w:rPr>
+        <w:t>危急者，得</w:t>
+      </w:r>
+      <w:proofErr w:type="gramStart"/>
+      <w:r>
+        <w:rPr>
+          <w:rFonts w:ascii="標楷體" w:eastAsia="標楷體" w:hAnsi="標楷體"/>
+          <w:lang w:eastAsia="zh-TW"/>
+        </w:rPr>
+        <w:t>不</w:t>
+      </w:r>
+      <w:proofErr w:type="gramEnd"/>
+      <w:r>
+        <w:rPr>
+          <w:rFonts w:ascii="標楷體" w:eastAsia="標楷體" w:hAnsi="標楷體"/>
+          <w:lang w:eastAsia="zh-TW"/>
+        </w:rPr>
+        <w:t>先期通知。</w:t>
       </w:r>
     </w:p>
     <w:p>
@@ -2421,7 +4002,23 @@
           <w:rFonts w:ascii="標楷體" w:eastAsia="標楷體" w:hAnsi="標楷體"/>
           <w:lang w:eastAsia="zh-TW"/>
         </w:rPr>
-        <w:t>承租人死亡，其繼承人得主張終止租約，其通知期限及方式，準用前項規定。</w:t>
+        <w:t>承租人死亡，其繼承人得主張終止租約，其通知期限及方式，</w:t>
+      </w:r>
+      <w:proofErr w:type="gramStart"/>
+      <w:r>
+        <w:rPr>
+          <w:rFonts w:ascii="標楷體" w:eastAsia="標楷體" w:hAnsi="標楷體"/>
+          <w:lang w:eastAsia="zh-TW"/>
+        </w:rPr>
+        <w:t>準</w:t>
+      </w:r>
+      <w:proofErr w:type="gramEnd"/>
+      <w:r>
+        <w:rPr>
+          <w:rFonts w:ascii="標楷體" w:eastAsia="標楷體" w:hAnsi="標楷體"/>
+          <w:lang w:eastAsia="zh-TW"/>
+        </w:rPr>
+        <w:t>用前項規定。</w:t>
       </w:r>
     </w:p>
     <w:p>
@@ -2453,7 +4050,23 @@
           <w:rFonts w:ascii="標楷體" w:eastAsia="標楷體" w:hAnsi="標楷體"/>
           <w:lang w:eastAsia="zh-TW"/>
         </w:rPr>
-        <w:t>租賃關係消滅，依第十四條完成點交或視為完成點交之手續後，承租人仍於租賃住宅有遺留物者，除租賃雙方另有約定外，經出租人定相當期限向承租人催告，屆期仍不取回時，視為拋棄其所有權。</w:t>
+        <w:t>租賃關係消滅，依第十四條完成點交或視為完成點交之手續後，承租人仍於租賃住宅有遺留物者，除租賃雙方另有約定外，經出租人定相當期限向承租人催告，屆期仍</w:t>
+      </w:r>
+      <w:proofErr w:type="gramStart"/>
+      <w:r>
+        <w:rPr>
+          <w:rFonts w:ascii="標楷體" w:eastAsia="標楷體" w:hAnsi="標楷體"/>
+          <w:lang w:eastAsia="zh-TW"/>
+        </w:rPr>
+        <w:t>不</w:t>
+      </w:r>
+      <w:proofErr w:type="gramEnd"/>
+      <w:r>
+        <w:rPr>
+          <w:rFonts w:ascii="標楷體" w:eastAsia="標楷體" w:hAnsi="標楷體"/>
+          <w:lang w:eastAsia="zh-TW"/>
+        </w:rPr>
+        <w:t>取回時，視為拋棄其所有權。</w:t>
       </w:r>
     </w:p>
     <w:p>
@@ -2468,7 +4081,23 @@
           <w:rFonts w:ascii="標楷體" w:eastAsia="標楷體" w:hAnsi="標楷體"/>
           <w:lang w:eastAsia="zh-TW"/>
         </w:rPr>
-        <w:t>出租人處理前項遺留物所生費用，得由第四條第一項規定之押金中抵充，如有不足，並得向承租人請求給付不足之費用。</w:t>
+        <w:t>出租人處理前項遺留物所生費用，得由第四條第一項規定之押金中抵</w:t>
+      </w:r>
+      <w:proofErr w:type="gramStart"/>
+      <w:r>
+        <w:rPr>
+          <w:rFonts w:ascii="標楷體" w:eastAsia="標楷體" w:hAnsi="標楷體"/>
+          <w:lang w:eastAsia="zh-TW"/>
+        </w:rPr>
+        <w:t>充</w:t>
+      </w:r>
+      <w:proofErr w:type="gramEnd"/>
+      <w:r>
+        <w:rPr>
+          <w:rFonts w:ascii="標楷體" w:eastAsia="標楷體" w:hAnsi="標楷體"/>
+          <w:lang w:eastAsia="zh-TW"/>
+        </w:rPr>
+        <w:t>，如有不足，並得向承租人請求給付不足之費用。</w:t>
       </w:r>
     </w:p>
     <w:p>
@@ -2500,7 +4129,23 @@
           <w:rFonts w:ascii="標楷體" w:eastAsia="標楷體" w:hAnsi="標楷體"/>
           <w:lang w:eastAsia="zh-TW"/>
         </w:rPr>
-        <w:t>除本契約另有約定外，租賃雙方相互間之通知，以郵寄為之者，應以本契約所記載之地址為準。</w:t>
+        <w:t>除本契約另有約定外，租賃雙方相互間之通知，以郵寄為之者，應以本契約所記載之地址為</w:t>
+      </w:r>
+      <w:proofErr w:type="gramStart"/>
+      <w:r>
+        <w:rPr>
+          <w:rFonts w:ascii="標楷體" w:eastAsia="標楷體" w:hAnsi="標楷體"/>
+          <w:lang w:eastAsia="zh-TW"/>
+        </w:rPr>
+        <w:t>準</w:t>
+      </w:r>
+      <w:proofErr w:type="gramEnd"/>
+      <w:r>
+        <w:rPr>
+          <w:rFonts w:ascii="標楷體" w:eastAsia="標楷體" w:hAnsi="標楷體"/>
+          <w:lang w:eastAsia="zh-TW"/>
+        </w:rPr>
+        <w:t>。</w:t>
       </w:r>
     </w:p>
     <w:p>
@@ -2708,7 +4353,23 @@
           <w:rFonts w:ascii="標楷體" w:eastAsia="標楷體" w:hAnsi="標楷體"/>
           <w:lang w:eastAsia="zh-TW"/>
         </w:rPr>
-        <w:t>同意 公證書載明下列事項應逕受強制執行：</w:t>
+        <w:t>同意 公證書載明下列事項應</w:t>
+      </w:r>
+      <w:proofErr w:type="gramStart"/>
+      <w:r>
+        <w:rPr>
+          <w:rFonts w:ascii="標楷體" w:eastAsia="標楷體" w:hAnsi="標楷體"/>
+          <w:lang w:eastAsia="zh-TW"/>
+        </w:rPr>
+        <w:t>逕</w:t>
+      </w:r>
+      <w:proofErr w:type="gramEnd"/>
+      <w:r>
+        <w:rPr>
+          <w:rFonts w:ascii="標楷體" w:eastAsia="標楷體" w:hAnsi="標楷體"/>
+          <w:lang w:eastAsia="zh-TW"/>
+        </w:rPr>
+        <w:t>受強制執行：</w:t>
       </w:r>
     </w:p>
     <w:p>
@@ -2789,7 +4450,39 @@
           <w:rFonts w:ascii="標楷體" w:eastAsia="標楷體" w:hAnsi="標楷體"/>
           <w:lang w:eastAsia="zh-TW"/>
         </w:rPr>
-        <w:t>公證書載明金錢債務逕受強制執行時，如有保證人者，前項後段第 ____ 款之效力及於保證人。</w:t>
+        <w:t>公證書載明金錢債務</w:t>
+      </w:r>
+      <w:proofErr w:type="gramStart"/>
+      <w:r>
+        <w:rPr>
+          <w:rFonts w:ascii="標楷體" w:eastAsia="標楷體" w:hAnsi="標楷體"/>
+          <w:lang w:eastAsia="zh-TW"/>
+        </w:rPr>
+        <w:t>逕</w:t>
+      </w:r>
+      <w:proofErr w:type="gramEnd"/>
+      <w:r>
+        <w:rPr>
+          <w:rFonts w:ascii="標楷體" w:eastAsia="標楷體" w:hAnsi="標楷體"/>
+          <w:lang w:eastAsia="zh-TW"/>
+        </w:rPr>
+        <w:t>受強制執行時，如有保證人者，前項</w:t>
+      </w:r>
+      <w:proofErr w:type="gramStart"/>
+      <w:r>
+        <w:rPr>
+          <w:rFonts w:ascii="標楷體" w:eastAsia="標楷體" w:hAnsi="標楷體"/>
+          <w:lang w:eastAsia="zh-TW"/>
+        </w:rPr>
+        <w:t>後段第</w:t>
+      </w:r>
+      <w:proofErr w:type="gramEnd"/>
+      <w:r>
+        <w:rPr>
+          <w:rFonts w:ascii="標楷體" w:eastAsia="標楷體" w:hAnsi="標楷體"/>
+          <w:lang w:eastAsia="zh-TW"/>
+        </w:rPr>
+        <w:t xml:space="preserve"> ____ 款之效力及於保證人。</w:t>
       </w:r>
     </w:p>
     <w:p>
@@ -3027,12 +4720,53 @@
         </w:rPr>
         <w:t>出租人：</w:t>
       </w:r>
-      <w:r>
-        <w:rPr>
-          <w:rFonts w:ascii="標楷體" w:eastAsia="標楷體" w:hAnsi="標楷體"/>
-          <w:lang w:eastAsia="zh-TW"/>
-        </w:rPr>
-        <w:t>{{ landlord_name }}</w:t>
+      <w:proofErr w:type="gramStart"/>
+      <w:r>
+        <w:rPr>
+          <w:rFonts w:ascii="標楷體" w:eastAsia="標楷體" w:hAnsi="標楷體"/>
+          <w:lang w:eastAsia="zh-TW"/>
+        </w:rPr>
+        <w:t xml:space="preserve">{{ </w:t>
+      </w:r>
+      <w:proofErr w:type="spellStart"/>
+      <w:r>
+        <w:rPr>
+          <w:rFonts w:ascii="標楷體" w:eastAsia="標楷體" w:hAnsi="標楷體"/>
+          <w:lang w:eastAsia="zh-TW"/>
+        </w:rPr>
+        <w:t>landlord</w:t>
+      </w:r>
+      <w:proofErr w:type="gramEnd"/>
+      <w:r>
+        <w:rPr>
+          <w:rFonts w:ascii="標楷體" w:eastAsia="標楷體" w:hAnsi="標楷體"/>
+          <w:lang w:eastAsia="zh-TW"/>
+        </w:rPr>
+        <w:t>_</w:t>
+      </w:r>
+      <w:proofErr w:type="gramStart"/>
+      <w:r>
+        <w:rPr>
+          <w:rFonts w:ascii="標楷體" w:eastAsia="標楷體" w:hAnsi="標楷體"/>
+          <w:lang w:eastAsia="zh-TW"/>
+        </w:rPr>
+        <w:t>name</w:t>
+      </w:r>
+      <w:proofErr w:type="spellEnd"/>
+      <w:r>
+        <w:rPr>
+          <w:rFonts w:ascii="標楷體" w:eastAsia="標楷體" w:hAnsi="標楷體"/>
+          <w:lang w:eastAsia="zh-TW"/>
+        </w:rPr>
+        <w:t xml:space="preserve"> }</w:t>
+      </w:r>
+      <w:proofErr w:type="gramEnd"/>
+      <w:r>
+        <w:rPr>
+          <w:rFonts w:ascii="標楷體" w:eastAsia="標楷體" w:hAnsi="標楷體"/>
+          <w:lang w:eastAsia="zh-TW"/>
+        </w:rPr>
+        <w:t>}</w:t>
       </w:r>
     </w:p>
     <w:p>
@@ -3102,12 +4836,53 @@
         </w:rPr>
         <w:t>承租人：</w:t>
       </w:r>
-      <w:r>
-        <w:rPr>
-          <w:rFonts w:ascii="標楷體" w:eastAsia="標楷體" w:hAnsi="標楷體"/>
-          <w:lang w:eastAsia="zh-TW"/>
-        </w:rPr>
-        <w:t>{{ tenant_name }}</w:t>
+      <w:proofErr w:type="gramStart"/>
+      <w:r>
+        <w:rPr>
+          <w:rFonts w:ascii="標楷體" w:eastAsia="標楷體" w:hAnsi="標楷體"/>
+          <w:lang w:eastAsia="zh-TW"/>
+        </w:rPr>
+        <w:t xml:space="preserve">{{ </w:t>
+      </w:r>
+      <w:proofErr w:type="spellStart"/>
+      <w:r>
+        <w:rPr>
+          <w:rFonts w:ascii="標楷體" w:eastAsia="標楷體" w:hAnsi="標楷體"/>
+          <w:lang w:eastAsia="zh-TW"/>
+        </w:rPr>
+        <w:t>tenant</w:t>
+      </w:r>
+      <w:proofErr w:type="gramEnd"/>
+      <w:r>
+        <w:rPr>
+          <w:rFonts w:ascii="標楷體" w:eastAsia="標楷體" w:hAnsi="標楷體"/>
+          <w:lang w:eastAsia="zh-TW"/>
+        </w:rPr>
+        <w:t>_</w:t>
+      </w:r>
+      <w:proofErr w:type="gramStart"/>
+      <w:r>
+        <w:rPr>
+          <w:rFonts w:ascii="標楷體" w:eastAsia="標楷體" w:hAnsi="標楷體"/>
+          <w:lang w:eastAsia="zh-TW"/>
+        </w:rPr>
+        <w:t>name</w:t>
+      </w:r>
+      <w:proofErr w:type="spellEnd"/>
+      <w:r>
+        <w:rPr>
+          <w:rFonts w:ascii="標楷體" w:eastAsia="標楷體" w:hAnsi="標楷體"/>
+          <w:lang w:eastAsia="zh-TW"/>
+        </w:rPr>
+        <w:t xml:space="preserve"> }</w:t>
+      </w:r>
+      <w:proofErr w:type="gramEnd"/>
+      <w:r>
+        <w:rPr>
+          <w:rFonts w:ascii="標楷體" w:eastAsia="標楷體" w:hAnsi="標楷體"/>
+          <w:lang w:eastAsia="zh-TW"/>
+        </w:rPr>
+        <w:t>}</w:t>
       </w:r>
       <w:r>
         <w:rPr>
@@ -3131,12 +4906,53 @@
         </w:rPr>
         <w:t>戶籍地址(營業登記地址)：</w:t>
       </w:r>
-      <w:r>
-        <w:rPr>
-          <w:rFonts w:ascii="標楷體" w:eastAsia="標楷體" w:hAnsi="標楷體"/>
-          <w:lang w:eastAsia="zh-TW"/>
-        </w:rPr>
-        <w:t>  {{ tenant_address }}</w:t>
+      <w:proofErr w:type="gramStart"/>
+      <w:r>
+        <w:rPr>
+          <w:rFonts w:ascii="標楷體" w:eastAsia="標楷體" w:hAnsi="標楷體"/>
+          <w:lang w:eastAsia="zh-TW"/>
+        </w:rPr>
+        <w:t xml:space="preserve">  {{ </w:t>
+      </w:r>
+      <w:proofErr w:type="spellStart"/>
+      <w:r>
+        <w:rPr>
+          <w:rFonts w:ascii="標楷體" w:eastAsia="標楷體" w:hAnsi="標楷體"/>
+          <w:lang w:eastAsia="zh-TW"/>
+        </w:rPr>
+        <w:t>tenant</w:t>
+      </w:r>
+      <w:proofErr w:type="gramEnd"/>
+      <w:r>
+        <w:rPr>
+          <w:rFonts w:ascii="標楷體" w:eastAsia="標楷體" w:hAnsi="標楷體"/>
+          <w:lang w:eastAsia="zh-TW"/>
+        </w:rPr>
+        <w:t>_</w:t>
+      </w:r>
+      <w:proofErr w:type="gramStart"/>
+      <w:r>
+        <w:rPr>
+          <w:rFonts w:ascii="標楷體" w:eastAsia="標楷體" w:hAnsi="標楷體"/>
+          <w:lang w:eastAsia="zh-TW"/>
+        </w:rPr>
+        <w:t>address</w:t>
+      </w:r>
+      <w:proofErr w:type="spellEnd"/>
+      <w:r>
+        <w:rPr>
+          <w:rFonts w:ascii="標楷體" w:eastAsia="標楷體" w:hAnsi="標楷體"/>
+          <w:lang w:eastAsia="zh-TW"/>
+        </w:rPr>
+        <w:t xml:space="preserve"> }</w:t>
+      </w:r>
+      <w:proofErr w:type="gramEnd"/>
+      <w:r>
+        <w:rPr>
+          <w:rFonts w:ascii="標楷體" w:eastAsia="標楷體" w:hAnsi="標楷體"/>
+          <w:lang w:eastAsia="zh-TW"/>
+        </w:rPr>
+        <w:t>}</w:t>
       </w:r>
     </w:p>
     <w:p>
@@ -3153,12 +4969,53 @@
         </w:rPr>
         <w:t>通訊地址：</w:t>
       </w:r>
-      <w:r>
-        <w:rPr>
-          <w:rFonts w:ascii="標楷體" w:eastAsia="標楷體" w:hAnsi="標楷體"/>
-          <w:lang w:eastAsia="zh-TW"/>
-        </w:rPr>
-        <w:t>  {{ tenant_address }}</w:t>
+      <w:proofErr w:type="gramStart"/>
+      <w:r>
+        <w:rPr>
+          <w:rFonts w:ascii="標楷體" w:eastAsia="標楷體" w:hAnsi="標楷體"/>
+          <w:lang w:eastAsia="zh-TW"/>
+        </w:rPr>
+        <w:t xml:space="preserve">  {{ </w:t>
+      </w:r>
+      <w:proofErr w:type="spellStart"/>
+      <w:r>
+        <w:rPr>
+          <w:rFonts w:ascii="標楷體" w:eastAsia="標楷體" w:hAnsi="標楷體"/>
+          <w:lang w:eastAsia="zh-TW"/>
+        </w:rPr>
+        <w:t>tenant</w:t>
+      </w:r>
+      <w:proofErr w:type="gramEnd"/>
+      <w:r>
+        <w:rPr>
+          <w:rFonts w:ascii="標楷體" w:eastAsia="標楷體" w:hAnsi="標楷體"/>
+          <w:lang w:eastAsia="zh-TW"/>
+        </w:rPr>
+        <w:t>_</w:t>
+      </w:r>
+      <w:proofErr w:type="gramStart"/>
+      <w:r>
+        <w:rPr>
+          <w:rFonts w:ascii="標楷體" w:eastAsia="標楷體" w:hAnsi="標楷體"/>
+          <w:lang w:eastAsia="zh-TW"/>
+        </w:rPr>
+        <w:t>address</w:t>
+      </w:r>
+      <w:proofErr w:type="spellEnd"/>
+      <w:r>
+        <w:rPr>
+          <w:rFonts w:ascii="標楷體" w:eastAsia="標楷體" w:hAnsi="標楷體"/>
+          <w:lang w:eastAsia="zh-TW"/>
+        </w:rPr>
+        <w:t xml:space="preserve"> }</w:t>
+      </w:r>
+      <w:proofErr w:type="gramEnd"/>
+      <w:r>
+        <w:rPr>
+          <w:rFonts w:ascii="標楷體" w:eastAsia="標楷體" w:hAnsi="標楷體"/>
+          <w:lang w:eastAsia="zh-TW"/>
+        </w:rPr>
+        <w:t>}</w:t>
       </w:r>
     </w:p>
     <w:p>
@@ -3175,12 +5032,53 @@
         </w:rPr>
         <w:t>統一編號(身分證明文件編號)：</w:t>
       </w:r>
-      <w:r>
-        <w:rPr>
-          <w:rFonts w:ascii="標楷體" w:eastAsia="標楷體" w:hAnsi="標楷體"/>
-          <w:lang w:eastAsia="zh-TW"/>
-        </w:rPr>
-        <w:t>{{ tenant_id }}</w:t>
+      <w:proofErr w:type="gramStart"/>
+      <w:r>
+        <w:rPr>
+          <w:rFonts w:ascii="標楷體" w:eastAsia="標楷體" w:hAnsi="標楷體"/>
+          <w:lang w:eastAsia="zh-TW"/>
+        </w:rPr>
+        <w:t xml:space="preserve">{{ </w:t>
+      </w:r>
+      <w:proofErr w:type="spellStart"/>
+      <w:r>
+        <w:rPr>
+          <w:rFonts w:ascii="標楷體" w:eastAsia="標楷體" w:hAnsi="標楷體"/>
+          <w:lang w:eastAsia="zh-TW"/>
+        </w:rPr>
+        <w:t>tenant</w:t>
+      </w:r>
+      <w:proofErr w:type="gramEnd"/>
+      <w:r>
+        <w:rPr>
+          <w:rFonts w:ascii="標楷體" w:eastAsia="標楷體" w:hAnsi="標楷體"/>
+          <w:lang w:eastAsia="zh-TW"/>
+        </w:rPr>
+        <w:t>_</w:t>
+      </w:r>
+      <w:proofErr w:type="gramStart"/>
+      <w:r>
+        <w:rPr>
+          <w:rFonts w:ascii="標楷體" w:eastAsia="標楷體" w:hAnsi="標楷體"/>
+          <w:lang w:eastAsia="zh-TW"/>
+        </w:rPr>
+        <w:t>id</w:t>
+      </w:r>
+      <w:proofErr w:type="spellEnd"/>
+      <w:r>
+        <w:rPr>
+          <w:rFonts w:ascii="標楷體" w:eastAsia="標楷體" w:hAnsi="標楷體"/>
+          <w:lang w:eastAsia="zh-TW"/>
+        </w:rPr>
+        <w:t xml:space="preserve"> }</w:t>
+      </w:r>
+      <w:proofErr w:type="gramEnd"/>
+      <w:r>
+        <w:rPr>
+          <w:rFonts w:ascii="標楷體" w:eastAsia="標楷體" w:hAnsi="標楷體"/>
+          <w:lang w:eastAsia="zh-TW"/>
+        </w:rPr>
+        <w:t>}</w:t>
       </w:r>
     </w:p>
     <w:p>
@@ -3197,12 +5095,53 @@
         </w:rPr>
         <w:t>聯絡電話：</w:t>
       </w:r>
-      <w:r>
-        <w:rPr>
-          <w:rFonts w:ascii="標楷體" w:eastAsia="標楷體" w:hAnsi="標楷體"/>
-          <w:lang w:eastAsia="zh-TW"/>
-        </w:rPr>
-        <w:t>{{ tenant_phone }}</w:t>
+      <w:proofErr w:type="gramStart"/>
+      <w:r>
+        <w:rPr>
+          <w:rFonts w:ascii="標楷體" w:eastAsia="標楷體" w:hAnsi="標楷體"/>
+          <w:lang w:eastAsia="zh-TW"/>
+        </w:rPr>
+        <w:t xml:space="preserve">{{ </w:t>
+      </w:r>
+      <w:proofErr w:type="spellStart"/>
+      <w:r>
+        <w:rPr>
+          <w:rFonts w:ascii="標楷體" w:eastAsia="標楷體" w:hAnsi="標楷體"/>
+          <w:lang w:eastAsia="zh-TW"/>
+        </w:rPr>
+        <w:t>tenant</w:t>
+      </w:r>
+      <w:proofErr w:type="gramEnd"/>
+      <w:r>
+        <w:rPr>
+          <w:rFonts w:ascii="標楷體" w:eastAsia="標楷體" w:hAnsi="標楷體"/>
+          <w:lang w:eastAsia="zh-TW"/>
+        </w:rPr>
+        <w:t>_</w:t>
+      </w:r>
+      <w:proofErr w:type="gramStart"/>
+      <w:r>
+        <w:rPr>
+          <w:rFonts w:ascii="標楷體" w:eastAsia="標楷體" w:hAnsi="標楷體"/>
+          <w:lang w:eastAsia="zh-TW"/>
+        </w:rPr>
+        <w:t>phone</w:t>
+      </w:r>
+      <w:proofErr w:type="spellEnd"/>
+      <w:r>
+        <w:rPr>
+          <w:rFonts w:ascii="標楷體" w:eastAsia="標楷體" w:hAnsi="標楷體"/>
+          <w:lang w:eastAsia="zh-TW"/>
+        </w:rPr>
+        <w:t xml:space="preserve"> }</w:t>
+      </w:r>
+      <w:proofErr w:type="gramEnd"/>
+      <w:r>
+        <w:rPr>
+          <w:rFonts w:ascii="標楷體" w:eastAsia="標楷體" w:hAnsi="標楷體"/>
+          <w:lang w:eastAsia="zh-TW"/>
+        </w:rPr>
+        <w:t>}</w:t>
       </w:r>
     </w:p>
     <w:p>
@@ -3302,7 +5241,23 @@
           <w:rFonts w:ascii="標楷體" w:eastAsia="標楷體" w:hAnsi="標楷體"/>
           <w:lang w:eastAsia="zh-TW"/>
         </w:rPr>
-        <w:t>{{ deposit_amount }}</w:t>
+        <w:t xml:space="preserve">{{ </w:t>
+      </w:r>
+      <w:proofErr w:type="spellStart"/>
+      <w:r>
+        <w:rPr>
+          <w:rFonts w:ascii="標楷體" w:eastAsia="標楷體" w:hAnsi="標楷體"/>
+          <w:lang w:eastAsia="zh-TW"/>
+        </w:rPr>
+        <w:t>deposit_amount</w:t>
+      </w:r>
+      <w:proofErr w:type="spellEnd"/>
+      <w:r>
+        <w:rPr>
+          <w:rFonts w:ascii="標楷體" w:eastAsia="標楷體" w:hAnsi="標楷體"/>
+          <w:lang w:eastAsia="zh-TW"/>
+        </w:rPr>
+        <w:t xml:space="preserve"> }}</w:t>
       </w:r>
       <w:r>
         <w:rPr>
@@ -3338,7 +5293,23 @@
           <w:rFonts w:ascii="標楷體" w:eastAsia="標楷體" w:hAnsi="標楷體"/>
           <w:lang w:eastAsia="zh-TW"/>
         </w:rPr>
-        <w:t>{{ rent_amount }}</w:t>
+        <w:t xml:space="preserve">{{ </w:t>
+      </w:r>
+      <w:proofErr w:type="spellStart"/>
+      <w:r>
+        <w:rPr>
+          <w:rFonts w:ascii="標楷體" w:eastAsia="標楷體" w:hAnsi="標楷體"/>
+          <w:lang w:eastAsia="zh-TW"/>
+        </w:rPr>
+        <w:t>rent_amount</w:t>
+      </w:r>
+      <w:proofErr w:type="spellEnd"/>
+      <w:r>
+        <w:rPr>
+          <w:rFonts w:ascii="標楷體" w:eastAsia="標楷體" w:hAnsi="標楷體"/>
+          <w:lang w:eastAsia="zh-TW"/>
+        </w:rPr>
+        <w:t xml:space="preserve"> }}</w:t>
       </w:r>
       <w:r>
         <w:rPr>
@@ -3441,7 +5412,39 @@
           <w:rFonts w:ascii="標楷體" w:eastAsia="標楷體" w:hAnsi="標楷體"/>
           <w:lang w:eastAsia="zh-TW"/>
         </w:rPr>
-        <w:t>{{ chk_key_house }}房屋鑰匙：{{ num_key_house }} 把(組)</w:t>
+        <w:t xml:space="preserve">{{ </w:t>
+      </w:r>
+      <w:proofErr w:type="spellStart"/>
+      <w:r>
+        <w:rPr>
+          <w:rFonts w:ascii="標楷體" w:eastAsia="標楷體" w:hAnsi="標楷體"/>
+          <w:lang w:eastAsia="zh-TW"/>
+        </w:rPr>
+        <w:t>chk_key_house</w:t>
+      </w:r>
+      <w:proofErr w:type="spellEnd"/>
+      <w:r>
+        <w:rPr>
+          <w:rFonts w:ascii="標楷體" w:eastAsia="標楷體" w:hAnsi="標楷體"/>
+          <w:lang w:eastAsia="zh-TW"/>
+        </w:rPr>
+        <w:t xml:space="preserve"> }}房屋鑰匙：{{ </w:t>
+      </w:r>
+      <w:proofErr w:type="spellStart"/>
+      <w:r>
+        <w:rPr>
+          <w:rFonts w:ascii="標楷體" w:eastAsia="標楷體" w:hAnsi="標楷體"/>
+          <w:lang w:eastAsia="zh-TW"/>
+        </w:rPr>
+        <w:t>num_key_house</w:t>
+      </w:r>
+      <w:proofErr w:type="spellEnd"/>
+      <w:r>
+        <w:rPr>
+          <w:rFonts w:ascii="標楷體" w:eastAsia="標楷體" w:hAnsi="標楷體"/>
+          <w:lang w:eastAsia="zh-TW"/>
+        </w:rPr>
+        <w:t xml:space="preserve"> }} 把(組)</w:t>
       </w:r>
       <w:r>
         <w:rPr>
@@ -3463,8 +5466,65 @@
           <w:rFonts w:ascii="標楷體" w:eastAsia="標楷體" w:hAnsi="標楷體"/>
           <w:lang w:eastAsia="zh-TW"/>
         </w:rPr>
-        <w:t>{{ chk_token }}感應磁扣(卡)：{{ num_token }} 個</w:t>
-      </w:r>
+        <w:t xml:space="preserve">{{ </w:t>
+      </w:r>
+      <w:proofErr w:type="spellStart"/>
+      <w:r>
+        <w:rPr>
+          <w:rFonts w:ascii="標楷體" w:eastAsia="標楷體" w:hAnsi="標楷體"/>
+          <w:lang w:eastAsia="zh-TW"/>
+        </w:rPr>
+        <w:t>chk_token</w:t>
+      </w:r>
+      <w:proofErr w:type="spellEnd"/>
+      <w:r>
+        <w:rPr>
+          <w:rFonts w:ascii="標楷體" w:eastAsia="標楷體" w:hAnsi="標楷體"/>
+          <w:lang w:eastAsia="zh-TW"/>
+        </w:rPr>
+        <w:t xml:space="preserve"> }}</w:t>
+      </w:r>
+      <w:proofErr w:type="gramStart"/>
+      <w:r>
+        <w:rPr>
+          <w:rFonts w:ascii="標楷體" w:eastAsia="標楷體" w:hAnsi="標楷體"/>
+          <w:lang w:eastAsia="zh-TW"/>
+        </w:rPr>
+        <w:t>感應磁扣</w:t>
+      </w:r>
+      <w:proofErr w:type="gramEnd"/>
+      <w:r>
+        <w:rPr>
+          <w:rFonts w:ascii="標楷體" w:eastAsia="標楷體" w:hAnsi="標楷體"/>
+          <w:lang w:eastAsia="zh-TW"/>
+        </w:rPr>
+        <w:t xml:space="preserve">(卡)：{{ </w:t>
+      </w:r>
+      <w:proofErr w:type="spellStart"/>
+      <w:r>
+        <w:rPr>
+          <w:rFonts w:ascii="標楷體" w:eastAsia="標楷體" w:hAnsi="標楷體"/>
+          <w:lang w:eastAsia="zh-TW"/>
+        </w:rPr>
+        <w:t>num_token</w:t>
+      </w:r>
+      <w:proofErr w:type="spellEnd"/>
+      <w:r>
+        <w:rPr>
+          <w:rFonts w:ascii="標楷體" w:eastAsia="標楷體" w:hAnsi="標楷體"/>
+          <w:lang w:eastAsia="zh-TW"/>
+        </w:rPr>
+        <w:t xml:space="preserve"> }} </w:t>
+      </w:r>
+      <w:proofErr w:type="gramStart"/>
+      <w:r>
+        <w:rPr>
+          <w:rFonts w:ascii="標楷體" w:eastAsia="標楷體" w:hAnsi="標楷體"/>
+          <w:lang w:eastAsia="zh-TW"/>
+        </w:rPr>
+        <w:t>個</w:t>
+      </w:r>
+      <w:proofErr w:type="gramEnd"/>
       <w:r>
         <w:rPr>
           <w:rFonts w:ascii="標楷體" w:eastAsia="標楷體" w:hAnsi="標楷體"/>
@@ -3485,7 +5545,39 @@
           <w:rFonts w:ascii="標楷體" w:eastAsia="標楷體" w:hAnsi="標楷體"/>
           <w:lang w:eastAsia="zh-TW"/>
         </w:rPr>
-        <w:t>{{ chk_key_mail }}信箱鑰匙：{{ num_key_mail }} 把</w:t>
+        <w:t xml:space="preserve">{{ </w:t>
+      </w:r>
+      <w:proofErr w:type="spellStart"/>
+      <w:r>
+        <w:rPr>
+          <w:rFonts w:ascii="標楷體" w:eastAsia="標楷體" w:hAnsi="標楷體"/>
+          <w:lang w:eastAsia="zh-TW"/>
+        </w:rPr>
+        <w:t>chk_key_mail</w:t>
+      </w:r>
+      <w:proofErr w:type="spellEnd"/>
+      <w:r>
+        <w:rPr>
+          <w:rFonts w:ascii="標楷體" w:eastAsia="標楷體" w:hAnsi="標楷體"/>
+          <w:lang w:eastAsia="zh-TW"/>
+        </w:rPr>
+        <w:t xml:space="preserve"> }}信箱鑰匙：{{ </w:t>
+      </w:r>
+      <w:proofErr w:type="spellStart"/>
+      <w:r>
+        <w:rPr>
+          <w:rFonts w:ascii="標楷體" w:eastAsia="標楷體" w:hAnsi="標楷體"/>
+          <w:lang w:eastAsia="zh-TW"/>
+        </w:rPr>
+        <w:t>num_key_mail</w:t>
+      </w:r>
+      <w:proofErr w:type="spellEnd"/>
+      <w:r>
+        <w:rPr>
+          <w:rFonts w:ascii="標楷體" w:eastAsia="標楷體" w:hAnsi="標楷體"/>
+          <w:lang w:eastAsia="zh-TW"/>
+        </w:rPr>
+        <w:t xml:space="preserve"> }} 把</w:t>
       </w:r>
     </w:p>
     <w:p>
@@ -3500,8 +5592,49 @@
           <w:rFonts w:ascii="標楷體" w:eastAsia="標楷體" w:hAnsi="標楷體"/>
           <w:lang w:eastAsia="zh-TW"/>
         </w:rPr>
-        <w:t>{{ chk_remote }}車庫遙控器：{{ num_remote }} 個</w:t>
-      </w:r>
+        <w:t xml:space="preserve">{{ </w:t>
+      </w:r>
+      <w:proofErr w:type="spellStart"/>
+      <w:r>
+        <w:rPr>
+          <w:rFonts w:ascii="標楷體" w:eastAsia="標楷體" w:hAnsi="標楷體"/>
+          <w:lang w:eastAsia="zh-TW"/>
+        </w:rPr>
+        <w:t>chk_remote</w:t>
+      </w:r>
+      <w:proofErr w:type="spellEnd"/>
+      <w:r>
+        <w:rPr>
+          <w:rFonts w:ascii="標楷體" w:eastAsia="標楷體" w:hAnsi="標楷體"/>
+          <w:lang w:eastAsia="zh-TW"/>
+        </w:rPr>
+        <w:t xml:space="preserve"> }}車庫遙控器：{{ </w:t>
+      </w:r>
+      <w:proofErr w:type="spellStart"/>
+      <w:r>
+        <w:rPr>
+          <w:rFonts w:ascii="標楷體" w:eastAsia="標楷體" w:hAnsi="標楷體"/>
+          <w:lang w:eastAsia="zh-TW"/>
+        </w:rPr>
+        <w:t>num_remote</w:t>
+      </w:r>
+      <w:proofErr w:type="spellEnd"/>
+      <w:r>
+        <w:rPr>
+          <w:rFonts w:ascii="標楷體" w:eastAsia="標楷體" w:hAnsi="標楷體"/>
+          <w:lang w:eastAsia="zh-TW"/>
+        </w:rPr>
+        <w:t xml:space="preserve"> }} </w:t>
+      </w:r>
+      <w:proofErr w:type="gramStart"/>
+      <w:r>
+        <w:rPr>
+          <w:rFonts w:ascii="標楷體" w:eastAsia="標楷體" w:hAnsi="標楷體"/>
+          <w:lang w:eastAsia="zh-TW"/>
+        </w:rPr>
+        <w:t>個</w:t>
+      </w:r>
+      <w:proofErr w:type="gramEnd"/>
     </w:p>
     <w:p>
       <w:pPr>
@@ -3558,7 +5691,23 @@
           <w:rFonts w:ascii="標楷體" w:eastAsia="標楷體" w:hAnsi="標楷體"/>
           <w:lang w:eastAsia="zh-TW"/>
         </w:rPr>
-        <w:t>{{ chk_bed_frame }}</w:t>
+        <w:t xml:space="preserve">{{ </w:t>
+      </w:r>
+      <w:proofErr w:type="spellStart"/>
+      <w:r>
+        <w:rPr>
+          <w:rFonts w:ascii="標楷體" w:eastAsia="標楷體" w:hAnsi="標楷體"/>
+          <w:lang w:eastAsia="zh-TW"/>
+        </w:rPr>
+        <w:t>chk_bed_frame</w:t>
+      </w:r>
+      <w:proofErr w:type="spellEnd"/>
+      <w:r>
+        <w:rPr>
+          <w:rFonts w:ascii="標楷體" w:eastAsia="標楷體" w:hAnsi="標楷體"/>
+          <w:lang w:eastAsia="zh-TW"/>
+        </w:rPr>
+        <w:t xml:space="preserve"> }}</w:t>
       </w:r>
       <w:r>
         <w:rPr>
@@ -3572,7 +5721,23 @@
           <w:rFonts w:ascii="標楷體" w:eastAsia="標楷體" w:hAnsi="標楷體"/>
           <w:lang w:eastAsia="zh-TW"/>
         </w:rPr>
-        <w:t>{{ num_bed_frame }}</w:t>
+        <w:t xml:space="preserve">{{ </w:t>
+      </w:r>
+      <w:proofErr w:type="spellStart"/>
+      <w:r>
+        <w:rPr>
+          <w:rFonts w:ascii="標楷體" w:eastAsia="標楷體" w:hAnsi="標楷體"/>
+          <w:lang w:eastAsia="zh-TW"/>
+        </w:rPr>
+        <w:t>num_bed_frame</w:t>
+      </w:r>
+      <w:proofErr w:type="spellEnd"/>
+      <w:r>
+        <w:rPr>
+          <w:rFonts w:ascii="標楷體" w:eastAsia="標楷體" w:hAnsi="標楷體"/>
+          <w:lang w:eastAsia="zh-TW"/>
+        </w:rPr>
+        <w:t xml:space="preserve"> }}</w:t>
       </w:r>
     </w:p>
     <w:p>
@@ -3597,7 +5762,23 @@
           <w:rFonts w:ascii="標楷體" w:eastAsia="標楷體" w:hAnsi="標楷體"/>
           <w:lang w:eastAsia="zh-TW"/>
         </w:rPr>
-        <w:t>{{ chk_mattress }}</w:t>
+        <w:t xml:space="preserve">{{ </w:t>
+      </w:r>
+      <w:proofErr w:type="spellStart"/>
+      <w:r>
+        <w:rPr>
+          <w:rFonts w:ascii="標楷體" w:eastAsia="標楷體" w:hAnsi="標楷體"/>
+          <w:lang w:eastAsia="zh-TW"/>
+        </w:rPr>
+        <w:t>chk_mattress</w:t>
+      </w:r>
+      <w:proofErr w:type="spellEnd"/>
+      <w:r>
+        <w:rPr>
+          <w:rFonts w:ascii="標楷體" w:eastAsia="標楷體" w:hAnsi="標楷體"/>
+          <w:lang w:eastAsia="zh-TW"/>
+        </w:rPr>
+        <w:t xml:space="preserve"> }}</w:t>
       </w:r>
       <w:r>
         <w:rPr>
@@ -3611,7 +5792,23 @@
           <w:rFonts w:ascii="標楷體" w:eastAsia="標楷體" w:hAnsi="標楷體"/>
           <w:lang w:eastAsia="zh-TW"/>
         </w:rPr>
-        <w:t>{{ num_mattress }}</w:t>
+        <w:t xml:space="preserve">{{ </w:t>
+      </w:r>
+      <w:proofErr w:type="spellStart"/>
+      <w:r>
+        <w:rPr>
+          <w:rFonts w:ascii="標楷體" w:eastAsia="標楷體" w:hAnsi="標楷體"/>
+          <w:lang w:eastAsia="zh-TW"/>
+        </w:rPr>
+        <w:t>num_mattress</w:t>
+      </w:r>
+      <w:proofErr w:type="spellEnd"/>
+      <w:r>
+        <w:rPr>
+          <w:rFonts w:ascii="標楷體" w:eastAsia="標楷體" w:hAnsi="標楷體"/>
+          <w:lang w:eastAsia="zh-TW"/>
+        </w:rPr>
+        <w:t xml:space="preserve"> }}</w:t>
       </w:r>
     </w:p>
     <w:p>
@@ -3636,7 +5833,23 @@
           <w:rFonts w:ascii="標楷體" w:eastAsia="標楷體" w:hAnsi="標楷體"/>
           <w:lang w:eastAsia="zh-TW"/>
         </w:rPr>
-        <w:t>{{ chk_wardrobe }}</w:t>
+        <w:t xml:space="preserve">{{ </w:t>
+      </w:r>
+      <w:proofErr w:type="spellStart"/>
+      <w:r>
+        <w:rPr>
+          <w:rFonts w:ascii="標楷體" w:eastAsia="標楷體" w:hAnsi="標楷體"/>
+          <w:lang w:eastAsia="zh-TW"/>
+        </w:rPr>
+        <w:t>chk_wardrobe</w:t>
+      </w:r>
+      <w:proofErr w:type="spellEnd"/>
+      <w:r>
+        <w:rPr>
+          <w:rFonts w:ascii="標楷體" w:eastAsia="標楷體" w:hAnsi="標楷體"/>
+          <w:lang w:eastAsia="zh-TW"/>
+        </w:rPr>
+        <w:t xml:space="preserve"> }}</w:t>
       </w:r>
       <w:r>
         <w:rPr>
@@ -3650,7 +5863,23 @@
           <w:rFonts w:ascii="標楷體" w:eastAsia="標楷體" w:hAnsi="標楷體"/>
           <w:lang w:eastAsia="zh-TW"/>
         </w:rPr>
-        <w:t>{{ num_wardrobe }}</w:t>
+        <w:t xml:space="preserve">{{ </w:t>
+      </w:r>
+      <w:proofErr w:type="spellStart"/>
+      <w:r>
+        <w:rPr>
+          <w:rFonts w:ascii="標楷體" w:eastAsia="標楷體" w:hAnsi="標楷體"/>
+          <w:lang w:eastAsia="zh-TW"/>
+        </w:rPr>
+        <w:t>num_wardrobe</w:t>
+      </w:r>
+      <w:proofErr w:type="spellEnd"/>
+      <w:r>
+        <w:rPr>
+          <w:rFonts w:ascii="標楷體" w:eastAsia="標楷體" w:hAnsi="標楷體"/>
+          <w:lang w:eastAsia="zh-TW"/>
+        </w:rPr>
+        <w:t xml:space="preserve"> }}</w:t>
       </w:r>
     </w:p>
     <w:p>
@@ -3675,7 +5904,23 @@
           <w:rFonts w:ascii="標楷體" w:eastAsia="標楷體" w:hAnsi="標楷體"/>
           <w:lang w:eastAsia="zh-TW"/>
         </w:rPr>
-        <w:t>{{ chk_table }}</w:t>
+        <w:t xml:space="preserve">{{ </w:t>
+      </w:r>
+      <w:proofErr w:type="spellStart"/>
+      <w:r>
+        <w:rPr>
+          <w:rFonts w:ascii="標楷體" w:eastAsia="標楷體" w:hAnsi="標楷體"/>
+          <w:lang w:eastAsia="zh-TW"/>
+        </w:rPr>
+        <w:t>chk_table</w:t>
+      </w:r>
+      <w:proofErr w:type="spellEnd"/>
+      <w:r>
+        <w:rPr>
+          <w:rFonts w:ascii="標楷體" w:eastAsia="標楷體" w:hAnsi="標楷體"/>
+          <w:lang w:eastAsia="zh-TW"/>
+        </w:rPr>
+        <w:t xml:space="preserve"> }}</w:t>
       </w:r>
       <w:r>
         <w:rPr>
@@ -3689,7 +5934,23 @@
           <w:rFonts w:ascii="標楷體" w:eastAsia="標楷體" w:hAnsi="標楷體"/>
           <w:lang w:eastAsia="zh-TW"/>
         </w:rPr>
-        <w:t>{{ num_table }}</w:t>
+        <w:t xml:space="preserve">{{ </w:t>
+      </w:r>
+      <w:proofErr w:type="spellStart"/>
+      <w:r>
+        <w:rPr>
+          <w:rFonts w:ascii="標楷體" w:eastAsia="標楷體" w:hAnsi="標楷體"/>
+          <w:lang w:eastAsia="zh-TW"/>
+        </w:rPr>
+        <w:t>num_table</w:t>
+      </w:r>
+      <w:proofErr w:type="spellEnd"/>
+      <w:r>
+        <w:rPr>
+          <w:rFonts w:ascii="標楷體" w:eastAsia="標楷體" w:hAnsi="標楷體"/>
+          <w:lang w:eastAsia="zh-TW"/>
+        </w:rPr>
+        <w:t xml:space="preserve"> }}</w:t>
       </w:r>
     </w:p>
     <w:p>
@@ -3714,7 +5975,23 @@
           <w:rFonts w:ascii="標楷體" w:eastAsia="標楷體" w:hAnsi="標楷體"/>
           <w:lang w:eastAsia="zh-TW"/>
         </w:rPr>
-        <w:t>{{ chk_chair }}</w:t>
+        <w:t xml:space="preserve">{{ </w:t>
+      </w:r>
+      <w:proofErr w:type="spellStart"/>
+      <w:r>
+        <w:rPr>
+          <w:rFonts w:ascii="標楷體" w:eastAsia="標楷體" w:hAnsi="標楷體"/>
+          <w:lang w:eastAsia="zh-TW"/>
+        </w:rPr>
+        <w:t>chk_chair</w:t>
+      </w:r>
+      <w:proofErr w:type="spellEnd"/>
+      <w:r>
+        <w:rPr>
+          <w:rFonts w:ascii="標楷體" w:eastAsia="標楷體" w:hAnsi="標楷體"/>
+          <w:lang w:eastAsia="zh-TW"/>
+        </w:rPr>
+        <w:t xml:space="preserve"> }}</w:t>
       </w:r>
       <w:r>
         <w:rPr>
@@ -3728,7 +6005,23 @@
           <w:rFonts w:ascii="標楷體" w:eastAsia="標楷體" w:hAnsi="標楷體"/>
           <w:lang w:eastAsia="zh-TW"/>
         </w:rPr>
-        <w:t>{{ num_chair }}</w:t>
+        <w:t xml:space="preserve">{{ </w:t>
+      </w:r>
+      <w:proofErr w:type="spellStart"/>
+      <w:r>
+        <w:rPr>
+          <w:rFonts w:ascii="標楷體" w:eastAsia="標楷體" w:hAnsi="標楷體"/>
+          <w:lang w:eastAsia="zh-TW"/>
+        </w:rPr>
+        <w:t>num_chair</w:t>
+      </w:r>
+      <w:proofErr w:type="spellEnd"/>
+      <w:r>
+        <w:rPr>
+          <w:rFonts w:ascii="標楷體" w:eastAsia="標楷體" w:hAnsi="標楷體"/>
+          <w:lang w:eastAsia="zh-TW"/>
+        </w:rPr>
+        <w:t xml:space="preserve"> }}</w:t>
       </w:r>
     </w:p>
     <w:p>
@@ -3753,7 +6046,23 @@
           <w:rFonts w:ascii="標楷體" w:eastAsia="標楷體" w:hAnsi="標楷體"/>
           <w:lang w:eastAsia="zh-TW"/>
         </w:rPr>
-        <w:t>{{ chk_sofa }}</w:t>
+        <w:t xml:space="preserve">{{ </w:t>
+      </w:r>
+      <w:proofErr w:type="spellStart"/>
+      <w:r>
+        <w:rPr>
+          <w:rFonts w:ascii="標楷體" w:eastAsia="標楷體" w:hAnsi="標楷體"/>
+          <w:lang w:eastAsia="zh-TW"/>
+        </w:rPr>
+        <w:t>chk_sofa</w:t>
+      </w:r>
+      <w:proofErr w:type="spellEnd"/>
+      <w:r>
+        <w:rPr>
+          <w:rFonts w:ascii="標楷體" w:eastAsia="標楷體" w:hAnsi="標楷體"/>
+          <w:lang w:eastAsia="zh-TW"/>
+        </w:rPr>
+        <w:t xml:space="preserve"> }}</w:t>
       </w:r>
       <w:r>
         <w:rPr>
@@ -3767,7 +6076,23 @@
           <w:rFonts w:ascii="標楷體" w:eastAsia="標楷體" w:hAnsi="標楷體"/>
           <w:lang w:eastAsia="zh-TW"/>
         </w:rPr>
-        <w:t>{{ num_sofa }}</w:t>
+        <w:t xml:space="preserve">{{ </w:t>
+      </w:r>
+      <w:proofErr w:type="spellStart"/>
+      <w:r>
+        <w:rPr>
+          <w:rFonts w:ascii="標楷體" w:eastAsia="標楷體" w:hAnsi="標楷體"/>
+          <w:lang w:eastAsia="zh-TW"/>
+        </w:rPr>
+        <w:t>num_sofa</w:t>
+      </w:r>
+      <w:proofErr w:type="spellEnd"/>
+      <w:r>
+        <w:rPr>
+          <w:rFonts w:ascii="標楷體" w:eastAsia="標楷體" w:hAnsi="標楷體"/>
+          <w:lang w:eastAsia="zh-TW"/>
+        </w:rPr>
+        <w:t xml:space="preserve"> }}</w:t>
       </w:r>
     </w:p>
     <w:p>
@@ -3792,7 +6117,23 @@
           <w:rFonts w:ascii="標楷體" w:eastAsia="標楷體" w:hAnsi="標楷體"/>
           <w:lang w:eastAsia="zh-TW"/>
         </w:rPr>
-        <w:t>{{ chk_tea_table }}</w:t>
+        <w:t xml:space="preserve">{{ </w:t>
+      </w:r>
+      <w:proofErr w:type="spellStart"/>
+      <w:r>
+        <w:rPr>
+          <w:rFonts w:ascii="標楷體" w:eastAsia="標楷體" w:hAnsi="標楷體"/>
+          <w:lang w:eastAsia="zh-TW"/>
+        </w:rPr>
+        <w:t>chk_tea_table</w:t>
+      </w:r>
+      <w:proofErr w:type="spellEnd"/>
+      <w:r>
+        <w:rPr>
+          <w:rFonts w:ascii="標楷體" w:eastAsia="標楷體" w:hAnsi="標楷體"/>
+          <w:lang w:eastAsia="zh-TW"/>
+        </w:rPr>
+        <w:t xml:space="preserve"> }}</w:t>
       </w:r>
       <w:r>
         <w:rPr>
@@ -3806,7 +6147,23 @@
           <w:rFonts w:ascii="標楷體" w:eastAsia="標楷體" w:hAnsi="標楷體"/>
           <w:lang w:eastAsia="zh-TW"/>
         </w:rPr>
-        <w:t>{{ num_tea_table }}</w:t>
+        <w:t xml:space="preserve">{{ </w:t>
+      </w:r>
+      <w:proofErr w:type="spellStart"/>
+      <w:r>
+        <w:rPr>
+          <w:rFonts w:ascii="標楷體" w:eastAsia="標楷體" w:hAnsi="標楷體"/>
+          <w:lang w:eastAsia="zh-TW"/>
+        </w:rPr>
+        <w:t>num_tea_table</w:t>
+      </w:r>
+      <w:proofErr w:type="spellEnd"/>
+      <w:r>
+        <w:rPr>
+          <w:rFonts w:ascii="標楷體" w:eastAsia="標楷體" w:hAnsi="標楷體"/>
+          <w:lang w:eastAsia="zh-TW"/>
+        </w:rPr>
+        <w:t xml:space="preserve"> }}</w:t>
       </w:r>
     </w:p>
     <w:p>
@@ -3831,7 +6188,23 @@
           <w:rFonts w:ascii="標楷體" w:eastAsia="標楷體" w:hAnsi="標楷體"/>
           <w:lang w:eastAsia="zh-TW"/>
         </w:rPr>
-        <w:t>{{ chk_ac }}</w:t>
+        <w:t xml:space="preserve">{{ </w:t>
+      </w:r>
+      <w:proofErr w:type="spellStart"/>
+      <w:r>
+        <w:rPr>
+          <w:rFonts w:ascii="標楷體" w:eastAsia="標楷體" w:hAnsi="標楷體"/>
+          <w:lang w:eastAsia="zh-TW"/>
+        </w:rPr>
+        <w:t>chk_ac</w:t>
+      </w:r>
+      <w:proofErr w:type="spellEnd"/>
+      <w:r>
+        <w:rPr>
+          <w:rFonts w:ascii="標楷體" w:eastAsia="標楷體" w:hAnsi="標楷體"/>
+          <w:lang w:eastAsia="zh-TW"/>
+        </w:rPr>
+        <w:t xml:space="preserve"> }}</w:t>
       </w:r>
       <w:r>
         <w:rPr>
@@ -3845,7 +6218,23 @@
           <w:rFonts w:ascii="標楷體" w:eastAsia="標楷體" w:hAnsi="標楷體"/>
           <w:lang w:eastAsia="zh-TW"/>
         </w:rPr>
-        <w:t>{{ num_ac }}</w:t>
+        <w:t xml:space="preserve">{{ </w:t>
+      </w:r>
+      <w:proofErr w:type="spellStart"/>
+      <w:r>
+        <w:rPr>
+          <w:rFonts w:ascii="標楷體" w:eastAsia="標楷體" w:hAnsi="標楷體"/>
+          <w:lang w:eastAsia="zh-TW"/>
+        </w:rPr>
+        <w:t>num_ac</w:t>
+      </w:r>
+      <w:proofErr w:type="spellEnd"/>
+      <w:r>
+        <w:rPr>
+          <w:rFonts w:ascii="標楷體" w:eastAsia="標楷體" w:hAnsi="標楷體"/>
+          <w:lang w:eastAsia="zh-TW"/>
+        </w:rPr>
+        <w:t xml:space="preserve"> }}</w:t>
       </w:r>
     </w:p>
     <w:p>
@@ -3870,7 +6259,23 @@
           <w:rFonts w:ascii="標楷體" w:eastAsia="標楷體" w:hAnsi="標楷體"/>
           <w:lang w:eastAsia="zh-TW"/>
         </w:rPr>
-        <w:t>{{ chk_fridge }}</w:t>
+        <w:t xml:space="preserve">{{ </w:t>
+      </w:r>
+      <w:proofErr w:type="spellStart"/>
+      <w:r>
+        <w:rPr>
+          <w:rFonts w:ascii="標楷體" w:eastAsia="標楷體" w:hAnsi="標楷體"/>
+          <w:lang w:eastAsia="zh-TW"/>
+        </w:rPr>
+        <w:t>chk_fridge</w:t>
+      </w:r>
+      <w:proofErr w:type="spellEnd"/>
+      <w:r>
+        <w:rPr>
+          <w:rFonts w:ascii="標楷體" w:eastAsia="標楷體" w:hAnsi="標楷體"/>
+          <w:lang w:eastAsia="zh-TW"/>
+        </w:rPr>
+        <w:t xml:space="preserve"> }}</w:t>
       </w:r>
       <w:r>
         <w:rPr>
@@ -3884,7 +6289,23 @@
           <w:rFonts w:ascii="標楷體" w:eastAsia="標楷體" w:hAnsi="標楷體"/>
           <w:lang w:eastAsia="zh-TW"/>
         </w:rPr>
-        <w:t>{{ num_fridge }}</w:t>
+        <w:t xml:space="preserve">{{ </w:t>
+      </w:r>
+      <w:proofErr w:type="spellStart"/>
+      <w:r>
+        <w:rPr>
+          <w:rFonts w:ascii="標楷體" w:eastAsia="標楷體" w:hAnsi="標楷體"/>
+          <w:lang w:eastAsia="zh-TW"/>
+        </w:rPr>
+        <w:t>num_fridge</w:t>
+      </w:r>
+      <w:proofErr w:type="spellEnd"/>
+      <w:r>
+        <w:rPr>
+          <w:rFonts w:ascii="標楷體" w:eastAsia="標楷體" w:hAnsi="標楷體"/>
+          <w:lang w:eastAsia="zh-TW"/>
+        </w:rPr>
+        <w:t xml:space="preserve"> }}</w:t>
       </w:r>
     </w:p>
     <w:p>
@@ -3909,7 +6330,23 @@
           <w:rFonts w:ascii="標楷體" w:eastAsia="標楷體" w:hAnsi="標楷體"/>
           <w:lang w:eastAsia="zh-TW"/>
         </w:rPr>
-        <w:t>{{ chk_washer }}</w:t>
+        <w:t xml:space="preserve">{{ </w:t>
+      </w:r>
+      <w:proofErr w:type="spellStart"/>
+      <w:r>
+        <w:rPr>
+          <w:rFonts w:ascii="標楷體" w:eastAsia="標楷體" w:hAnsi="標楷體"/>
+          <w:lang w:eastAsia="zh-TW"/>
+        </w:rPr>
+        <w:t>chk_washer</w:t>
+      </w:r>
+      <w:proofErr w:type="spellEnd"/>
+      <w:r>
+        <w:rPr>
+          <w:rFonts w:ascii="標楷體" w:eastAsia="標楷體" w:hAnsi="標楷體"/>
+          <w:lang w:eastAsia="zh-TW"/>
+        </w:rPr>
+        <w:t xml:space="preserve"> }}</w:t>
       </w:r>
       <w:r>
         <w:rPr>
@@ -3923,7 +6360,23 @@
           <w:rFonts w:ascii="標楷體" w:eastAsia="標楷體" w:hAnsi="標楷體"/>
           <w:lang w:eastAsia="zh-TW"/>
         </w:rPr>
-        <w:t>{{ num_washer }}</w:t>
+        <w:t xml:space="preserve">{{ </w:t>
+      </w:r>
+      <w:proofErr w:type="spellStart"/>
+      <w:r>
+        <w:rPr>
+          <w:rFonts w:ascii="標楷體" w:eastAsia="標楷體" w:hAnsi="標楷體"/>
+          <w:lang w:eastAsia="zh-TW"/>
+        </w:rPr>
+        <w:t>num_washer</w:t>
+      </w:r>
+      <w:proofErr w:type="spellEnd"/>
+      <w:r>
+        <w:rPr>
+          <w:rFonts w:ascii="標楷體" w:eastAsia="標楷體" w:hAnsi="標楷體"/>
+          <w:lang w:eastAsia="zh-TW"/>
+        </w:rPr>
+        <w:t xml:space="preserve"> }}</w:t>
       </w:r>
     </w:p>
     <w:p>
@@ -3948,7 +6401,23 @@
           <w:rFonts w:ascii="標楷體" w:eastAsia="標楷體" w:hAnsi="標楷體"/>
           <w:lang w:eastAsia="zh-TW"/>
         </w:rPr>
-        <w:t>{{ chk_tv }}</w:t>
+        <w:t xml:space="preserve">{{ </w:t>
+      </w:r>
+      <w:proofErr w:type="spellStart"/>
+      <w:r>
+        <w:rPr>
+          <w:rFonts w:ascii="標楷體" w:eastAsia="標楷體" w:hAnsi="標楷體"/>
+          <w:lang w:eastAsia="zh-TW"/>
+        </w:rPr>
+        <w:t>chk_tv</w:t>
+      </w:r>
+      <w:proofErr w:type="spellEnd"/>
+      <w:r>
+        <w:rPr>
+          <w:rFonts w:ascii="標楷體" w:eastAsia="標楷體" w:hAnsi="標楷體"/>
+          <w:lang w:eastAsia="zh-TW"/>
+        </w:rPr>
+        <w:t xml:space="preserve"> }}</w:t>
       </w:r>
       <w:r>
         <w:rPr>
@@ -3962,7 +6431,23 @@
           <w:rFonts w:ascii="標楷體" w:eastAsia="標楷體" w:hAnsi="標楷體"/>
           <w:lang w:eastAsia="zh-TW"/>
         </w:rPr>
-        <w:t>{{ num_tv }}</w:t>
+        <w:t xml:space="preserve">{{ </w:t>
+      </w:r>
+      <w:proofErr w:type="spellStart"/>
+      <w:r>
+        <w:rPr>
+          <w:rFonts w:ascii="標楷體" w:eastAsia="標楷體" w:hAnsi="標楷體"/>
+          <w:lang w:eastAsia="zh-TW"/>
+        </w:rPr>
+        <w:t>num_tv</w:t>
+      </w:r>
+      <w:proofErr w:type="spellEnd"/>
+      <w:r>
+        <w:rPr>
+          <w:rFonts w:ascii="標楷體" w:eastAsia="標楷體" w:hAnsi="標楷體"/>
+          <w:lang w:eastAsia="zh-TW"/>
+        </w:rPr>
+        <w:t xml:space="preserve"> }}</w:t>
       </w:r>
     </w:p>
     <w:p>
@@ -3987,7 +6472,23 @@
           <w:rFonts w:ascii="標楷體" w:eastAsia="標楷體" w:hAnsi="標楷體"/>
           <w:lang w:eastAsia="zh-TW"/>
         </w:rPr>
-        <w:t>{{ chk_heater }}</w:t>
+        <w:t xml:space="preserve">{{ </w:t>
+      </w:r>
+      <w:proofErr w:type="spellStart"/>
+      <w:r>
+        <w:rPr>
+          <w:rFonts w:ascii="標楷體" w:eastAsia="標楷體" w:hAnsi="標楷體"/>
+          <w:lang w:eastAsia="zh-TW"/>
+        </w:rPr>
+        <w:t>chk_heater</w:t>
+      </w:r>
+      <w:proofErr w:type="spellEnd"/>
+      <w:r>
+        <w:rPr>
+          <w:rFonts w:ascii="標楷體" w:eastAsia="標楷體" w:hAnsi="標楷體"/>
+          <w:lang w:eastAsia="zh-TW"/>
+        </w:rPr>
+        <w:t xml:space="preserve"> }}</w:t>
       </w:r>
       <w:r>
         <w:rPr>
@@ -4001,7 +6502,23 @@
           <w:rFonts w:ascii="標楷體" w:eastAsia="標楷體" w:hAnsi="標楷體"/>
           <w:lang w:eastAsia="zh-TW"/>
         </w:rPr>
-        <w:t>{{ num_heater }}</w:t>
+        <w:t xml:space="preserve">{{ </w:t>
+      </w:r>
+      <w:proofErr w:type="spellStart"/>
+      <w:r>
+        <w:rPr>
+          <w:rFonts w:ascii="標楷體" w:eastAsia="標楷體" w:hAnsi="標楷體"/>
+          <w:lang w:eastAsia="zh-TW"/>
+        </w:rPr>
+        <w:t>num_heater</w:t>
+      </w:r>
+      <w:proofErr w:type="spellEnd"/>
+      <w:r>
+        <w:rPr>
+          <w:rFonts w:ascii="標楷體" w:eastAsia="標楷體" w:hAnsi="標楷體"/>
+          <w:lang w:eastAsia="zh-TW"/>
+        </w:rPr>
+        <w:t xml:space="preserve"> }}</w:t>
       </w:r>
     </w:p>
     <w:p>
@@ -4026,7 +6543,23 @@
           <w:rFonts w:ascii="標楷體" w:eastAsia="標楷體" w:hAnsi="標楷體"/>
           <w:lang w:eastAsia="zh-TW"/>
         </w:rPr>
-        <w:t>{{ chk_cooker }}</w:t>
+        <w:t xml:space="preserve">{{ </w:t>
+      </w:r>
+      <w:proofErr w:type="spellStart"/>
+      <w:r>
+        <w:rPr>
+          <w:rFonts w:ascii="標楷體" w:eastAsia="標楷體" w:hAnsi="標楷體"/>
+          <w:lang w:eastAsia="zh-TW"/>
+        </w:rPr>
+        <w:t>chk_cooker</w:t>
+      </w:r>
+      <w:proofErr w:type="spellEnd"/>
+      <w:r>
+        <w:rPr>
+          <w:rFonts w:ascii="標楷體" w:eastAsia="標楷體" w:hAnsi="標楷體"/>
+          <w:lang w:eastAsia="zh-TW"/>
+        </w:rPr>
+        <w:t xml:space="preserve"> }}</w:t>
       </w:r>
       <w:r>
         <w:rPr>
@@ -4040,7 +6573,23 @@
           <w:rFonts w:ascii="標楷體" w:eastAsia="標楷體" w:hAnsi="標楷體"/>
           <w:lang w:eastAsia="zh-TW"/>
         </w:rPr>
-        <w:t>{{ num_cooker }}</w:t>
+        <w:t xml:space="preserve">{{ </w:t>
+      </w:r>
+      <w:proofErr w:type="spellStart"/>
+      <w:r>
+        <w:rPr>
+          <w:rFonts w:ascii="標楷體" w:eastAsia="標楷體" w:hAnsi="標楷體"/>
+          <w:lang w:eastAsia="zh-TW"/>
+        </w:rPr>
+        <w:t>num_cooker</w:t>
+      </w:r>
+      <w:proofErr w:type="spellEnd"/>
+      <w:r>
+        <w:rPr>
+          <w:rFonts w:ascii="標楷體" w:eastAsia="標楷體" w:hAnsi="標楷體"/>
+          <w:lang w:eastAsia="zh-TW"/>
+        </w:rPr>
+        <w:t xml:space="preserve"> }}</w:t>
       </w:r>
     </w:p>
     <w:p>
@@ -4065,7 +6614,23 @@
           <w:rFonts w:ascii="標楷體" w:eastAsia="標楷體" w:hAnsi="標楷體"/>
           <w:lang w:eastAsia="zh-TW"/>
         </w:rPr>
-        <w:t>{{ chk_lighting }}</w:t>
+        <w:t xml:space="preserve">{{ </w:t>
+      </w:r>
+      <w:proofErr w:type="spellStart"/>
+      <w:r>
+        <w:rPr>
+          <w:rFonts w:ascii="標楷體" w:eastAsia="標楷體" w:hAnsi="標楷體"/>
+          <w:lang w:eastAsia="zh-TW"/>
+        </w:rPr>
+        <w:t>chk_lighting</w:t>
+      </w:r>
+      <w:proofErr w:type="spellEnd"/>
+      <w:r>
+        <w:rPr>
+          <w:rFonts w:ascii="標楷體" w:eastAsia="標楷體" w:hAnsi="標楷體"/>
+          <w:lang w:eastAsia="zh-TW"/>
+        </w:rPr>
+        <w:t xml:space="preserve"> }}</w:t>
       </w:r>
       <w:r>
         <w:rPr>
@@ -4079,7 +6644,23 @@
           <w:rFonts w:ascii="標楷體" w:eastAsia="標楷體" w:hAnsi="標楷體"/>
           <w:lang w:eastAsia="zh-TW"/>
         </w:rPr>
-        <w:t>{{ num_lighting }}</w:t>
+        <w:t xml:space="preserve">{{ </w:t>
+      </w:r>
+      <w:proofErr w:type="spellStart"/>
+      <w:r>
+        <w:rPr>
+          <w:rFonts w:ascii="標楷體" w:eastAsia="標楷體" w:hAnsi="標楷體"/>
+          <w:lang w:eastAsia="zh-TW"/>
+        </w:rPr>
+        <w:t>num_lighting</w:t>
+      </w:r>
+      <w:proofErr w:type="spellEnd"/>
+      <w:r>
+        <w:rPr>
+          <w:rFonts w:ascii="標楷體" w:eastAsia="標楷體" w:hAnsi="標楷體"/>
+          <w:lang w:eastAsia="zh-TW"/>
+        </w:rPr>
+        <w:t xml:space="preserve"> }}</w:t>
       </w:r>
     </w:p>
     <w:p>
@@ -4104,7 +6685,23 @@
           <w:rFonts w:ascii="標楷體" w:eastAsia="標楷體" w:hAnsi="標楷體"/>
           <w:lang w:eastAsia="zh-TW"/>
         </w:rPr>
-        <w:t>{{ chk_toilet }}</w:t>
+        <w:t xml:space="preserve">{{ </w:t>
+      </w:r>
+      <w:proofErr w:type="spellStart"/>
+      <w:r>
+        <w:rPr>
+          <w:rFonts w:ascii="標楷體" w:eastAsia="標楷體" w:hAnsi="標楷體"/>
+          <w:lang w:eastAsia="zh-TW"/>
+        </w:rPr>
+        <w:t>chk_toilet</w:t>
+      </w:r>
+      <w:proofErr w:type="spellEnd"/>
+      <w:r>
+        <w:rPr>
+          <w:rFonts w:ascii="標楷體" w:eastAsia="標楷體" w:hAnsi="標楷體"/>
+          <w:lang w:eastAsia="zh-TW"/>
+        </w:rPr>
+        <w:t xml:space="preserve"> }}</w:t>
       </w:r>
       <w:r>
         <w:rPr>
@@ -4118,7 +6715,23 @@
           <w:rFonts w:ascii="標楷體" w:eastAsia="標楷體" w:hAnsi="標楷體"/>
           <w:lang w:eastAsia="zh-TW"/>
         </w:rPr>
-        <w:t>{{ num_toilet }}</w:t>
+        <w:t xml:space="preserve">{{ </w:t>
+      </w:r>
+      <w:proofErr w:type="spellStart"/>
+      <w:r>
+        <w:rPr>
+          <w:rFonts w:ascii="標楷體" w:eastAsia="標楷體" w:hAnsi="標楷體"/>
+          <w:lang w:eastAsia="zh-TW"/>
+        </w:rPr>
+        <w:t>num_toilet</w:t>
+      </w:r>
+      <w:proofErr w:type="spellEnd"/>
+      <w:r>
+        <w:rPr>
+          <w:rFonts w:ascii="標楷體" w:eastAsia="標楷體" w:hAnsi="標楷體"/>
+          <w:lang w:eastAsia="zh-TW"/>
+        </w:rPr>
+        <w:t xml:space="preserve"> }}</w:t>
       </w:r>
     </w:p>
     <w:p>
@@ -4143,7 +6756,23 @@
           <w:rFonts w:ascii="標楷體" w:eastAsia="標楷體" w:hAnsi="標楷體"/>
           <w:lang w:eastAsia="zh-TW"/>
         </w:rPr>
-        <w:t>{{ chk_sink }}</w:t>
+        <w:t xml:space="preserve">{{ </w:t>
+      </w:r>
+      <w:proofErr w:type="spellStart"/>
+      <w:r>
+        <w:rPr>
+          <w:rFonts w:ascii="標楷體" w:eastAsia="標楷體" w:hAnsi="標楷體"/>
+          <w:lang w:eastAsia="zh-TW"/>
+        </w:rPr>
+        <w:t>chk_sink</w:t>
+      </w:r>
+      <w:proofErr w:type="spellEnd"/>
+      <w:r>
+        <w:rPr>
+          <w:rFonts w:ascii="標楷體" w:eastAsia="標楷體" w:hAnsi="標楷體"/>
+          <w:lang w:eastAsia="zh-TW"/>
+        </w:rPr>
+        <w:t xml:space="preserve"> }}</w:t>
       </w:r>
       <w:r>
         <w:rPr>
@@ -4157,7 +6786,23 @@
           <w:rFonts w:ascii="標楷體" w:eastAsia="標楷體" w:hAnsi="標楷體"/>
           <w:lang w:eastAsia="zh-TW"/>
         </w:rPr>
-        <w:t>{{ num_sink }}</w:t>
+        <w:t xml:space="preserve">{{ </w:t>
+      </w:r>
+      <w:proofErr w:type="spellStart"/>
+      <w:r>
+        <w:rPr>
+          <w:rFonts w:ascii="標楷體" w:eastAsia="標楷體" w:hAnsi="標楷體"/>
+          <w:lang w:eastAsia="zh-TW"/>
+        </w:rPr>
+        <w:t>num_sink</w:t>
+      </w:r>
+      <w:proofErr w:type="spellEnd"/>
+      <w:r>
+        <w:rPr>
+          <w:rFonts w:ascii="標楷體" w:eastAsia="標楷體" w:hAnsi="標楷體"/>
+          <w:lang w:eastAsia="zh-TW"/>
+        </w:rPr>
+        <w:t xml:space="preserve"> }}</w:t>
       </w:r>
     </w:p>
     <w:p>
@@ -4182,7 +6827,23 @@
           <w:rFonts w:ascii="標楷體" w:eastAsia="標楷體" w:hAnsi="標楷體"/>
           <w:lang w:eastAsia="zh-TW"/>
         </w:rPr>
-        <w:t>{{ chk_shower }}</w:t>
+        <w:t xml:space="preserve">{{ </w:t>
+      </w:r>
+      <w:proofErr w:type="spellStart"/>
+      <w:r>
+        <w:rPr>
+          <w:rFonts w:ascii="標楷體" w:eastAsia="標楷體" w:hAnsi="標楷體"/>
+          <w:lang w:eastAsia="zh-TW"/>
+        </w:rPr>
+        <w:t>chk_shower</w:t>
+      </w:r>
+      <w:proofErr w:type="spellEnd"/>
+      <w:r>
+        <w:rPr>
+          <w:rFonts w:ascii="標楷體" w:eastAsia="標楷體" w:hAnsi="標楷體"/>
+          <w:lang w:eastAsia="zh-TW"/>
+        </w:rPr>
+        <w:t xml:space="preserve"> }}</w:t>
       </w:r>
       <w:r>
         <w:rPr>
@@ -4196,7 +6857,23 @@
           <w:rFonts w:ascii="標楷體" w:eastAsia="標楷體" w:hAnsi="標楷體"/>
           <w:lang w:eastAsia="zh-TW"/>
         </w:rPr>
-        <w:t>{{ num_shower }}</w:t>
+        <w:t xml:space="preserve">{{ </w:t>
+      </w:r>
+      <w:proofErr w:type="spellStart"/>
+      <w:r>
+        <w:rPr>
+          <w:rFonts w:ascii="標楷體" w:eastAsia="標楷體" w:hAnsi="標楷體"/>
+          <w:lang w:eastAsia="zh-TW"/>
+        </w:rPr>
+        <w:t>num_shower</w:t>
+      </w:r>
+      <w:proofErr w:type="spellEnd"/>
+      <w:r>
+        <w:rPr>
+          <w:rFonts w:ascii="標楷體" w:eastAsia="標楷體" w:hAnsi="標楷體"/>
+          <w:lang w:eastAsia="zh-TW"/>
+        </w:rPr>
+        <w:t xml:space="preserve"> }}</w:t>
       </w:r>
     </w:p>
     <w:p>
@@ -4225,7 +6902,17 @@
           <w:bCs/>
           <w:lang w:eastAsia="zh-TW"/>
         </w:rPr>
-        <w:t>{{ chk_</w:t>
+        <w:t xml:space="preserve">{{ </w:t>
+      </w:r>
+      <w:proofErr w:type="spellStart"/>
+      <w:r>
+        <w:rPr>
+          <w:rFonts w:ascii="標楷體" w:eastAsia="標楷體" w:hAnsi="標楷體"/>
+          <w:b/>
+          <w:bCs/>
+          <w:lang w:eastAsia="zh-TW"/>
+        </w:rPr>
+        <w:t>chk_</w:t>
       </w:r>
       <w:r>
         <w:rPr>
@@ -4236,6 +6923,7 @@
         </w:rPr>
         <w:t>other</w:t>
       </w:r>
+      <w:proofErr w:type="spellEnd"/>
       <w:r>
         <w:rPr>
           <w:rFonts w:ascii="標楷體" w:eastAsia="標楷體" w:hAnsi="標楷體"/>
@@ -4252,7 +6940,27 @@
           <w:bCs/>
           <w:lang w:eastAsia="zh-TW"/>
         </w:rPr>
-        <w:t>有 {{textarea_other}}</w:t>
+        <w:t>有 {{</w:t>
+      </w:r>
+      <w:proofErr w:type="spellStart"/>
+      <w:r>
+        <w:rPr>
+          <w:rFonts w:ascii="標楷體" w:eastAsia="標楷體" w:hAnsi="標楷體" w:hint="eastAsia"/>
+          <w:b/>
+          <w:bCs/>
+          <w:lang w:eastAsia="zh-TW"/>
+        </w:rPr>
+        <w:t>textarea_other</w:t>
+      </w:r>
+      <w:proofErr w:type="spellEnd"/>
+      <w:r>
+        <w:rPr>
+          <w:rFonts w:ascii="標楷體" w:eastAsia="標楷體" w:hAnsi="標楷體" w:hint="eastAsia"/>
+          <w:b/>
+          <w:bCs/>
+          <w:lang w:eastAsia="zh-TW"/>
+        </w:rPr>
+        <w:t>}}</w:t>
       </w:r>
     </w:p>
     <w:p>

--- a/template.docx
+++ b/template.docx
@@ -368,7 +368,37 @@
           <w:rFonts w:ascii="標楷體" w:eastAsia="標楷體" w:hAnsi="標楷體" w:hint="eastAsia"/>
           <w:lang w:eastAsia="zh-TW"/>
         </w:rPr>
-        <w:t xml:space="preserve">            </w:t>
+        <w:t xml:space="preserve"> </w:t>
+      </w:r>
+      <w:r>
+        <w:rPr>
+          <w:rFonts w:ascii="標楷體" w:eastAsia="標楷體" w:hAnsi="標楷體"/>
+          <w:lang w:eastAsia="zh-TW"/>
+        </w:rPr>
+        <w:t>{{</w:t>
+      </w:r>
+      <w:proofErr w:type="spellStart"/>
+      <w:r>
+        <w:rPr>
+          <w:rFonts w:ascii="標楷體" w:eastAsia="標楷體" w:hAnsi="標楷體"/>
+          <w:lang w:eastAsia="zh-TW"/>
+        </w:rPr>
+        <w:t>landlord_seal</w:t>
+      </w:r>
+      <w:proofErr w:type="spellEnd"/>
+      <w:r>
+        <w:rPr>
+          <w:rFonts w:ascii="標楷體" w:eastAsia="標楷體" w:hAnsi="標楷體"/>
+          <w:lang w:eastAsia="zh-TW"/>
+        </w:rPr>
+        <w:t>}}</w:t>
+      </w:r>
+      <w:r>
+        <w:rPr>
+          <w:rFonts w:ascii="標楷體" w:eastAsia="標楷體" w:hAnsi="標楷體" w:hint="eastAsia"/>
+          <w:lang w:eastAsia="zh-TW"/>
+        </w:rPr>
+        <w:t xml:space="preserve">      </w:t>
       </w:r>
     </w:p>
     <w:p>
@@ -4768,6 +4798,36 @@
         </w:rPr>
         <w:t>}</w:t>
       </w:r>
+      <w:r>
+        <w:rPr>
+          <w:rFonts w:ascii="標楷體" w:eastAsia="標楷體" w:hAnsi="標楷體" w:hint="eastAsia"/>
+          <w:lang w:eastAsia="zh-TW"/>
+        </w:rPr>
+        <w:t xml:space="preserve"> </w:t>
+      </w:r>
+      <w:r>
+        <w:rPr>
+          <w:rFonts w:ascii="標楷體" w:eastAsia="標楷體" w:hAnsi="標楷體"/>
+          <w:lang w:eastAsia="zh-TW"/>
+        </w:rPr>
+        <w:t>{{</w:t>
+      </w:r>
+      <w:proofErr w:type="spellStart"/>
+      <w:r>
+        <w:rPr>
+          <w:rFonts w:ascii="標楷體" w:eastAsia="標楷體" w:hAnsi="標楷體"/>
+          <w:lang w:eastAsia="zh-TW"/>
+        </w:rPr>
+        <w:t>landlord_seal</w:t>
+      </w:r>
+      <w:proofErr w:type="spellEnd"/>
+      <w:r>
+        <w:rPr>
+          <w:rFonts w:ascii="標楷體" w:eastAsia="標楷體" w:hAnsi="標楷體"/>
+          <w:lang w:eastAsia="zh-TW"/>
+        </w:rPr>
+        <w:t>}}</w:t>
+      </w:r>
     </w:p>
     <w:p>
       <w:pPr>
@@ -4797,6 +4857,29 @@
           <w:lang w:eastAsia="zh-TW"/>
         </w:rPr>
         <w:t>統一編號(身分證明文件編號)：</w:t>
+      </w:r>
+      <w:r>
+        <w:rPr>
+          <w:rFonts w:ascii="標楷體" w:eastAsia="標楷體" w:hAnsi="標楷體"/>
+          <w:lang w:eastAsia="zh-TW"/>
+        </w:rPr>
+        <w:t>{{</w:t>
+      </w:r>
+      <w:proofErr w:type="spellStart"/>
+      <w:r>
+        <w:rPr>
+          <w:rFonts w:ascii="標楷體" w:eastAsia="標楷體" w:hAnsi="標楷體"/>
+          <w:lang w:eastAsia="zh-TW"/>
+        </w:rPr>
+        <w:t>landlord_id</w:t>
+      </w:r>
+      <w:proofErr w:type="spellEnd"/>
+      <w:r>
+        <w:rPr>
+          <w:rFonts w:ascii="標楷體" w:eastAsia="標楷體" w:hAnsi="標楷體"/>
+          <w:lang w:eastAsia="zh-TW"/>
+        </w:rPr>
+        <w:t>}}</w:t>
       </w:r>
     </w:p>
     <w:p>
@@ -8178,7 +8261,6 @@
   <w:style w:type="character" w:default="1" w:styleId="a2">
     <w:name w:val="Default Paragraph Font"/>
     <w:uiPriority w:val="1"/>
-    <w:semiHidden/>
     <w:unhideWhenUsed/>
   </w:style>
   <w:style w:type="table" w:default="1" w:styleId="a3">

--- a/template.docx
+++ b/template.docx
@@ -231,19 +231,58 @@
         </w:rPr>
         <w:t>}</w:t>
       </w:r>
+      <w:r>
+        <w:rPr>
+          <w:rFonts w:ascii="標楷體" w:eastAsia="標楷體" w:hAnsi="標楷體" w:hint="eastAsia"/>
+          <w:lang w:eastAsia="zh-TW"/>
+        </w:rPr>
+        <w:t xml:space="preserve">  </w:t>
+      </w:r>
+      <w:r>
+        <w:rPr>
+          <w:rFonts w:ascii="標楷體" w:eastAsia="標楷體" w:hAnsi="標楷體"/>
+          <w:lang w:eastAsia="zh-TW"/>
+        </w:rPr>
+        <w:t>{{</w:t>
+      </w:r>
+      <w:proofErr w:type="spellStart"/>
+      <w:r>
+        <w:rPr>
+          <w:rFonts w:ascii="標楷體" w:eastAsia="標楷體" w:hAnsi="標楷體"/>
+          <w:lang w:eastAsia="zh-TW"/>
+        </w:rPr>
+        <w:t>tenant_seal</w:t>
+      </w:r>
+      <w:proofErr w:type="spellEnd"/>
+      <w:r>
+        <w:rPr>
+          <w:rFonts w:ascii="標楷體" w:eastAsia="標楷體" w:hAnsi="標楷體"/>
+          <w:lang w:eastAsia="zh-TW"/>
+        </w:rPr>
+        <w:t>}}</w:t>
+      </w:r>
     </w:p>
     <w:p>
       <w:pPr>
-        <w:rPr>
-          <w:rFonts w:ascii="標楷體" w:eastAsia="標楷體" w:hAnsi="標楷體"/>
-          <w:lang w:eastAsia="zh-TW"/>
-        </w:rPr>
-      </w:pPr>
-      <w:r>
+        <w:ind w:left="720"/>
         <w:rPr>
           <w:rFonts w:ascii="標楷體" w:eastAsia="標楷體" w:hAnsi="標楷體" w:hint="eastAsia"/>
           <w:lang w:eastAsia="zh-TW"/>
         </w:rPr>
+      </w:pPr>
+    </w:p>
+    <w:p>
+      <w:pPr>
+        <w:rPr>
+          <w:rFonts w:ascii="標楷體" w:eastAsia="標楷體" w:hAnsi="標楷體"/>
+          <w:lang w:eastAsia="zh-TW"/>
+        </w:rPr>
+      </w:pPr>
+      <w:r>
+        <w:rPr>
+          <w:rFonts w:ascii="標楷體" w:eastAsia="標楷體" w:hAnsi="標楷體" w:hint="eastAsia"/>
+          <w:lang w:eastAsia="zh-TW"/>
+        </w:rPr>
         <w:t xml:space="preserve">   </w:t>
       </w:r>
       <w:r>
@@ -393,6 +432,14 @@
         </w:rPr>
         <w:t>}}</w:t>
       </w:r>
+    </w:p>
+    <w:p>
+      <w:pPr>
+        <w:rPr>
+          <w:rFonts w:ascii="標楷體" w:eastAsia="標楷體" w:hAnsi="標楷體"/>
+          <w:lang w:eastAsia="zh-TW"/>
+        </w:rPr>
+      </w:pPr>
       <w:r>
         <w:rPr>
           <w:rFonts w:ascii="標楷體" w:eastAsia="標楷體" w:hAnsi="標楷體" w:hint="eastAsia"/>
@@ -1562,6 +1609,7 @@
           <w:rFonts w:ascii="標楷體" w:eastAsia="標楷體" w:hAnsi="標楷體"/>
           <w:lang w:eastAsia="zh-TW"/>
         </w:rPr>
+        <w:lastRenderedPageBreak/>
         <w:t xml:space="preserve">租金支付方式：□現金繳付 </w:t>
       </w:r>
       <w:r>
@@ -1719,7 +1767,6 @@
           <w:rFonts w:ascii="標楷體" w:eastAsia="標楷體" w:hAnsi="標楷體"/>
           <w:lang w:eastAsia="zh-TW"/>
         </w:rPr>
-        <w:lastRenderedPageBreak/>
         <w:t xml:space="preserve">押金由租賃雙方約定為 </w:t>
       </w:r>
       <w:r>
@@ -2651,6 +2698,7 @@
           <w:rFonts w:ascii="標楷體" w:eastAsia="標楷體" w:hAnsi="標楷體"/>
           <w:lang w:eastAsia="zh-TW"/>
         </w:rPr>
+        <w:lastRenderedPageBreak/>
         <w:t>承租人同意遵守公寓大廈規約或其他住戶應遵行事項，不得違法使用、存放有爆炸性或易燃性物品。</w:t>
       </w:r>
     </w:p>
@@ -2681,7 +2729,6 @@
           <w:rFonts w:ascii="標楷體" w:eastAsia="標楷體" w:hAnsi="標楷體"/>
           <w:lang w:eastAsia="zh-TW"/>
         </w:rPr>
-        <w:lastRenderedPageBreak/>
         <w:t>前項出租人同意轉租者，應出具同意書(如附件二)載明同意轉租之範圍、期間及得終止本契約之事由，供承租人轉租</w:t>
       </w:r>
       <w:proofErr w:type="gramStart"/>
@@ -3100,6 +3147,7 @@
           <w:rFonts w:ascii="標楷體" w:eastAsia="標楷體" w:hAnsi="標楷體"/>
           <w:lang w:eastAsia="zh-TW"/>
         </w:rPr>
+        <w:lastRenderedPageBreak/>
         <w:t>承租人經出租人同意轉租者，與次承租人簽訂轉租契約時，應不得逾出租人同意轉租之範圍及</w:t>
       </w:r>
       <w:proofErr w:type="gramStart"/>
@@ -3164,7 +3212,6 @@
           <w:rFonts w:ascii="標楷體" w:eastAsia="標楷體" w:hAnsi="標楷體"/>
           <w:lang w:eastAsia="zh-TW"/>
         </w:rPr>
-        <w:lastRenderedPageBreak/>
         <w:t>租賃關係存續中，因不可歸責於承租人之事由，致租賃住宅之</w:t>
       </w:r>
       <w:proofErr w:type="gramStart"/>
@@ -3258,7 +3305,7 @@
           <w:rFonts w:ascii="標楷體" w:eastAsia="標楷體" w:hAnsi="標楷體"/>
           <w:lang w:eastAsia="zh-TW"/>
         </w:rPr>
-        <w:t>依前項約定得終止租約者，租賃之一方應至少於終止前一個月通知他方。一方未為先期通知而逕行終止租約者，應賠償他方最高不得超過一個月租金額之違約金。</w:t>
+        <w:t>依前項約定得終止租約者，租賃之一方應至少於終止前一個月通知他方。一方未為先期通知而逕行終止租約者，應賠償他方一個月租金額之違約金。</w:t>
       </w:r>
     </w:p>
     <w:p>
@@ -3646,6 +3693,7 @@
           <w:rFonts w:ascii="標楷體" w:eastAsia="標楷體" w:hAnsi="標楷體"/>
           <w:lang w:eastAsia="zh-TW"/>
         </w:rPr>
+        <w:lastRenderedPageBreak/>
         <w:t>(五) 承租人違反第七條第二項規定，違法使用、存放有爆炸性或易燃性物品，經出租人阻止仍繼續為之。</w:t>
       </w:r>
     </w:p>
@@ -3676,7 +3724,6 @@
           <w:rFonts w:ascii="標楷體" w:eastAsia="標楷體" w:hAnsi="標楷體"/>
           <w:lang w:eastAsia="zh-TW"/>
         </w:rPr>
-        <w:lastRenderedPageBreak/>
         <w:t>(七) 承租人毀損租賃住宅或附屬設備，經出租人定相當期限催告修繕仍不為修繕或相當之賠償。</w:t>
       </w:r>
     </w:p>
@@ -4205,6 +4252,7 @@
           <w:rFonts w:ascii="標楷體" w:eastAsia="標楷體" w:hAnsi="標楷體"/>
           <w:lang w:eastAsia="zh-TW"/>
         </w:rPr>
+        <w:lastRenderedPageBreak/>
         <w:t xml:space="preserve">第一項之通知得經租賃雙方約定以 </w:t>
       </w:r>
       <w:r>
@@ -4264,7 +4312,6 @@
           <w:sz w:val="24"/>
           <w:lang w:eastAsia="zh-TW"/>
         </w:rPr>
-        <w:lastRenderedPageBreak/>
         <w:t>第二十條 條款疑義處理</w:t>
       </w:r>
     </w:p>
@@ -4972,7 +5019,37 @@
           <w:rFonts w:ascii="標楷體" w:eastAsia="標楷體" w:hAnsi="標楷體" w:hint="eastAsia"/>
           <w:lang w:eastAsia="zh-TW"/>
         </w:rPr>
-        <w:t xml:space="preserve">       </w:t>
+        <w:t xml:space="preserve">  </w:t>
+      </w:r>
+      <w:r>
+        <w:rPr>
+          <w:rFonts w:ascii="標楷體" w:eastAsia="標楷體" w:hAnsi="標楷體"/>
+          <w:lang w:eastAsia="zh-TW"/>
+        </w:rPr>
+        <w:t>{{</w:t>
+      </w:r>
+      <w:proofErr w:type="spellStart"/>
+      <w:r>
+        <w:rPr>
+          <w:rFonts w:ascii="標楷體" w:eastAsia="標楷體" w:hAnsi="標楷體"/>
+          <w:lang w:eastAsia="zh-TW"/>
+        </w:rPr>
+        <w:t>tenant_seal</w:t>
+      </w:r>
+      <w:proofErr w:type="spellEnd"/>
+      <w:r>
+        <w:rPr>
+          <w:rFonts w:ascii="標楷體" w:eastAsia="標楷體" w:hAnsi="標楷體"/>
+          <w:lang w:eastAsia="zh-TW"/>
+        </w:rPr>
+        <w:t>}}</w:t>
+      </w:r>
+      <w:r>
+        <w:rPr>
+          <w:rFonts w:ascii="標楷體" w:eastAsia="標楷體" w:hAnsi="標楷體" w:hint="eastAsia"/>
+          <w:lang w:eastAsia="zh-TW"/>
+        </w:rPr>
+        <w:t xml:space="preserve">   </w:t>
       </w:r>
     </w:p>
     <w:p>

--- a/template.docx
+++ b/template.docx
@@ -126,7 +126,7 @@
       <w:pPr>
         <w:ind w:left="720"/>
         <w:rPr>
-          <w:rFonts w:ascii="標楷體" w:eastAsia="標楷體" w:hAnsi="標楷體"/>
+          <w:rFonts w:ascii="標楷體" w:eastAsia="標楷體" w:hAnsi="標楷體" w:hint="eastAsia"/>
           <w:lang w:eastAsia="zh-TW"/>
         </w:rPr>
       </w:pPr>
@@ -261,15 +261,6 @@
         </w:rPr>
         <w:t>}}</w:t>
       </w:r>
-    </w:p>
-    <w:p>
-      <w:pPr>
-        <w:ind w:left="720"/>
-        <w:rPr>
-          <w:rFonts w:ascii="標楷體" w:eastAsia="標楷體" w:hAnsi="標楷體" w:hint="eastAsia"/>
-          <w:lang w:eastAsia="zh-TW"/>
-        </w:rPr>
-      </w:pPr>
     </w:p>
     <w:p>
       <w:pPr>
@@ -1609,7 +1600,6 @@
           <w:rFonts w:ascii="標楷體" w:eastAsia="標楷體" w:hAnsi="標楷體"/>
           <w:lang w:eastAsia="zh-TW"/>
         </w:rPr>
-        <w:lastRenderedPageBreak/>
         <w:t xml:space="preserve">租金支付方式：□現金繳付 </w:t>
       </w:r>
       <w:r>
@@ -1741,6 +1731,7 @@
           <w:sz w:val="24"/>
           <w:lang w:eastAsia="zh-TW"/>
         </w:rPr>
+        <w:lastRenderedPageBreak/>
         <w:t>第四條 押金</w:t>
       </w:r>
       <w:proofErr w:type="gramStart"/>
@@ -2698,7 +2689,6 @@
           <w:rFonts w:ascii="標楷體" w:eastAsia="標楷體" w:hAnsi="標楷體"/>
           <w:lang w:eastAsia="zh-TW"/>
         </w:rPr>
-        <w:lastRenderedPageBreak/>
         <w:t>承租人同意遵守公寓大廈規約或其他住戶應遵行事項，不得違法使用、存放有爆炸性或易燃性物品。</w:t>
       </w:r>
     </w:p>
@@ -2714,6 +2704,7 @@
           <w:rFonts w:ascii="標楷體" w:eastAsia="標楷體" w:hAnsi="標楷體"/>
           <w:lang w:eastAsia="zh-TW"/>
         </w:rPr>
+        <w:lastRenderedPageBreak/>
         <w:t>承租人應經出租人同意始得將本租賃住宅之全部或一部分轉租、出借或以其他方式供他人使用，或將租賃權轉讓於他人。</w:t>
       </w:r>
     </w:p>

--- a/template.docx
+++ b/template.docx
@@ -126,25 +126,136 @@
       <w:pPr>
         <w:ind w:left="720"/>
         <w:rPr>
+          <w:rFonts w:ascii="標楷體" w:eastAsia="標楷體" w:hAnsi="標楷體"/>
+          <w:lang w:eastAsia="zh-TW"/>
+        </w:rPr>
+      </w:pPr>
+      <w:r>
+        <w:rPr>
+          <w:rFonts w:ascii="標楷體" w:eastAsia="標楷體" w:hAnsi="標楷體"/>
+          <w:lang w:eastAsia="zh-TW"/>
+        </w:rPr>
+        <w:t>承租人簽章：</w:t>
+      </w:r>
+      <w:r>
+        <w:rPr>
           <w:rFonts w:ascii="標楷體" w:eastAsia="標楷體" w:hAnsi="標楷體" w:hint="eastAsia"/>
           <w:lang w:eastAsia="zh-TW"/>
         </w:rPr>
-      </w:pPr>
-      <w:r>
-        <w:rPr>
-          <w:rFonts w:ascii="標楷體" w:eastAsia="標楷體" w:hAnsi="標楷體"/>
-          <w:lang w:eastAsia="zh-TW"/>
-        </w:rPr>
-        <w:t>承租人簽章：</w:t>
+        <w:t xml:space="preserve">   </w:t>
+      </w:r>
+      <w:r>
+        <w:rPr>
+          <w:rFonts w:ascii="標楷體" w:eastAsia="標楷體" w:hAnsi="標楷體"/>
+          <w:lang w:eastAsia="zh-TW"/>
+        </w:rPr>
+        <w:t xml:space="preserve">{{ </w:t>
+      </w:r>
+      <w:proofErr w:type="spellStart"/>
+      <w:r>
+        <w:rPr>
+          <w:rFonts w:ascii="標楷體" w:eastAsia="標楷體" w:hAnsi="標楷體"/>
+          <w:lang w:eastAsia="zh-TW"/>
+        </w:rPr>
+        <w:t>tenant_name</w:t>
+      </w:r>
+      <w:proofErr w:type="spellEnd"/>
+      <w:r>
+        <w:rPr>
+          <w:rFonts w:ascii="標楷體" w:eastAsia="標楷體" w:hAnsi="標楷體"/>
+          <w:lang w:eastAsia="zh-TW"/>
+        </w:rPr>
+        <w:t xml:space="preserve"> }}</w:t>
+      </w:r>
+      <w:r>
+        <w:rPr>
+          <w:rFonts w:ascii="標楷體" w:eastAsia="標楷體" w:hAnsi="標楷體"/>
+          <w:lang w:eastAsia="zh-TW"/>
+        </w:rPr>
+        <w:t xml:space="preserve">{{ </w:t>
+      </w:r>
+      <w:proofErr w:type="spellStart"/>
+      <w:r>
+        <w:rPr>
+          <w:rFonts w:ascii="標楷體" w:eastAsia="標楷體" w:hAnsi="標楷體"/>
+          <w:lang w:eastAsia="zh-TW"/>
+        </w:rPr>
+        <w:t>tenant_sign</w:t>
+      </w:r>
+      <w:proofErr w:type="spellEnd"/>
+      <w:r>
+        <w:rPr>
+          <w:rFonts w:ascii="標楷體" w:eastAsia="標楷體" w:hAnsi="標楷體"/>
+          <w:lang w:eastAsia="zh-TW"/>
+        </w:rPr>
+        <w:t xml:space="preserve"> }}</w:t>
       </w:r>
       <w:r>
         <w:rPr>
           <w:rFonts w:ascii="標楷體" w:eastAsia="標楷體" w:hAnsi="標楷體" w:hint="eastAsia"/>
           <w:lang w:eastAsia="zh-TW"/>
         </w:rPr>
+        <w:t xml:space="preserve">  </w:t>
+      </w:r>
+      <w:r>
+        <w:rPr>
+          <w:rFonts w:ascii="標楷體" w:eastAsia="標楷體" w:hAnsi="標楷體" w:hint="eastAsia"/>
+          <w:lang w:eastAsia="zh-TW"/>
+        </w:rPr>
+        <w:t xml:space="preserve"> </w:t>
+      </w:r>
+      <w:r>
+        <w:rPr>
+          <w:rFonts w:ascii="標楷體" w:eastAsia="標楷體" w:hAnsi="標楷體"/>
+          <w:lang w:eastAsia="zh-TW"/>
+        </w:rPr>
+        <w:t>{{</w:t>
+      </w:r>
+      <w:proofErr w:type="spellStart"/>
+      <w:r>
+        <w:rPr>
+          <w:rFonts w:ascii="標楷體" w:eastAsia="標楷體" w:hAnsi="標楷體"/>
+          <w:lang w:eastAsia="zh-TW"/>
+        </w:rPr>
+        <w:t>tenant_seal</w:t>
+      </w:r>
+      <w:proofErr w:type="spellEnd"/>
+      <w:r>
+        <w:rPr>
+          <w:rFonts w:ascii="標楷體" w:eastAsia="標楷體" w:hAnsi="標楷體"/>
+          <w:lang w:eastAsia="zh-TW"/>
+        </w:rPr>
+        <w:t>}}</w:t>
+      </w:r>
+    </w:p>
+    <w:p>
+      <w:pPr>
+        <w:rPr>
+          <w:rFonts w:ascii="標楷體" w:eastAsia="標楷體" w:hAnsi="標楷體"/>
+          <w:lang w:eastAsia="zh-TW"/>
+        </w:rPr>
+      </w:pPr>
+      <w:r>
+        <w:rPr>
+          <w:rFonts w:ascii="標楷體" w:eastAsia="標楷體" w:hAnsi="標楷體" w:hint="eastAsia"/>
+          <w:lang w:eastAsia="zh-TW"/>
+        </w:rPr>
         <w:t xml:space="preserve">   </w:t>
       </w:r>
-      <w:proofErr w:type="gramStart"/>
+      <w:r>
+        <w:rPr>
+          <w:rFonts w:ascii="標楷體" w:eastAsia="標楷體" w:hAnsi="標楷體"/>
+          <w:lang w:eastAsia="zh-TW"/>
+        </w:rPr>
+        <w:t xml:space="preserve">   出租人簽章：</w:t>
+      </w:r>
+      <w:r>
+        <w:rPr>
+          <w:rFonts w:ascii="標楷體" w:eastAsia="標楷體" w:hAnsi="標楷體" w:hint="eastAsia"/>
+          <w:lang w:eastAsia="zh-TW"/>
+        </w:rPr>
+        <w:t xml:space="preserve"> </w:t>
+      </w:r>
       <w:r>
         <w:rPr>
           <w:rFonts w:ascii="標楷體" w:eastAsia="標楷體" w:hAnsi="標楷體"/>
@@ -158,23 +269,7 @@
           <w:rFonts w:ascii="標楷體" w:eastAsia="標楷體" w:hAnsi="標楷體"/>
           <w:lang w:eastAsia="zh-TW"/>
         </w:rPr>
-        <w:t>tenant</w:t>
-      </w:r>
-      <w:proofErr w:type="gramEnd"/>
-      <w:r>
-        <w:rPr>
-          <w:rFonts w:ascii="標楷體" w:eastAsia="標楷體" w:hAnsi="標楷體"/>
-          <w:lang w:eastAsia="zh-TW"/>
-        </w:rPr>
-        <w:t>_</w:t>
-      </w:r>
-      <w:proofErr w:type="gramStart"/>
-      <w:r>
-        <w:rPr>
-          <w:rFonts w:ascii="標楷體" w:eastAsia="標楷體" w:hAnsi="標楷體"/>
-          <w:lang w:eastAsia="zh-TW"/>
-        </w:rPr>
-        <w:t>name</w:t>
+        <w:t>landlord_name</w:t>
       </w:r>
       <w:proofErr w:type="spellEnd"/>
       <w:r>
@@ -186,6 +281,13 @@
       </w:r>
       <w:r>
         <w:rPr>
+          <w:rFonts w:ascii="標楷體" w:eastAsia="標楷體" w:hAnsi="標楷體" w:hint="eastAsia"/>
+          <w:lang w:eastAsia="zh-TW"/>
+        </w:rPr>
+        <w:t xml:space="preserve"> </w:t>
+      </w:r>
+      <w:r>
+        <w:rPr>
           <w:rFonts w:ascii="標楷體" w:eastAsia="標楷體" w:hAnsi="標楷體"/>
           <w:lang w:eastAsia="zh-TW"/>
         </w:rPr>
@@ -197,23 +299,7 @@
           <w:rFonts w:ascii="標楷體" w:eastAsia="標楷體" w:hAnsi="標楷體"/>
           <w:lang w:eastAsia="zh-TW"/>
         </w:rPr>
-        <w:t>tenant</w:t>
-      </w:r>
-      <w:proofErr w:type="gramEnd"/>
-      <w:r>
-        <w:rPr>
-          <w:rFonts w:ascii="標楷體" w:eastAsia="標楷體" w:hAnsi="標楷體"/>
-          <w:lang w:eastAsia="zh-TW"/>
-        </w:rPr>
-        <w:t>_</w:t>
-      </w:r>
-      <w:proofErr w:type="gramStart"/>
-      <w:r>
-        <w:rPr>
-          <w:rFonts w:ascii="標楷體" w:eastAsia="標楷體" w:hAnsi="標楷體"/>
-          <w:lang w:eastAsia="zh-TW"/>
-        </w:rPr>
-        <w:t>sign</w:t>
+        <w:t>landlord_sign</w:t>
       </w:r>
       <w:proofErr w:type="spellEnd"/>
       <w:r>
@@ -221,177 +307,7 @@
           <w:rFonts w:ascii="標楷體" w:eastAsia="標楷體" w:hAnsi="標楷體"/>
           <w:lang w:eastAsia="zh-TW"/>
         </w:rPr>
-        <w:t xml:space="preserve"> }</w:t>
-      </w:r>
-      <w:proofErr w:type="gramEnd"/>
-      <w:r>
-        <w:rPr>
-          <w:rFonts w:ascii="標楷體" w:eastAsia="標楷體" w:hAnsi="標楷體"/>
-          <w:lang w:eastAsia="zh-TW"/>
-        </w:rPr>
-        <w:t>}</w:t>
-      </w:r>
-      <w:r>
-        <w:rPr>
-          <w:rFonts w:ascii="標楷體" w:eastAsia="標楷體" w:hAnsi="標楷體" w:hint="eastAsia"/>
-          <w:lang w:eastAsia="zh-TW"/>
-        </w:rPr>
-        <w:t xml:space="preserve">  </w:t>
-      </w:r>
-      <w:r>
-        <w:rPr>
-          <w:rFonts w:ascii="標楷體" w:eastAsia="標楷體" w:hAnsi="標楷體"/>
-          <w:lang w:eastAsia="zh-TW"/>
-        </w:rPr>
-        <w:t>{{</w:t>
-      </w:r>
-      <w:proofErr w:type="spellStart"/>
-      <w:r>
-        <w:rPr>
-          <w:rFonts w:ascii="標楷體" w:eastAsia="標楷體" w:hAnsi="標楷體"/>
-          <w:lang w:eastAsia="zh-TW"/>
-        </w:rPr>
-        <w:t>tenant_seal</w:t>
-      </w:r>
-      <w:proofErr w:type="spellEnd"/>
-      <w:r>
-        <w:rPr>
-          <w:rFonts w:ascii="標楷體" w:eastAsia="標楷體" w:hAnsi="標楷體"/>
-          <w:lang w:eastAsia="zh-TW"/>
-        </w:rPr>
-        <w:t>}}</w:t>
-      </w:r>
-    </w:p>
-    <w:p>
-      <w:pPr>
-        <w:rPr>
-          <w:rFonts w:ascii="標楷體" w:eastAsia="標楷體" w:hAnsi="標楷體"/>
-          <w:lang w:eastAsia="zh-TW"/>
-        </w:rPr>
-      </w:pPr>
-      <w:r>
-        <w:rPr>
-          <w:rFonts w:ascii="標楷體" w:eastAsia="標楷體" w:hAnsi="標楷體" w:hint="eastAsia"/>
-          <w:lang w:eastAsia="zh-TW"/>
-        </w:rPr>
-        <w:t xml:space="preserve">   </w:t>
-      </w:r>
-      <w:r>
-        <w:rPr>
-          <w:rFonts w:ascii="標楷體" w:eastAsia="標楷體" w:hAnsi="標楷體"/>
-          <w:lang w:eastAsia="zh-TW"/>
-        </w:rPr>
-        <w:t xml:space="preserve">   出租人簽章：</w:t>
-      </w:r>
-      <w:r>
-        <w:rPr>
-          <w:rFonts w:ascii="標楷體" w:eastAsia="標楷體" w:hAnsi="標楷體" w:hint="eastAsia"/>
-          <w:lang w:eastAsia="zh-TW"/>
-        </w:rPr>
-        <w:t xml:space="preserve"> </w:t>
-      </w:r>
-      <w:proofErr w:type="gramStart"/>
-      <w:r>
-        <w:rPr>
-          <w:rFonts w:ascii="標楷體" w:eastAsia="標楷體" w:hAnsi="標楷體"/>
-          <w:lang w:eastAsia="zh-TW"/>
-        </w:rPr>
-        <w:t xml:space="preserve">{{ </w:t>
-      </w:r>
-      <w:proofErr w:type="spellStart"/>
-      <w:r>
-        <w:rPr>
-          <w:rFonts w:ascii="標楷體" w:eastAsia="標楷體" w:hAnsi="標楷體"/>
-          <w:lang w:eastAsia="zh-TW"/>
-        </w:rPr>
-        <w:t>landlord</w:t>
-      </w:r>
-      <w:proofErr w:type="gramEnd"/>
-      <w:r>
-        <w:rPr>
-          <w:rFonts w:ascii="標楷體" w:eastAsia="標楷體" w:hAnsi="標楷體"/>
-          <w:lang w:eastAsia="zh-TW"/>
-        </w:rPr>
-        <w:t>_</w:t>
-      </w:r>
-      <w:proofErr w:type="gramStart"/>
-      <w:r>
-        <w:rPr>
-          <w:rFonts w:ascii="標楷體" w:eastAsia="標楷體" w:hAnsi="標楷體"/>
-          <w:lang w:eastAsia="zh-TW"/>
-        </w:rPr>
-        <w:t>name</w:t>
-      </w:r>
-      <w:proofErr w:type="spellEnd"/>
-      <w:r>
-        <w:rPr>
-          <w:rFonts w:ascii="標楷體" w:eastAsia="標楷體" w:hAnsi="標楷體"/>
-          <w:lang w:eastAsia="zh-TW"/>
-        </w:rPr>
-        <w:t xml:space="preserve"> }</w:t>
-      </w:r>
-      <w:proofErr w:type="gramEnd"/>
-      <w:r>
-        <w:rPr>
-          <w:rFonts w:ascii="標楷體" w:eastAsia="標楷體" w:hAnsi="標楷體"/>
-          <w:lang w:eastAsia="zh-TW"/>
-        </w:rPr>
-        <w:t>}</w:t>
-      </w:r>
-      <w:r>
-        <w:rPr>
-          <w:rFonts w:ascii="標楷體" w:eastAsia="標楷體" w:hAnsi="標楷體" w:hint="eastAsia"/>
-          <w:lang w:eastAsia="zh-TW"/>
-        </w:rPr>
-        <w:t xml:space="preserve"> </w:t>
-      </w:r>
-      <w:proofErr w:type="gramStart"/>
-      <w:r>
-        <w:rPr>
-          <w:rFonts w:ascii="標楷體" w:eastAsia="標楷體" w:hAnsi="標楷體"/>
-          <w:lang w:eastAsia="zh-TW"/>
-        </w:rPr>
-        <w:t xml:space="preserve">{{ </w:t>
-      </w:r>
-      <w:proofErr w:type="spellStart"/>
-      <w:r>
-        <w:rPr>
-          <w:rFonts w:ascii="標楷體" w:eastAsia="標楷體" w:hAnsi="標楷體"/>
-          <w:lang w:eastAsia="zh-TW"/>
-        </w:rPr>
-        <w:t>landlord</w:t>
-      </w:r>
-      <w:proofErr w:type="gramEnd"/>
-      <w:r>
-        <w:rPr>
-          <w:rFonts w:ascii="標楷體" w:eastAsia="標楷體" w:hAnsi="標楷體"/>
-          <w:lang w:eastAsia="zh-TW"/>
-        </w:rPr>
-        <w:t>_</w:t>
-      </w:r>
-      <w:proofErr w:type="gramStart"/>
-      <w:r>
-        <w:rPr>
-          <w:rFonts w:ascii="標楷體" w:eastAsia="標楷體" w:hAnsi="標楷體"/>
-          <w:lang w:eastAsia="zh-TW"/>
-        </w:rPr>
-        <w:t>sign</w:t>
-      </w:r>
-      <w:proofErr w:type="spellEnd"/>
-      <w:r>
-        <w:rPr>
-          <w:rFonts w:ascii="標楷體" w:eastAsia="標楷體" w:hAnsi="標楷體"/>
-          <w:lang w:eastAsia="zh-TW"/>
-        </w:rPr>
-        <w:t xml:space="preserve"> }</w:t>
-      </w:r>
-      <w:proofErr w:type="gramEnd"/>
-      <w:r>
-        <w:rPr>
-          <w:rFonts w:ascii="標楷體" w:eastAsia="標楷體" w:hAnsi="標楷體"/>
-          <w:lang w:eastAsia="zh-TW"/>
-        </w:rPr>
-        <w:t>}</w:t>
+        <w:t xml:space="preserve"> }}</w:t>
       </w:r>
       <w:r>
         <w:rPr>
@@ -477,7 +393,6 @@
         </w:rPr>
         <w:t xml:space="preserve"> </w:t>
       </w:r>
-      <w:proofErr w:type="gramStart"/>
       <w:r>
         <w:rPr>
           <w:rFonts w:ascii="標楷體" w:eastAsia="標楷體" w:hAnsi="標楷體"/>
@@ -491,23 +406,7 @@
           <w:rFonts w:ascii="標楷體" w:eastAsia="標楷體" w:hAnsi="標楷體"/>
           <w:lang w:eastAsia="zh-TW"/>
         </w:rPr>
-        <w:t>tenant</w:t>
-      </w:r>
-      <w:proofErr w:type="gramEnd"/>
-      <w:r>
-        <w:rPr>
-          <w:rFonts w:ascii="標楷體" w:eastAsia="標楷體" w:hAnsi="標楷體"/>
-          <w:lang w:eastAsia="zh-TW"/>
-        </w:rPr>
-        <w:t>_</w:t>
-      </w:r>
-      <w:proofErr w:type="gramStart"/>
-      <w:r>
-        <w:rPr>
-          <w:rFonts w:ascii="標楷體" w:eastAsia="標楷體" w:hAnsi="標楷體"/>
-          <w:lang w:eastAsia="zh-TW"/>
-        </w:rPr>
-        <w:t>name</w:t>
+        <w:t>tenant_name</w:t>
       </w:r>
       <w:proofErr w:type="spellEnd"/>
       <w:r>
@@ -515,15 +414,7 @@
           <w:rFonts w:ascii="標楷體" w:eastAsia="標楷體" w:hAnsi="標楷體"/>
           <w:lang w:eastAsia="zh-TW"/>
         </w:rPr>
-        <w:t xml:space="preserve"> }</w:t>
-      </w:r>
-      <w:proofErr w:type="gramEnd"/>
-      <w:r>
-        <w:rPr>
-          <w:rFonts w:ascii="標楷體" w:eastAsia="標楷體" w:hAnsi="標楷體"/>
-          <w:lang w:eastAsia="zh-TW"/>
-        </w:rPr>
-        <w:t>}</w:t>
+        <w:t xml:space="preserve"> }}</w:t>
       </w:r>
       <w:r>
         <w:rPr>
@@ -532,7 +423,6 @@
         </w:rPr>
         <w:t xml:space="preserve"> </w:t>
       </w:r>
-      <w:proofErr w:type="gramStart"/>
       <w:r>
         <w:rPr>
           <w:rFonts w:ascii="標楷體" w:eastAsia="標楷體" w:hAnsi="標楷體"/>
@@ -546,23 +436,7 @@
           <w:rFonts w:ascii="標楷體" w:eastAsia="標楷體" w:hAnsi="標楷體"/>
           <w:lang w:eastAsia="zh-TW"/>
         </w:rPr>
-        <w:t>tenant</w:t>
-      </w:r>
-      <w:proofErr w:type="gramEnd"/>
-      <w:r>
-        <w:rPr>
-          <w:rFonts w:ascii="標楷體" w:eastAsia="標楷體" w:hAnsi="標楷體"/>
-          <w:lang w:eastAsia="zh-TW"/>
-        </w:rPr>
-        <w:t>_</w:t>
-      </w:r>
-      <w:proofErr w:type="gramStart"/>
-      <w:r>
-        <w:rPr>
-          <w:rFonts w:ascii="標楷體" w:eastAsia="標楷體" w:hAnsi="標楷體"/>
-          <w:lang w:eastAsia="zh-TW"/>
-        </w:rPr>
-        <w:t>sign</w:t>
+        <w:t>tenant_sign</w:t>
       </w:r>
       <w:proofErr w:type="spellEnd"/>
       <w:r>
@@ -570,15 +444,7 @@
           <w:rFonts w:ascii="標楷體" w:eastAsia="標楷體" w:hAnsi="標楷體"/>
           <w:lang w:eastAsia="zh-TW"/>
         </w:rPr>
-        <w:t xml:space="preserve"> }</w:t>
-      </w:r>
-      <w:proofErr w:type="gramEnd"/>
-      <w:r>
-        <w:rPr>
-          <w:rFonts w:ascii="標楷體" w:eastAsia="標楷體" w:hAnsi="標楷體"/>
-          <w:lang w:eastAsia="zh-TW"/>
-        </w:rPr>
-        <w:t>}</w:t>
+        <w:t xml:space="preserve"> }}</w:t>
       </w:r>
     </w:p>
     <w:p>
@@ -602,7 +468,6 @@
         </w:rPr>
         <w:t xml:space="preserve"> </w:t>
       </w:r>
-      <w:proofErr w:type="gramStart"/>
       <w:r>
         <w:rPr>
           <w:rFonts w:ascii="標楷體" w:eastAsia="標楷體" w:hAnsi="標楷體"/>
@@ -616,23 +481,7 @@
           <w:rFonts w:ascii="標楷體" w:eastAsia="標楷體" w:hAnsi="標楷體"/>
           <w:lang w:eastAsia="zh-TW"/>
         </w:rPr>
-        <w:t>landlord</w:t>
-      </w:r>
-      <w:proofErr w:type="gramEnd"/>
-      <w:r>
-        <w:rPr>
-          <w:rFonts w:ascii="標楷體" w:eastAsia="標楷體" w:hAnsi="標楷體"/>
-          <w:lang w:eastAsia="zh-TW"/>
-        </w:rPr>
-        <w:t>_</w:t>
-      </w:r>
-      <w:proofErr w:type="gramStart"/>
-      <w:r>
-        <w:rPr>
-          <w:rFonts w:ascii="標楷體" w:eastAsia="標楷體" w:hAnsi="標楷體"/>
-          <w:lang w:eastAsia="zh-TW"/>
-        </w:rPr>
-        <w:t>name</w:t>
+        <w:t>landlord_name</w:t>
       </w:r>
       <w:proofErr w:type="spellEnd"/>
       <w:r>
@@ -640,15 +489,7 @@
           <w:rFonts w:ascii="標楷體" w:eastAsia="標楷體" w:hAnsi="標楷體"/>
           <w:lang w:eastAsia="zh-TW"/>
         </w:rPr>
-        <w:t xml:space="preserve"> }</w:t>
-      </w:r>
-      <w:proofErr w:type="gramEnd"/>
-      <w:r>
-        <w:rPr>
-          <w:rFonts w:ascii="標楷體" w:eastAsia="標楷體" w:hAnsi="標楷體"/>
-          <w:lang w:eastAsia="zh-TW"/>
-        </w:rPr>
-        <w:t>}</w:t>
+        <w:t xml:space="preserve"> }}</w:t>
       </w:r>
       <w:r>
         <w:rPr>
@@ -657,7 +498,6 @@
         </w:rPr>
         <w:t xml:space="preserve"> </w:t>
       </w:r>
-      <w:proofErr w:type="gramStart"/>
       <w:r>
         <w:rPr>
           <w:rFonts w:ascii="標楷體" w:eastAsia="標楷體" w:hAnsi="標楷體"/>
@@ -671,23 +511,7 @@
           <w:rFonts w:ascii="標楷體" w:eastAsia="標楷體" w:hAnsi="標楷體"/>
           <w:lang w:eastAsia="zh-TW"/>
         </w:rPr>
-        <w:t>landlord</w:t>
-      </w:r>
-      <w:proofErr w:type="gramEnd"/>
-      <w:r>
-        <w:rPr>
-          <w:rFonts w:ascii="標楷體" w:eastAsia="標楷體" w:hAnsi="標楷體"/>
-          <w:lang w:eastAsia="zh-TW"/>
-        </w:rPr>
-        <w:t>_</w:t>
-      </w:r>
-      <w:proofErr w:type="gramStart"/>
-      <w:r>
-        <w:rPr>
-          <w:rFonts w:ascii="標楷體" w:eastAsia="標楷體" w:hAnsi="標楷體"/>
-          <w:lang w:eastAsia="zh-TW"/>
-        </w:rPr>
-        <w:t>sign</w:t>
+        <w:t>landlord_sign</w:t>
       </w:r>
       <w:proofErr w:type="spellEnd"/>
       <w:r>
@@ -695,15 +519,7 @@
           <w:rFonts w:ascii="標楷體" w:eastAsia="標楷體" w:hAnsi="標楷體"/>
           <w:lang w:eastAsia="zh-TW"/>
         </w:rPr>
-        <w:t xml:space="preserve"> }</w:t>
-      </w:r>
-      <w:proofErr w:type="gramEnd"/>
-      <w:r>
-        <w:rPr>
-          <w:rFonts w:ascii="標楷體" w:eastAsia="標楷體" w:hAnsi="標楷體"/>
-          <w:lang w:eastAsia="zh-TW"/>
-        </w:rPr>
-        <w:t>}</w:t>
+        <w:t xml:space="preserve"> }}</w:t>
       </w:r>
     </w:p>
     <w:p>
@@ -780,23 +596,7 @@
           <w:rFonts w:ascii="標楷體" w:eastAsia="標楷體" w:hAnsi="標楷體"/>
           <w:lang w:eastAsia="zh-TW"/>
         </w:rPr>
-        <w:t>(</w:t>
-      </w:r>
-      <w:proofErr w:type="gramStart"/>
-      <w:r>
-        <w:rPr>
-          <w:rFonts w:ascii="標楷體" w:eastAsia="標楷體" w:hAnsi="標楷體"/>
-          <w:lang w:eastAsia="zh-TW"/>
-        </w:rPr>
-        <w:t>一</w:t>
-      </w:r>
-      <w:proofErr w:type="gramEnd"/>
-      <w:r>
-        <w:rPr>
-          <w:rFonts w:ascii="標楷體" w:eastAsia="標楷體" w:hAnsi="標楷體"/>
-          <w:lang w:eastAsia="zh-TW"/>
-        </w:rPr>
-        <w:t>) 租賃住宅標示：</w:t>
+        <w:t>(一) 租賃住宅標示：</w:t>
       </w:r>
     </w:p>
     <w:p>
@@ -827,15 +627,65 @@
         </w:rPr>
         <w:t xml:space="preserve"> </w:t>
       </w:r>
-      <w:proofErr w:type="gramStart"/>
-      <w:r>
-        <w:rPr>
-          <w:rFonts w:ascii="標楷體" w:eastAsia="標楷體" w:hAnsi="標楷體"/>
-          <w:lang w:eastAsia="zh-TW"/>
-        </w:rPr>
-        <w:t>{{ address</w:t>
-      </w:r>
-      <w:proofErr w:type="gramEnd"/>
+      <w:r>
+        <w:rPr>
+          <w:rFonts w:ascii="標楷體" w:eastAsia="標楷體" w:hAnsi="標楷體"/>
+          <w:lang w:eastAsia="zh-TW"/>
+        </w:rPr>
+        <w:t>{{ address }}</w:t>
+      </w:r>
+    </w:p>
+    <w:p>
+      <w:pPr>
+        <w:rPr>
+          <w:rFonts w:ascii="標楷體" w:eastAsia="標楷體" w:hAnsi="標楷體"/>
+          <w:lang w:eastAsia="zh-TW"/>
+        </w:rPr>
+      </w:pPr>
+      <w:r>
+        <w:rPr>
+          <w:rFonts w:ascii="標楷體" w:eastAsia="標楷體" w:hAnsi="標楷體" w:hint="eastAsia"/>
+          <w:lang w:eastAsia="zh-TW"/>
+        </w:rPr>
+        <w:t>2</w:t>
+      </w:r>
+      <w:r>
+        <w:rPr>
+          <w:rFonts w:ascii="標楷體" w:eastAsia="標楷體" w:hAnsi="標楷體"/>
+          <w:lang w:eastAsia="zh-TW"/>
+        </w:rPr>
+        <w:t>、車位：</w:t>
+      </w:r>
+      <w:r>
+        <w:rPr>
+          <w:rFonts w:ascii="標楷體" w:eastAsia="標楷體" w:hAnsi="標楷體"/>
+          <w:lang w:eastAsia="zh-TW"/>
+        </w:rPr>
+        <w:t xml:space="preserve">{{ </w:t>
+      </w:r>
+      <w:proofErr w:type="spellStart"/>
+      <w:r>
+        <w:rPr>
+          <w:rFonts w:ascii="標楷體" w:eastAsia="標楷體" w:hAnsi="標楷體"/>
+          <w:lang w:eastAsia="zh-TW"/>
+        </w:rPr>
+        <w:t>chk_</w:t>
+      </w:r>
+      <w:r>
+        <w:rPr>
+          <w:rFonts w:ascii="標楷體" w:eastAsia="標楷體" w:hAnsi="標楷體" w:hint="eastAsia"/>
+          <w:lang w:eastAsia="zh-TW"/>
+        </w:rPr>
+        <w:t>car</w:t>
+      </w:r>
+      <w:r>
+        <w:rPr>
+          <w:rFonts w:ascii="標楷體" w:eastAsia="標楷體" w:hAnsi="標楷體"/>
+          <w:lang w:eastAsia="zh-TW"/>
+        </w:rPr>
+        <w:t>_yes</w:t>
+      </w:r>
+      <w:proofErr w:type="spellEnd"/>
       <w:r>
         <w:rPr>
           <w:rFonts w:ascii="標楷體" w:eastAsia="標楷體" w:hAnsi="標楷體"/>
@@ -843,27 +693,12 @@
         </w:rPr>
         <w:t xml:space="preserve"> }}</w:t>
       </w:r>
-    </w:p>
-    <w:p>
-      <w:pPr>
-        <w:rPr>
-          <w:rFonts w:ascii="標楷體" w:eastAsia="標楷體" w:hAnsi="標楷體"/>
-          <w:lang w:eastAsia="zh-TW"/>
-        </w:rPr>
-      </w:pPr>
-      <w:r>
-        <w:rPr>
-          <w:rFonts w:ascii="標楷體" w:eastAsia="標楷體" w:hAnsi="標楷體" w:hint="eastAsia"/>
-          <w:lang w:eastAsia="zh-TW"/>
-        </w:rPr>
-        <w:t>2</w:t>
-      </w:r>
-      <w:r>
-        <w:rPr>
-          <w:rFonts w:ascii="標楷體" w:eastAsia="標楷體" w:hAnsi="標楷體"/>
-          <w:lang w:eastAsia="zh-TW"/>
-        </w:rPr>
-        <w:t>、車位：</w:t>
+      <w:r>
+        <w:rPr>
+          <w:rFonts w:ascii="標楷體" w:eastAsia="標楷體" w:hAnsi="標楷體"/>
+          <w:lang w:eastAsia="zh-TW"/>
+        </w:rPr>
+        <w:t>汽車停車位  個、</w:t>
       </w:r>
       <w:r>
         <w:rPr>
@@ -878,21 +713,7 @@
           <w:rFonts w:ascii="標楷體" w:eastAsia="標楷體" w:hAnsi="標楷體"/>
           <w:lang w:eastAsia="zh-TW"/>
         </w:rPr>
-        <w:t>chk_</w:t>
-      </w:r>
-      <w:r>
-        <w:rPr>
-          <w:rFonts w:ascii="標楷體" w:eastAsia="標楷體" w:hAnsi="標楷體" w:hint="eastAsia"/>
-          <w:lang w:eastAsia="zh-TW"/>
-        </w:rPr>
-        <w:t>car</w:t>
-      </w:r>
-      <w:r>
-        <w:rPr>
-          <w:rFonts w:ascii="標楷體" w:eastAsia="標楷體" w:hAnsi="標楷體"/>
-          <w:lang w:eastAsia="zh-TW"/>
-        </w:rPr>
-        <w:t>_yes</w:t>
+        <w:t>chk_moto_yes</w:t>
       </w:r>
       <w:proofErr w:type="spellEnd"/>
       <w:r>
@@ -907,69 +728,7 @@
           <w:rFonts w:ascii="標楷體" w:eastAsia="標楷體" w:hAnsi="標楷體"/>
           <w:lang w:eastAsia="zh-TW"/>
         </w:rPr>
-        <w:t xml:space="preserve">汽車停車位  </w:t>
-      </w:r>
-      <w:proofErr w:type="gramStart"/>
-      <w:r>
-        <w:rPr>
-          <w:rFonts w:ascii="標楷體" w:eastAsia="標楷體" w:hAnsi="標楷體"/>
-          <w:lang w:eastAsia="zh-TW"/>
-        </w:rPr>
-        <w:t>個</w:t>
-      </w:r>
-      <w:proofErr w:type="gramEnd"/>
-      <w:r>
-        <w:rPr>
-          <w:rFonts w:ascii="標楷體" w:eastAsia="標楷體" w:hAnsi="標楷體"/>
-          <w:lang w:eastAsia="zh-TW"/>
-        </w:rPr>
-        <w:t>、</w:t>
-      </w:r>
-      <w:r>
-        <w:rPr>
-          <w:rFonts w:ascii="標楷體" w:eastAsia="標楷體" w:hAnsi="標楷體"/>
-          <w:lang w:eastAsia="zh-TW"/>
-        </w:rPr>
-        <w:t xml:space="preserve">{{ </w:t>
-      </w:r>
-      <w:proofErr w:type="spellStart"/>
-      <w:r>
-        <w:rPr>
-          <w:rFonts w:ascii="標楷體" w:eastAsia="標楷體" w:hAnsi="標楷體"/>
-          <w:lang w:eastAsia="zh-TW"/>
-        </w:rPr>
-        <w:t>chk_moto_yes</w:t>
-      </w:r>
-      <w:proofErr w:type="spellEnd"/>
-      <w:r>
-        <w:rPr>
-          <w:rFonts w:ascii="標楷體" w:eastAsia="標楷體" w:hAnsi="標楷體"/>
-          <w:lang w:eastAsia="zh-TW"/>
-        </w:rPr>
-        <w:t xml:space="preserve"> }}</w:t>
-      </w:r>
-      <w:r>
-        <w:rPr>
-          <w:rFonts w:ascii="標楷體" w:eastAsia="標楷體" w:hAnsi="標楷體"/>
-          <w:lang w:eastAsia="zh-TW"/>
-        </w:rPr>
-        <w:t xml:space="preserve">機車停車位  </w:t>
-      </w:r>
-      <w:proofErr w:type="gramStart"/>
-      <w:r>
-        <w:rPr>
-          <w:rFonts w:ascii="標楷體" w:eastAsia="標楷體" w:hAnsi="標楷體"/>
-          <w:lang w:eastAsia="zh-TW"/>
-        </w:rPr>
-        <w:t>個</w:t>
-      </w:r>
-      <w:proofErr w:type="gramEnd"/>
-      <w:r>
-        <w:rPr>
-          <w:rFonts w:ascii="標楷體" w:eastAsia="標楷體" w:hAnsi="標楷體"/>
-          <w:lang w:eastAsia="zh-TW"/>
-        </w:rPr>
-        <w:t xml:space="preserve"> </w:t>
+        <w:t xml:space="preserve">機車停車位  個 </w:t>
       </w:r>
       <w:r>
         <w:rPr>
@@ -1118,7 +877,16 @@
           <w:szCs w:val="21"/>
           <w:lang w:eastAsia="zh-TW"/>
         </w:rPr>
-        <w:t xml:space="preserve"> 房間  間，面積    平方公尺</w:t>
+        <w:t xml:space="preserve"> 房間  間</w:t>
+      </w:r>
+      <w:r>
+        <w:rPr>
+          <w:rFonts w:ascii="標楷體" w:eastAsia="標楷體" w:hAnsi="標楷體" w:cs="微軟正黑體" w:hint="eastAsia"/>
+          <w:sz w:val="21"/>
+          <w:szCs w:val="21"/>
+          <w:lang w:eastAsia="zh-TW"/>
+        </w:rPr>
+        <w:t>，第  室</w:t>
       </w:r>
       <w:r>
         <w:rPr>
@@ -1127,6 +895,15 @@
           <w:szCs w:val="21"/>
           <w:lang w:eastAsia="zh-TW"/>
         </w:rPr>
+        <w:t>，面積    平方公尺</w:t>
+      </w:r>
+      <w:r>
+        <w:rPr>
+          <w:rFonts w:ascii="標楷體" w:eastAsia="標楷體" w:hAnsi="標楷體" w:cs="微軟正黑體"/>
+          <w:sz w:val="21"/>
+          <w:szCs w:val="21"/>
+          <w:lang w:eastAsia="zh-TW"/>
+        </w:rPr>
         <w:t>。</w:t>
       </w:r>
     </w:p>
@@ -1142,23 +919,7 @@
           <w:rFonts w:ascii="標楷體" w:eastAsia="標楷體" w:hAnsi="標楷體"/>
           <w:lang w:eastAsia="zh-TW"/>
         </w:rPr>
-        <w:t>2、車位(如無</w:t>
-      </w:r>
-      <w:proofErr w:type="gramStart"/>
-      <w:r>
-        <w:rPr>
-          <w:rFonts w:ascii="標楷體" w:eastAsia="標楷體" w:hAnsi="標楷體"/>
-          <w:lang w:eastAsia="zh-TW"/>
-        </w:rPr>
-        <w:t>則免填</w:t>
-      </w:r>
-      <w:proofErr w:type="gramEnd"/>
-      <w:r>
-        <w:rPr>
-          <w:rFonts w:ascii="標楷體" w:eastAsia="標楷體" w:hAnsi="標楷體"/>
-          <w:lang w:eastAsia="zh-TW"/>
-        </w:rPr>
-        <w:t>)：</w:t>
+        <w:t>2、車位(如無則免填)：</w:t>
       </w:r>
     </w:p>
     <w:p>
@@ -1456,23 +1217,7 @@
           <w:rFonts w:ascii="標楷體" w:eastAsia="標楷體" w:hAnsi="標楷體"/>
           <w:lang w:eastAsia="zh-TW"/>
         </w:rPr>
-        <w:t xml:space="preserve"> 日止。(租賃期間至少</w:t>
-      </w:r>
-      <w:proofErr w:type="gramStart"/>
-      <w:r>
-        <w:rPr>
-          <w:rFonts w:ascii="標楷體" w:eastAsia="標楷體" w:hAnsi="標楷體"/>
-          <w:lang w:eastAsia="zh-TW"/>
-        </w:rPr>
-        <w:t>三</w:t>
-      </w:r>
-      <w:proofErr w:type="gramEnd"/>
-      <w:r>
-        <w:rPr>
-          <w:rFonts w:ascii="標楷體" w:eastAsia="標楷體" w:hAnsi="標楷體"/>
-          <w:lang w:eastAsia="zh-TW"/>
-        </w:rPr>
-        <w:t>十日以上)</w:t>
+        <w:t xml:space="preserve"> 日止。(租賃期間至少三十日以上)</w:t>
       </w:r>
     </w:p>
     <w:p>
@@ -1557,21 +1302,12 @@
         </w:rPr>
         <w:t xml:space="preserve">   </w:t>
       </w:r>
-      <w:proofErr w:type="gramStart"/>
-      <w:r>
-        <w:rPr>
-          <w:rFonts w:ascii="標楷體" w:eastAsia="標楷體" w:hAnsi="標楷體"/>
-          <w:lang w:eastAsia="zh-TW"/>
-        </w:rPr>
-        <w:t>個</w:t>
-      </w:r>
-      <w:proofErr w:type="gramEnd"/>
-      <w:r>
-        <w:rPr>
-          <w:rFonts w:ascii="標楷體" w:eastAsia="標楷體" w:hAnsi="標楷體"/>
-          <w:lang w:eastAsia="zh-TW"/>
-        </w:rPr>
-        <w:t xml:space="preserve">月租金，並於每期 </w:t>
+      <w:r>
+        <w:rPr>
+          <w:rFonts w:ascii="標楷體" w:eastAsia="標楷體" w:hAnsi="標楷體"/>
+          <w:lang w:eastAsia="zh-TW"/>
+        </w:rPr>
+        <w:t xml:space="preserve">個月租金，並於每期 </w:t>
       </w:r>
       <w:r>
         <w:rPr>
@@ -1658,21 +1394,12 @@
         </w:rPr>
         <w:t xml:space="preserve"> </w:t>
       </w:r>
-      <w:proofErr w:type="gramStart"/>
       <w:r>
         <w:rPr>
           <w:rFonts w:ascii="標楷體" w:eastAsia="標楷體" w:hAnsi="標楷體" w:hint="eastAsia"/>
           <w:lang w:eastAsia="zh-TW"/>
         </w:rPr>
-        <w:t>友峰群</w:t>
-      </w:r>
-      <w:proofErr w:type="gramEnd"/>
-      <w:r>
-        <w:rPr>
-          <w:rFonts w:ascii="標楷體" w:eastAsia="標楷體" w:hAnsi="標楷體" w:hint="eastAsia"/>
-          <w:lang w:eastAsia="zh-TW"/>
-        </w:rPr>
-        <w:t>不動產</w:t>
+        <w:t>友峰群不動產</w:t>
       </w:r>
       <w:r>
         <w:rPr>
@@ -1732,9 +1459,111 @@
           <w:lang w:eastAsia="zh-TW"/>
         </w:rPr>
         <w:lastRenderedPageBreak/>
-        <w:t>第四條 押金</w:t>
-      </w:r>
-      <w:proofErr w:type="gramStart"/>
+        <w:t>第四條 押金約定及返還</w:t>
+      </w:r>
+    </w:p>
+    <w:p>
+      <w:pPr>
+        <w:rPr>
+          <w:rFonts w:ascii="標楷體" w:eastAsia="標楷體" w:hAnsi="標楷體"/>
+          <w:lang w:eastAsia="zh-TW"/>
+        </w:rPr>
+      </w:pPr>
+      <w:r>
+        <w:rPr>
+          <w:rFonts w:ascii="標楷體" w:eastAsia="標楷體" w:hAnsi="標楷體"/>
+          <w:lang w:eastAsia="zh-TW"/>
+        </w:rPr>
+        <w:t xml:space="preserve">押金由租賃雙方約定為 </w:t>
+      </w:r>
+      <w:r>
+        <w:rPr>
+          <w:rFonts w:ascii="標楷體" w:eastAsia="標楷體" w:hAnsi="標楷體" w:hint="eastAsia"/>
+          <w:lang w:eastAsia="zh-TW"/>
+        </w:rPr>
+        <w:t xml:space="preserve"> </w:t>
+      </w:r>
+      <w:r>
+        <w:rPr>
+          <w:rFonts w:ascii="標楷體" w:eastAsia="標楷體" w:hAnsi="標楷體" w:hint="eastAsia"/>
+          <w:lang w:eastAsia="zh-TW"/>
+        </w:rPr>
+        <w:t>2</w:t>
+      </w:r>
+      <w:r>
+        <w:rPr>
+          <w:rFonts w:ascii="標楷體" w:eastAsia="標楷體" w:hAnsi="標楷體" w:hint="eastAsia"/>
+          <w:lang w:eastAsia="zh-TW"/>
+        </w:rPr>
+        <w:t xml:space="preserve"> </w:t>
+      </w:r>
+      <w:r>
+        <w:rPr>
+          <w:rFonts w:ascii="標楷體" w:eastAsia="標楷體" w:hAnsi="標楷體"/>
+          <w:lang w:eastAsia="zh-TW"/>
+        </w:rPr>
+        <w:t xml:space="preserve"> 個月租金，金額為</w:t>
+      </w:r>
+      <w:r>
+        <w:rPr>
+          <w:rFonts w:ascii="標楷體" w:eastAsia="標楷體" w:hAnsi="標楷體" w:hint="eastAsia"/>
+          <w:lang w:eastAsia="zh-TW"/>
+        </w:rPr>
+        <w:t xml:space="preserve"> </w:t>
+      </w:r>
+      <w:r>
+        <w:rPr>
+          <w:rFonts w:ascii="標楷體" w:eastAsia="標楷體" w:hAnsi="標楷體"/>
+          <w:lang w:eastAsia="zh-TW"/>
+        </w:rPr>
+        <w:t xml:space="preserve">{{ </w:t>
+      </w:r>
+      <w:proofErr w:type="spellStart"/>
+      <w:r>
+        <w:rPr>
+          <w:rFonts w:ascii="標楷體" w:eastAsia="標楷體" w:hAnsi="標楷體"/>
+          <w:lang w:eastAsia="zh-TW"/>
+        </w:rPr>
+        <w:t>deposit_amount</w:t>
+      </w:r>
+      <w:proofErr w:type="spellEnd"/>
+      <w:r>
+        <w:rPr>
+          <w:rFonts w:ascii="標楷體" w:eastAsia="標楷體" w:hAnsi="標楷體"/>
+          <w:lang w:eastAsia="zh-TW"/>
+        </w:rPr>
+        <w:t xml:space="preserve"> }}</w:t>
+      </w:r>
+      <w:r>
+        <w:rPr>
+          <w:rFonts w:ascii="標楷體" w:eastAsia="標楷體" w:hAnsi="標楷體"/>
+          <w:lang w:eastAsia="zh-TW"/>
+        </w:rPr>
+        <w:t>元整(最高不得超過二個月租金之總額)。承租人應於簽訂本契約之同時給付出租人。</w:t>
+      </w:r>
+    </w:p>
+    <w:p>
+      <w:pPr>
+        <w:rPr>
+          <w:rFonts w:ascii="標楷體" w:eastAsia="標楷體" w:hAnsi="標楷體"/>
+          <w:lang w:eastAsia="zh-TW"/>
+        </w:rPr>
+      </w:pPr>
+      <w:r>
+        <w:rPr>
+          <w:rFonts w:ascii="標楷體" w:eastAsia="標楷體" w:hAnsi="標楷體"/>
+          <w:lang w:eastAsia="zh-TW"/>
+        </w:rPr>
+        <w:t>前項押金，除有第十一條第四項、第十三條第三項、第十四條第四項及第十八條第二項得抵充之情形外，出租人應於租期屆滿或租賃契約終止，承租人返還租賃住宅時，返還押金或抵充本契約所生債務後之賸餘押金。</w:t>
+      </w:r>
+    </w:p>
+    <w:p>
+      <w:pPr>
+        <w:rPr>
+          <w:rFonts w:ascii="標楷體" w:eastAsia="標楷體" w:hAnsi="標楷體"/>
+          <w:lang w:eastAsia="zh-TW"/>
+        </w:rPr>
+      </w:pPr>
       <w:r>
         <w:rPr>
           <w:rFonts w:ascii="標楷體" w:eastAsia="標楷體" w:hAnsi="標楷體"/>
@@ -1742,74 +1571,37 @@
           <w:sz w:val="24"/>
           <w:lang w:eastAsia="zh-TW"/>
         </w:rPr>
-        <w:t>約定及返還</w:t>
-      </w:r>
-      <w:proofErr w:type="gramEnd"/>
-    </w:p>
-    <w:p>
-      <w:pPr>
-        <w:rPr>
-          <w:rFonts w:ascii="標楷體" w:eastAsia="標楷體" w:hAnsi="標楷體"/>
-          <w:lang w:eastAsia="zh-TW"/>
-        </w:rPr>
-      </w:pPr>
-      <w:r>
-        <w:rPr>
-          <w:rFonts w:ascii="標楷體" w:eastAsia="標楷體" w:hAnsi="標楷體"/>
-          <w:lang w:eastAsia="zh-TW"/>
-        </w:rPr>
-        <w:t xml:space="preserve">押金由租賃雙方約定為 </w:t>
-      </w:r>
-      <w:r>
-        <w:rPr>
-          <w:rFonts w:ascii="標楷體" w:eastAsia="標楷體" w:hAnsi="標楷體" w:hint="eastAsia"/>
-          <w:lang w:eastAsia="zh-TW"/>
-        </w:rPr>
-        <w:t xml:space="preserve"> </w:t>
-      </w:r>
-      <w:r>
-        <w:rPr>
-          <w:rFonts w:ascii="標楷體" w:eastAsia="標楷體" w:hAnsi="標楷體" w:hint="eastAsia"/>
-          <w:lang w:eastAsia="zh-TW"/>
-        </w:rPr>
-        <w:t>2</w:t>
-      </w:r>
-      <w:r>
-        <w:rPr>
-          <w:rFonts w:ascii="標楷體" w:eastAsia="標楷體" w:hAnsi="標楷體" w:hint="eastAsia"/>
-          <w:lang w:eastAsia="zh-TW"/>
-        </w:rPr>
-        <w:t xml:space="preserve"> </w:t>
-      </w:r>
-      <w:r>
-        <w:rPr>
-          <w:rFonts w:ascii="標楷體" w:eastAsia="標楷體" w:hAnsi="標楷體"/>
-          <w:lang w:eastAsia="zh-TW"/>
-        </w:rPr>
-        <w:t xml:space="preserve"> </w:t>
-      </w:r>
-      <w:proofErr w:type="gramStart"/>
-      <w:r>
-        <w:rPr>
-          <w:rFonts w:ascii="標楷體" w:eastAsia="標楷體" w:hAnsi="標楷體"/>
-          <w:lang w:eastAsia="zh-TW"/>
-        </w:rPr>
-        <w:t>個</w:t>
-      </w:r>
-      <w:proofErr w:type="gramEnd"/>
-      <w:r>
-        <w:rPr>
-          <w:rFonts w:ascii="標楷體" w:eastAsia="標楷體" w:hAnsi="標楷體"/>
-          <w:lang w:eastAsia="zh-TW"/>
-        </w:rPr>
-        <w:t>月租金，金額為</w:t>
-      </w:r>
-      <w:r>
-        <w:rPr>
-          <w:rFonts w:ascii="標楷體" w:eastAsia="標楷體" w:hAnsi="標楷體" w:hint="eastAsia"/>
-          <w:lang w:eastAsia="zh-TW"/>
-        </w:rPr>
-        <w:t xml:space="preserve"> </w:t>
+        <w:t>第五條 租賃期間相關費用之約定</w:t>
+      </w:r>
+    </w:p>
+    <w:p>
+      <w:pPr>
+        <w:rPr>
+          <w:rFonts w:ascii="標楷體" w:eastAsia="標楷體" w:hAnsi="標楷體"/>
+          <w:lang w:eastAsia="zh-TW"/>
+        </w:rPr>
+      </w:pPr>
+      <w:r>
+        <w:rPr>
+          <w:rFonts w:ascii="標楷體" w:eastAsia="標楷體" w:hAnsi="標楷體"/>
+          <w:lang w:eastAsia="zh-TW"/>
+        </w:rPr>
+        <w:t>租賃期間，使用租賃住宅所生之相關費用，依下列約定辦理：</w:t>
+      </w:r>
+    </w:p>
+    <w:p>
+      <w:pPr>
+        <w:rPr>
+          <w:rFonts w:ascii="標楷體" w:eastAsia="標楷體" w:hAnsi="標楷體"/>
+          <w:lang w:eastAsia="zh-TW"/>
+        </w:rPr>
+      </w:pPr>
+      <w:r>
+        <w:rPr>
+          <w:rFonts w:ascii="標楷體" w:eastAsia="標楷體" w:hAnsi="標楷體"/>
+          <w:lang w:eastAsia="zh-TW"/>
+        </w:rPr>
+        <w:t>(一) 管理費：</w:t>
       </w:r>
       <w:r>
         <w:rPr>
@@ -1824,7 +1616,7 @@
           <w:rFonts w:ascii="標楷體" w:eastAsia="標楷體" w:hAnsi="標楷體"/>
           <w:lang w:eastAsia="zh-TW"/>
         </w:rPr>
-        <w:t>deposit_amount</w:t>
+        <w:t>chk_mgmt_landlord</w:t>
       </w:r>
       <w:proofErr w:type="spellEnd"/>
       <w:r>
@@ -1832,124 +1624,62 @@
           <w:rFonts w:ascii="標楷體" w:eastAsia="標楷體" w:hAnsi="標楷體"/>
           <w:lang w:eastAsia="zh-TW"/>
         </w:rPr>
-        <w:t xml:space="preserve"> }}</w:t>
-      </w:r>
-      <w:r>
-        <w:rPr>
-          <w:rFonts w:ascii="標楷體" w:eastAsia="標楷體" w:hAnsi="標楷體"/>
-          <w:lang w:eastAsia="zh-TW"/>
-        </w:rPr>
-        <w:t>元整(最高不得超過二個月租金之總額)。承租人應於簽訂本契約之同時給付出租人。</w:t>
-      </w:r>
-    </w:p>
-    <w:p>
-      <w:pPr>
-        <w:rPr>
-          <w:rFonts w:ascii="標楷體" w:eastAsia="標楷體" w:hAnsi="標楷體"/>
-          <w:lang w:eastAsia="zh-TW"/>
-        </w:rPr>
-      </w:pPr>
-      <w:r>
-        <w:rPr>
-          <w:rFonts w:ascii="標楷體" w:eastAsia="標楷體" w:hAnsi="標楷體"/>
-          <w:lang w:eastAsia="zh-TW"/>
-        </w:rPr>
-        <w:t>前項押金，除有第十一條第四項、第十三條第三項、第十四條第四項及第十八條第二項得抵充之情形外，出租人應於租期屆滿或租賃契約終止，承租人返還租賃住宅時，返還押金</w:t>
-      </w:r>
-      <w:proofErr w:type="gramStart"/>
-      <w:r>
-        <w:rPr>
-          <w:rFonts w:ascii="標楷體" w:eastAsia="標楷體" w:hAnsi="標楷體"/>
-          <w:lang w:eastAsia="zh-TW"/>
-        </w:rPr>
-        <w:t>或抵充本</w:t>
-      </w:r>
-      <w:proofErr w:type="gramEnd"/>
-      <w:r>
-        <w:rPr>
-          <w:rFonts w:ascii="標楷體" w:eastAsia="標楷體" w:hAnsi="標楷體"/>
-          <w:lang w:eastAsia="zh-TW"/>
-        </w:rPr>
-        <w:t>契約所生債務後之賸餘押金。</w:t>
-      </w:r>
-    </w:p>
-    <w:p>
-      <w:pPr>
-        <w:rPr>
-          <w:rFonts w:ascii="標楷體" w:eastAsia="標楷體" w:hAnsi="標楷體"/>
-          <w:lang w:eastAsia="zh-TW"/>
-        </w:rPr>
-      </w:pPr>
-      <w:r>
-        <w:rPr>
-          <w:rFonts w:ascii="標楷體" w:eastAsia="標楷體" w:hAnsi="標楷體"/>
-          <w:b/>
-          <w:sz w:val="24"/>
-          <w:lang w:eastAsia="zh-TW"/>
-        </w:rPr>
-        <w:t>第五條 租賃期間相關費用之約定</w:t>
-      </w:r>
-    </w:p>
-    <w:p>
-      <w:pPr>
-        <w:rPr>
-          <w:rFonts w:ascii="標楷體" w:eastAsia="標楷體" w:hAnsi="標楷體"/>
-          <w:lang w:eastAsia="zh-TW"/>
-        </w:rPr>
-      </w:pPr>
-      <w:r>
-        <w:rPr>
-          <w:rFonts w:ascii="標楷體" w:eastAsia="標楷體" w:hAnsi="標楷體"/>
-          <w:lang w:eastAsia="zh-TW"/>
-        </w:rPr>
-        <w:t>租賃</w:t>
-      </w:r>
-      <w:proofErr w:type="gramStart"/>
-      <w:r>
-        <w:rPr>
-          <w:rFonts w:ascii="標楷體" w:eastAsia="標楷體" w:hAnsi="標楷體"/>
-          <w:lang w:eastAsia="zh-TW"/>
-        </w:rPr>
-        <w:t>期間，</w:t>
-      </w:r>
-      <w:proofErr w:type="gramEnd"/>
-      <w:r>
-        <w:rPr>
-          <w:rFonts w:ascii="標楷體" w:eastAsia="標楷體" w:hAnsi="標楷體"/>
-          <w:lang w:eastAsia="zh-TW"/>
-        </w:rPr>
-        <w:t>使用租賃住宅所生之相關費用，依下列約定辦理：</w:t>
-      </w:r>
-    </w:p>
-    <w:p>
-      <w:pPr>
-        <w:rPr>
-          <w:rFonts w:ascii="標楷體" w:eastAsia="標楷體" w:hAnsi="標楷體"/>
-          <w:lang w:eastAsia="zh-TW"/>
-        </w:rPr>
-      </w:pPr>
-      <w:r>
-        <w:rPr>
-          <w:rFonts w:ascii="標楷體" w:eastAsia="標楷體" w:hAnsi="標楷體"/>
-          <w:lang w:eastAsia="zh-TW"/>
-        </w:rPr>
-        <w:t>(</w:t>
-      </w:r>
-      <w:proofErr w:type="gramStart"/>
-      <w:r>
-        <w:rPr>
-          <w:rFonts w:ascii="標楷體" w:eastAsia="標楷體" w:hAnsi="標楷體"/>
-          <w:lang w:eastAsia="zh-TW"/>
-        </w:rPr>
-        <w:t>一</w:t>
-      </w:r>
-      <w:proofErr w:type="gramEnd"/>
-      <w:r>
-        <w:rPr>
-          <w:rFonts w:ascii="標楷體" w:eastAsia="標楷體" w:hAnsi="標楷體"/>
-          <w:lang w:eastAsia="zh-TW"/>
-        </w:rPr>
-        <w:t>) 管理費：</w:t>
+        <w:t xml:space="preserve"> }}由出租人負擔。{{ </w:t>
+      </w:r>
+      <w:proofErr w:type="spellStart"/>
+      <w:r>
+        <w:rPr>
+          <w:rFonts w:ascii="標楷體" w:eastAsia="標楷體" w:hAnsi="標楷體"/>
+          <w:lang w:eastAsia="zh-TW"/>
+        </w:rPr>
+        <w:t>chk_mgmt_tenant</w:t>
+      </w:r>
+      <w:proofErr w:type="spellEnd"/>
+      <w:r>
+        <w:rPr>
+          <w:rFonts w:ascii="標楷體" w:eastAsia="標楷體" w:hAnsi="標楷體"/>
+          <w:lang w:eastAsia="zh-TW"/>
+        </w:rPr>
+        <w:t xml:space="preserve"> }}由承租人負擔。租賃住宅每月 {{ </w:t>
+      </w:r>
+      <w:proofErr w:type="spellStart"/>
+      <w:r>
+        <w:rPr>
+          <w:rFonts w:ascii="標楷體" w:eastAsia="標楷體" w:hAnsi="標楷體"/>
+          <w:lang w:eastAsia="zh-TW"/>
+        </w:rPr>
+        <w:t>fee_mgmt_house</w:t>
+      </w:r>
+      <w:proofErr w:type="spellEnd"/>
+      <w:r>
+        <w:rPr>
+          <w:rFonts w:ascii="標楷體" w:eastAsia="標楷體" w:hAnsi="標楷體"/>
+          <w:lang w:eastAsia="zh-TW"/>
+        </w:rPr>
+        <w:t xml:space="preserve"> }} 元整。停車位每月 {{ </w:t>
+      </w:r>
+      <w:proofErr w:type="spellStart"/>
+      <w:r>
+        <w:rPr>
+          <w:rFonts w:ascii="標楷體" w:eastAsia="標楷體" w:hAnsi="標楷體"/>
+          <w:lang w:eastAsia="zh-TW"/>
+        </w:rPr>
+        <w:t>fee_mgmt_car</w:t>
+      </w:r>
+      <w:proofErr w:type="spellEnd"/>
+      <w:r>
+        <w:rPr>
+          <w:rFonts w:ascii="標楷體" w:eastAsia="標楷體" w:hAnsi="標楷體"/>
+          <w:lang w:eastAsia="zh-TW"/>
+        </w:rPr>
+        <w:t xml:space="preserve"> }} 元整</w:t>
+      </w:r>
+      <w:r>
+        <w:rPr>
+          <w:rFonts w:ascii="標楷體" w:eastAsia="標楷體" w:hAnsi="標楷體"/>
+          <w:lang w:eastAsia="zh-TW"/>
+        </w:rPr>
+        <w:t>。租賃期間因不可歸責於租賃雙方之事由，致本費用增加者，承租人就增加部分之金額，以負擔百分之十為限；如本費用減少者，承租人負擔減少後之金額。</w:t>
       </w:r>
       <w:r>
         <w:rPr>
@@ -1964,7 +1694,7 @@
           <w:rFonts w:ascii="標楷體" w:eastAsia="標楷體" w:hAnsi="標楷體"/>
           <w:lang w:eastAsia="zh-TW"/>
         </w:rPr>
-        <w:t>chk_mgmt_landlord</w:t>
+        <w:t>chk_mgmt_other</w:t>
       </w:r>
       <w:proofErr w:type="spellEnd"/>
       <w:r>
@@ -1972,6 +1702,60 @@
           <w:rFonts w:ascii="標楷體" w:eastAsia="標楷體" w:hAnsi="標楷體"/>
           <w:lang w:eastAsia="zh-TW"/>
         </w:rPr>
+        <w:t xml:space="preserve"> }}其他：{{ </w:t>
+      </w:r>
+      <w:proofErr w:type="spellStart"/>
+      <w:r>
+        <w:rPr>
+          <w:rFonts w:ascii="標楷體" w:eastAsia="標楷體" w:hAnsi="標楷體"/>
+          <w:lang w:eastAsia="zh-TW"/>
+        </w:rPr>
+        <w:t>txt_mgmt_other</w:t>
+      </w:r>
+      <w:proofErr w:type="spellEnd"/>
+      <w:r>
+        <w:rPr>
+          <w:rFonts w:ascii="標楷體" w:eastAsia="標楷體" w:hAnsi="標楷體"/>
+          <w:lang w:eastAsia="zh-TW"/>
+        </w:rPr>
+        <w:t xml:space="preserve"> }}。</w:t>
+      </w:r>
+    </w:p>
+    <w:p>
+      <w:pPr>
+        <w:rPr>
+          <w:rFonts w:ascii="標楷體" w:eastAsia="標楷體" w:hAnsi="標楷體"/>
+          <w:lang w:eastAsia="zh-TW"/>
+        </w:rPr>
+      </w:pPr>
+      <w:r>
+        <w:rPr>
+          <w:rFonts w:ascii="標楷體" w:eastAsia="標楷體" w:hAnsi="標楷體"/>
+          <w:lang w:eastAsia="zh-TW"/>
+        </w:rPr>
+        <w:t>(二) 水費：</w:t>
+      </w:r>
+      <w:r>
+        <w:rPr>
+          <w:rFonts w:ascii="標楷體" w:eastAsia="標楷體" w:hAnsi="標楷體"/>
+          <w:lang w:eastAsia="zh-TW"/>
+        </w:rPr>
+        <w:t xml:space="preserve">{{ </w:t>
+      </w:r>
+      <w:proofErr w:type="spellStart"/>
+      <w:r>
+        <w:rPr>
+          <w:rFonts w:ascii="標楷體" w:eastAsia="標楷體" w:hAnsi="標楷體"/>
+          <w:lang w:eastAsia="zh-TW"/>
+        </w:rPr>
+        <w:t>chk_water_landlord</w:t>
+      </w:r>
+      <w:proofErr w:type="spellEnd"/>
+      <w:r>
+        <w:rPr>
+          <w:rFonts w:ascii="標楷體" w:eastAsia="標楷體" w:hAnsi="標楷體"/>
+          <w:lang w:eastAsia="zh-TW"/>
+        </w:rPr>
         <w:t xml:space="preserve"> }}由出租人負擔。{{ </w:t>
       </w:r>
       <w:proofErr w:type="spellStart"/>
@@ -1980,7 +1764,7 @@
           <w:rFonts w:ascii="標楷體" w:eastAsia="標楷體" w:hAnsi="標楷體"/>
           <w:lang w:eastAsia="zh-TW"/>
         </w:rPr>
-        <w:t>chk_mgmt_tenant</w:t>
+        <w:t>chk_water_tenant</w:t>
       </w:r>
       <w:proofErr w:type="spellEnd"/>
       <w:r>
@@ -1988,7 +1772,7 @@
           <w:rFonts w:ascii="標楷體" w:eastAsia="標楷體" w:hAnsi="標楷體"/>
           <w:lang w:eastAsia="zh-TW"/>
         </w:rPr>
-        <w:t xml:space="preserve"> }}由承租人負擔。租賃住宅每月 {{ </w:t>
+        <w:t xml:space="preserve"> }}由承租人負擔。{{ </w:t>
       </w:r>
       <w:proofErr w:type="spellStart"/>
       <w:r>
@@ -1996,7 +1780,7 @@
           <w:rFonts w:ascii="標楷體" w:eastAsia="標楷體" w:hAnsi="標楷體"/>
           <w:lang w:eastAsia="zh-TW"/>
         </w:rPr>
-        <w:t>fee_mgmt_house</w:t>
+        <w:t>chk_water_other</w:t>
       </w:r>
       <w:proofErr w:type="spellEnd"/>
       <w:r>
@@ -2004,7 +1788,7 @@
           <w:rFonts w:ascii="標楷體" w:eastAsia="標楷體" w:hAnsi="標楷體"/>
           <w:lang w:eastAsia="zh-TW"/>
         </w:rPr>
-        <w:t xml:space="preserve"> }} 元整。停車位每月 {{ </w:t>
+        <w:t xml:space="preserve"> }}其他：{{ </w:t>
       </w:r>
       <w:proofErr w:type="spellStart"/>
       <w:r>
@@ -2012,7 +1796,7 @@
           <w:rFonts w:ascii="標楷體" w:eastAsia="標楷體" w:hAnsi="標楷體"/>
           <w:lang w:eastAsia="zh-TW"/>
         </w:rPr>
-        <w:t>fee_mgmt_car</w:t>
+        <w:t>txt_water_other</w:t>
       </w:r>
       <w:proofErr w:type="spellEnd"/>
       <w:r>
@@ -2020,14 +1804,22 @@
           <w:rFonts w:ascii="標楷體" w:eastAsia="標楷體" w:hAnsi="標楷體"/>
           <w:lang w:eastAsia="zh-TW"/>
         </w:rPr>
-        <w:t xml:space="preserve"> }} 元整</w:t>
-      </w:r>
-      <w:r>
-        <w:rPr>
-          <w:rFonts w:ascii="標楷體" w:eastAsia="標楷體" w:hAnsi="標楷體"/>
-          <w:lang w:eastAsia="zh-TW"/>
-        </w:rPr>
-        <w:t>。租賃期間因不可歸責於租賃雙方之事由，致本費用增加者，承租人就增加部分之金額，以負擔百分之十為限；如本費用減少者，承租人負擔減少後之金額。</w:t>
+        <w:t xml:space="preserve"> }}。</w:t>
+      </w:r>
+    </w:p>
+    <w:p>
+      <w:pPr>
+        <w:rPr>
+          <w:rFonts w:ascii="標楷體" w:eastAsia="標楷體" w:hAnsi="標楷體"/>
+          <w:lang w:eastAsia="zh-TW"/>
+        </w:rPr>
+      </w:pPr>
+      <w:r>
+        <w:rPr>
+          <w:rFonts w:ascii="標楷體" w:eastAsia="標楷體" w:hAnsi="標楷體"/>
+          <w:lang w:eastAsia="zh-TW"/>
+        </w:rPr>
+        <w:t>(三) 電費：</w:t>
       </w:r>
       <w:r>
         <w:rPr>
@@ -2042,7 +1834,7 @@
           <w:rFonts w:ascii="標楷體" w:eastAsia="標楷體" w:hAnsi="標楷體"/>
           <w:lang w:eastAsia="zh-TW"/>
         </w:rPr>
-        <w:t>chk_mgmt_other</w:t>
+        <w:t>chk_elec_landlord</w:t>
       </w:r>
       <w:proofErr w:type="spellEnd"/>
       <w:r>
@@ -2050,7 +1842,7 @@
           <w:rFonts w:ascii="標楷體" w:eastAsia="標楷體" w:hAnsi="標楷體"/>
           <w:lang w:eastAsia="zh-TW"/>
         </w:rPr>
-        <w:t xml:space="preserve"> }}其他：{{ </w:t>
+        <w:t xml:space="preserve"> }}由出租人負擔。{{ </w:t>
       </w:r>
       <w:proofErr w:type="spellStart"/>
       <w:r>
@@ -2058,7 +1850,7 @@
           <w:rFonts w:ascii="標楷體" w:eastAsia="標楷體" w:hAnsi="標楷體"/>
           <w:lang w:eastAsia="zh-TW"/>
         </w:rPr>
-        <w:t>txt_mgmt_other</w:t>
+        <w:t>chk_elec_tenant_avg</w:t>
       </w:r>
       <w:proofErr w:type="spellEnd"/>
       <w:r>
@@ -2066,163 +1858,7 @@
           <w:rFonts w:ascii="標楷體" w:eastAsia="標楷體" w:hAnsi="標楷體"/>
           <w:lang w:eastAsia="zh-TW"/>
         </w:rPr>
-        <w:t xml:space="preserve"> }}。</w:t>
-      </w:r>
-    </w:p>
-    <w:p>
-      <w:pPr>
-        <w:rPr>
-          <w:rFonts w:ascii="標楷體" w:eastAsia="標楷體" w:hAnsi="標楷體"/>
-          <w:lang w:eastAsia="zh-TW"/>
-        </w:rPr>
-      </w:pPr>
-      <w:r>
-        <w:rPr>
-          <w:rFonts w:ascii="標楷體" w:eastAsia="標楷體" w:hAnsi="標楷體"/>
-          <w:lang w:eastAsia="zh-TW"/>
-        </w:rPr>
-        <w:t>(二) 水費：</w:t>
-      </w:r>
-      <w:r>
-        <w:rPr>
-          <w:rFonts w:ascii="標楷體" w:eastAsia="標楷體" w:hAnsi="標楷體"/>
-          <w:lang w:eastAsia="zh-TW"/>
-        </w:rPr>
-        <w:t xml:space="preserve">{{ </w:t>
-      </w:r>
-      <w:proofErr w:type="spellStart"/>
-      <w:r>
-        <w:rPr>
-          <w:rFonts w:ascii="標楷體" w:eastAsia="標楷體" w:hAnsi="標楷體"/>
-          <w:lang w:eastAsia="zh-TW"/>
-        </w:rPr>
-        <w:t>chk_water_landlord</w:t>
-      </w:r>
-      <w:proofErr w:type="spellEnd"/>
-      <w:r>
-        <w:rPr>
-          <w:rFonts w:ascii="標楷體" w:eastAsia="標楷體" w:hAnsi="標楷體"/>
-          <w:lang w:eastAsia="zh-TW"/>
-        </w:rPr>
-        <w:t xml:space="preserve"> }}由出租人負擔。{{ </w:t>
-      </w:r>
-      <w:proofErr w:type="spellStart"/>
-      <w:r>
-        <w:rPr>
-          <w:rFonts w:ascii="標楷體" w:eastAsia="標楷體" w:hAnsi="標楷體"/>
-          <w:lang w:eastAsia="zh-TW"/>
-        </w:rPr>
-        <w:t>chk_water_tenant</w:t>
-      </w:r>
-      <w:proofErr w:type="spellEnd"/>
-      <w:r>
-        <w:rPr>
-          <w:rFonts w:ascii="標楷體" w:eastAsia="標楷體" w:hAnsi="標楷體"/>
-          <w:lang w:eastAsia="zh-TW"/>
-        </w:rPr>
-        <w:t xml:space="preserve"> }}由承租人負擔。{{ </w:t>
-      </w:r>
-      <w:proofErr w:type="spellStart"/>
-      <w:r>
-        <w:rPr>
-          <w:rFonts w:ascii="標楷體" w:eastAsia="標楷體" w:hAnsi="標楷體"/>
-          <w:lang w:eastAsia="zh-TW"/>
-        </w:rPr>
-        <w:t>chk_water_other</w:t>
-      </w:r>
-      <w:proofErr w:type="spellEnd"/>
-      <w:r>
-        <w:rPr>
-          <w:rFonts w:ascii="標楷體" w:eastAsia="標楷體" w:hAnsi="標楷體"/>
-          <w:lang w:eastAsia="zh-TW"/>
-        </w:rPr>
-        <w:t xml:space="preserve"> }}其他：{{ </w:t>
-      </w:r>
-      <w:proofErr w:type="spellStart"/>
-      <w:r>
-        <w:rPr>
-          <w:rFonts w:ascii="標楷體" w:eastAsia="標楷體" w:hAnsi="標楷體"/>
-          <w:lang w:eastAsia="zh-TW"/>
-        </w:rPr>
-        <w:t>txt_water_other</w:t>
-      </w:r>
-      <w:proofErr w:type="spellEnd"/>
-      <w:r>
-        <w:rPr>
-          <w:rFonts w:ascii="標楷體" w:eastAsia="標楷體" w:hAnsi="標楷體"/>
-          <w:lang w:eastAsia="zh-TW"/>
-        </w:rPr>
-        <w:t xml:space="preserve"> }}。</w:t>
-      </w:r>
-    </w:p>
-    <w:p>
-      <w:pPr>
-        <w:rPr>
-          <w:rFonts w:ascii="標楷體" w:eastAsia="標楷體" w:hAnsi="標楷體"/>
-          <w:lang w:eastAsia="zh-TW"/>
-        </w:rPr>
-      </w:pPr>
-      <w:r>
-        <w:rPr>
-          <w:rFonts w:ascii="標楷體" w:eastAsia="標楷體" w:hAnsi="標楷體"/>
-          <w:lang w:eastAsia="zh-TW"/>
-        </w:rPr>
-        <w:t>(三) 電費：</w:t>
-      </w:r>
-      <w:r>
-        <w:rPr>
-          <w:rFonts w:ascii="標楷體" w:eastAsia="標楷體" w:hAnsi="標楷體"/>
-          <w:lang w:eastAsia="zh-TW"/>
-        </w:rPr>
-        <w:t xml:space="preserve">{{ </w:t>
-      </w:r>
-      <w:proofErr w:type="spellStart"/>
-      <w:r>
-        <w:rPr>
-          <w:rFonts w:ascii="標楷體" w:eastAsia="標楷體" w:hAnsi="標楷體"/>
-          <w:lang w:eastAsia="zh-TW"/>
-        </w:rPr>
-        <w:t>chk_elec_landlord</w:t>
-      </w:r>
-      <w:proofErr w:type="spellEnd"/>
-      <w:r>
-        <w:rPr>
-          <w:rFonts w:ascii="標楷體" w:eastAsia="標楷體" w:hAnsi="標楷體"/>
-          <w:lang w:eastAsia="zh-TW"/>
-        </w:rPr>
-        <w:t xml:space="preserve"> }}由出租人負擔。{{ </w:t>
-      </w:r>
-      <w:proofErr w:type="spellStart"/>
-      <w:r>
-        <w:rPr>
-          <w:rFonts w:ascii="標楷體" w:eastAsia="標楷體" w:hAnsi="標楷體"/>
-          <w:lang w:eastAsia="zh-TW"/>
-        </w:rPr>
-        <w:t>chk_elec_tenant_avg</w:t>
-      </w:r>
-      <w:proofErr w:type="spellEnd"/>
-      <w:r>
-        <w:rPr>
-          <w:rFonts w:ascii="標楷體" w:eastAsia="標楷體" w:hAnsi="標楷體"/>
-          <w:lang w:eastAsia="zh-TW"/>
-        </w:rPr>
-        <w:t xml:space="preserve"> }}由承租人負擔，</w:t>
-      </w:r>
-      <w:proofErr w:type="gramStart"/>
-      <w:r>
-        <w:rPr>
-          <w:rFonts w:ascii="標楷體" w:eastAsia="標楷體" w:hAnsi="標楷體"/>
-          <w:lang w:eastAsia="zh-TW"/>
-        </w:rPr>
-        <w:t>每期依電費</w:t>
-      </w:r>
-      <w:proofErr w:type="gramEnd"/>
-      <w:r>
-        <w:rPr>
-          <w:rFonts w:ascii="標楷體" w:eastAsia="標楷體" w:hAnsi="標楷體"/>
-          <w:lang w:eastAsia="zh-TW"/>
-        </w:rPr>
-        <w:t xml:space="preserve">單之「當期每度平均電價」計收。{{ </w:t>
+        <w:t xml:space="preserve"> }}由承租人負擔，每期依電費單之「當期每度平均電價」計收。{{ </w:t>
       </w:r>
       <w:proofErr w:type="spellStart"/>
       <w:r>
@@ -2596,23 +2232,7 @@
           <w:rFonts w:ascii="標楷體" w:eastAsia="標楷體" w:hAnsi="標楷體"/>
           <w:lang w:eastAsia="zh-TW"/>
         </w:rPr>
-        <w:t>(</w:t>
-      </w:r>
-      <w:proofErr w:type="gramStart"/>
-      <w:r>
-        <w:rPr>
-          <w:rFonts w:ascii="標楷體" w:eastAsia="標楷體" w:hAnsi="標楷體"/>
-          <w:lang w:eastAsia="zh-TW"/>
-        </w:rPr>
-        <w:t>一</w:t>
-      </w:r>
-      <w:proofErr w:type="gramEnd"/>
-      <w:r>
-        <w:rPr>
-          <w:rFonts w:ascii="標楷體" w:eastAsia="標楷體" w:hAnsi="標楷體"/>
-          <w:lang w:eastAsia="zh-TW"/>
-        </w:rPr>
-        <w:t>) 租賃住宅之房屋稅、地價稅由出租人負擔。</w:t>
+        <w:t>(一) 租賃住宅之房屋稅、地價稅由出租人負擔。</w:t>
       </w:r>
     </w:p>
     <w:p>
@@ -2720,23 +2340,7 @@
           <w:rFonts w:ascii="標楷體" w:eastAsia="標楷體" w:hAnsi="標楷體"/>
           <w:lang w:eastAsia="zh-TW"/>
         </w:rPr>
-        <w:t>前項出租人同意轉租者，應出具同意書(如附件二)載明同意轉租之範圍、期間及得終止本契約之事由，供承租人轉租</w:t>
-      </w:r>
-      <w:proofErr w:type="gramStart"/>
-      <w:r>
-        <w:rPr>
-          <w:rFonts w:ascii="標楷體" w:eastAsia="標楷體" w:hAnsi="標楷體"/>
-          <w:lang w:eastAsia="zh-TW"/>
-        </w:rPr>
-        <w:t>時向次承租人</w:t>
-      </w:r>
-      <w:proofErr w:type="gramEnd"/>
-      <w:r>
-        <w:rPr>
-          <w:rFonts w:ascii="標楷體" w:eastAsia="標楷體" w:hAnsi="標楷體"/>
-          <w:lang w:eastAsia="zh-TW"/>
-        </w:rPr>
-        <w:t>提示。</w:t>
+        <w:t>前項出租人同意轉租者，應出具同意書(如附件二)載明同意轉租之範圍、期間及得終止本契約之事由，供承租人轉租時向次承租人提示。</w:t>
       </w:r>
     </w:p>
     <w:p>
@@ -2813,23 +2417,7 @@
           <w:rFonts w:ascii="標楷體" w:eastAsia="標楷體" w:hAnsi="標楷體"/>
           <w:lang w:eastAsia="zh-TW"/>
         </w:rPr>
-        <w:t>前項出租人於修繕</w:t>
-      </w:r>
-      <w:proofErr w:type="gramStart"/>
-      <w:r>
-        <w:rPr>
-          <w:rFonts w:ascii="標楷體" w:eastAsia="標楷體" w:hAnsi="標楷體"/>
-          <w:lang w:eastAsia="zh-TW"/>
-        </w:rPr>
-        <w:t>期間，</w:t>
-      </w:r>
-      <w:proofErr w:type="gramEnd"/>
-      <w:r>
-        <w:rPr>
-          <w:rFonts w:ascii="標楷體" w:eastAsia="標楷體" w:hAnsi="標楷體"/>
-          <w:lang w:eastAsia="zh-TW"/>
-        </w:rPr>
-        <w:t>致租賃住宅全部或一部不能居住使用者，承租人得請求出租人扣除該期間全部或一部之租金。</w:t>
+        <w:t>前項出租人於修繕期間，致租賃住宅全部或一部不能居住使用者，承租人得請求出租人扣除該期間全部或一部之租金。</w:t>
       </w:r>
     </w:p>
     <w:p>
@@ -2967,54 +2555,22 @@
           <w:rFonts w:ascii="標楷體" w:eastAsia="標楷體" w:hAnsi="標楷體"/>
           <w:lang w:eastAsia="zh-TW"/>
         </w:rPr>
-        <w:t>出租人與承租人簽訂本契約前，租賃住宅有由承租人負責修繕之項目及範圍者，出租人應先向承租人說明並經承租人確認(如附件三)，</w:t>
-      </w:r>
-      <w:proofErr w:type="gramStart"/>
-      <w:r>
-        <w:rPr>
-          <w:rFonts w:ascii="標楷體" w:eastAsia="標楷體" w:hAnsi="標楷體"/>
-          <w:lang w:eastAsia="zh-TW"/>
-        </w:rPr>
-        <w:t>未經約明確認</w:t>
-      </w:r>
-      <w:proofErr w:type="gramEnd"/>
-      <w:r>
-        <w:rPr>
-          <w:rFonts w:ascii="標楷體" w:eastAsia="標楷體" w:hAnsi="標楷體"/>
-          <w:lang w:eastAsia="zh-TW"/>
-        </w:rPr>
-        <w:t>者，出租人應負責修繕，並提供有修繕必要時之聯絡方式。</w:t>
-      </w:r>
-    </w:p>
-    <w:p>
-      <w:pPr>
-        <w:rPr>
-          <w:rFonts w:ascii="標楷體" w:eastAsia="標楷體" w:hAnsi="標楷體"/>
-          <w:lang w:eastAsia="zh-TW"/>
-        </w:rPr>
-      </w:pPr>
-      <w:r>
-        <w:rPr>
-          <w:rFonts w:ascii="標楷體" w:eastAsia="標楷體" w:hAnsi="標楷體"/>
-          <w:lang w:eastAsia="zh-TW"/>
-        </w:rPr>
-        <w:t>依第五條規定約定電費由承租人負擔者，出租人應提供承租人租賃標的之電費資訊，承租人亦得</w:t>
-      </w:r>
-      <w:proofErr w:type="gramStart"/>
-      <w:r>
-        <w:rPr>
-          <w:rFonts w:ascii="標楷體" w:eastAsia="標楷體" w:hAnsi="標楷體"/>
-          <w:lang w:eastAsia="zh-TW"/>
-        </w:rPr>
-        <w:t>逕</w:t>
-      </w:r>
-      <w:proofErr w:type="gramEnd"/>
-      <w:r>
-        <w:rPr>
-          <w:rFonts w:ascii="標楷體" w:eastAsia="標楷體" w:hAnsi="標楷體"/>
-          <w:lang w:eastAsia="zh-TW"/>
-        </w:rPr>
-        <w:t>向台灣電力股份有限公司申辦查詢租賃期間之有關電費資訊。</w:t>
+        <w:t>出租人與承租人簽訂本契約前，租賃住宅有由承租人負責修繕之項目及範圍者，出租人應先向承租人說明並經承租人確認(如附件三)，未經約明確認者，出租人應負責修繕，並提供有修繕必要時之聯絡方式。</w:t>
+      </w:r>
+    </w:p>
+    <w:p>
+      <w:pPr>
+        <w:rPr>
+          <w:rFonts w:ascii="標楷體" w:eastAsia="標楷體" w:hAnsi="標楷體"/>
+          <w:lang w:eastAsia="zh-TW"/>
+        </w:rPr>
+      </w:pPr>
+      <w:r>
+        <w:rPr>
+          <w:rFonts w:ascii="標楷體" w:eastAsia="標楷體" w:hAnsi="標楷體"/>
+          <w:lang w:eastAsia="zh-TW"/>
+        </w:rPr>
+        <w:t>依第五條規定約定電費由承租人負擔者，出租人應提供承租人租賃標的之電費資訊，承租人亦得逕向台灣電力股份有限公司申辦查詢租賃期間之有關電費資訊。</w:t>
       </w:r>
     </w:p>
     <w:p>
@@ -3076,54 +2632,22 @@
           <w:rFonts w:ascii="標楷體" w:eastAsia="標楷體" w:hAnsi="標楷體"/>
           <w:lang w:eastAsia="zh-TW"/>
         </w:rPr>
-        <w:t>承租人違反前項義務，致租賃住宅毀損或</w:t>
-      </w:r>
-      <w:proofErr w:type="gramStart"/>
-      <w:r>
-        <w:rPr>
-          <w:rFonts w:ascii="標楷體" w:eastAsia="標楷體" w:hAnsi="標楷體"/>
-          <w:lang w:eastAsia="zh-TW"/>
-        </w:rPr>
-        <w:t>滅失者</w:t>
-      </w:r>
-      <w:proofErr w:type="gramEnd"/>
-      <w:r>
-        <w:rPr>
-          <w:rFonts w:ascii="標楷體" w:eastAsia="標楷體" w:hAnsi="標楷體"/>
-          <w:lang w:eastAsia="zh-TW"/>
-        </w:rPr>
-        <w:t>，應負損害賠償責任。但依約定之方法或依租賃住宅之性質使用、收益，致有變更或毀損者，不在此限。</w:t>
-      </w:r>
-    </w:p>
-    <w:p>
-      <w:pPr>
-        <w:rPr>
-          <w:rFonts w:ascii="標楷體" w:eastAsia="標楷體" w:hAnsi="標楷體"/>
-          <w:lang w:eastAsia="zh-TW"/>
-        </w:rPr>
-      </w:pPr>
-      <w:r>
-        <w:rPr>
-          <w:rFonts w:ascii="標楷體" w:eastAsia="標楷體" w:hAnsi="標楷體"/>
-          <w:lang w:eastAsia="zh-TW"/>
-        </w:rPr>
-        <w:t>前項承租人應賠償之金額，得由第四條第一項規定之押金中抵</w:t>
-      </w:r>
-      <w:proofErr w:type="gramStart"/>
-      <w:r>
-        <w:rPr>
-          <w:rFonts w:ascii="標楷體" w:eastAsia="標楷體" w:hAnsi="標楷體"/>
-          <w:lang w:eastAsia="zh-TW"/>
-        </w:rPr>
-        <w:t>充</w:t>
-      </w:r>
-      <w:proofErr w:type="gramEnd"/>
-      <w:r>
-        <w:rPr>
-          <w:rFonts w:ascii="標楷體" w:eastAsia="標楷體" w:hAnsi="標楷體"/>
-          <w:lang w:eastAsia="zh-TW"/>
-        </w:rPr>
-        <w:t>，如有不足，並得向承租人請求給付不足之金額。</w:t>
+        <w:t>承租人違反前項義務，致租賃住宅毀損或滅失者，應負損害賠償責任。但依約定之方法或依租賃住宅之性質使用、收益，致有變更或毀損者，不在此限。</w:t>
+      </w:r>
+    </w:p>
+    <w:p>
+      <w:pPr>
+        <w:rPr>
+          <w:rFonts w:ascii="標楷體" w:eastAsia="標楷體" w:hAnsi="標楷體"/>
+          <w:lang w:eastAsia="zh-TW"/>
+        </w:rPr>
+      </w:pPr>
+      <w:r>
+        <w:rPr>
+          <w:rFonts w:ascii="標楷體" w:eastAsia="標楷體" w:hAnsi="標楷體"/>
+          <w:lang w:eastAsia="zh-TW"/>
+        </w:rPr>
+        <w:t>前項承租人應賠償之金額，得由第四條第一項規定之押金中抵充，如有不足，並得向承租人請求給付不足之金額。</w:t>
       </w:r>
     </w:p>
     <w:p>
@@ -3139,39 +2663,7 @@
           <w:lang w:eastAsia="zh-TW"/>
         </w:rPr>
         <w:lastRenderedPageBreak/>
-        <w:t>承租人經出租人同意轉租者，與次承租人簽訂轉租契約時，應不得逾出租人同意轉租之範圍及</w:t>
-      </w:r>
-      <w:proofErr w:type="gramStart"/>
-      <w:r>
-        <w:rPr>
-          <w:rFonts w:ascii="標楷體" w:eastAsia="標楷體" w:hAnsi="標楷體"/>
-          <w:lang w:eastAsia="zh-TW"/>
-        </w:rPr>
-        <w:t>期間，</w:t>
-      </w:r>
-      <w:proofErr w:type="gramEnd"/>
-      <w:r>
-        <w:rPr>
-          <w:rFonts w:ascii="標楷體" w:eastAsia="標楷體" w:hAnsi="標楷體"/>
-          <w:lang w:eastAsia="zh-TW"/>
-        </w:rPr>
-        <w:t>並應於簽訂轉租契約後三十日內，以書面將轉租範圍、</w:t>
-      </w:r>
-      <w:proofErr w:type="gramStart"/>
-      <w:r>
-        <w:rPr>
-          <w:rFonts w:ascii="標楷體" w:eastAsia="標楷體" w:hAnsi="標楷體"/>
-          <w:lang w:eastAsia="zh-TW"/>
-        </w:rPr>
-        <w:t>期間、</w:t>
-      </w:r>
-      <w:proofErr w:type="gramEnd"/>
-      <w:r>
-        <w:rPr>
-          <w:rFonts w:ascii="標楷體" w:eastAsia="標楷體" w:hAnsi="標楷體"/>
-          <w:lang w:eastAsia="zh-TW"/>
-        </w:rPr>
-        <w:t>次承租人之姓名及通訊住址等相關資料通知出租人。</w:t>
+        <w:t>承租人經出租人同意轉租者，與次承租人簽訂轉租契約時，應不得逾出租人同意轉租之範圍及期間，並應於簽訂轉租契約後三十日內，以書面將轉租範圍、期間、次承租人之姓名及通訊住址等相關資料通知出租人。</w:t>
       </w:r>
     </w:p>
     <w:p>
@@ -3203,39 +2695,7 @@
           <w:rFonts w:ascii="標楷體" w:eastAsia="標楷體" w:hAnsi="標楷體"/>
           <w:lang w:eastAsia="zh-TW"/>
         </w:rPr>
-        <w:t>租賃關係存續中，因不可歸責於承租人之事由，致租賃住宅之</w:t>
-      </w:r>
-      <w:proofErr w:type="gramStart"/>
-      <w:r>
-        <w:rPr>
-          <w:rFonts w:ascii="標楷體" w:eastAsia="標楷體" w:hAnsi="標楷體"/>
-          <w:lang w:eastAsia="zh-TW"/>
-        </w:rPr>
-        <w:t>一部滅失者</w:t>
-      </w:r>
-      <w:proofErr w:type="gramEnd"/>
-      <w:r>
-        <w:rPr>
-          <w:rFonts w:ascii="標楷體" w:eastAsia="標楷體" w:hAnsi="標楷體"/>
-          <w:lang w:eastAsia="zh-TW"/>
-        </w:rPr>
-        <w:t>，承租人</w:t>
-      </w:r>
-      <w:proofErr w:type="gramStart"/>
-      <w:r>
-        <w:rPr>
-          <w:rFonts w:ascii="標楷體" w:eastAsia="標楷體" w:hAnsi="標楷體"/>
-          <w:lang w:eastAsia="zh-TW"/>
-        </w:rPr>
-        <w:t>得按滅失</w:t>
-      </w:r>
-      <w:proofErr w:type="gramEnd"/>
-      <w:r>
-        <w:rPr>
-          <w:rFonts w:ascii="標楷體" w:eastAsia="標楷體" w:hAnsi="標楷體"/>
-          <w:lang w:eastAsia="zh-TW"/>
-        </w:rPr>
-        <w:t>之部分，請求減少租金。</w:t>
+        <w:t>租賃關係存續中，因不可歸責於承租人之事由，致租賃住宅之一部滅失者，承租人得按滅失之部分，請求減少租金。</w:t>
       </w:r>
     </w:p>
     <w:p>
@@ -3311,23 +2771,7 @@
           <w:rFonts w:ascii="標楷體" w:eastAsia="標楷體" w:hAnsi="標楷體"/>
           <w:lang w:eastAsia="zh-TW"/>
         </w:rPr>
-        <w:t>前項承租人應賠償之違約金，得由第四條第一項規定之押金中抵</w:t>
-      </w:r>
-      <w:proofErr w:type="gramStart"/>
-      <w:r>
-        <w:rPr>
-          <w:rFonts w:ascii="標楷體" w:eastAsia="標楷體" w:hAnsi="標楷體"/>
-          <w:lang w:eastAsia="zh-TW"/>
-        </w:rPr>
-        <w:t>充</w:t>
-      </w:r>
-      <w:proofErr w:type="gramEnd"/>
-      <w:r>
-        <w:rPr>
-          <w:rFonts w:ascii="標楷體" w:eastAsia="標楷體" w:hAnsi="標楷體"/>
-          <w:lang w:eastAsia="zh-TW"/>
-        </w:rPr>
-        <w:t>，如有不足，並得向承租人請求給付不足之金額。</w:t>
+        <w:t>前項承租人應賠償之違約金，得由第四條第一項規定之押金中抵充，如有不足，並得向承租人請求給付不足之金額。</w:t>
       </w:r>
     </w:p>
     <w:p>
@@ -3374,23 +2818,7 @@
           <w:rFonts w:ascii="標楷體" w:eastAsia="標楷體" w:hAnsi="標楷體"/>
           <w:lang w:eastAsia="zh-TW"/>
         </w:rPr>
-        <w:t>租賃關係消滅時，出租人應即結算租金及第五條約定之相關費用，並會同承租人共同完成屋</w:t>
-      </w:r>
-      <w:proofErr w:type="gramStart"/>
-      <w:r>
-        <w:rPr>
-          <w:rFonts w:ascii="標楷體" w:eastAsia="標楷體" w:hAnsi="標楷體"/>
-          <w:lang w:eastAsia="zh-TW"/>
-        </w:rPr>
-        <w:t>況</w:t>
-      </w:r>
-      <w:proofErr w:type="gramEnd"/>
-      <w:r>
-        <w:rPr>
-          <w:rFonts w:ascii="標楷體" w:eastAsia="標楷體" w:hAnsi="標楷體"/>
-          <w:lang w:eastAsia="zh-TW"/>
-        </w:rPr>
-        <w:t>及附屬設備之點交手續，承租人應將租賃住宅返還出租人並遷出戶籍或其他登記。</w:t>
+        <w:t>租賃關係消滅時，出租人應即結算租金及第五條約定之相關費用，並會同承租人共同完成屋況及附屬設備之點交手續，承租人應將租賃住宅返還出租人並遷出戶籍或其他登記。</w:t>
       </w:r>
     </w:p>
     <w:p>
@@ -3420,54 +2848,22 @@
           <w:rFonts w:ascii="標楷體" w:eastAsia="標楷體" w:hAnsi="標楷體"/>
           <w:lang w:eastAsia="zh-TW"/>
         </w:rPr>
-        <w:t>承租人未依第一項規定返還租賃住宅時，出租人應即明示不以不定期限繼續契約，並得向承租人請求未返還租賃住宅期間之相當月租金額，及相當月租金額計算之違約金(未足一個月者，以日租金折算)</w:t>
-      </w:r>
-      <w:proofErr w:type="gramStart"/>
-      <w:r>
-        <w:rPr>
-          <w:rFonts w:ascii="標楷體" w:eastAsia="標楷體" w:hAnsi="標楷體"/>
-          <w:lang w:eastAsia="zh-TW"/>
-        </w:rPr>
-        <w:t>至返還</w:t>
-      </w:r>
-      <w:proofErr w:type="gramEnd"/>
-      <w:r>
-        <w:rPr>
-          <w:rFonts w:ascii="標楷體" w:eastAsia="標楷體" w:hAnsi="標楷體"/>
-          <w:lang w:eastAsia="zh-TW"/>
-        </w:rPr>
-        <w:t>為止。</w:t>
-      </w:r>
-    </w:p>
-    <w:p>
-      <w:pPr>
-        <w:rPr>
-          <w:rFonts w:ascii="標楷體" w:eastAsia="標楷體" w:hAnsi="標楷體"/>
-          <w:lang w:eastAsia="zh-TW"/>
-        </w:rPr>
-      </w:pPr>
-      <w:r>
-        <w:rPr>
-          <w:rFonts w:ascii="標楷體" w:eastAsia="標楷體" w:hAnsi="標楷體"/>
-          <w:lang w:eastAsia="zh-TW"/>
-        </w:rPr>
-        <w:t>前項金額與承租人未繳清之租金及第五條約定之相關費用，出租人得由第四條第一項規定之押金中抵</w:t>
-      </w:r>
-      <w:proofErr w:type="gramStart"/>
-      <w:r>
-        <w:rPr>
-          <w:rFonts w:ascii="標楷體" w:eastAsia="標楷體" w:hAnsi="標楷體"/>
-          <w:lang w:eastAsia="zh-TW"/>
-        </w:rPr>
-        <w:t>充</w:t>
-      </w:r>
-      <w:proofErr w:type="gramEnd"/>
-      <w:r>
-        <w:rPr>
-          <w:rFonts w:ascii="標楷體" w:eastAsia="標楷體" w:hAnsi="標楷體"/>
-          <w:lang w:eastAsia="zh-TW"/>
-        </w:rPr>
-        <w:t>，如有不足，並得向承租人請求給付不足之金額或費用。</w:t>
+        <w:t>承租人未依第一項規定返還租賃住宅時，出租人應即明示不以不定期限繼續契約，並得向承租人請求未返還租賃住宅期間之相當月租金額，及相當月租金額計算之違約金(未足一個月者，以日租金折算)至返還為止。</w:t>
+      </w:r>
+    </w:p>
+    <w:p>
+      <w:pPr>
+        <w:rPr>
+          <w:rFonts w:ascii="標楷體" w:eastAsia="標楷體" w:hAnsi="標楷體"/>
+          <w:lang w:eastAsia="zh-TW"/>
+        </w:rPr>
+      </w:pPr>
+      <w:r>
+        <w:rPr>
+          <w:rFonts w:ascii="標楷體" w:eastAsia="標楷體" w:hAnsi="標楷體"/>
+          <w:lang w:eastAsia="zh-TW"/>
+        </w:rPr>
+        <w:t>前項金額與承租人未繳清之租金及第五條約定之相關費用，出租人得由第四條第一項規定之押金中抵充，如有不足，並得向承租人請求給付不足之金額或費用。</w:t>
       </w:r>
     </w:p>
     <w:p>
@@ -3499,23 +2895,7 @@
           <w:rFonts w:ascii="標楷體" w:eastAsia="標楷體" w:hAnsi="標楷體"/>
           <w:lang w:eastAsia="zh-TW"/>
         </w:rPr>
-        <w:t>出租人於租賃住宅交付後，承租人占有中，</w:t>
-      </w:r>
-      <w:proofErr w:type="gramStart"/>
-      <w:r>
-        <w:rPr>
-          <w:rFonts w:ascii="標楷體" w:eastAsia="標楷體" w:hAnsi="標楷體"/>
-          <w:lang w:eastAsia="zh-TW"/>
-        </w:rPr>
-        <w:t>縱將其</w:t>
-      </w:r>
-      <w:proofErr w:type="gramEnd"/>
-      <w:r>
-        <w:rPr>
-          <w:rFonts w:ascii="標楷體" w:eastAsia="標楷體" w:hAnsi="標楷體"/>
-          <w:lang w:eastAsia="zh-TW"/>
-        </w:rPr>
-        <w:t>所有權讓與第三人，本契約對於受讓人仍繼續存在。</w:t>
+        <w:t>出租人於租賃住宅交付後，承租人占有中，縱將其所有權讓與第三人，本契約對於受讓人仍繼續存在。</w:t>
       </w:r>
     </w:p>
     <w:p>
@@ -3577,54 +2957,22 @@
           <w:rFonts w:ascii="標楷體" w:eastAsia="標楷體" w:hAnsi="標楷體"/>
           <w:lang w:eastAsia="zh-TW"/>
         </w:rPr>
-        <w:t>租賃期間有下列情形之</w:t>
-      </w:r>
-      <w:proofErr w:type="gramStart"/>
-      <w:r>
-        <w:rPr>
-          <w:rFonts w:ascii="標楷體" w:eastAsia="標楷體" w:hAnsi="標楷體"/>
-          <w:lang w:eastAsia="zh-TW"/>
-        </w:rPr>
-        <w:t>一</w:t>
-      </w:r>
-      <w:proofErr w:type="gramEnd"/>
-      <w:r>
-        <w:rPr>
-          <w:rFonts w:ascii="標楷體" w:eastAsia="標楷體" w:hAnsi="標楷體"/>
-          <w:lang w:eastAsia="zh-TW"/>
-        </w:rPr>
-        <w:t>者，出租人得提前終止租約，且承租人不得要求任何賠償：</w:t>
-      </w:r>
-    </w:p>
-    <w:p>
-      <w:pPr>
-        <w:rPr>
-          <w:rFonts w:ascii="標楷體" w:eastAsia="標楷體" w:hAnsi="標楷體"/>
-          <w:lang w:eastAsia="zh-TW"/>
-        </w:rPr>
-      </w:pPr>
-      <w:r>
-        <w:rPr>
-          <w:rFonts w:ascii="標楷體" w:eastAsia="標楷體" w:hAnsi="標楷體"/>
-          <w:lang w:eastAsia="zh-TW"/>
-        </w:rPr>
-        <w:t>(</w:t>
-      </w:r>
-      <w:proofErr w:type="gramStart"/>
-      <w:r>
-        <w:rPr>
-          <w:rFonts w:ascii="標楷體" w:eastAsia="標楷體" w:hAnsi="標楷體"/>
-          <w:lang w:eastAsia="zh-TW"/>
-        </w:rPr>
-        <w:t>一</w:t>
-      </w:r>
-      <w:proofErr w:type="gramEnd"/>
-      <w:r>
-        <w:rPr>
-          <w:rFonts w:ascii="標楷體" w:eastAsia="標楷體" w:hAnsi="標楷體"/>
-          <w:lang w:eastAsia="zh-TW"/>
-        </w:rPr>
-        <w:t>) 出租人為重新建築而必要收回。</w:t>
+        <w:t>租賃期間有下列情形之一者，出租人得提前終止租約，且承租人不得要求任何賠償：</w:t>
+      </w:r>
+    </w:p>
+    <w:p>
+      <w:pPr>
+        <w:rPr>
+          <w:rFonts w:ascii="標楷體" w:eastAsia="標楷體" w:hAnsi="標楷體"/>
+          <w:lang w:eastAsia="zh-TW"/>
+        </w:rPr>
+      </w:pPr>
+      <w:r>
+        <w:rPr>
+          <w:rFonts w:ascii="標楷體" w:eastAsia="標楷體" w:hAnsi="標楷體"/>
+          <w:lang w:eastAsia="zh-TW"/>
+        </w:rPr>
+        <w:t>(一) 出租人為重新建築而必要收回。</w:t>
       </w:r>
     </w:p>
     <w:p>
@@ -3775,70 +3123,22 @@
           <w:rFonts w:ascii="標楷體" w:eastAsia="標楷體" w:hAnsi="標楷體"/>
           <w:lang w:eastAsia="zh-TW"/>
         </w:rPr>
-        <w:t>出租人依前項規定提前終止租約者，應依下列規定期限，檢附相關事證，以書面通知承租人。但依前項第五款及第十款規定終止者，得</w:t>
-      </w:r>
-      <w:proofErr w:type="gramStart"/>
-      <w:r>
-        <w:rPr>
-          <w:rFonts w:ascii="標楷體" w:eastAsia="標楷體" w:hAnsi="標楷體"/>
-          <w:lang w:eastAsia="zh-TW"/>
-        </w:rPr>
-        <w:t>不</w:t>
-      </w:r>
-      <w:proofErr w:type="gramEnd"/>
-      <w:r>
-        <w:rPr>
-          <w:rFonts w:ascii="標楷體" w:eastAsia="標楷體" w:hAnsi="標楷體"/>
-          <w:lang w:eastAsia="zh-TW"/>
-        </w:rPr>
-        <w:t>先期通知：</w:t>
-      </w:r>
-    </w:p>
-    <w:p>
-      <w:pPr>
-        <w:rPr>
-          <w:rFonts w:ascii="標楷體" w:eastAsia="標楷體" w:hAnsi="標楷體"/>
-          <w:lang w:eastAsia="zh-TW"/>
-        </w:rPr>
-      </w:pPr>
-      <w:r>
-        <w:rPr>
-          <w:rFonts w:ascii="標楷體" w:eastAsia="標楷體" w:hAnsi="標楷體"/>
-          <w:lang w:eastAsia="zh-TW"/>
-        </w:rPr>
-        <w:t>(</w:t>
-      </w:r>
-      <w:proofErr w:type="gramStart"/>
-      <w:r>
-        <w:rPr>
-          <w:rFonts w:ascii="標楷體" w:eastAsia="標楷體" w:hAnsi="標楷體"/>
-          <w:lang w:eastAsia="zh-TW"/>
-        </w:rPr>
-        <w:t>一</w:t>
-      </w:r>
-      <w:proofErr w:type="gramEnd"/>
-      <w:r>
-        <w:rPr>
-          <w:rFonts w:ascii="標楷體" w:eastAsia="標楷體" w:hAnsi="標楷體"/>
-          <w:lang w:eastAsia="zh-TW"/>
-        </w:rPr>
-        <w:t>) 依前項第一款規定終止者，於終止前三</w:t>
-      </w:r>
-      <w:proofErr w:type="gramStart"/>
-      <w:r>
-        <w:rPr>
-          <w:rFonts w:ascii="標楷體" w:eastAsia="標楷體" w:hAnsi="標楷體"/>
-          <w:lang w:eastAsia="zh-TW"/>
-        </w:rPr>
-        <w:t>個</w:t>
-      </w:r>
-      <w:proofErr w:type="gramEnd"/>
-      <w:r>
-        <w:rPr>
-          <w:rFonts w:ascii="標楷體" w:eastAsia="標楷體" w:hAnsi="標楷體"/>
-          <w:lang w:eastAsia="zh-TW"/>
-        </w:rPr>
-        <w:t>月。</w:t>
+        <w:t>出租人依前項規定提前終止租約者，應依下列規定期限，檢附相關事證，以書面通知承租人。但依前項第五款及第十款規定終止者，得不先期通知：</w:t>
+      </w:r>
+    </w:p>
+    <w:p>
+      <w:pPr>
+        <w:rPr>
+          <w:rFonts w:ascii="標楷體" w:eastAsia="標楷體" w:hAnsi="標楷體"/>
+          <w:lang w:eastAsia="zh-TW"/>
+        </w:rPr>
+      </w:pPr>
+      <w:r>
+        <w:rPr>
+          <w:rFonts w:ascii="標楷體" w:eastAsia="標楷體" w:hAnsi="標楷體"/>
+          <w:lang w:eastAsia="zh-TW"/>
+        </w:rPr>
+        <w:t>(一) 依前項第一款規定終止者，於終止前三個月。</w:t>
       </w:r>
     </w:p>
     <w:p>
@@ -3900,70 +3200,22 @@
           <w:rFonts w:ascii="標楷體" w:eastAsia="標楷體" w:hAnsi="標楷體"/>
           <w:lang w:eastAsia="zh-TW"/>
         </w:rPr>
-        <w:t>(</w:t>
-      </w:r>
-      <w:proofErr w:type="gramStart"/>
-      <w:r>
-        <w:rPr>
-          <w:rFonts w:ascii="標楷體" w:eastAsia="標楷體" w:hAnsi="標楷體"/>
-          <w:lang w:eastAsia="zh-TW"/>
-        </w:rPr>
-        <w:t>一</w:t>
-      </w:r>
-      <w:proofErr w:type="gramEnd"/>
-      <w:r>
-        <w:rPr>
-          <w:rFonts w:ascii="標楷體" w:eastAsia="標楷體" w:hAnsi="標楷體"/>
-          <w:lang w:eastAsia="zh-TW"/>
-        </w:rPr>
-        <w:t>) 租賃住宅未合於所約定居住使用，並有修繕之必要，經承租人定相當期限催告，仍</w:t>
-      </w:r>
-      <w:proofErr w:type="gramStart"/>
-      <w:r>
-        <w:rPr>
-          <w:rFonts w:ascii="標楷體" w:eastAsia="標楷體" w:hAnsi="標楷體"/>
-          <w:lang w:eastAsia="zh-TW"/>
-        </w:rPr>
-        <w:t>不</w:t>
-      </w:r>
-      <w:proofErr w:type="gramEnd"/>
-      <w:r>
-        <w:rPr>
-          <w:rFonts w:ascii="標楷體" w:eastAsia="標楷體" w:hAnsi="標楷體"/>
-          <w:lang w:eastAsia="zh-TW"/>
-        </w:rPr>
-        <w:t>於期限內修繕。</w:t>
-      </w:r>
-    </w:p>
-    <w:p>
-      <w:pPr>
-        <w:rPr>
-          <w:rFonts w:ascii="標楷體" w:eastAsia="標楷體" w:hAnsi="標楷體"/>
-          <w:lang w:eastAsia="zh-TW"/>
-        </w:rPr>
-      </w:pPr>
-      <w:r>
-        <w:rPr>
-          <w:rFonts w:ascii="標楷體" w:eastAsia="標楷體" w:hAnsi="標楷體"/>
-          <w:lang w:eastAsia="zh-TW"/>
-        </w:rPr>
-        <w:t>(二) 租賃住宅因不可歸責承租人之事由致</w:t>
-      </w:r>
-      <w:proofErr w:type="gramStart"/>
-      <w:r>
-        <w:rPr>
-          <w:rFonts w:ascii="標楷體" w:eastAsia="標楷體" w:hAnsi="標楷體"/>
-          <w:lang w:eastAsia="zh-TW"/>
-        </w:rPr>
-        <w:t>一部滅</w:t>
-      </w:r>
-      <w:proofErr w:type="gramEnd"/>
-      <w:r>
-        <w:rPr>
-          <w:rFonts w:ascii="標楷體" w:eastAsia="標楷體" w:hAnsi="標楷體"/>
-          <w:lang w:eastAsia="zh-TW"/>
-        </w:rPr>
-        <w:t>失，且其存餘部分不能達租賃之目的。</w:t>
+        <w:t>(一) 租賃住宅未合於所約定居住使用，並有修繕之必要，經承租人定相當期限催告，仍不於期限內修繕。</w:t>
+      </w:r>
+    </w:p>
+    <w:p>
+      <w:pPr>
+        <w:rPr>
+          <w:rFonts w:ascii="標楷體" w:eastAsia="標楷體" w:hAnsi="標楷體"/>
+          <w:lang w:eastAsia="zh-TW"/>
+        </w:rPr>
+      </w:pPr>
+      <w:r>
+        <w:rPr>
+          <w:rFonts w:ascii="標楷體" w:eastAsia="標楷體" w:hAnsi="標楷體"/>
+          <w:lang w:eastAsia="zh-TW"/>
+        </w:rPr>
+        <w:t>(二) 租賃住宅因不可歸責承租人之事由致一部滅失，且其存餘部分不能達租賃之目的。</w:t>
       </w:r>
     </w:p>
     <w:p>
@@ -4023,70 +3275,22 @@
           <w:rFonts w:ascii="標楷體" w:eastAsia="標楷體" w:hAnsi="標楷體"/>
           <w:lang w:eastAsia="zh-TW"/>
         </w:rPr>
-        <w:t>承租人依前項各款規定提前終止租約者，應於終止前三十日，檢附相關事證，以書面通知出租人。但前項第三款</w:t>
-      </w:r>
-      <w:proofErr w:type="gramStart"/>
-      <w:r>
-        <w:rPr>
-          <w:rFonts w:ascii="標楷體" w:eastAsia="標楷體" w:hAnsi="標楷體"/>
-          <w:lang w:eastAsia="zh-TW"/>
-        </w:rPr>
-        <w:t>前段其情況</w:t>
-      </w:r>
-      <w:proofErr w:type="gramEnd"/>
-      <w:r>
-        <w:rPr>
-          <w:rFonts w:ascii="標楷體" w:eastAsia="標楷體" w:hAnsi="標楷體"/>
-          <w:lang w:eastAsia="zh-TW"/>
-        </w:rPr>
-        <w:t>危急者，得</w:t>
-      </w:r>
-      <w:proofErr w:type="gramStart"/>
-      <w:r>
-        <w:rPr>
-          <w:rFonts w:ascii="標楷體" w:eastAsia="標楷體" w:hAnsi="標楷體"/>
-          <w:lang w:eastAsia="zh-TW"/>
-        </w:rPr>
-        <w:t>不</w:t>
-      </w:r>
-      <w:proofErr w:type="gramEnd"/>
-      <w:r>
-        <w:rPr>
-          <w:rFonts w:ascii="標楷體" w:eastAsia="標楷體" w:hAnsi="標楷體"/>
-          <w:lang w:eastAsia="zh-TW"/>
-        </w:rPr>
-        <w:t>先期通知。</w:t>
-      </w:r>
-    </w:p>
-    <w:p>
-      <w:pPr>
-        <w:rPr>
-          <w:rFonts w:ascii="標楷體" w:eastAsia="標楷體" w:hAnsi="標楷體"/>
-          <w:lang w:eastAsia="zh-TW"/>
-        </w:rPr>
-      </w:pPr>
-      <w:r>
-        <w:rPr>
-          <w:rFonts w:ascii="標楷體" w:eastAsia="標楷體" w:hAnsi="標楷體"/>
-          <w:lang w:eastAsia="zh-TW"/>
-        </w:rPr>
-        <w:t>承租人死亡，其繼承人得主張終止租約，其通知期限及方式，</w:t>
-      </w:r>
-      <w:proofErr w:type="gramStart"/>
-      <w:r>
-        <w:rPr>
-          <w:rFonts w:ascii="標楷體" w:eastAsia="標楷體" w:hAnsi="標楷體"/>
-          <w:lang w:eastAsia="zh-TW"/>
-        </w:rPr>
-        <w:t>準</w:t>
-      </w:r>
-      <w:proofErr w:type="gramEnd"/>
-      <w:r>
-        <w:rPr>
-          <w:rFonts w:ascii="標楷體" w:eastAsia="標楷體" w:hAnsi="標楷體"/>
-          <w:lang w:eastAsia="zh-TW"/>
-        </w:rPr>
-        <w:t>用前項規定。</w:t>
+        <w:t>承租人依前項各款規定提前終止租約者，應於終止前三十日，檢附相關事證，以書面通知出租人。但前項第三款前段其情況危急者，得不先期通知。</w:t>
+      </w:r>
+    </w:p>
+    <w:p>
+      <w:pPr>
+        <w:rPr>
+          <w:rFonts w:ascii="標楷體" w:eastAsia="標楷體" w:hAnsi="標楷體"/>
+          <w:lang w:eastAsia="zh-TW"/>
+        </w:rPr>
+      </w:pPr>
+      <w:r>
+        <w:rPr>
+          <w:rFonts w:ascii="標楷體" w:eastAsia="標楷體" w:hAnsi="標楷體"/>
+          <w:lang w:eastAsia="zh-TW"/>
+        </w:rPr>
+        <w:t>承租人死亡，其繼承人得主張終止租約，其通知期限及方式，準用前項規定。</w:t>
       </w:r>
     </w:p>
     <w:p>
@@ -4118,54 +3322,22 @@
           <w:rFonts w:ascii="標楷體" w:eastAsia="標楷體" w:hAnsi="標楷體"/>
           <w:lang w:eastAsia="zh-TW"/>
         </w:rPr>
-        <w:t>租賃關係消滅，依第十四條完成點交或視為完成點交之手續後，承租人仍於租賃住宅有遺留物者，除租賃雙方另有約定外，經出租人定相當期限向承租人催告，屆期仍</w:t>
-      </w:r>
-      <w:proofErr w:type="gramStart"/>
-      <w:r>
-        <w:rPr>
-          <w:rFonts w:ascii="標楷體" w:eastAsia="標楷體" w:hAnsi="標楷體"/>
-          <w:lang w:eastAsia="zh-TW"/>
-        </w:rPr>
-        <w:t>不</w:t>
-      </w:r>
-      <w:proofErr w:type="gramEnd"/>
-      <w:r>
-        <w:rPr>
-          <w:rFonts w:ascii="標楷體" w:eastAsia="標楷體" w:hAnsi="標楷體"/>
-          <w:lang w:eastAsia="zh-TW"/>
-        </w:rPr>
-        <w:t>取回時，視為拋棄其所有權。</w:t>
-      </w:r>
-    </w:p>
-    <w:p>
-      <w:pPr>
-        <w:rPr>
-          <w:rFonts w:ascii="標楷體" w:eastAsia="標楷體" w:hAnsi="標楷體"/>
-          <w:lang w:eastAsia="zh-TW"/>
-        </w:rPr>
-      </w:pPr>
-      <w:r>
-        <w:rPr>
-          <w:rFonts w:ascii="標楷體" w:eastAsia="標楷體" w:hAnsi="標楷體"/>
-          <w:lang w:eastAsia="zh-TW"/>
-        </w:rPr>
-        <w:t>出租人處理前項遺留物所生費用，得由第四條第一項規定之押金中抵</w:t>
-      </w:r>
-      <w:proofErr w:type="gramStart"/>
-      <w:r>
-        <w:rPr>
-          <w:rFonts w:ascii="標楷體" w:eastAsia="標楷體" w:hAnsi="標楷體"/>
-          <w:lang w:eastAsia="zh-TW"/>
-        </w:rPr>
-        <w:t>充</w:t>
-      </w:r>
-      <w:proofErr w:type="gramEnd"/>
-      <w:r>
-        <w:rPr>
-          <w:rFonts w:ascii="標楷體" w:eastAsia="標楷體" w:hAnsi="標楷體"/>
-          <w:lang w:eastAsia="zh-TW"/>
-        </w:rPr>
-        <w:t>，如有不足，並得向承租人請求給付不足之費用。</w:t>
+        <w:t>租賃關係消滅，依第十四條完成點交或視為完成點交之手續後，承租人仍於租賃住宅有遺留物者，除租賃雙方另有約定外，經出租人定相當期限向承租人催告，屆期仍不取回時，視為拋棄其所有權。</w:t>
+      </w:r>
+    </w:p>
+    <w:p>
+      <w:pPr>
+        <w:rPr>
+          <w:rFonts w:ascii="標楷體" w:eastAsia="標楷體" w:hAnsi="標楷體"/>
+          <w:lang w:eastAsia="zh-TW"/>
+        </w:rPr>
+      </w:pPr>
+      <w:r>
+        <w:rPr>
+          <w:rFonts w:ascii="標楷體" w:eastAsia="標楷體" w:hAnsi="標楷體"/>
+          <w:lang w:eastAsia="zh-TW"/>
+        </w:rPr>
+        <w:t>出租人處理前項遺留物所生費用，得由第四條第一項規定之押金中抵充，如有不足，並得向承租人請求給付不足之費用。</w:t>
       </w:r>
     </w:p>
     <w:p>
@@ -4197,23 +3369,7 @@
           <w:rFonts w:ascii="標楷體" w:eastAsia="標楷體" w:hAnsi="標楷體"/>
           <w:lang w:eastAsia="zh-TW"/>
         </w:rPr>
-        <w:t>除本契約另有約定外，租賃雙方相互間之通知，以郵寄為之者，應以本契約所記載之地址為</w:t>
-      </w:r>
-      <w:proofErr w:type="gramStart"/>
-      <w:r>
-        <w:rPr>
-          <w:rFonts w:ascii="標楷體" w:eastAsia="標楷體" w:hAnsi="標楷體"/>
-          <w:lang w:eastAsia="zh-TW"/>
-        </w:rPr>
-        <w:t>準</w:t>
-      </w:r>
-      <w:proofErr w:type="gramEnd"/>
-      <w:r>
-        <w:rPr>
-          <w:rFonts w:ascii="標楷體" w:eastAsia="標楷體" w:hAnsi="標楷體"/>
-          <w:lang w:eastAsia="zh-TW"/>
-        </w:rPr>
-        <w:t>。</w:t>
+        <w:t>除本契約另有約定外，租賃雙方相互間之通知，以郵寄為之者，應以本契約所記載之地址為準。</w:t>
       </w:r>
     </w:p>
     <w:p>
@@ -4421,23 +3577,7 @@
           <w:rFonts w:ascii="標楷體" w:eastAsia="標楷體" w:hAnsi="標楷體"/>
           <w:lang w:eastAsia="zh-TW"/>
         </w:rPr>
-        <w:t>同意 公證書載明下列事項應</w:t>
-      </w:r>
-      <w:proofErr w:type="gramStart"/>
-      <w:r>
-        <w:rPr>
-          <w:rFonts w:ascii="標楷體" w:eastAsia="標楷體" w:hAnsi="標楷體"/>
-          <w:lang w:eastAsia="zh-TW"/>
-        </w:rPr>
-        <w:t>逕</w:t>
-      </w:r>
-      <w:proofErr w:type="gramEnd"/>
-      <w:r>
-        <w:rPr>
-          <w:rFonts w:ascii="標楷體" w:eastAsia="標楷體" w:hAnsi="標楷體"/>
-          <w:lang w:eastAsia="zh-TW"/>
-        </w:rPr>
-        <w:t>受強制執行：</w:t>
+        <w:t>同意 公證書載明下列事項應逕受強制執行：</w:t>
       </w:r>
     </w:p>
     <w:p>
@@ -4518,39 +3658,7 @@
           <w:rFonts w:ascii="標楷體" w:eastAsia="標楷體" w:hAnsi="標楷體"/>
           <w:lang w:eastAsia="zh-TW"/>
         </w:rPr>
-        <w:t>公證書載明金錢債務</w:t>
-      </w:r>
-      <w:proofErr w:type="gramStart"/>
-      <w:r>
-        <w:rPr>
-          <w:rFonts w:ascii="標楷體" w:eastAsia="標楷體" w:hAnsi="標楷體"/>
-          <w:lang w:eastAsia="zh-TW"/>
-        </w:rPr>
-        <w:t>逕</w:t>
-      </w:r>
-      <w:proofErr w:type="gramEnd"/>
-      <w:r>
-        <w:rPr>
-          <w:rFonts w:ascii="標楷體" w:eastAsia="標楷體" w:hAnsi="標楷體"/>
-          <w:lang w:eastAsia="zh-TW"/>
-        </w:rPr>
-        <w:t>受強制執行時，如有保證人者，前項</w:t>
-      </w:r>
-      <w:proofErr w:type="gramStart"/>
-      <w:r>
-        <w:rPr>
-          <w:rFonts w:ascii="標楷體" w:eastAsia="標楷體" w:hAnsi="標楷體"/>
-          <w:lang w:eastAsia="zh-TW"/>
-        </w:rPr>
-        <w:t>後段第</w:t>
-      </w:r>
-      <w:proofErr w:type="gramEnd"/>
-      <w:r>
-        <w:rPr>
-          <w:rFonts w:ascii="標楷體" w:eastAsia="標楷體" w:hAnsi="標楷體"/>
-          <w:lang w:eastAsia="zh-TW"/>
-        </w:rPr>
-        <w:t xml:space="preserve"> ____ 款之效力及於保證人。</w:t>
+        <w:t>公證書載明金錢債務逕受強制執行時，如有保證人者，前項後段第 ____ 款之效力及於保證人。</w:t>
       </w:r>
     </w:p>
     <w:p>
@@ -4788,7 +3896,6 @@
         </w:rPr>
         <w:t>出租人：</w:t>
       </w:r>
-      <w:proofErr w:type="gramStart"/>
       <w:r>
         <w:rPr>
           <w:rFonts w:ascii="標楷體" w:eastAsia="標楷體" w:hAnsi="標楷體"/>
@@ -4802,23 +3909,7 @@
           <w:rFonts w:ascii="標楷體" w:eastAsia="標楷體" w:hAnsi="標楷體"/>
           <w:lang w:eastAsia="zh-TW"/>
         </w:rPr>
-        <w:t>landlord</w:t>
-      </w:r>
-      <w:proofErr w:type="gramEnd"/>
-      <w:r>
-        <w:rPr>
-          <w:rFonts w:ascii="標楷體" w:eastAsia="標楷體" w:hAnsi="標楷體"/>
-          <w:lang w:eastAsia="zh-TW"/>
-        </w:rPr>
-        <w:t>_</w:t>
-      </w:r>
-      <w:proofErr w:type="gramStart"/>
-      <w:r>
-        <w:rPr>
-          <w:rFonts w:ascii="標楷體" w:eastAsia="標楷體" w:hAnsi="標楷體"/>
-          <w:lang w:eastAsia="zh-TW"/>
-        </w:rPr>
-        <w:t>name</w:t>
+        <w:t>landlord_name</w:t>
       </w:r>
       <w:proofErr w:type="spellEnd"/>
       <w:r>
@@ -4826,15 +3917,7 @@
           <w:rFonts w:ascii="標楷體" w:eastAsia="標楷體" w:hAnsi="標楷體"/>
           <w:lang w:eastAsia="zh-TW"/>
         </w:rPr>
-        <w:t xml:space="preserve"> }</w:t>
-      </w:r>
-      <w:proofErr w:type="gramEnd"/>
-      <w:r>
-        <w:rPr>
-          <w:rFonts w:ascii="標楷體" w:eastAsia="標楷體" w:hAnsi="標楷體"/>
-          <w:lang w:eastAsia="zh-TW"/>
-        </w:rPr>
-        <w:t>}</w:t>
+        <w:t xml:space="preserve"> }}</w:t>
       </w:r>
       <w:r>
         <w:rPr>
@@ -4957,7 +4040,6 @@
         </w:rPr>
         <w:t>承租人：</w:t>
       </w:r>
-      <w:proofErr w:type="gramStart"/>
       <w:r>
         <w:rPr>
           <w:rFonts w:ascii="標楷體" w:eastAsia="標楷體" w:hAnsi="標楷體"/>
@@ -4971,23 +4053,7 @@
           <w:rFonts w:ascii="標楷體" w:eastAsia="標楷體" w:hAnsi="標楷體"/>
           <w:lang w:eastAsia="zh-TW"/>
         </w:rPr>
-        <w:t>tenant</w:t>
-      </w:r>
-      <w:proofErr w:type="gramEnd"/>
-      <w:r>
-        <w:rPr>
-          <w:rFonts w:ascii="標楷體" w:eastAsia="標楷體" w:hAnsi="標楷體"/>
-          <w:lang w:eastAsia="zh-TW"/>
-        </w:rPr>
-        <w:t>_</w:t>
-      </w:r>
-      <w:proofErr w:type="gramStart"/>
-      <w:r>
-        <w:rPr>
-          <w:rFonts w:ascii="標楷體" w:eastAsia="標楷體" w:hAnsi="標楷體"/>
-          <w:lang w:eastAsia="zh-TW"/>
-        </w:rPr>
-        <w:t>name</w:t>
+        <w:t>tenant_name</w:t>
       </w:r>
       <w:proofErr w:type="spellEnd"/>
       <w:r>
@@ -4995,15 +4061,7 @@
           <w:rFonts w:ascii="標楷體" w:eastAsia="標楷體" w:hAnsi="標楷體"/>
           <w:lang w:eastAsia="zh-TW"/>
         </w:rPr>
-        <w:t xml:space="preserve"> }</w:t>
-      </w:r>
-      <w:proofErr w:type="gramEnd"/>
-      <w:r>
-        <w:rPr>
-          <w:rFonts w:ascii="標楷體" w:eastAsia="標楷體" w:hAnsi="標楷體"/>
-          <w:lang w:eastAsia="zh-TW"/>
-        </w:rPr>
-        <w:t>}</w:t>
+        <w:t xml:space="preserve"> }}</w:t>
       </w:r>
       <w:r>
         <w:rPr>
@@ -5057,7 +4115,6 @@
         </w:rPr>
         <w:t>戶籍地址(營業登記地址)：</w:t>
       </w:r>
-      <w:proofErr w:type="gramStart"/>
       <w:r>
         <w:rPr>
           <w:rFonts w:ascii="標楷體" w:eastAsia="標楷體" w:hAnsi="標楷體"/>
@@ -5071,23 +4128,7 @@
           <w:rFonts w:ascii="標楷體" w:eastAsia="標楷體" w:hAnsi="標楷體"/>
           <w:lang w:eastAsia="zh-TW"/>
         </w:rPr>
-        <w:t>tenant</w:t>
-      </w:r>
-      <w:proofErr w:type="gramEnd"/>
-      <w:r>
-        <w:rPr>
-          <w:rFonts w:ascii="標楷體" w:eastAsia="標楷體" w:hAnsi="標楷體"/>
-          <w:lang w:eastAsia="zh-TW"/>
-        </w:rPr>
-        <w:t>_</w:t>
-      </w:r>
-      <w:proofErr w:type="gramStart"/>
-      <w:r>
-        <w:rPr>
-          <w:rFonts w:ascii="標楷體" w:eastAsia="標楷體" w:hAnsi="標楷體"/>
-          <w:lang w:eastAsia="zh-TW"/>
-        </w:rPr>
-        <w:t>address</w:t>
+        <w:t>tenant_address</w:t>
       </w:r>
       <w:proofErr w:type="spellEnd"/>
       <w:r>
@@ -5095,15 +4136,7 @@
           <w:rFonts w:ascii="標楷體" w:eastAsia="標楷體" w:hAnsi="標楷體"/>
           <w:lang w:eastAsia="zh-TW"/>
         </w:rPr>
-        <w:t xml:space="preserve"> }</w:t>
-      </w:r>
-      <w:proofErr w:type="gramEnd"/>
-      <w:r>
-        <w:rPr>
-          <w:rFonts w:ascii="標楷體" w:eastAsia="標楷體" w:hAnsi="標楷體"/>
-          <w:lang w:eastAsia="zh-TW"/>
-        </w:rPr>
-        <w:t>}</w:t>
+        <w:t xml:space="preserve"> }}</w:t>
       </w:r>
     </w:p>
     <w:p>
@@ -5120,7 +4153,6 @@
         </w:rPr>
         <w:t>通訊地址：</w:t>
       </w:r>
-      <w:proofErr w:type="gramStart"/>
       <w:r>
         <w:rPr>
           <w:rFonts w:ascii="標楷體" w:eastAsia="標楷體" w:hAnsi="標楷體"/>
@@ -5134,23 +4166,7 @@
           <w:rFonts w:ascii="標楷體" w:eastAsia="標楷體" w:hAnsi="標楷體"/>
           <w:lang w:eastAsia="zh-TW"/>
         </w:rPr>
-        <w:t>tenant</w:t>
-      </w:r>
-      <w:proofErr w:type="gramEnd"/>
-      <w:r>
-        <w:rPr>
-          <w:rFonts w:ascii="標楷體" w:eastAsia="標楷體" w:hAnsi="標楷體"/>
-          <w:lang w:eastAsia="zh-TW"/>
-        </w:rPr>
-        <w:t>_</w:t>
-      </w:r>
-      <w:proofErr w:type="gramStart"/>
-      <w:r>
-        <w:rPr>
-          <w:rFonts w:ascii="標楷體" w:eastAsia="標楷體" w:hAnsi="標楷體"/>
-          <w:lang w:eastAsia="zh-TW"/>
-        </w:rPr>
-        <w:t>address</w:t>
+        <w:t>tenant_address</w:t>
       </w:r>
       <w:proofErr w:type="spellEnd"/>
       <w:r>
@@ -5158,15 +4174,7 @@
           <w:rFonts w:ascii="標楷體" w:eastAsia="標楷體" w:hAnsi="標楷體"/>
           <w:lang w:eastAsia="zh-TW"/>
         </w:rPr>
-        <w:t xml:space="preserve"> }</w:t>
-      </w:r>
-      <w:proofErr w:type="gramEnd"/>
-      <w:r>
-        <w:rPr>
-          <w:rFonts w:ascii="標楷體" w:eastAsia="標楷體" w:hAnsi="標楷體"/>
-          <w:lang w:eastAsia="zh-TW"/>
-        </w:rPr>
-        <w:t>}</w:t>
+        <w:t xml:space="preserve"> }}</w:t>
       </w:r>
     </w:p>
     <w:p>
@@ -5183,7 +4191,6 @@
         </w:rPr>
         <w:t>統一編號(身分證明文件編號)：</w:t>
       </w:r>
-      <w:proofErr w:type="gramStart"/>
       <w:r>
         <w:rPr>
           <w:rFonts w:ascii="標楷體" w:eastAsia="標楷體" w:hAnsi="標楷體"/>
@@ -5197,23 +4204,7 @@
           <w:rFonts w:ascii="標楷體" w:eastAsia="標楷體" w:hAnsi="標楷體"/>
           <w:lang w:eastAsia="zh-TW"/>
         </w:rPr>
-        <w:t>tenant</w:t>
-      </w:r>
-      <w:proofErr w:type="gramEnd"/>
-      <w:r>
-        <w:rPr>
-          <w:rFonts w:ascii="標楷體" w:eastAsia="標楷體" w:hAnsi="標楷體"/>
-          <w:lang w:eastAsia="zh-TW"/>
-        </w:rPr>
-        <w:t>_</w:t>
-      </w:r>
-      <w:proofErr w:type="gramStart"/>
-      <w:r>
-        <w:rPr>
-          <w:rFonts w:ascii="標楷體" w:eastAsia="標楷體" w:hAnsi="標楷體"/>
-          <w:lang w:eastAsia="zh-TW"/>
-        </w:rPr>
-        <w:t>id</w:t>
+        <w:t>tenant_id</w:t>
       </w:r>
       <w:proofErr w:type="spellEnd"/>
       <w:r>
@@ -5221,15 +4212,7 @@
           <w:rFonts w:ascii="標楷體" w:eastAsia="標楷體" w:hAnsi="標楷體"/>
           <w:lang w:eastAsia="zh-TW"/>
         </w:rPr>
-        <w:t xml:space="preserve"> }</w:t>
-      </w:r>
-      <w:proofErr w:type="gramEnd"/>
-      <w:r>
-        <w:rPr>
-          <w:rFonts w:ascii="標楷體" w:eastAsia="標楷體" w:hAnsi="標楷體"/>
-          <w:lang w:eastAsia="zh-TW"/>
-        </w:rPr>
-        <w:t>}</w:t>
+        <w:t xml:space="preserve"> }}</w:t>
       </w:r>
     </w:p>
     <w:p>
@@ -5246,7 +4229,6 @@
         </w:rPr>
         <w:t>聯絡電話：</w:t>
       </w:r>
-      <w:proofErr w:type="gramStart"/>
       <w:r>
         <w:rPr>
           <w:rFonts w:ascii="標楷體" w:eastAsia="標楷體" w:hAnsi="標楷體"/>
@@ -5260,23 +4242,7 @@
           <w:rFonts w:ascii="標楷體" w:eastAsia="標楷體" w:hAnsi="標楷體"/>
           <w:lang w:eastAsia="zh-TW"/>
         </w:rPr>
-        <w:t>tenant</w:t>
-      </w:r>
-      <w:proofErr w:type="gramEnd"/>
-      <w:r>
-        <w:rPr>
-          <w:rFonts w:ascii="標楷體" w:eastAsia="標楷體" w:hAnsi="標楷體"/>
-          <w:lang w:eastAsia="zh-TW"/>
-        </w:rPr>
-        <w:t>_</w:t>
-      </w:r>
-      <w:proofErr w:type="gramStart"/>
-      <w:r>
-        <w:rPr>
-          <w:rFonts w:ascii="標楷體" w:eastAsia="標楷體" w:hAnsi="標楷體"/>
-          <w:lang w:eastAsia="zh-TW"/>
-        </w:rPr>
-        <w:t>phone</w:t>
+        <w:t>tenant_phone</w:t>
       </w:r>
       <w:proofErr w:type="spellEnd"/>
       <w:r>
@@ -5284,15 +4250,7 @@
           <w:rFonts w:ascii="標楷體" w:eastAsia="標楷體" w:hAnsi="標楷體"/>
           <w:lang w:eastAsia="zh-TW"/>
         </w:rPr>
-        <w:t xml:space="preserve"> }</w:t>
-      </w:r>
-      <w:proofErr w:type="gramEnd"/>
-      <w:r>
-        <w:rPr>
-          <w:rFonts w:ascii="標楷體" w:eastAsia="標楷體" w:hAnsi="標楷體"/>
-          <w:lang w:eastAsia="zh-TW"/>
-        </w:rPr>
-        <w:t>}</w:t>
+        <w:t xml:space="preserve"> }}</w:t>
       </w:r>
     </w:p>
     <w:p>
@@ -5633,23 +4591,7 @@
           <w:rFonts w:ascii="標楷體" w:eastAsia="標楷體" w:hAnsi="標楷體"/>
           <w:lang w:eastAsia="zh-TW"/>
         </w:rPr>
-        <w:t xml:space="preserve"> }}</w:t>
-      </w:r>
-      <w:proofErr w:type="gramStart"/>
-      <w:r>
-        <w:rPr>
-          <w:rFonts w:ascii="標楷體" w:eastAsia="標楷體" w:hAnsi="標楷體"/>
-          <w:lang w:eastAsia="zh-TW"/>
-        </w:rPr>
-        <w:t>感應磁扣</w:t>
-      </w:r>
-      <w:proofErr w:type="gramEnd"/>
-      <w:r>
-        <w:rPr>
-          <w:rFonts w:ascii="標楷體" w:eastAsia="標楷體" w:hAnsi="標楷體"/>
-          <w:lang w:eastAsia="zh-TW"/>
-        </w:rPr>
-        <w:t xml:space="preserve">(卡)：{{ </w:t>
+        <w:t xml:space="preserve"> }}感應磁扣(卡)：{{ </w:t>
       </w:r>
       <w:proofErr w:type="spellStart"/>
       <w:r>
@@ -5665,17 +4607,8 @@
           <w:rFonts w:ascii="標楷體" w:eastAsia="標楷體" w:hAnsi="標楷體"/>
           <w:lang w:eastAsia="zh-TW"/>
         </w:rPr>
-        <w:t xml:space="preserve"> }} </w:t>
-      </w:r>
-      <w:proofErr w:type="gramStart"/>
-      <w:r>
-        <w:rPr>
-          <w:rFonts w:ascii="標楷體" w:eastAsia="標楷體" w:hAnsi="標楷體"/>
-          <w:lang w:eastAsia="zh-TW"/>
-        </w:rPr>
-        <w:t>個</w:t>
-      </w:r>
-      <w:proofErr w:type="gramEnd"/>
+        <w:t xml:space="preserve"> }} 個</w:t>
+      </w:r>
       <w:r>
         <w:rPr>
           <w:rFonts w:ascii="標楷體" w:eastAsia="標楷體" w:hAnsi="標楷體"/>
@@ -5775,17 +4708,8 @@
           <w:rFonts w:ascii="標楷體" w:eastAsia="標楷體" w:hAnsi="標楷體"/>
           <w:lang w:eastAsia="zh-TW"/>
         </w:rPr>
-        <w:t xml:space="preserve"> }} </w:t>
-      </w:r>
-      <w:proofErr w:type="gramStart"/>
-      <w:r>
-        <w:rPr>
-          <w:rFonts w:ascii="標楷體" w:eastAsia="標楷體" w:hAnsi="標楷體"/>
-          <w:lang w:eastAsia="zh-TW"/>
-        </w:rPr>
-        <w:t>個</w:t>
-      </w:r>
-      <w:proofErr w:type="gramEnd"/>
+        <w:t xml:space="preserve"> }} 個</w:t>
+      </w:r>
     </w:p>
     <w:p>
       <w:pPr>
@@ -8329,6 +7253,7 @@
   <w:style w:type="character" w:default="1" w:styleId="a2">
     <w:name w:val="Default Paragraph Font"/>
     <w:uiPriority w:val="1"/>
+    <w:semiHidden/>
     <w:unhideWhenUsed/>
   </w:style>
   <w:style w:type="table" w:default="1" w:styleId="a3">

--- a/template.docx
+++ b/template.docx
@@ -144,6 +144,7 @@
         </w:rPr>
         <w:t xml:space="preserve">   </w:t>
       </w:r>
+      <w:proofErr w:type="gramStart"/>
       <w:r>
         <w:rPr>
           <w:rFonts w:ascii="標楷體" w:eastAsia="標楷體" w:hAnsi="標楷體"/>
@@ -157,7 +158,23 @@
           <w:rFonts w:ascii="標楷體" w:eastAsia="標楷體" w:hAnsi="標楷體"/>
           <w:lang w:eastAsia="zh-TW"/>
         </w:rPr>
-        <w:t>tenant_name</w:t>
+        <w:t>tenant</w:t>
+      </w:r>
+      <w:proofErr w:type="gramEnd"/>
+      <w:r>
+        <w:rPr>
+          <w:rFonts w:ascii="標楷體" w:eastAsia="標楷體" w:hAnsi="標楷體"/>
+          <w:lang w:eastAsia="zh-TW"/>
+        </w:rPr>
+        <w:t>_</w:t>
+      </w:r>
+      <w:proofErr w:type="gramStart"/>
+      <w:r>
+        <w:rPr>
+          <w:rFonts w:ascii="標楷體" w:eastAsia="標楷體" w:hAnsi="標楷體"/>
+          <w:lang w:eastAsia="zh-TW"/>
+        </w:rPr>
+        <w:t>name</w:t>
       </w:r>
       <w:proofErr w:type="spellEnd"/>
       <w:r>
@@ -180,7 +197,23 @@
           <w:rFonts w:ascii="標楷體" w:eastAsia="標楷體" w:hAnsi="標楷體"/>
           <w:lang w:eastAsia="zh-TW"/>
         </w:rPr>
-        <w:t>tenant_sign</w:t>
+        <w:t>tenant</w:t>
+      </w:r>
+      <w:proofErr w:type="gramEnd"/>
+      <w:r>
+        <w:rPr>
+          <w:rFonts w:ascii="標楷體" w:eastAsia="標楷體" w:hAnsi="標楷體"/>
+          <w:lang w:eastAsia="zh-TW"/>
+        </w:rPr>
+        <w:t>_</w:t>
+      </w:r>
+      <w:proofErr w:type="gramStart"/>
+      <w:r>
+        <w:rPr>
+          <w:rFonts w:ascii="標楷體" w:eastAsia="標楷體" w:hAnsi="標楷體"/>
+          <w:lang w:eastAsia="zh-TW"/>
+        </w:rPr>
+        <w:t>sign</w:t>
       </w:r>
       <w:proofErr w:type="spellEnd"/>
       <w:r>
@@ -188,8 +221,17 @@
           <w:rFonts w:ascii="標楷體" w:eastAsia="標楷體" w:hAnsi="標楷體"/>
           <w:lang w:eastAsia="zh-TW"/>
         </w:rPr>
-        <w:t xml:space="preserve"> }}</w:t>
-      </w:r>
+        <w:t xml:space="preserve"> }</w:t>
+      </w:r>
+      <w:proofErr w:type="gramEnd"/>
+      <w:r>
+        <w:rPr>
+          <w:rFonts w:ascii="標楷體" w:eastAsia="標楷體" w:hAnsi="標楷體"/>
+          <w:lang w:eastAsia="zh-TW"/>
+        </w:rPr>
+        <w:t>}</w:t>
+      </w:r>
+      <w:proofErr w:type="gramStart"/>
       <w:r>
         <w:rPr>
           <w:rFonts w:ascii="標楷體" w:eastAsia="標楷體" w:hAnsi="標楷體" w:hint="eastAsia"/>
@@ -209,7 +251,15 @@
           <w:rFonts w:ascii="標楷體" w:eastAsia="標楷體" w:hAnsi="標楷體"/>
           <w:lang w:eastAsia="zh-TW"/>
         </w:rPr>
-        <w:t>{{</w:t>
+        <w:t>{</w:t>
+      </w:r>
+      <w:proofErr w:type="gramEnd"/>
+      <w:r>
+        <w:rPr>
+          <w:rFonts w:ascii="標楷體" w:eastAsia="標楷體" w:hAnsi="標楷體"/>
+          <w:lang w:eastAsia="zh-TW"/>
+        </w:rPr>
+        <w:t>{</w:t>
       </w:r>
       <w:proofErr w:type="spellStart"/>
       <w:r>
@@ -256,6 +306,7 @@
         </w:rPr>
         <w:t xml:space="preserve"> </w:t>
       </w:r>
+      <w:proofErr w:type="gramStart"/>
       <w:r>
         <w:rPr>
           <w:rFonts w:ascii="標楷體" w:eastAsia="標楷體" w:hAnsi="標楷體"/>
@@ -269,7 +320,23 @@
           <w:rFonts w:ascii="標楷體" w:eastAsia="標楷體" w:hAnsi="標楷體"/>
           <w:lang w:eastAsia="zh-TW"/>
         </w:rPr>
-        <w:t>landlord_name</w:t>
+        <w:t>landlord</w:t>
+      </w:r>
+      <w:proofErr w:type="gramEnd"/>
+      <w:r>
+        <w:rPr>
+          <w:rFonts w:ascii="標楷體" w:eastAsia="標楷體" w:hAnsi="標楷體"/>
+          <w:lang w:eastAsia="zh-TW"/>
+        </w:rPr>
+        <w:t>_</w:t>
+      </w:r>
+      <w:proofErr w:type="gramStart"/>
+      <w:r>
+        <w:rPr>
+          <w:rFonts w:ascii="標楷體" w:eastAsia="標楷體" w:hAnsi="標楷體"/>
+          <w:lang w:eastAsia="zh-TW"/>
+        </w:rPr>
+        <w:t>name</w:t>
       </w:r>
       <w:proofErr w:type="spellEnd"/>
       <w:r>
@@ -277,7 +344,15 @@
           <w:rFonts w:ascii="標楷體" w:eastAsia="標楷體" w:hAnsi="標楷體"/>
           <w:lang w:eastAsia="zh-TW"/>
         </w:rPr>
-        <w:t xml:space="preserve"> }}</w:t>
+        <w:t xml:space="preserve"> }</w:t>
+      </w:r>
+      <w:proofErr w:type="gramEnd"/>
+      <w:r>
+        <w:rPr>
+          <w:rFonts w:ascii="標楷體" w:eastAsia="標楷體" w:hAnsi="標楷體"/>
+          <w:lang w:eastAsia="zh-TW"/>
+        </w:rPr>
+        <w:t>}</w:t>
       </w:r>
       <w:r>
         <w:rPr>
@@ -286,6 +361,7 @@
         </w:rPr>
         <w:t xml:space="preserve"> </w:t>
       </w:r>
+      <w:proofErr w:type="gramStart"/>
       <w:r>
         <w:rPr>
           <w:rFonts w:ascii="標楷體" w:eastAsia="標楷體" w:hAnsi="標楷體"/>
@@ -299,7 +375,23 @@
           <w:rFonts w:ascii="標楷體" w:eastAsia="標楷體" w:hAnsi="標楷體"/>
           <w:lang w:eastAsia="zh-TW"/>
         </w:rPr>
-        <w:t>landlord_sign</w:t>
+        <w:t>landlord</w:t>
+      </w:r>
+      <w:proofErr w:type="gramEnd"/>
+      <w:r>
+        <w:rPr>
+          <w:rFonts w:ascii="標楷體" w:eastAsia="標楷體" w:hAnsi="標楷體"/>
+          <w:lang w:eastAsia="zh-TW"/>
+        </w:rPr>
+        <w:t>_</w:t>
+      </w:r>
+      <w:proofErr w:type="gramStart"/>
+      <w:r>
+        <w:rPr>
+          <w:rFonts w:ascii="標楷體" w:eastAsia="標楷體" w:hAnsi="標楷體"/>
+          <w:lang w:eastAsia="zh-TW"/>
+        </w:rPr>
+        <w:t>sign</w:t>
       </w:r>
       <w:proofErr w:type="spellEnd"/>
       <w:r>
@@ -307,7 +399,15 @@
           <w:rFonts w:ascii="標楷體" w:eastAsia="標楷體" w:hAnsi="標楷體"/>
           <w:lang w:eastAsia="zh-TW"/>
         </w:rPr>
-        <w:t xml:space="preserve"> }}</w:t>
+        <w:t xml:space="preserve"> }</w:t>
+      </w:r>
+      <w:proofErr w:type="gramEnd"/>
+      <w:r>
+        <w:rPr>
+          <w:rFonts w:ascii="標楷體" w:eastAsia="標楷體" w:hAnsi="標楷體"/>
+          <w:lang w:eastAsia="zh-TW"/>
+        </w:rPr>
+        <w:t>}</w:t>
       </w:r>
       <w:r>
         <w:rPr>
@@ -393,6 +493,7 @@
         </w:rPr>
         <w:t xml:space="preserve"> </w:t>
       </w:r>
+      <w:proofErr w:type="gramStart"/>
       <w:r>
         <w:rPr>
           <w:rFonts w:ascii="標楷體" w:eastAsia="標楷體" w:hAnsi="標楷體"/>
@@ -406,7 +507,23 @@
           <w:rFonts w:ascii="標楷體" w:eastAsia="標楷體" w:hAnsi="標楷體"/>
           <w:lang w:eastAsia="zh-TW"/>
         </w:rPr>
-        <w:t>tenant_name</w:t>
+        <w:t>tenant</w:t>
+      </w:r>
+      <w:proofErr w:type="gramEnd"/>
+      <w:r>
+        <w:rPr>
+          <w:rFonts w:ascii="標楷體" w:eastAsia="標楷體" w:hAnsi="標楷體"/>
+          <w:lang w:eastAsia="zh-TW"/>
+        </w:rPr>
+        <w:t>_</w:t>
+      </w:r>
+      <w:proofErr w:type="gramStart"/>
+      <w:r>
+        <w:rPr>
+          <w:rFonts w:ascii="標楷體" w:eastAsia="標楷體" w:hAnsi="標楷體"/>
+          <w:lang w:eastAsia="zh-TW"/>
+        </w:rPr>
+        <w:t>name</w:t>
       </w:r>
       <w:proofErr w:type="spellEnd"/>
       <w:r>
@@ -414,7 +531,15 @@
           <w:rFonts w:ascii="標楷體" w:eastAsia="標楷體" w:hAnsi="標楷體"/>
           <w:lang w:eastAsia="zh-TW"/>
         </w:rPr>
-        <w:t xml:space="preserve"> }}</w:t>
+        <w:t xml:space="preserve"> }</w:t>
+      </w:r>
+      <w:proofErr w:type="gramEnd"/>
+      <w:r>
+        <w:rPr>
+          <w:rFonts w:ascii="標楷體" w:eastAsia="標楷體" w:hAnsi="標楷體"/>
+          <w:lang w:eastAsia="zh-TW"/>
+        </w:rPr>
+        <w:t>}</w:t>
       </w:r>
       <w:r>
         <w:rPr>
@@ -423,6 +548,7 @@
         </w:rPr>
         <w:t xml:space="preserve"> </w:t>
       </w:r>
+      <w:proofErr w:type="gramStart"/>
       <w:r>
         <w:rPr>
           <w:rFonts w:ascii="標楷體" w:eastAsia="標楷體" w:hAnsi="標楷體"/>
@@ -436,7 +562,23 @@
           <w:rFonts w:ascii="標楷體" w:eastAsia="標楷體" w:hAnsi="標楷體"/>
           <w:lang w:eastAsia="zh-TW"/>
         </w:rPr>
-        <w:t>tenant_sign</w:t>
+        <w:t>tenant</w:t>
+      </w:r>
+      <w:proofErr w:type="gramEnd"/>
+      <w:r>
+        <w:rPr>
+          <w:rFonts w:ascii="標楷體" w:eastAsia="標楷體" w:hAnsi="標楷體"/>
+          <w:lang w:eastAsia="zh-TW"/>
+        </w:rPr>
+        <w:t>_</w:t>
+      </w:r>
+      <w:proofErr w:type="gramStart"/>
+      <w:r>
+        <w:rPr>
+          <w:rFonts w:ascii="標楷體" w:eastAsia="標楷體" w:hAnsi="標楷體"/>
+          <w:lang w:eastAsia="zh-TW"/>
+        </w:rPr>
+        <w:t>sign</w:t>
       </w:r>
       <w:proofErr w:type="spellEnd"/>
       <w:r>
@@ -444,7 +586,61 @@
           <w:rFonts w:ascii="標楷體" w:eastAsia="標楷體" w:hAnsi="標楷體"/>
           <w:lang w:eastAsia="zh-TW"/>
         </w:rPr>
-        <w:t xml:space="preserve"> }}</w:t>
+        <w:t xml:space="preserve"> }</w:t>
+      </w:r>
+      <w:proofErr w:type="gramEnd"/>
+      <w:r>
+        <w:rPr>
+          <w:rFonts w:ascii="標楷體" w:eastAsia="標楷體" w:hAnsi="標楷體"/>
+          <w:lang w:eastAsia="zh-TW"/>
+        </w:rPr>
+        <w:t>}</w:t>
+      </w:r>
+      <w:r>
+        <w:rPr>
+          <w:rFonts w:ascii="標楷體" w:eastAsia="標楷體" w:hAnsi="標楷體" w:hint="eastAsia"/>
+          <w:lang w:eastAsia="zh-TW"/>
+        </w:rPr>
+        <w:t xml:space="preserve"> </w:t>
+      </w:r>
+      <w:proofErr w:type="gramStart"/>
+      <w:r>
+        <w:rPr>
+          <w:rFonts w:ascii="標楷體" w:eastAsia="標楷體" w:hAnsi="標楷體" w:hint="eastAsia"/>
+          <w:lang w:eastAsia="zh-TW"/>
+        </w:rPr>
+        <w:t xml:space="preserve">   </w:t>
+      </w:r>
+      <w:r>
+        <w:rPr>
+          <w:rFonts w:ascii="標楷體" w:eastAsia="標楷體" w:hAnsi="標楷體"/>
+          <w:lang w:eastAsia="zh-TW"/>
+        </w:rPr>
+        <w:t>{</w:t>
+      </w:r>
+      <w:proofErr w:type="gramEnd"/>
+      <w:r>
+        <w:rPr>
+          <w:rFonts w:ascii="標楷體" w:eastAsia="標楷體" w:hAnsi="標楷體"/>
+          <w:lang w:eastAsia="zh-TW"/>
+        </w:rPr>
+        <w:t>{</w:t>
+      </w:r>
+      <w:proofErr w:type="spellStart"/>
+      <w:r>
+        <w:rPr>
+          <w:rFonts w:ascii="標楷體" w:eastAsia="標楷體" w:hAnsi="標楷體"/>
+          <w:lang w:eastAsia="zh-TW"/>
+        </w:rPr>
+        <w:t>tenant_seal</w:t>
+      </w:r>
+      <w:proofErr w:type="spellEnd"/>
+      <w:r>
+        <w:rPr>
+          <w:rFonts w:ascii="標楷體" w:eastAsia="標楷體" w:hAnsi="標楷體"/>
+          <w:lang w:eastAsia="zh-TW"/>
+        </w:rPr>
+        <w:t>}}</w:t>
       </w:r>
     </w:p>
     <w:p>
@@ -468,6 +664,7 @@
         </w:rPr>
         <w:t xml:space="preserve"> </w:t>
       </w:r>
+      <w:proofErr w:type="gramStart"/>
       <w:r>
         <w:rPr>
           <w:rFonts w:ascii="標楷體" w:eastAsia="標楷體" w:hAnsi="標楷體"/>
@@ -481,7 +678,23 @@
           <w:rFonts w:ascii="標楷體" w:eastAsia="標楷體" w:hAnsi="標楷體"/>
           <w:lang w:eastAsia="zh-TW"/>
         </w:rPr>
-        <w:t>landlord_name</w:t>
+        <w:t>landlord</w:t>
+      </w:r>
+      <w:proofErr w:type="gramEnd"/>
+      <w:r>
+        <w:rPr>
+          <w:rFonts w:ascii="標楷體" w:eastAsia="標楷體" w:hAnsi="標楷體"/>
+          <w:lang w:eastAsia="zh-TW"/>
+        </w:rPr>
+        <w:t>_</w:t>
+      </w:r>
+      <w:proofErr w:type="gramStart"/>
+      <w:r>
+        <w:rPr>
+          <w:rFonts w:ascii="標楷體" w:eastAsia="標楷體" w:hAnsi="標楷體"/>
+          <w:lang w:eastAsia="zh-TW"/>
+        </w:rPr>
+        <w:t>name</w:t>
       </w:r>
       <w:proofErr w:type="spellEnd"/>
       <w:r>
@@ -489,7 +702,15 @@
           <w:rFonts w:ascii="標楷體" w:eastAsia="標楷體" w:hAnsi="標楷體"/>
           <w:lang w:eastAsia="zh-TW"/>
         </w:rPr>
-        <w:t xml:space="preserve"> }}</w:t>
+        <w:t xml:space="preserve"> }</w:t>
+      </w:r>
+      <w:proofErr w:type="gramEnd"/>
+      <w:r>
+        <w:rPr>
+          <w:rFonts w:ascii="標楷體" w:eastAsia="標楷體" w:hAnsi="標楷體"/>
+          <w:lang w:eastAsia="zh-TW"/>
+        </w:rPr>
+        <w:t>}</w:t>
       </w:r>
       <w:r>
         <w:rPr>
@@ -498,6 +719,7 @@
         </w:rPr>
         <w:t xml:space="preserve"> </w:t>
       </w:r>
+      <w:proofErr w:type="gramStart"/>
       <w:r>
         <w:rPr>
           <w:rFonts w:ascii="標楷體" w:eastAsia="標楷體" w:hAnsi="標楷體"/>
@@ -511,7 +733,23 @@
           <w:rFonts w:ascii="標楷體" w:eastAsia="標楷體" w:hAnsi="標楷體"/>
           <w:lang w:eastAsia="zh-TW"/>
         </w:rPr>
-        <w:t>landlord_sign</w:t>
+        <w:t>landlord</w:t>
+      </w:r>
+      <w:proofErr w:type="gramEnd"/>
+      <w:r>
+        <w:rPr>
+          <w:rFonts w:ascii="標楷體" w:eastAsia="標楷體" w:hAnsi="標楷體"/>
+          <w:lang w:eastAsia="zh-TW"/>
+        </w:rPr>
+        <w:t>_</w:t>
+      </w:r>
+      <w:proofErr w:type="gramStart"/>
+      <w:r>
+        <w:rPr>
+          <w:rFonts w:ascii="標楷體" w:eastAsia="標楷體" w:hAnsi="標楷體"/>
+          <w:lang w:eastAsia="zh-TW"/>
+        </w:rPr>
+        <w:t>sign</w:t>
       </w:r>
       <w:proofErr w:type="spellEnd"/>
       <w:r>
@@ -519,7 +757,45 @@
           <w:rFonts w:ascii="標楷體" w:eastAsia="標楷體" w:hAnsi="標楷體"/>
           <w:lang w:eastAsia="zh-TW"/>
         </w:rPr>
-        <w:t xml:space="preserve"> }}</w:t>
+        <w:t xml:space="preserve"> }</w:t>
+      </w:r>
+      <w:proofErr w:type="gramEnd"/>
+      <w:r>
+        <w:rPr>
+          <w:rFonts w:ascii="標楷體" w:eastAsia="標楷體" w:hAnsi="標楷體"/>
+          <w:lang w:eastAsia="zh-TW"/>
+        </w:rPr>
+        <w:t>}</w:t>
+      </w:r>
+      <w:r>
+        <w:rPr>
+          <w:rFonts w:ascii="標楷體" w:eastAsia="標楷體" w:hAnsi="標楷體" w:hint="eastAsia"/>
+          <w:lang w:eastAsia="zh-TW"/>
+        </w:rPr>
+        <w:t xml:space="preserve"> </w:t>
+      </w:r>
+      <w:r>
+        <w:rPr>
+          <w:rFonts w:ascii="標楷體" w:eastAsia="標楷體" w:hAnsi="標楷體"/>
+          <w:lang w:eastAsia="zh-TW"/>
+        </w:rPr>
+        <w:t>{{</w:t>
+      </w:r>
+      <w:proofErr w:type="spellStart"/>
+      <w:r>
+        <w:rPr>
+          <w:rFonts w:ascii="標楷體" w:eastAsia="標楷體" w:hAnsi="標楷體"/>
+          <w:lang w:eastAsia="zh-TW"/>
+        </w:rPr>
+        <w:t>landlord_seal</w:t>
+      </w:r>
+      <w:proofErr w:type="spellEnd"/>
+      <w:r>
+        <w:rPr>
+          <w:rFonts w:ascii="標楷體" w:eastAsia="標楷體" w:hAnsi="標楷體"/>
+          <w:lang w:eastAsia="zh-TW"/>
+        </w:rPr>
+        <w:t>}}</w:t>
       </w:r>
     </w:p>
     <w:p>
@@ -596,7 +872,23 @@
           <w:rFonts w:ascii="標楷體" w:eastAsia="標楷體" w:hAnsi="標楷體"/>
           <w:lang w:eastAsia="zh-TW"/>
         </w:rPr>
-        <w:t>(一) 租賃住宅標示：</w:t>
+        <w:t>(</w:t>
+      </w:r>
+      <w:proofErr w:type="gramStart"/>
+      <w:r>
+        <w:rPr>
+          <w:rFonts w:ascii="標楷體" w:eastAsia="標楷體" w:hAnsi="標楷體"/>
+          <w:lang w:eastAsia="zh-TW"/>
+        </w:rPr>
+        <w:t>一</w:t>
+      </w:r>
+      <w:proofErr w:type="gramEnd"/>
+      <w:r>
+        <w:rPr>
+          <w:rFonts w:ascii="標楷體" w:eastAsia="標楷體" w:hAnsi="標楷體"/>
+          <w:lang w:eastAsia="zh-TW"/>
+        </w:rPr>
+        <w:t>) 租賃住宅標示：</w:t>
       </w:r>
     </w:p>
     <w:p>
@@ -627,12 +919,21 @@
         </w:rPr>
         <w:t xml:space="preserve"> </w:t>
       </w:r>
-      <w:r>
-        <w:rPr>
-          <w:rFonts w:ascii="標楷體" w:eastAsia="標楷體" w:hAnsi="標楷體"/>
-          <w:lang w:eastAsia="zh-TW"/>
-        </w:rPr>
-        <w:t>{{ address }}</w:t>
+      <w:proofErr w:type="gramStart"/>
+      <w:r>
+        <w:rPr>
+          <w:rFonts w:ascii="標楷體" w:eastAsia="標楷體" w:hAnsi="標楷體"/>
+          <w:lang w:eastAsia="zh-TW"/>
+        </w:rPr>
+        <w:t>{{ address</w:t>
+      </w:r>
+      <w:proofErr w:type="gramEnd"/>
+      <w:r>
+        <w:rPr>
+          <w:rFonts w:ascii="標楷體" w:eastAsia="標楷體" w:hAnsi="標楷體"/>
+          <w:lang w:eastAsia="zh-TW"/>
+        </w:rPr>
+        <w:t xml:space="preserve"> }}</w:t>
       </w:r>
     </w:p>
     <w:p>
@@ -698,7 +999,23 @@
           <w:rFonts w:ascii="標楷體" w:eastAsia="標楷體" w:hAnsi="標楷體"/>
           <w:lang w:eastAsia="zh-TW"/>
         </w:rPr>
-        <w:t>汽車停車位  個、</w:t>
+        <w:t xml:space="preserve">汽車停車位  </w:t>
+      </w:r>
+      <w:proofErr w:type="gramStart"/>
+      <w:r>
+        <w:rPr>
+          <w:rFonts w:ascii="標楷體" w:eastAsia="標楷體" w:hAnsi="標楷體"/>
+          <w:lang w:eastAsia="zh-TW"/>
+        </w:rPr>
+        <w:t>個</w:t>
+      </w:r>
+      <w:proofErr w:type="gramEnd"/>
+      <w:r>
+        <w:rPr>
+          <w:rFonts w:ascii="標楷體" w:eastAsia="標楷體" w:hAnsi="標楷體"/>
+          <w:lang w:eastAsia="zh-TW"/>
+        </w:rPr>
+        <w:t>、</w:t>
       </w:r>
       <w:r>
         <w:rPr>
@@ -728,7 +1045,23 @@
           <w:rFonts w:ascii="標楷體" w:eastAsia="標楷體" w:hAnsi="標楷體"/>
           <w:lang w:eastAsia="zh-TW"/>
         </w:rPr>
-        <w:t xml:space="preserve">機車停車位  個 </w:t>
+        <w:t xml:space="preserve">機車停車位  </w:t>
+      </w:r>
+      <w:proofErr w:type="gramStart"/>
+      <w:r>
+        <w:rPr>
+          <w:rFonts w:ascii="標楷體" w:eastAsia="標楷體" w:hAnsi="標楷體"/>
+          <w:lang w:eastAsia="zh-TW"/>
+        </w:rPr>
+        <w:t>個</w:t>
+      </w:r>
+      <w:proofErr w:type="gramEnd"/>
+      <w:r>
+        <w:rPr>
+          <w:rFonts w:ascii="標楷體" w:eastAsia="標楷體" w:hAnsi="標楷體"/>
+          <w:lang w:eastAsia="zh-TW"/>
+        </w:rPr>
+        <w:t xml:space="preserve"> </w:t>
       </w:r>
       <w:r>
         <w:rPr>
@@ -919,7 +1252,23 @@
           <w:rFonts w:ascii="標楷體" w:eastAsia="標楷體" w:hAnsi="標楷體"/>
           <w:lang w:eastAsia="zh-TW"/>
         </w:rPr>
-        <w:t>2、車位(如無則免填)：</w:t>
+        <w:t>2、車位(如無</w:t>
+      </w:r>
+      <w:proofErr w:type="gramStart"/>
+      <w:r>
+        <w:rPr>
+          <w:rFonts w:ascii="標楷體" w:eastAsia="標楷體" w:hAnsi="標楷體"/>
+          <w:lang w:eastAsia="zh-TW"/>
+        </w:rPr>
+        <w:t>則免填</w:t>
+      </w:r>
+      <w:proofErr w:type="gramEnd"/>
+      <w:r>
+        <w:rPr>
+          <w:rFonts w:ascii="標楷體" w:eastAsia="標楷體" w:hAnsi="標楷體"/>
+          <w:lang w:eastAsia="zh-TW"/>
+        </w:rPr>
+        <w:t>)：</w:t>
       </w:r>
     </w:p>
     <w:p>
@@ -1217,7 +1566,23 @@
           <w:rFonts w:ascii="標楷體" w:eastAsia="標楷體" w:hAnsi="標楷體"/>
           <w:lang w:eastAsia="zh-TW"/>
         </w:rPr>
-        <w:t xml:space="preserve"> 日止。(租賃期間至少三十日以上)</w:t>
+        <w:t xml:space="preserve"> 日止。(租賃期間至少</w:t>
+      </w:r>
+      <w:proofErr w:type="gramStart"/>
+      <w:r>
+        <w:rPr>
+          <w:rFonts w:ascii="標楷體" w:eastAsia="標楷體" w:hAnsi="標楷體"/>
+          <w:lang w:eastAsia="zh-TW"/>
+        </w:rPr>
+        <w:t>三</w:t>
+      </w:r>
+      <w:proofErr w:type="gramEnd"/>
+      <w:r>
+        <w:rPr>
+          <w:rFonts w:ascii="標楷體" w:eastAsia="標楷體" w:hAnsi="標楷體"/>
+          <w:lang w:eastAsia="zh-TW"/>
+        </w:rPr>
+        <w:t>十日以上)</w:t>
       </w:r>
     </w:p>
     <w:p>
@@ -1302,12 +1667,21 @@
         </w:rPr>
         <w:t xml:space="preserve">   </w:t>
       </w:r>
-      <w:r>
-        <w:rPr>
-          <w:rFonts w:ascii="標楷體" w:eastAsia="標楷體" w:hAnsi="標楷體"/>
-          <w:lang w:eastAsia="zh-TW"/>
-        </w:rPr>
-        <w:t xml:space="preserve">個月租金，並於每期 </w:t>
+      <w:proofErr w:type="gramStart"/>
+      <w:r>
+        <w:rPr>
+          <w:rFonts w:ascii="標楷體" w:eastAsia="標楷體" w:hAnsi="標楷體"/>
+          <w:lang w:eastAsia="zh-TW"/>
+        </w:rPr>
+        <w:t>個</w:t>
+      </w:r>
+      <w:proofErr w:type="gramEnd"/>
+      <w:r>
+        <w:rPr>
+          <w:rFonts w:ascii="標楷體" w:eastAsia="標楷體" w:hAnsi="標楷體"/>
+          <w:lang w:eastAsia="zh-TW"/>
+        </w:rPr>
+        <w:t xml:space="preserve">月租金，並於每期 </w:t>
       </w:r>
       <w:r>
         <w:rPr>
@@ -1394,12 +1768,21 @@
         </w:rPr>
         <w:t xml:space="preserve"> </w:t>
       </w:r>
+      <w:proofErr w:type="gramStart"/>
       <w:r>
         <w:rPr>
           <w:rFonts w:ascii="標楷體" w:eastAsia="標楷體" w:hAnsi="標楷體" w:hint="eastAsia"/>
           <w:lang w:eastAsia="zh-TW"/>
         </w:rPr>
-        <w:t>友峰群不動產</w:t>
+        <w:t>友峰群</w:t>
+      </w:r>
+      <w:proofErr w:type="gramEnd"/>
+      <w:r>
+        <w:rPr>
+          <w:rFonts w:ascii="標楷體" w:eastAsia="標楷體" w:hAnsi="標楷體" w:hint="eastAsia"/>
+          <w:lang w:eastAsia="zh-TW"/>
+        </w:rPr>
+        <w:t>不動產</w:t>
       </w:r>
       <w:r>
         <w:rPr>
@@ -1459,8 +1842,19 @@
           <w:lang w:eastAsia="zh-TW"/>
         </w:rPr>
         <w:lastRenderedPageBreak/>
-        <w:t>第四條 押金約定及返還</w:t>
-      </w:r>
+        <w:t>第四條 押金</w:t>
+      </w:r>
+      <w:proofErr w:type="gramStart"/>
+      <w:r>
+        <w:rPr>
+          <w:rFonts w:ascii="標楷體" w:eastAsia="標楷體" w:hAnsi="標楷體"/>
+          <w:b/>
+          <w:sz w:val="24"/>
+          <w:lang w:eastAsia="zh-TW"/>
+        </w:rPr>
+        <w:t>約定及返還</w:t>
+      </w:r>
+      <w:proofErr w:type="gramEnd"/>
     </w:p>
     <w:p>
       <w:pPr>
@@ -1502,7 +1896,23 @@
           <w:rFonts w:ascii="標楷體" w:eastAsia="標楷體" w:hAnsi="標楷體"/>
           <w:lang w:eastAsia="zh-TW"/>
         </w:rPr>
-        <w:t xml:space="preserve"> 個月租金，金額為</w:t>
+        <w:t xml:space="preserve"> </w:t>
+      </w:r>
+      <w:proofErr w:type="gramStart"/>
+      <w:r>
+        <w:rPr>
+          <w:rFonts w:ascii="標楷體" w:eastAsia="標楷體" w:hAnsi="標楷體"/>
+          <w:lang w:eastAsia="zh-TW"/>
+        </w:rPr>
+        <w:t>個</w:t>
+      </w:r>
+      <w:proofErr w:type="gramEnd"/>
+      <w:r>
+        <w:rPr>
+          <w:rFonts w:ascii="標楷體" w:eastAsia="標楷體" w:hAnsi="標楷體"/>
+          <w:lang w:eastAsia="zh-TW"/>
+        </w:rPr>
+        <w:t>月租金，金額為</w:t>
       </w:r>
       <w:r>
         <w:rPr>
@@ -1554,7 +1964,23 @@
           <w:rFonts w:ascii="標楷體" w:eastAsia="標楷體" w:hAnsi="標楷體"/>
           <w:lang w:eastAsia="zh-TW"/>
         </w:rPr>
-        <w:t>前項押金，除有第十一條第四項、第十三條第三項、第十四條第四項及第十八條第二項得抵充之情形外，出租人應於租期屆滿或租賃契約終止，承租人返還租賃住宅時，返還押金或抵充本契約所生債務後之賸餘押金。</w:t>
+        <w:t>前項押金，除有第十一條第四項、第十三條第三項、第十四條第四項及第十八條第二項得抵充之情形外，出租人應於租期屆滿或租賃契約終止，承租人返還租賃住宅時，返還押金</w:t>
+      </w:r>
+      <w:proofErr w:type="gramStart"/>
+      <w:r>
+        <w:rPr>
+          <w:rFonts w:ascii="標楷體" w:eastAsia="標楷體" w:hAnsi="標楷體"/>
+          <w:lang w:eastAsia="zh-TW"/>
+        </w:rPr>
+        <w:t>或抵充本</w:t>
+      </w:r>
+      <w:proofErr w:type="gramEnd"/>
+      <w:r>
+        <w:rPr>
+          <w:rFonts w:ascii="標楷體" w:eastAsia="標楷體" w:hAnsi="標楷體"/>
+          <w:lang w:eastAsia="zh-TW"/>
+        </w:rPr>
+        <w:t>契約所生債務後之賸餘押金。</w:t>
       </w:r>
     </w:p>
     <w:p>
@@ -1586,7 +2012,23 @@
           <w:rFonts w:ascii="標楷體" w:eastAsia="標楷體" w:hAnsi="標楷體"/>
           <w:lang w:eastAsia="zh-TW"/>
         </w:rPr>
-        <w:t>租賃期間，使用租賃住宅所生之相關費用，依下列約定辦理：</w:t>
+        <w:t>租賃</w:t>
+      </w:r>
+      <w:proofErr w:type="gramStart"/>
+      <w:r>
+        <w:rPr>
+          <w:rFonts w:ascii="標楷體" w:eastAsia="標楷體" w:hAnsi="標楷體"/>
+          <w:lang w:eastAsia="zh-TW"/>
+        </w:rPr>
+        <w:t>期間，</w:t>
+      </w:r>
+      <w:proofErr w:type="gramEnd"/>
+      <w:r>
+        <w:rPr>
+          <w:rFonts w:ascii="標楷體" w:eastAsia="標楷體" w:hAnsi="標楷體"/>
+          <w:lang w:eastAsia="zh-TW"/>
+        </w:rPr>
+        <w:t>使用租賃住宅所生之相關費用，依下列約定辦理：</w:t>
       </w:r>
     </w:p>
     <w:p>
@@ -1601,7 +2043,23 @@
           <w:rFonts w:ascii="標楷體" w:eastAsia="標楷體" w:hAnsi="標楷體"/>
           <w:lang w:eastAsia="zh-TW"/>
         </w:rPr>
-        <w:t>(一) 管理費：</w:t>
+        <w:t>(</w:t>
+      </w:r>
+      <w:proofErr w:type="gramStart"/>
+      <w:r>
+        <w:rPr>
+          <w:rFonts w:ascii="標楷體" w:eastAsia="標楷體" w:hAnsi="標楷體"/>
+          <w:lang w:eastAsia="zh-TW"/>
+        </w:rPr>
+        <w:t>一</w:t>
+      </w:r>
+      <w:proofErr w:type="gramEnd"/>
+      <w:r>
+        <w:rPr>
+          <w:rFonts w:ascii="標楷體" w:eastAsia="標楷體" w:hAnsi="標楷體"/>
+          <w:lang w:eastAsia="zh-TW"/>
+        </w:rPr>
+        <w:t>) 管理費：</w:t>
       </w:r>
       <w:r>
         <w:rPr>
@@ -1858,7 +2316,23 @@
           <w:rFonts w:ascii="標楷體" w:eastAsia="標楷體" w:hAnsi="標楷體"/>
           <w:lang w:eastAsia="zh-TW"/>
         </w:rPr>
-        <w:t xml:space="preserve"> }}由承租人負擔，每期依電費單之「當期每度平均電價」計收。{{ </w:t>
+        <w:t xml:space="preserve"> }}由承租人負擔，</w:t>
+      </w:r>
+      <w:proofErr w:type="gramStart"/>
+      <w:r>
+        <w:rPr>
+          <w:rFonts w:ascii="標楷體" w:eastAsia="標楷體" w:hAnsi="標楷體"/>
+          <w:lang w:eastAsia="zh-TW"/>
+        </w:rPr>
+        <w:t>每期依電費</w:t>
+      </w:r>
+      <w:proofErr w:type="gramEnd"/>
+      <w:r>
+        <w:rPr>
+          <w:rFonts w:ascii="標楷體" w:eastAsia="標楷體" w:hAnsi="標楷體"/>
+          <w:lang w:eastAsia="zh-TW"/>
+        </w:rPr>
+        <w:t xml:space="preserve">單之「當期每度平均電價」計收。{{ </w:t>
       </w:r>
       <w:proofErr w:type="spellStart"/>
       <w:r>
@@ -2232,7 +2706,23 @@
           <w:rFonts w:ascii="標楷體" w:eastAsia="標楷體" w:hAnsi="標楷體"/>
           <w:lang w:eastAsia="zh-TW"/>
         </w:rPr>
-        <w:t>(一) 租賃住宅之房屋稅、地價稅由出租人負擔。</w:t>
+        <w:t>(</w:t>
+      </w:r>
+      <w:proofErr w:type="gramStart"/>
+      <w:r>
+        <w:rPr>
+          <w:rFonts w:ascii="標楷體" w:eastAsia="標楷體" w:hAnsi="標楷體"/>
+          <w:lang w:eastAsia="zh-TW"/>
+        </w:rPr>
+        <w:t>一</w:t>
+      </w:r>
+      <w:proofErr w:type="gramEnd"/>
+      <w:r>
+        <w:rPr>
+          <w:rFonts w:ascii="標楷體" w:eastAsia="標楷體" w:hAnsi="標楷體"/>
+          <w:lang w:eastAsia="zh-TW"/>
+        </w:rPr>
+        <w:t>) 租賃住宅之房屋稅、地價稅由出租人負擔。</w:t>
       </w:r>
     </w:p>
     <w:p>
@@ -2340,7 +2830,23 @@
           <w:rFonts w:ascii="標楷體" w:eastAsia="標楷體" w:hAnsi="標楷體"/>
           <w:lang w:eastAsia="zh-TW"/>
         </w:rPr>
-        <w:t>前項出租人同意轉租者，應出具同意書(如附件二)載明同意轉租之範圍、期間及得終止本契約之事由，供承租人轉租時向次承租人提示。</w:t>
+        <w:t>前項出租人同意轉租者，應出具同意書(如附件二)載明同意轉租之範圍、期間及得終止本契約之事由，供承租人轉租</w:t>
+      </w:r>
+      <w:proofErr w:type="gramStart"/>
+      <w:r>
+        <w:rPr>
+          <w:rFonts w:ascii="標楷體" w:eastAsia="標楷體" w:hAnsi="標楷體"/>
+          <w:lang w:eastAsia="zh-TW"/>
+        </w:rPr>
+        <w:t>時向次承租人</w:t>
+      </w:r>
+      <w:proofErr w:type="gramEnd"/>
+      <w:r>
+        <w:rPr>
+          <w:rFonts w:ascii="標楷體" w:eastAsia="標楷體" w:hAnsi="標楷體"/>
+          <w:lang w:eastAsia="zh-TW"/>
+        </w:rPr>
+        <w:t>提示。</w:t>
       </w:r>
     </w:p>
     <w:p>
@@ -2417,7 +2923,23 @@
           <w:rFonts w:ascii="標楷體" w:eastAsia="標楷體" w:hAnsi="標楷體"/>
           <w:lang w:eastAsia="zh-TW"/>
         </w:rPr>
-        <w:t>前項出租人於修繕期間，致租賃住宅全部或一部不能居住使用者，承租人得請求出租人扣除該期間全部或一部之租金。</w:t>
+        <w:t>前項出租人於修繕</w:t>
+      </w:r>
+      <w:proofErr w:type="gramStart"/>
+      <w:r>
+        <w:rPr>
+          <w:rFonts w:ascii="標楷體" w:eastAsia="標楷體" w:hAnsi="標楷體"/>
+          <w:lang w:eastAsia="zh-TW"/>
+        </w:rPr>
+        <w:t>期間，</w:t>
+      </w:r>
+      <w:proofErr w:type="gramEnd"/>
+      <w:r>
+        <w:rPr>
+          <w:rFonts w:ascii="標楷體" w:eastAsia="標楷體" w:hAnsi="標楷體"/>
+          <w:lang w:eastAsia="zh-TW"/>
+        </w:rPr>
+        <w:t>致租賃住宅全部或一部不能居住使用者，承租人得請求出租人扣除該期間全部或一部之租金。</w:t>
       </w:r>
     </w:p>
     <w:p>
@@ -2555,7 +3077,23 @@
           <w:rFonts w:ascii="標楷體" w:eastAsia="標楷體" w:hAnsi="標楷體"/>
           <w:lang w:eastAsia="zh-TW"/>
         </w:rPr>
-        <w:t>出租人與承租人簽訂本契約前，租賃住宅有由承租人負責修繕之項目及範圍者，出租人應先向承租人說明並經承租人確認(如附件三)，未經約明確認者，出租人應負責修繕，並提供有修繕必要時之聯絡方式。</w:t>
+        <w:t>出租人與承租人簽訂本契約前，租賃住宅有由承租人負責修繕之項目及範圍者，出租人應先向承租人說明並經承租人確認(如附件三)，</w:t>
+      </w:r>
+      <w:proofErr w:type="gramStart"/>
+      <w:r>
+        <w:rPr>
+          <w:rFonts w:ascii="標楷體" w:eastAsia="標楷體" w:hAnsi="標楷體"/>
+          <w:lang w:eastAsia="zh-TW"/>
+        </w:rPr>
+        <w:t>未經約明確認</w:t>
+      </w:r>
+      <w:proofErr w:type="gramEnd"/>
+      <w:r>
+        <w:rPr>
+          <w:rFonts w:ascii="標楷體" w:eastAsia="標楷體" w:hAnsi="標楷體"/>
+          <w:lang w:eastAsia="zh-TW"/>
+        </w:rPr>
+        <w:t>者，出租人應負責修繕，並提供有修繕必要時之聯絡方式。</w:t>
       </w:r>
     </w:p>
     <w:p>
@@ -2570,7 +3108,23 @@
           <w:rFonts w:ascii="標楷體" w:eastAsia="標楷體" w:hAnsi="標楷體"/>
           <w:lang w:eastAsia="zh-TW"/>
         </w:rPr>
-        <w:t>依第五條規定約定電費由承租人負擔者，出租人應提供承租人租賃標的之電費資訊，承租人亦得逕向台灣電力股份有限公司申辦查詢租賃期間之有關電費資訊。</w:t>
+        <w:t>依第五條規定約定電費由承租人負擔者，出租人應提供承租人租賃標的之電費資訊，承租人亦得</w:t>
+      </w:r>
+      <w:proofErr w:type="gramStart"/>
+      <w:r>
+        <w:rPr>
+          <w:rFonts w:ascii="標楷體" w:eastAsia="標楷體" w:hAnsi="標楷體"/>
+          <w:lang w:eastAsia="zh-TW"/>
+        </w:rPr>
+        <w:t>逕</w:t>
+      </w:r>
+      <w:proofErr w:type="gramEnd"/>
+      <w:r>
+        <w:rPr>
+          <w:rFonts w:ascii="標楷體" w:eastAsia="標楷體" w:hAnsi="標楷體"/>
+          <w:lang w:eastAsia="zh-TW"/>
+        </w:rPr>
+        <w:t>向台灣電力股份有限公司申辦查詢租賃期間之有關電費資訊。</w:t>
       </w:r>
     </w:p>
     <w:p>
@@ -2632,7 +3186,23 @@
           <w:rFonts w:ascii="標楷體" w:eastAsia="標楷體" w:hAnsi="標楷體"/>
           <w:lang w:eastAsia="zh-TW"/>
         </w:rPr>
-        <w:t>承租人違反前項義務，致租賃住宅毀損或滅失者，應負損害賠償責任。但依約定之方法或依租賃住宅之性質使用、收益，致有變更或毀損者，不在此限。</w:t>
+        <w:t>承租人違反前項義務，致租賃住宅毀損或</w:t>
+      </w:r>
+      <w:proofErr w:type="gramStart"/>
+      <w:r>
+        <w:rPr>
+          <w:rFonts w:ascii="標楷體" w:eastAsia="標楷體" w:hAnsi="標楷體"/>
+          <w:lang w:eastAsia="zh-TW"/>
+        </w:rPr>
+        <w:t>滅失者</w:t>
+      </w:r>
+      <w:proofErr w:type="gramEnd"/>
+      <w:r>
+        <w:rPr>
+          <w:rFonts w:ascii="標楷體" w:eastAsia="標楷體" w:hAnsi="標楷體"/>
+          <w:lang w:eastAsia="zh-TW"/>
+        </w:rPr>
+        <w:t>，應負損害賠償責任。但依約定之方法或依租賃住宅之性質使用、收益，致有變更或毀損者，不在此限。</w:t>
       </w:r>
     </w:p>
     <w:p>
@@ -2647,7 +3217,23 @@
           <w:rFonts w:ascii="標楷體" w:eastAsia="標楷體" w:hAnsi="標楷體"/>
           <w:lang w:eastAsia="zh-TW"/>
         </w:rPr>
-        <w:t>前項承租人應賠償之金額，得由第四條第一項規定之押金中抵充，如有不足，並得向承租人請求給付不足之金額。</w:t>
+        <w:t>前項承租人應賠償之金額，得由第四條第一項規定之押金中抵</w:t>
+      </w:r>
+      <w:proofErr w:type="gramStart"/>
+      <w:r>
+        <w:rPr>
+          <w:rFonts w:ascii="標楷體" w:eastAsia="標楷體" w:hAnsi="標楷體"/>
+          <w:lang w:eastAsia="zh-TW"/>
+        </w:rPr>
+        <w:t>充</w:t>
+      </w:r>
+      <w:proofErr w:type="gramEnd"/>
+      <w:r>
+        <w:rPr>
+          <w:rFonts w:ascii="標楷體" w:eastAsia="標楷體" w:hAnsi="標楷體"/>
+          <w:lang w:eastAsia="zh-TW"/>
+        </w:rPr>
+        <w:t>，如有不足，並得向承租人請求給付不足之金額。</w:t>
       </w:r>
     </w:p>
     <w:p>
@@ -2663,7 +3249,39 @@
           <w:lang w:eastAsia="zh-TW"/>
         </w:rPr>
         <w:lastRenderedPageBreak/>
-        <w:t>承租人經出租人同意轉租者，與次承租人簽訂轉租契約時，應不得逾出租人同意轉租之範圍及期間，並應於簽訂轉租契約後三十日內，以書面將轉租範圍、期間、次承租人之姓名及通訊住址等相關資料通知出租人。</w:t>
+        <w:t>承租人經出租人同意轉租者，與次承租人簽訂轉租契約時，應不得逾出租人同意轉租之範圍及</w:t>
+      </w:r>
+      <w:proofErr w:type="gramStart"/>
+      <w:r>
+        <w:rPr>
+          <w:rFonts w:ascii="標楷體" w:eastAsia="標楷體" w:hAnsi="標楷體"/>
+          <w:lang w:eastAsia="zh-TW"/>
+        </w:rPr>
+        <w:t>期間，</w:t>
+      </w:r>
+      <w:proofErr w:type="gramEnd"/>
+      <w:r>
+        <w:rPr>
+          <w:rFonts w:ascii="標楷體" w:eastAsia="標楷體" w:hAnsi="標楷體"/>
+          <w:lang w:eastAsia="zh-TW"/>
+        </w:rPr>
+        <w:t>並應於簽訂轉租契約後三十日內，以書面將轉租範圍、</w:t>
+      </w:r>
+      <w:proofErr w:type="gramStart"/>
+      <w:r>
+        <w:rPr>
+          <w:rFonts w:ascii="標楷體" w:eastAsia="標楷體" w:hAnsi="標楷體"/>
+          <w:lang w:eastAsia="zh-TW"/>
+        </w:rPr>
+        <w:t>期間、</w:t>
+      </w:r>
+      <w:proofErr w:type="gramEnd"/>
+      <w:r>
+        <w:rPr>
+          <w:rFonts w:ascii="標楷體" w:eastAsia="標楷體" w:hAnsi="標楷體"/>
+          <w:lang w:eastAsia="zh-TW"/>
+        </w:rPr>
+        <w:t>次承租人之姓名及通訊住址等相關資料通知出租人。</w:t>
       </w:r>
     </w:p>
     <w:p>
@@ -2695,7 +3313,39 @@
           <w:rFonts w:ascii="標楷體" w:eastAsia="標楷體" w:hAnsi="標楷體"/>
           <w:lang w:eastAsia="zh-TW"/>
         </w:rPr>
-        <w:t>租賃關係存續中，因不可歸責於承租人之事由，致租賃住宅之一部滅失者，承租人得按滅失之部分，請求減少租金。</w:t>
+        <w:t>租賃關係存續中，因不可歸責於承租人之事由，致租賃住宅之</w:t>
+      </w:r>
+      <w:proofErr w:type="gramStart"/>
+      <w:r>
+        <w:rPr>
+          <w:rFonts w:ascii="標楷體" w:eastAsia="標楷體" w:hAnsi="標楷體"/>
+          <w:lang w:eastAsia="zh-TW"/>
+        </w:rPr>
+        <w:t>一部滅失者</w:t>
+      </w:r>
+      <w:proofErr w:type="gramEnd"/>
+      <w:r>
+        <w:rPr>
+          <w:rFonts w:ascii="標楷體" w:eastAsia="標楷體" w:hAnsi="標楷體"/>
+          <w:lang w:eastAsia="zh-TW"/>
+        </w:rPr>
+        <w:t>，承租人</w:t>
+      </w:r>
+      <w:proofErr w:type="gramStart"/>
+      <w:r>
+        <w:rPr>
+          <w:rFonts w:ascii="標楷體" w:eastAsia="標楷體" w:hAnsi="標楷體"/>
+          <w:lang w:eastAsia="zh-TW"/>
+        </w:rPr>
+        <w:t>得按滅失</w:t>
+      </w:r>
+      <w:proofErr w:type="gramEnd"/>
+      <w:r>
+        <w:rPr>
+          <w:rFonts w:ascii="標楷體" w:eastAsia="標楷體" w:hAnsi="標楷體"/>
+          <w:lang w:eastAsia="zh-TW"/>
+        </w:rPr>
+        <w:t>之部分，請求減少租金。</w:t>
       </w:r>
     </w:p>
     <w:p>
@@ -2771,7 +3421,23 @@
           <w:rFonts w:ascii="標楷體" w:eastAsia="標楷體" w:hAnsi="標楷體"/>
           <w:lang w:eastAsia="zh-TW"/>
         </w:rPr>
-        <w:t>前項承租人應賠償之違約金，得由第四條第一項規定之押金中抵充，如有不足，並得向承租人請求給付不足之金額。</w:t>
+        <w:t>前項承租人應賠償之違約金，得由第四條第一項規定之押金中抵</w:t>
+      </w:r>
+      <w:proofErr w:type="gramStart"/>
+      <w:r>
+        <w:rPr>
+          <w:rFonts w:ascii="標楷體" w:eastAsia="標楷體" w:hAnsi="標楷體"/>
+          <w:lang w:eastAsia="zh-TW"/>
+        </w:rPr>
+        <w:t>充</w:t>
+      </w:r>
+      <w:proofErr w:type="gramEnd"/>
+      <w:r>
+        <w:rPr>
+          <w:rFonts w:ascii="標楷體" w:eastAsia="標楷體" w:hAnsi="標楷體"/>
+          <w:lang w:eastAsia="zh-TW"/>
+        </w:rPr>
+        <w:t>，如有不足，並得向承租人請求給付不足之金額。</w:t>
       </w:r>
     </w:p>
     <w:p>
@@ -2818,7 +3484,23 @@
           <w:rFonts w:ascii="標楷體" w:eastAsia="標楷體" w:hAnsi="標楷體"/>
           <w:lang w:eastAsia="zh-TW"/>
         </w:rPr>
-        <w:t>租賃關係消滅時，出租人應即結算租金及第五條約定之相關費用，並會同承租人共同完成屋況及附屬設備之點交手續，承租人應將租賃住宅返還出租人並遷出戶籍或其他登記。</w:t>
+        <w:t>租賃關係消滅時，出租人應即結算租金及第五條約定之相關費用，並會同承租人共同完成屋</w:t>
+      </w:r>
+      <w:proofErr w:type="gramStart"/>
+      <w:r>
+        <w:rPr>
+          <w:rFonts w:ascii="標楷體" w:eastAsia="標楷體" w:hAnsi="標楷體"/>
+          <w:lang w:eastAsia="zh-TW"/>
+        </w:rPr>
+        <w:t>況</w:t>
+      </w:r>
+      <w:proofErr w:type="gramEnd"/>
+      <w:r>
+        <w:rPr>
+          <w:rFonts w:ascii="標楷體" w:eastAsia="標楷體" w:hAnsi="標楷體"/>
+          <w:lang w:eastAsia="zh-TW"/>
+        </w:rPr>
+        <w:t>及附屬設備之點交手續，承租人應將租賃住宅返還出租人並遷出戶籍或其他登記。</w:t>
       </w:r>
     </w:p>
     <w:p>
@@ -2848,7 +3530,23 @@
           <w:rFonts w:ascii="標楷體" w:eastAsia="標楷體" w:hAnsi="標楷體"/>
           <w:lang w:eastAsia="zh-TW"/>
         </w:rPr>
-        <w:t>承租人未依第一項規定返還租賃住宅時，出租人應即明示不以不定期限繼續契約，並得向承租人請求未返還租賃住宅期間之相當月租金額，及相當月租金額計算之違約金(未足一個月者，以日租金折算)至返還為止。</w:t>
+        <w:t>承租人未依第一項規定返還租賃住宅時，出租人應即明示不以不定期限繼續契約，並得向承租人請求未返還租賃住宅期間之相當月租金額，及相當月租金額計算之違約金(未足一個月者，以日租金折算)</w:t>
+      </w:r>
+      <w:proofErr w:type="gramStart"/>
+      <w:r>
+        <w:rPr>
+          <w:rFonts w:ascii="標楷體" w:eastAsia="標楷體" w:hAnsi="標楷體"/>
+          <w:lang w:eastAsia="zh-TW"/>
+        </w:rPr>
+        <w:t>至返還</w:t>
+      </w:r>
+      <w:proofErr w:type="gramEnd"/>
+      <w:r>
+        <w:rPr>
+          <w:rFonts w:ascii="標楷體" w:eastAsia="標楷體" w:hAnsi="標楷體"/>
+          <w:lang w:eastAsia="zh-TW"/>
+        </w:rPr>
+        <w:t>為止。</w:t>
       </w:r>
     </w:p>
     <w:p>
@@ -2863,7 +3561,23 @@
           <w:rFonts w:ascii="標楷體" w:eastAsia="標楷體" w:hAnsi="標楷體"/>
           <w:lang w:eastAsia="zh-TW"/>
         </w:rPr>
-        <w:t>前項金額與承租人未繳清之租金及第五條約定之相關費用，出租人得由第四條第一項規定之押金中抵充，如有不足，並得向承租人請求給付不足之金額或費用。</w:t>
+        <w:t>前項金額與承租人未繳清之租金及第五條約定之相關費用，出租人得由第四條第一項規定之押金中抵</w:t>
+      </w:r>
+      <w:proofErr w:type="gramStart"/>
+      <w:r>
+        <w:rPr>
+          <w:rFonts w:ascii="標楷體" w:eastAsia="標楷體" w:hAnsi="標楷體"/>
+          <w:lang w:eastAsia="zh-TW"/>
+        </w:rPr>
+        <w:t>充</w:t>
+      </w:r>
+      <w:proofErr w:type="gramEnd"/>
+      <w:r>
+        <w:rPr>
+          <w:rFonts w:ascii="標楷體" w:eastAsia="標楷體" w:hAnsi="標楷體"/>
+          <w:lang w:eastAsia="zh-TW"/>
+        </w:rPr>
+        <w:t>，如有不足，並得向承租人請求給付不足之金額或費用。</w:t>
       </w:r>
     </w:p>
     <w:p>
@@ -2895,7 +3609,23 @@
           <w:rFonts w:ascii="標楷體" w:eastAsia="標楷體" w:hAnsi="標楷體"/>
           <w:lang w:eastAsia="zh-TW"/>
         </w:rPr>
-        <w:t>出租人於租賃住宅交付後，承租人占有中，縱將其所有權讓與第三人，本契約對於受讓人仍繼續存在。</w:t>
+        <w:t>出租人於租賃住宅交付後，承租人占有中，</w:t>
+      </w:r>
+      <w:proofErr w:type="gramStart"/>
+      <w:r>
+        <w:rPr>
+          <w:rFonts w:ascii="標楷體" w:eastAsia="標楷體" w:hAnsi="標楷體"/>
+          <w:lang w:eastAsia="zh-TW"/>
+        </w:rPr>
+        <w:t>縱將其</w:t>
+      </w:r>
+      <w:proofErr w:type="gramEnd"/>
+      <w:r>
+        <w:rPr>
+          <w:rFonts w:ascii="標楷體" w:eastAsia="標楷體" w:hAnsi="標楷體"/>
+          <w:lang w:eastAsia="zh-TW"/>
+        </w:rPr>
+        <w:t>所有權讓與第三人，本契約對於受讓人仍繼續存在。</w:t>
       </w:r>
     </w:p>
     <w:p>
@@ -2957,7 +3687,23 @@
           <w:rFonts w:ascii="標楷體" w:eastAsia="標楷體" w:hAnsi="標楷體"/>
           <w:lang w:eastAsia="zh-TW"/>
         </w:rPr>
-        <w:t>租賃期間有下列情形之一者，出租人得提前終止租約，且承租人不得要求任何賠償：</w:t>
+        <w:t>租賃期間有下列情形之</w:t>
+      </w:r>
+      <w:proofErr w:type="gramStart"/>
+      <w:r>
+        <w:rPr>
+          <w:rFonts w:ascii="標楷體" w:eastAsia="標楷體" w:hAnsi="標楷體"/>
+          <w:lang w:eastAsia="zh-TW"/>
+        </w:rPr>
+        <w:t>一</w:t>
+      </w:r>
+      <w:proofErr w:type="gramEnd"/>
+      <w:r>
+        <w:rPr>
+          <w:rFonts w:ascii="標楷體" w:eastAsia="標楷體" w:hAnsi="標楷體"/>
+          <w:lang w:eastAsia="zh-TW"/>
+        </w:rPr>
+        <w:t>者，出租人得提前終止租約，且承租人不得要求任何賠償：</w:t>
       </w:r>
     </w:p>
     <w:p>
@@ -2972,7 +3718,23 @@
           <w:rFonts w:ascii="標楷體" w:eastAsia="標楷體" w:hAnsi="標楷體"/>
           <w:lang w:eastAsia="zh-TW"/>
         </w:rPr>
-        <w:t>(一) 出租人為重新建築而必要收回。</w:t>
+        <w:t>(</w:t>
+      </w:r>
+      <w:proofErr w:type="gramStart"/>
+      <w:r>
+        <w:rPr>
+          <w:rFonts w:ascii="標楷體" w:eastAsia="標楷體" w:hAnsi="標楷體"/>
+          <w:lang w:eastAsia="zh-TW"/>
+        </w:rPr>
+        <w:t>一</w:t>
+      </w:r>
+      <w:proofErr w:type="gramEnd"/>
+      <w:r>
+        <w:rPr>
+          <w:rFonts w:ascii="標楷體" w:eastAsia="標楷體" w:hAnsi="標楷體"/>
+          <w:lang w:eastAsia="zh-TW"/>
+        </w:rPr>
+        <w:t>) 出租人為重新建築而必要收回。</w:t>
       </w:r>
     </w:p>
     <w:p>
@@ -3123,7 +3885,23 @@
           <w:rFonts w:ascii="標楷體" w:eastAsia="標楷體" w:hAnsi="標楷體"/>
           <w:lang w:eastAsia="zh-TW"/>
         </w:rPr>
-        <w:t>出租人依前項規定提前終止租約者，應依下列規定期限，檢附相關事證，以書面通知承租人。但依前項第五款及第十款規定終止者，得不先期通知：</w:t>
+        <w:t>出租人依前項規定提前終止租約者，應依下列規定期限，檢附相關事證，以書面通知承租人。但依前項第五款及第十款規定終止者，得</w:t>
+      </w:r>
+      <w:proofErr w:type="gramStart"/>
+      <w:r>
+        <w:rPr>
+          <w:rFonts w:ascii="標楷體" w:eastAsia="標楷體" w:hAnsi="標楷體"/>
+          <w:lang w:eastAsia="zh-TW"/>
+        </w:rPr>
+        <w:t>不</w:t>
+      </w:r>
+      <w:proofErr w:type="gramEnd"/>
+      <w:r>
+        <w:rPr>
+          <w:rFonts w:ascii="標楷體" w:eastAsia="標楷體" w:hAnsi="標楷體"/>
+          <w:lang w:eastAsia="zh-TW"/>
+        </w:rPr>
+        <w:t>先期通知：</w:t>
       </w:r>
     </w:p>
     <w:p>
@@ -3138,7 +3916,39 @@
           <w:rFonts w:ascii="標楷體" w:eastAsia="標楷體" w:hAnsi="標楷體"/>
           <w:lang w:eastAsia="zh-TW"/>
         </w:rPr>
-        <w:t>(一) 依前項第一款規定終止者，於終止前三個月。</w:t>
+        <w:t>(</w:t>
+      </w:r>
+      <w:proofErr w:type="gramStart"/>
+      <w:r>
+        <w:rPr>
+          <w:rFonts w:ascii="標楷體" w:eastAsia="標楷體" w:hAnsi="標楷體"/>
+          <w:lang w:eastAsia="zh-TW"/>
+        </w:rPr>
+        <w:t>一</w:t>
+      </w:r>
+      <w:proofErr w:type="gramEnd"/>
+      <w:r>
+        <w:rPr>
+          <w:rFonts w:ascii="標楷體" w:eastAsia="標楷體" w:hAnsi="標楷體"/>
+          <w:lang w:eastAsia="zh-TW"/>
+        </w:rPr>
+        <w:t>) 依前項第一款規定終止者，於終止前三</w:t>
+      </w:r>
+      <w:proofErr w:type="gramStart"/>
+      <w:r>
+        <w:rPr>
+          <w:rFonts w:ascii="標楷體" w:eastAsia="標楷體" w:hAnsi="標楷體"/>
+          <w:lang w:eastAsia="zh-TW"/>
+        </w:rPr>
+        <w:t>個</w:t>
+      </w:r>
+      <w:proofErr w:type="gramEnd"/>
+      <w:r>
+        <w:rPr>
+          <w:rFonts w:ascii="標楷體" w:eastAsia="標楷體" w:hAnsi="標楷體"/>
+          <w:lang w:eastAsia="zh-TW"/>
+        </w:rPr>
+        <w:t>月。</w:t>
       </w:r>
     </w:p>
     <w:p>
@@ -3200,7 +4010,39 @@
           <w:rFonts w:ascii="標楷體" w:eastAsia="標楷體" w:hAnsi="標楷體"/>
           <w:lang w:eastAsia="zh-TW"/>
         </w:rPr>
-        <w:t>(一) 租賃住宅未合於所約定居住使用，並有修繕之必要，經承租人定相當期限催告，仍不於期限內修繕。</w:t>
+        <w:t>(</w:t>
+      </w:r>
+      <w:proofErr w:type="gramStart"/>
+      <w:r>
+        <w:rPr>
+          <w:rFonts w:ascii="標楷體" w:eastAsia="標楷體" w:hAnsi="標楷體"/>
+          <w:lang w:eastAsia="zh-TW"/>
+        </w:rPr>
+        <w:t>一</w:t>
+      </w:r>
+      <w:proofErr w:type="gramEnd"/>
+      <w:r>
+        <w:rPr>
+          <w:rFonts w:ascii="標楷體" w:eastAsia="標楷體" w:hAnsi="標楷體"/>
+          <w:lang w:eastAsia="zh-TW"/>
+        </w:rPr>
+        <w:t>) 租賃住宅未合於所約定居住使用，並有修繕之必要，經承租人定相當期限催告，仍</w:t>
+      </w:r>
+      <w:proofErr w:type="gramStart"/>
+      <w:r>
+        <w:rPr>
+          <w:rFonts w:ascii="標楷體" w:eastAsia="標楷體" w:hAnsi="標楷體"/>
+          <w:lang w:eastAsia="zh-TW"/>
+        </w:rPr>
+        <w:t>不</w:t>
+      </w:r>
+      <w:proofErr w:type="gramEnd"/>
+      <w:r>
+        <w:rPr>
+          <w:rFonts w:ascii="標楷體" w:eastAsia="標楷體" w:hAnsi="標楷體"/>
+          <w:lang w:eastAsia="zh-TW"/>
+        </w:rPr>
+        <w:t>於期限內修繕。</w:t>
       </w:r>
     </w:p>
     <w:p>
@@ -3215,7 +4057,23 @@
           <w:rFonts w:ascii="標楷體" w:eastAsia="標楷體" w:hAnsi="標楷體"/>
           <w:lang w:eastAsia="zh-TW"/>
         </w:rPr>
-        <w:t>(二) 租賃住宅因不可歸責承租人之事由致一部滅失，且其存餘部分不能達租賃之目的。</w:t>
+        <w:t>(二) 租賃住宅因不可歸責承租人之事由致</w:t>
+      </w:r>
+      <w:proofErr w:type="gramStart"/>
+      <w:r>
+        <w:rPr>
+          <w:rFonts w:ascii="標楷體" w:eastAsia="標楷體" w:hAnsi="標楷體"/>
+          <w:lang w:eastAsia="zh-TW"/>
+        </w:rPr>
+        <w:t>一部滅</w:t>
+      </w:r>
+      <w:proofErr w:type="gramEnd"/>
+      <w:r>
+        <w:rPr>
+          <w:rFonts w:ascii="標楷體" w:eastAsia="標楷體" w:hAnsi="標楷體"/>
+          <w:lang w:eastAsia="zh-TW"/>
+        </w:rPr>
+        <w:t>失，且其存餘部分不能達租賃之目的。</w:t>
       </w:r>
     </w:p>
     <w:p>
@@ -3275,7 +4133,39 @@
           <w:rFonts w:ascii="標楷體" w:eastAsia="標楷體" w:hAnsi="標楷體"/>
           <w:lang w:eastAsia="zh-TW"/>
         </w:rPr>
-        <w:t>承租人依前項各款規定提前終止租約者，應於終止前三十日，檢附相關事證，以書面通知出租人。但前項第三款前段其情況危急者，得不先期通知。</w:t>
+        <w:t>承租人依前項各款規定提前終止租約者，應於終止前三十日，檢附相關事證，以書面通知出租人。但前項第三款</w:t>
+      </w:r>
+      <w:proofErr w:type="gramStart"/>
+      <w:r>
+        <w:rPr>
+          <w:rFonts w:ascii="標楷體" w:eastAsia="標楷體" w:hAnsi="標楷體"/>
+          <w:lang w:eastAsia="zh-TW"/>
+        </w:rPr>
+        <w:t>前段其情況</w:t>
+      </w:r>
+      <w:proofErr w:type="gramEnd"/>
+      <w:r>
+        <w:rPr>
+          <w:rFonts w:ascii="標楷體" w:eastAsia="標楷體" w:hAnsi="標楷體"/>
+          <w:lang w:eastAsia="zh-TW"/>
+        </w:rPr>
+        <w:t>危急者，得</w:t>
+      </w:r>
+      <w:proofErr w:type="gramStart"/>
+      <w:r>
+        <w:rPr>
+          <w:rFonts w:ascii="標楷體" w:eastAsia="標楷體" w:hAnsi="標楷體"/>
+          <w:lang w:eastAsia="zh-TW"/>
+        </w:rPr>
+        <w:t>不</w:t>
+      </w:r>
+      <w:proofErr w:type="gramEnd"/>
+      <w:r>
+        <w:rPr>
+          <w:rFonts w:ascii="標楷體" w:eastAsia="標楷體" w:hAnsi="標楷體"/>
+          <w:lang w:eastAsia="zh-TW"/>
+        </w:rPr>
+        <w:t>先期通知。</w:t>
       </w:r>
     </w:p>
     <w:p>
@@ -3290,7 +4180,23 @@
           <w:rFonts w:ascii="標楷體" w:eastAsia="標楷體" w:hAnsi="標楷體"/>
           <w:lang w:eastAsia="zh-TW"/>
         </w:rPr>
-        <w:t>承租人死亡，其繼承人得主張終止租約，其通知期限及方式，準用前項規定。</w:t>
+        <w:t>承租人死亡，其繼承人得主張終止租約，其通知期限及方式，</w:t>
+      </w:r>
+      <w:proofErr w:type="gramStart"/>
+      <w:r>
+        <w:rPr>
+          <w:rFonts w:ascii="標楷體" w:eastAsia="標楷體" w:hAnsi="標楷體"/>
+          <w:lang w:eastAsia="zh-TW"/>
+        </w:rPr>
+        <w:t>準</w:t>
+      </w:r>
+      <w:proofErr w:type="gramEnd"/>
+      <w:r>
+        <w:rPr>
+          <w:rFonts w:ascii="標楷體" w:eastAsia="標楷體" w:hAnsi="標楷體"/>
+          <w:lang w:eastAsia="zh-TW"/>
+        </w:rPr>
+        <w:t>用前項規定。</w:t>
       </w:r>
     </w:p>
     <w:p>
@@ -3322,7 +4228,23 @@
           <w:rFonts w:ascii="標楷體" w:eastAsia="標楷體" w:hAnsi="標楷體"/>
           <w:lang w:eastAsia="zh-TW"/>
         </w:rPr>
-        <w:t>租賃關係消滅，依第十四條完成點交或視為完成點交之手續後，承租人仍於租賃住宅有遺留物者，除租賃雙方另有約定外，經出租人定相當期限向承租人催告，屆期仍不取回時，視為拋棄其所有權。</w:t>
+        <w:t>租賃關係消滅，依第十四條完成點交或視為完成點交之手續後，承租人仍於租賃住宅有遺留物者，除租賃雙方另有約定外，經出租人定相當期限向承租人催告，屆期仍</w:t>
+      </w:r>
+      <w:proofErr w:type="gramStart"/>
+      <w:r>
+        <w:rPr>
+          <w:rFonts w:ascii="標楷體" w:eastAsia="標楷體" w:hAnsi="標楷體"/>
+          <w:lang w:eastAsia="zh-TW"/>
+        </w:rPr>
+        <w:t>不</w:t>
+      </w:r>
+      <w:proofErr w:type="gramEnd"/>
+      <w:r>
+        <w:rPr>
+          <w:rFonts w:ascii="標楷體" w:eastAsia="標楷體" w:hAnsi="標楷體"/>
+          <w:lang w:eastAsia="zh-TW"/>
+        </w:rPr>
+        <w:t>取回時，視為拋棄其所有權。</w:t>
       </w:r>
     </w:p>
     <w:p>
@@ -3337,7 +4259,23 @@
           <w:rFonts w:ascii="標楷體" w:eastAsia="標楷體" w:hAnsi="標楷體"/>
           <w:lang w:eastAsia="zh-TW"/>
         </w:rPr>
-        <w:t>出租人處理前項遺留物所生費用，得由第四條第一項規定之押金中抵充，如有不足，並得向承租人請求給付不足之費用。</w:t>
+        <w:t>出租人處理前項遺留物所生費用，得由第四條第一項規定之押金中抵</w:t>
+      </w:r>
+      <w:proofErr w:type="gramStart"/>
+      <w:r>
+        <w:rPr>
+          <w:rFonts w:ascii="標楷體" w:eastAsia="標楷體" w:hAnsi="標楷體"/>
+          <w:lang w:eastAsia="zh-TW"/>
+        </w:rPr>
+        <w:t>充</w:t>
+      </w:r>
+      <w:proofErr w:type="gramEnd"/>
+      <w:r>
+        <w:rPr>
+          <w:rFonts w:ascii="標楷體" w:eastAsia="標楷體" w:hAnsi="標楷體"/>
+          <w:lang w:eastAsia="zh-TW"/>
+        </w:rPr>
+        <w:t>，如有不足，並得向承租人請求給付不足之費用。</w:t>
       </w:r>
     </w:p>
     <w:p>
@@ -3369,7 +4307,23 @@
           <w:rFonts w:ascii="標楷體" w:eastAsia="標楷體" w:hAnsi="標楷體"/>
           <w:lang w:eastAsia="zh-TW"/>
         </w:rPr>
-        <w:t>除本契約另有約定外，租賃雙方相互間之通知，以郵寄為之者，應以本契約所記載之地址為準。</w:t>
+        <w:t>除本契約另有約定外，租賃雙方相互間之通知，以郵寄為之者，應以本契約所記載之地址為</w:t>
+      </w:r>
+      <w:proofErr w:type="gramStart"/>
+      <w:r>
+        <w:rPr>
+          <w:rFonts w:ascii="標楷體" w:eastAsia="標楷體" w:hAnsi="標楷體"/>
+          <w:lang w:eastAsia="zh-TW"/>
+        </w:rPr>
+        <w:t>準</w:t>
+      </w:r>
+      <w:proofErr w:type="gramEnd"/>
+      <w:r>
+        <w:rPr>
+          <w:rFonts w:ascii="標楷體" w:eastAsia="標楷體" w:hAnsi="標楷體"/>
+          <w:lang w:eastAsia="zh-TW"/>
+        </w:rPr>
+        <w:t>。</w:t>
       </w:r>
     </w:p>
     <w:p>
@@ -3577,7 +4531,23 @@
           <w:rFonts w:ascii="標楷體" w:eastAsia="標楷體" w:hAnsi="標楷體"/>
           <w:lang w:eastAsia="zh-TW"/>
         </w:rPr>
-        <w:t>同意 公證書載明下列事項應逕受強制執行：</w:t>
+        <w:t>同意 公證書載明下列事項應</w:t>
+      </w:r>
+      <w:proofErr w:type="gramStart"/>
+      <w:r>
+        <w:rPr>
+          <w:rFonts w:ascii="標楷體" w:eastAsia="標楷體" w:hAnsi="標楷體"/>
+          <w:lang w:eastAsia="zh-TW"/>
+        </w:rPr>
+        <w:t>逕</w:t>
+      </w:r>
+      <w:proofErr w:type="gramEnd"/>
+      <w:r>
+        <w:rPr>
+          <w:rFonts w:ascii="標楷體" w:eastAsia="標楷體" w:hAnsi="標楷體"/>
+          <w:lang w:eastAsia="zh-TW"/>
+        </w:rPr>
+        <w:t>受強制執行：</w:t>
       </w:r>
     </w:p>
     <w:p>
@@ -3658,7 +4628,39 @@
           <w:rFonts w:ascii="標楷體" w:eastAsia="標楷體" w:hAnsi="標楷體"/>
           <w:lang w:eastAsia="zh-TW"/>
         </w:rPr>
-        <w:t>公證書載明金錢債務逕受強制執行時，如有保證人者，前項後段第 ____ 款之效力及於保證人。</w:t>
+        <w:t>公證書載明金錢債務</w:t>
+      </w:r>
+      <w:proofErr w:type="gramStart"/>
+      <w:r>
+        <w:rPr>
+          <w:rFonts w:ascii="標楷體" w:eastAsia="標楷體" w:hAnsi="標楷體"/>
+          <w:lang w:eastAsia="zh-TW"/>
+        </w:rPr>
+        <w:t>逕</w:t>
+      </w:r>
+      <w:proofErr w:type="gramEnd"/>
+      <w:r>
+        <w:rPr>
+          <w:rFonts w:ascii="標楷體" w:eastAsia="標楷體" w:hAnsi="標楷體"/>
+          <w:lang w:eastAsia="zh-TW"/>
+        </w:rPr>
+        <w:t>受強制執行時，如有保證人者，前項</w:t>
+      </w:r>
+      <w:proofErr w:type="gramStart"/>
+      <w:r>
+        <w:rPr>
+          <w:rFonts w:ascii="標楷體" w:eastAsia="標楷體" w:hAnsi="標楷體"/>
+          <w:lang w:eastAsia="zh-TW"/>
+        </w:rPr>
+        <w:t>後段第</w:t>
+      </w:r>
+      <w:proofErr w:type="gramEnd"/>
+      <w:r>
+        <w:rPr>
+          <w:rFonts w:ascii="標楷體" w:eastAsia="標楷體" w:hAnsi="標楷體"/>
+          <w:lang w:eastAsia="zh-TW"/>
+        </w:rPr>
+        <w:t xml:space="preserve"> ____ 款之效力及於保證人。</w:t>
       </w:r>
     </w:p>
     <w:p>
@@ -3896,6 +4898,7 @@
         </w:rPr>
         <w:t>出租人：</w:t>
       </w:r>
+      <w:proofErr w:type="gramStart"/>
       <w:r>
         <w:rPr>
           <w:rFonts w:ascii="標楷體" w:eastAsia="標楷體" w:hAnsi="標楷體"/>
@@ -3909,7 +4912,23 @@
           <w:rFonts w:ascii="標楷體" w:eastAsia="標楷體" w:hAnsi="標楷體"/>
           <w:lang w:eastAsia="zh-TW"/>
         </w:rPr>
-        <w:t>landlord_name</w:t>
+        <w:t>landlord</w:t>
+      </w:r>
+      <w:proofErr w:type="gramEnd"/>
+      <w:r>
+        <w:rPr>
+          <w:rFonts w:ascii="標楷體" w:eastAsia="標楷體" w:hAnsi="標楷體"/>
+          <w:lang w:eastAsia="zh-TW"/>
+        </w:rPr>
+        <w:t>_</w:t>
+      </w:r>
+      <w:proofErr w:type="gramStart"/>
+      <w:r>
+        <w:rPr>
+          <w:rFonts w:ascii="標楷體" w:eastAsia="標楷體" w:hAnsi="標楷體"/>
+          <w:lang w:eastAsia="zh-TW"/>
+        </w:rPr>
+        <w:t>name</w:t>
       </w:r>
       <w:proofErr w:type="spellEnd"/>
       <w:r>
@@ -3917,7 +4936,15 @@
           <w:rFonts w:ascii="標楷體" w:eastAsia="標楷體" w:hAnsi="標楷體"/>
           <w:lang w:eastAsia="zh-TW"/>
         </w:rPr>
-        <w:t xml:space="preserve"> }}</w:t>
+        <w:t xml:space="preserve"> }</w:t>
+      </w:r>
+      <w:proofErr w:type="gramEnd"/>
+      <w:r>
+        <w:rPr>
+          <w:rFonts w:ascii="標楷體" w:eastAsia="標楷體" w:hAnsi="標楷體"/>
+          <w:lang w:eastAsia="zh-TW"/>
+        </w:rPr>
+        <w:t>}</w:t>
       </w:r>
       <w:r>
         <w:rPr>
@@ -4040,6 +5067,7 @@
         </w:rPr>
         <w:t>承租人：</w:t>
       </w:r>
+      <w:proofErr w:type="gramStart"/>
       <w:r>
         <w:rPr>
           <w:rFonts w:ascii="標楷體" w:eastAsia="標楷體" w:hAnsi="標楷體"/>
@@ -4053,7 +5081,23 @@
           <w:rFonts w:ascii="標楷體" w:eastAsia="標楷體" w:hAnsi="標楷體"/>
           <w:lang w:eastAsia="zh-TW"/>
         </w:rPr>
-        <w:t>tenant_name</w:t>
+        <w:t>tenant</w:t>
+      </w:r>
+      <w:proofErr w:type="gramEnd"/>
+      <w:r>
+        <w:rPr>
+          <w:rFonts w:ascii="標楷體" w:eastAsia="標楷體" w:hAnsi="標楷體"/>
+          <w:lang w:eastAsia="zh-TW"/>
+        </w:rPr>
+        <w:t>_</w:t>
+      </w:r>
+      <w:proofErr w:type="gramStart"/>
+      <w:r>
+        <w:rPr>
+          <w:rFonts w:ascii="標楷體" w:eastAsia="標楷體" w:hAnsi="標楷體"/>
+          <w:lang w:eastAsia="zh-TW"/>
+        </w:rPr>
+        <w:t>name</w:t>
       </w:r>
       <w:proofErr w:type="spellEnd"/>
       <w:r>
@@ -4061,7 +5105,15 @@
           <w:rFonts w:ascii="標楷體" w:eastAsia="標楷體" w:hAnsi="標楷體"/>
           <w:lang w:eastAsia="zh-TW"/>
         </w:rPr>
-        <w:t xml:space="preserve"> }}</w:t>
+        <w:t xml:space="preserve"> }</w:t>
+      </w:r>
+      <w:proofErr w:type="gramEnd"/>
+      <w:r>
+        <w:rPr>
+          <w:rFonts w:ascii="標楷體" w:eastAsia="標楷體" w:hAnsi="標楷體"/>
+          <w:lang w:eastAsia="zh-TW"/>
+        </w:rPr>
+        <w:t>}</w:t>
       </w:r>
       <w:r>
         <w:rPr>
@@ -4115,6 +5167,7 @@
         </w:rPr>
         <w:t>戶籍地址(營業登記地址)：</w:t>
       </w:r>
+      <w:proofErr w:type="gramStart"/>
       <w:r>
         <w:rPr>
           <w:rFonts w:ascii="標楷體" w:eastAsia="標楷體" w:hAnsi="標楷體"/>
@@ -4128,7 +5181,23 @@
           <w:rFonts w:ascii="標楷體" w:eastAsia="標楷體" w:hAnsi="標楷體"/>
           <w:lang w:eastAsia="zh-TW"/>
         </w:rPr>
-        <w:t>tenant_address</w:t>
+        <w:t>tenant</w:t>
+      </w:r>
+      <w:proofErr w:type="gramEnd"/>
+      <w:r>
+        <w:rPr>
+          <w:rFonts w:ascii="標楷體" w:eastAsia="標楷體" w:hAnsi="標楷體"/>
+          <w:lang w:eastAsia="zh-TW"/>
+        </w:rPr>
+        <w:t>_</w:t>
+      </w:r>
+      <w:proofErr w:type="gramStart"/>
+      <w:r>
+        <w:rPr>
+          <w:rFonts w:ascii="標楷體" w:eastAsia="標楷體" w:hAnsi="標楷體"/>
+          <w:lang w:eastAsia="zh-TW"/>
+        </w:rPr>
+        <w:t>address</w:t>
       </w:r>
       <w:proofErr w:type="spellEnd"/>
       <w:r>
@@ -4136,7 +5205,15 @@
           <w:rFonts w:ascii="標楷體" w:eastAsia="標楷體" w:hAnsi="標楷體"/>
           <w:lang w:eastAsia="zh-TW"/>
         </w:rPr>
-        <w:t xml:space="preserve"> }}</w:t>
+        <w:t xml:space="preserve"> }</w:t>
+      </w:r>
+      <w:proofErr w:type="gramEnd"/>
+      <w:r>
+        <w:rPr>
+          <w:rFonts w:ascii="標楷體" w:eastAsia="標楷體" w:hAnsi="標楷體"/>
+          <w:lang w:eastAsia="zh-TW"/>
+        </w:rPr>
+        <w:t>}</w:t>
       </w:r>
     </w:p>
     <w:p>
@@ -4153,6 +5230,7 @@
         </w:rPr>
         <w:t>通訊地址：</w:t>
       </w:r>
+      <w:proofErr w:type="gramStart"/>
       <w:r>
         <w:rPr>
           <w:rFonts w:ascii="標楷體" w:eastAsia="標楷體" w:hAnsi="標楷體"/>
@@ -4166,7 +5244,23 @@
           <w:rFonts w:ascii="標楷體" w:eastAsia="標楷體" w:hAnsi="標楷體"/>
           <w:lang w:eastAsia="zh-TW"/>
         </w:rPr>
-        <w:t>tenant_address</w:t>
+        <w:t>tenant</w:t>
+      </w:r>
+      <w:proofErr w:type="gramEnd"/>
+      <w:r>
+        <w:rPr>
+          <w:rFonts w:ascii="標楷體" w:eastAsia="標楷體" w:hAnsi="標楷體"/>
+          <w:lang w:eastAsia="zh-TW"/>
+        </w:rPr>
+        <w:t>_</w:t>
+      </w:r>
+      <w:proofErr w:type="gramStart"/>
+      <w:r>
+        <w:rPr>
+          <w:rFonts w:ascii="標楷體" w:eastAsia="標楷體" w:hAnsi="標楷體"/>
+          <w:lang w:eastAsia="zh-TW"/>
+        </w:rPr>
+        <w:t>address</w:t>
       </w:r>
       <w:proofErr w:type="spellEnd"/>
       <w:r>
@@ -4174,7 +5268,15 @@
           <w:rFonts w:ascii="標楷體" w:eastAsia="標楷體" w:hAnsi="標楷體"/>
           <w:lang w:eastAsia="zh-TW"/>
         </w:rPr>
-        <w:t xml:space="preserve"> }}</w:t>
+        <w:t xml:space="preserve"> }</w:t>
+      </w:r>
+      <w:proofErr w:type="gramEnd"/>
+      <w:r>
+        <w:rPr>
+          <w:rFonts w:ascii="標楷體" w:eastAsia="標楷體" w:hAnsi="標楷體"/>
+          <w:lang w:eastAsia="zh-TW"/>
+        </w:rPr>
+        <w:t>}</w:t>
       </w:r>
     </w:p>
     <w:p>
@@ -4191,6 +5293,7 @@
         </w:rPr>
         <w:t>統一編號(身分證明文件編號)：</w:t>
       </w:r>
+      <w:proofErr w:type="gramStart"/>
       <w:r>
         <w:rPr>
           <w:rFonts w:ascii="標楷體" w:eastAsia="標楷體" w:hAnsi="標楷體"/>
@@ -4204,7 +5307,23 @@
           <w:rFonts w:ascii="標楷體" w:eastAsia="標楷體" w:hAnsi="標楷體"/>
           <w:lang w:eastAsia="zh-TW"/>
         </w:rPr>
-        <w:t>tenant_id</w:t>
+        <w:t>tenant</w:t>
+      </w:r>
+      <w:proofErr w:type="gramEnd"/>
+      <w:r>
+        <w:rPr>
+          <w:rFonts w:ascii="標楷體" w:eastAsia="標楷體" w:hAnsi="標楷體"/>
+          <w:lang w:eastAsia="zh-TW"/>
+        </w:rPr>
+        <w:t>_</w:t>
+      </w:r>
+      <w:proofErr w:type="gramStart"/>
+      <w:r>
+        <w:rPr>
+          <w:rFonts w:ascii="標楷體" w:eastAsia="標楷體" w:hAnsi="標楷體"/>
+          <w:lang w:eastAsia="zh-TW"/>
+        </w:rPr>
+        <w:t>id</w:t>
       </w:r>
       <w:proofErr w:type="spellEnd"/>
       <w:r>
@@ -4212,7 +5331,15 @@
           <w:rFonts w:ascii="標楷體" w:eastAsia="標楷體" w:hAnsi="標楷體"/>
           <w:lang w:eastAsia="zh-TW"/>
         </w:rPr>
-        <w:t xml:space="preserve"> }}</w:t>
+        <w:t xml:space="preserve"> }</w:t>
+      </w:r>
+      <w:proofErr w:type="gramEnd"/>
+      <w:r>
+        <w:rPr>
+          <w:rFonts w:ascii="標楷體" w:eastAsia="標楷體" w:hAnsi="標楷體"/>
+          <w:lang w:eastAsia="zh-TW"/>
+        </w:rPr>
+        <w:t>}</w:t>
       </w:r>
     </w:p>
     <w:p>
@@ -4229,6 +5356,7 @@
         </w:rPr>
         <w:t>聯絡電話：</w:t>
       </w:r>
+      <w:proofErr w:type="gramStart"/>
       <w:r>
         <w:rPr>
           <w:rFonts w:ascii="標楷體" w:eastAsia="標楷體" w:hAnsi="標楷體"/>
@@ -4242,7 +5370,23 @@
           <w:rFonts w:ascii="標楷體" w:eastAsia="標楷體" w:hAnsi="標楷體"/>
           <w:lang w:eastAsia="zh-TW"/>
         </w:rPr>
-        <w:t>tenant_phone</w:t>
+        <w:t>tenant</w:t>
+      </w:r>
+      <w:proofErr w:type="gramEnd"/>
+      <w:r>
+        <w:rPr>
+          <w:rFonts w:ascii="標楷體" w:eastAsia="標楷體" w:hAnsi="標楷體"/>
+          <w:lang w:eastAsia="zh-TW"/>
+        </w:rPr>
+        <w:t>_</w:t>
+      </w:r>
+      <w:proofErr w:type="gramStart"/>
+      <w:r>
+        <w:rPr>
+          <w:rFonts w:ascii="標楷體" w:eastAsia="標楷體" w:hAnsi="標楷體"/>
+          <w:lang w:eastAsia="zh-TW"/>
+        </w:rPr>
+        <w:t>phone</w:t>
       </w:r>
       <w:proofErr w:type="spellEnd"/>
       <w:r>
@@ -4250,7 +5394,15 @@
           <w:rFonts w:ascii="標楷體" w:eastAsia="標楷體" w:hAnsi="標楷體"/>
           <w:lang w:eastAsia="zh-TW"/>
         </w:rPr>
-        <w:t xml:space="preserve"> }}</w:t>
+        <w:t xml:space="preserve"> }</w:t>
+      </w:r>
+      <w:proofErr w:type="gramEnd"/>
+      <w:r>
+        <w:rPr>
+          <w:rFonts w:ascii="標楷體" w:eastAsia="標楷體" w:hAnsi="標楷體"/>
+          <w:lang w:eastAsia="zh-TW"/>
+        </w:rPr>
+        <w:t>}</w:t>
       </w:r>
     </w:p>
     <w:p>
@@ -4591,7 +5743,23 @@
           <w:rFonts w:ascii="標楷體" w:eastAsia="標楷體" w:hAnsi="標楷體"/>
           <w:lang w:eastAsia="zh-TW"/>
         </w:rPr>
-        <w:t xml:space="preserve"> }}感應磁扣(卡)：{{ </w:t>
+        <w:t xml:space="preserve"> }}</w:t>
+      </w:r>
+      <w:proofErr w:type="gramStart"/>
+      <w:r>
+        <w:rPr>
+          <w:rFonts w:ascii="標楷體" w:eastAsia="標楷體" w:hAnsi="標楷體"/>
+          <w:lang w:eastAsia="zh-TW"/>
+        </w:rPr>
+        <w:t>感應磁扣</w:t>
+      </w:r>
+      <w:proofErr w:type="gramEnd"/>
+      <w:r>
+        <w:rPr>
+          <w:rFonts w:ascii="標楷體" w:eastAsia="標楷體" w:hAnsi="標楷體"/>
+          <w:lang w:eastAsia="zh-TW"/>
+        </w:rPr>
+        <w:t xml:space="preserve">(卡)：{{ </w:t>
       </w:r>
       <w:proofErr w:type="spellStart"/>
       <w:r>
@@ -4607,8 +5775,17 @@
           <w:rFonts w:ascii="標楷體" w:eastAsia="標楷體" w:hAnsi="標楷體"/>
           <w:lang w:eastAsia="zh-TW"/>
         </w:rPr>
-        <w:t xml:space="preserve"> }} 個</w:t>
-      </w:r>
+        <w:t xml:space="preserve"> }} </w:t>
+      </w:r>
+      <w:proofErr w:type="gramStart"/>
+      <w:r>
+        <w:rPr>
+          <w:rFonts w:ascii="標楷體" w:eastAsia="標楷體" w:hAnsi="標楷體"/>
+          <w:lang w:eastAsia="zh-TW"/>
+        </w:rPr>
+        <w:t>個</w:t>
+      </w:r>
+      <w:proofErr w:type="gramEnd"/>
       <w:r>
         <w:rPr>
           <w:rFonts w:ascii="標楷體" w:eastAsia="標楷體" w:hAnsi="標楷體"/>
@@ -4708,8 +5885,17 @@
           <w:rFonts w:ascii="標楷體" w:eastAsia="標楷體" w:hAnsi="標楷體"/>
           <w:lang w:eastAsia="zh-TW"/>
         </w:rPr>
-        <w:t xml:space="preserve"> }} 個</w:t>
-      </w:r>
+        <w:t xml:space="preserve"> }} </w:t>
+      </w:r>
+      <w:proofErr w:type="gramStart"/>
+      <w:r>
+        <w:rPr>
+          <w:rFonts w:ascii="標楷體" w:eastAsia="標楷體" w:hAnsi="標楷體"/>
+          <w:lang w:eastAsia="zh-TW"/>
+        </w:rPr>
+        <w:t>個</w:t>
+      </w:r>
+      <w:proofErr w:type="gramEnd"/>
     </w:p>
     <w:p>
       <w:pPr>

--- a/template.docx
+++ b/template.docx
@@ -144,94 +144,20 @@
         </w:rPr>
         <w:t xml:space="preserve">   </w:t>
       </w:r>
-      <w:proofErr w:type="gramStart"/>
-      <w:r>
-        <w:rPr>
-          <w:rFonts w:ascii="標楷體" w:eastAsia="標楷體" w:hAnsi="標楷體"/>
-          <w:lang w:eastAsia="zh-TW"/>
-        </w:rPr>
-        <w:t xml:space="preserve">{{ </w:t>
-      </w:r>
-      <w:proofErr w:type="spellStart"/>
-      <w:r>
-        <w:rPr>
-          <w:rFonts w:ascii="標楷體" w:eastAsia="標楷體" w:hAnsi="標楷體"/>
-          <w:lang w:eastAsia="zh-TW"/>
-        </w:rPr>
-        <w:t>tenant</w:t>
-      </w:r>
-      <w:proofErr w:type="gramEnd"/>
-      <w:r>
-        <w:rPr>
-          <w:rFonts w:ascii="標楷體" w:eastAsia="標楷體" w:hAnsi="標楷體"/>
-          <w:lang w:eastAsia="zh-TW"/>
-        </w:rPr>
-        <w:t>_</w:t>
-      </w:r>
-      <w:proofErr w:type="gramStart"/>
-      <w:r>
-        <w:rPr>
-          <w:rFonts w:ascii="標楷體" w:eastAsia="標楷體" w:hAnsi="標楷體"/>
-          <w:lang w:eastAsia="zh-TW"/>
-        </w:rPr>
-        <w:t>name</w:t>
-      </w:r>
-      <w:proofErr w:type="spellEnd"/>
-      <w:r>
-        <w:rPr>
-          <w:rFonts w:ascii="標楷體" w:eastAsia="標楷體" w:hAnsi="標楷體"/>
-          <w:lang w:eastAsia="zh-TW"/>
-        </w:rPr>
-        <w:t xml:space="preserve"> }}</w:t>
-      </w:r>
-      <w:r>
-        <w:rPr>
-          <w:rFonts w:ascii="標楷體" w:eastAsia="標楷體" w:hAnsi="標楷體"/>
-          <w:lang w:eastAsia="zh-TW"/>
-        </w:rPr>
-        <w:t xml:space="preserve">{{ </w:t>
-      </w:r>
-      <w:proofErr w:type="spellStart"/>
-      <w:r>
-        <w:rPr>
-          <w:rFonts w:ascii="標楷體" w:eastAsia="標楷體" w:hAnsi="標楷體"/>
-          <w:lang w:eastAsia="zh-TW"/>
-        </w:rPr>
-        <w:t>tenant</w:t>
-      </w:r>
-      <w:proofErr w:type="gramEnd"/>
-      <w:r>
-        <w:rPr>
-          <w:rFonts w:ascii="標楷體" w:eastAsia="標楷體" w:hAnsi="標楷體"/>
-          <w:lang w:eastAsia="zh-TW"/>
-        </w:rPr>
-        <w:t>_</w:t>
-      </w:r>
-      <w:proofErr w:type="gramStart"/>
-      <w:r>
-        <w:rPr>
-          <w:rFonts w:ascii="標楷體" w:eastAsia="標楷體" w:hAnsi="標楷體"/>
-          <w:lang w:eastAsia="zh-TW"/>
-        </w:rPr>
-        <w:t>sign</w:t>
-      </w:r>
-      <w:proofErr w:type="spellEnd"/>
-      <w:r>
-        <w:rPr>
-          <w:rFonts w:ascii="標楷體" w:eastAsia="標楷體" w:hAnsi="標楷體"/>
-          <w:lang w:eastAsia="zh-TW"/>
-        </w:rPr>
-        <w:t xml:space="preserve"> }</w:t>
-      </w:r>
-      <w:proofErr w:type="gramEnd"/>
-      <w:r>
-        <w:rPr>
-          <w:rFonts w:ascii="標楷體" w:eastAsia="標楷體" w:hAnsi="標楷體"/>
-          <w:lang w:eastAsia="zh-TW"/>
-        </w:rPr>
-        <w:t>}</w:t>
-      </w:r>
-      <w:proofErr w:type="gramStart"/>
+      <w:r>
+        <w:rPr>
+          <w:rFonts w:ascii="標楷體" w:eastAsia="標楷體" w:hAnsi="標楷體"/>
+          <w:lang w:eastAsia="zh-TW"/>
+        </w:rPr>
+        <w:t>{{ tenant_name }}</w:t>
+      </w:r>
+      <w:r>
+        <w:rPr>
+          <w:rFonts w:ascii="標楷體" w:eastAsia="標楷體" w:hAnsi="標楷體"/>
+          <w:lang w:eastAsia="zh-TW"/>
+        </w:rPr>
+        <w:t>{{ tenant_sign }}</w:t>
+      </w:r>
       <w:r>
         <w:rPr>
           <w:rFonts w:ascii="標楷體" w:eastAsia="標楷體" w:hAnsi="標楷體" w:hint="eastAsia"/>
@@ -251,31 +177,7 @@
           <w:rFonts w:ascii="標楷體" w:eastAsia="標楷體" w:hAnsi="標楷體"/>
           <w:lang w:eastAsia="zh-TW"/>
         </w:rPr>
-        <w:t>{</w:t>
-      </w:r>
-      <w:proofErr w:type="gramEnd"/>
-      <w:r>
-        <w:rPr>
-          <w:rFonts w:ascii="標楷體" w:eastAsia="標楷體" w:hAnsi="標楷體"/>
-          <w:lang w:eastAsia="zh-TW"/>
-        </w:rPr>
-        <w:t>{</w:t>
-      </w:r>
-      <w:proofErr w:type="spellStart"/>
-      <w:r>
-        <w:rPr>
-          <w:rFonts w:ascii="標楷體" w:eastAsia="標楷體" w:hAnsi="標楷體"/>
-          <w:lang w:eastAsia="zh-TW"/>
-        </w:rPr>
-        <w:t>tenant_seal</w:t>
-      </w:r>
-      <w:proofErr w:type="spellEnd"/>
-      <w:r>
-        <w:rPr>
-          <w:rFonts w:ascii="標楷體" w:eastAsia="標楷體" w:hAnsi="標楷體"/>
-          <w:lang w:eastAsia="zh-TW"/>
-        </w:rPr>
-        <w:t>}}</w:t>
+        <w:t>{{tenant_seal}}</w:t>
       </w:r>
     </w:p>
     <w:p>
@@ -306,53 +208,12 @@
         </w:rPr>
         <w:t xml:space="preserve"> </w:t>
       </w:r>
-      <w:proofErr w:type="gramStart"/>
-      <w:r>
-        <w:rPr>
-          <w:rFonts w:ascii="標楷體" w:eastAsia="標楷體" w:hAnsi="標楷體"/>
-          <w:lang w:eastAsia="zh-TW"/>
-        </w:rPr>
-        <w:t xml:space="preserve">{{ </w:t>
-      </w:r>
-      <w:proofErr w:type="spellStart"/>
-      <w:r>
-        <w:rPr>
-          <w:rFonts w:ascii="標楷體" w:eastAsia="標楷體" w:hAnsi="標楷體"/>
-          <w:lang w:eastAsia="zh-TW"/>
-        </w:rPr>
-        <w:t>landlord</w:t>
-      </w:r>
-      <w:proofErr w:type="gramEnd"/>
-      <w:r>
-        <w:rPr>
-          <w:rFonts w:ascii="標楷體" w:eastAsia="標楷體" w:hAnsi="標楷體"/>
-          <w:lang w:eastAsia="zh-TW"/>
-        </w:rPr>
-        <w:t>_</w:t>
-      </w:r>
-      <w:proofErr w:type="gramStart"/>
-      <w:r>
-        <w:rPr>
-          <w:rFonts w:ascii="標楷體" w:eastAsia="標楷體" w:hAnsi="標楷體"/>
-          <w:lang w:eastAsia="zh-TW"/>
-        </w:rPr>
-        <w:t>name</w:t>
-      </w:r>
-      <w:proofErr w:type="spellEnd"/>
-      <w:r>
-        <w:rPr>
-          <w:rFonts w:ascii="標楷體" w:eastAsia="標楷體" w:hAnsi="標楷體"/>
-          <w:lang w:eastAsia="zh-TW"/>
-        </w:rPr>
-        <w:t xml:space="preserve"> }</w:t>
-      </w:r>
-      <w:proofErr w:type="gramEnd"/>
-      <w:r>
-        <w:rPr>
-          <w:rFonts w:ascii="標楷體" w:eastAsia="標楷體" w:hAnsi="標楷體"/>
-          <w:lang w:eastAsia="zh-TW"/>
-        </w:rPr>
-        <w:t>}</w:t>
+      <w:r>
+        <w:rPr>
+          <w:rFonts w:ascii="標楷體" w:eastAsia="標楷體" w:hAnsi="標楷體"/>
+          <w:lang w:eastAsia="zh-TW"/>
+        </w:rPr>
+        <w:t>{{ landlord_name }}</w:t>
       </w:r>
       <w:r>
         <w:rPr>
@@ -361,53 +222,12 @@
         </w:rPr>
         <w:t xml:space="preserve"> </w:t>
       </w:r>
-      <w:proofErr w:type="gramStart"/>
-      <w:r>
-        <w:rPr>
-          <w:rFonts w:ascii="標楷體" w:eastAsia="標楷體" w:hAnsi="標楷體"/>
-          <w:lang w:eastAsia="zh-TW"/>
-        </w:rPr>
-        <w:t xml:space="preserve">{{ </w:t>
-      </w:r>
-      <w:proofErr w:type="spellStart"/>
-      <w:r>
-        <w:rPr>
-          <w:rFonts w:ascii="標楷體" w:eastAsia="標楷體" w:hAnsi="標楷體"/>
-          <w:lang w:eastAsia="zh-TW"/>
-        </w:rPr>
-        <w:t>landlord</w:t>
-      </w:r>
-      <w:proofErr w:type="gramEnd"/>
-      <w:r>
-        <w:rPr>
-          <w:rFonts w:ascii="標楷體" w:eastAsia="標楷體" w:hAnsi="標楷體"/>
-          <w:lang w:eastAsia="zh-TW"/>
-        </w:rPr>
-        <w:t>_</w:t>
-      </w:r>
-      <w:proofErr w:type="gramStart"/>
-      <w:r>
-        <w:rPr>
-          <w:rFonts w:ascii="標楷體" w:eastAsia="標楷體" w:hAnsi="標楷體"/>
-          <w:lang w:eastAsia="zh-TW"/>
-        </w:rPr>
-        <w:t>sign</w:t>
-      </w:r>
-      <w:proofErr w:type="spellEnd"/>
-      <w:r>
-        <w:rPr>
-          <w:rFonts w:ascii="標楷體" w:eastAsia="標楷體" w:hAnsi="標楷體"/>
-          <w:lang w:eastAsia="zh-TW"/>
-        </w:rPr>
-        <w:t xml:space="preserve"> }</w:t>
-      </w:r>
-      <w:proofErr w:type="gramEnd"/>
-      <w:r>
-        <w:rPr>
-          <w:rFonts w:ascii="標楷體" w:eastAsia="標楷體" w:hAnsi="標楷體"/>
-          <w:lang w:eastAsia="zh-TW"/>
-        </w:rPr>
-        <w:t>}</w:t>
+      <w:r>
+        <w:rPr>
+          <w:rFonts w:ascii="標楷體" w:eastAsia="標楷體" w:hAnsi="標楷體"/>
+          <w:lang w:eastAsia="zh-TW"/>
+        </w:rPr>
+        <w:t>{{ landlord_sign }}</w:t>
       </w:r>
       <w:r>
         <w:rPr>
@@ -421,23 +241,7 @@
           <w:rFonts w:ascii="標楷體" w:eastAsia="標楷體" w:hAnsi="標楷體"/>
           <w:lang w:eastAsia="zh-TW"/>
         </w:rPr>
-        <w:t>{{</w:t>
-      </w:r>
-      <w:proofErr w:type="spellStart"/>
-      <w:r>
-        <w:rPr>
-          <w:rFonts w:ascii="標楷體" w:eastAsia="標楷體" w:hAnsi="標楷體"/>
-          <w:lang w:eastAsia="zh-TW"/>
-        </w:rPr>
-        <w:t>landlord_seal</w:t>
-      </w:r>
-      <w:proofErr w:type="spellEnd"/>
-      <w:r>
-        <w:rPr>
-          <w:rFonts w:ascii="標楷體" w:eastAsia="標楷體" w:hAnsi="標楷體"/>
-          <w:lang w:eastAsia="zh-TW"/>
-        </w:rPr>
-        <w:t>}}</w:t>
+        <w:t>{{landlord_seal}}</w:t>
       </w:r>
     </w:p>
     <w:p>
@@ -493,53 +297,12 @@
         </w:rPr>
         <w:t xml:space="preserve"> </w:t>
       </w:r>
-      <w:proofErr w:type="gramStart"/>
-      <w:r>
-        <w:rPr>
-          <w:rFonts w:ascii="標楷體" w:eastAsia="標楷體" w:hAnsi="標楷體"/>
-          <w:lang w:eastAsia="zh-TW"/>
-        </w:rPr>
-        <w:t xml:space="preserve">{{ </w:t>
-      </w:r>
-      <w:proofErr w:type="spellStart"/>
-      <w:r>
-        <w:rPr>
-          <w:rFonts w:ascii="標楷體" w:eastAsia="標楷體" w:hAnsi="標楷體"/>
-          <w:lang w:eastAsia="zh-TW"/>
-        </w:rPr>
-        <w:t>tenant</w:t>
-      </w:r>
-      <w:proofErr w:type="gramEnd"/>
-      <w:r>
-        <w:rPr>
-          <w:rFonts w:ascii="標楷體" w:eastAsia="標楷體" w:hAnsi="標楷體"/>
-          <w:lang w:eastAsia="zh-TW"/>
-        </w:rPr>
-        <w:t>_</w:t>
-      </w:r>
-      <w:proofErr w:type="gramStart"/>
-      <w:r>
-        <w:rPr>
-          <w:rFonts w:ascii="標楷體" w:eastAsia="標楷體" w:hAnsi="標楷體"/>
-          <w:lang w:eastAsia="zh-TW"/>
-        </w:rPr>
-        <w:t>name</w:t>
-      </w:r>
-      <w:proofErr w:type="spellEnd"/>
-      <w:r>
-        <w:rPr>
-          <w:rFonts w:ascii="標楷體" w:eastAsia="標楷體" w:hAnsi="標楷體"/>
-          <w:lang w:eastAsia="zh-TW"/>
-        </w:rPr>
-        <w:t xml:space="preserve"> }</w:t>
-      </w:r>
-      <w:proofErr w:type="gramEnd"/>
-      <w:r>
-        <w:rPr>
-          <w:rFonts w:ascii="標楷體" w:eastAsia="標楷體" w:hAnsi="標楷體"/>
-          <w:lang w:eastAsia="zh-TW"/>
-        </w:rPr>
-        <w:t>}</w:t>
+      <w:r>
+        <w:rPr>
+          <w:rFonts w:ascii="標楷體" w:eastAsia="標楷體" w:hAnsi="標楷體"/>
+          <w:lang w:eastAsia="zh-TW"/>
+        </w:rPr>
+        <w:t>{{ tenant_name }}</w:t>
       </w:r>
       <w:r>
         <w:rPr>
@@ -548,114 +311,69 @@
         </w:rPr>
         <w:t xml:space="preserve"> </w:t>
       </w:r>
-      <w:proofErr w:type="gramStart"/>
-      <w:r>
-        <w:rPr>
-          <w:rFonts w:ascii="標楷體" w:eastAsia="標楷體" w:hAnsi="標楷體"/>
-          <w:lang w:eastAsia="zh-TW"/>
-        </w:rPr>
-        <w:t xml:space="preserve">{{ </w:t>
-      </w:r>
-      <w:proofErr w:type="spellStart"/>
-      <w:r>
-        <w:rPr>
-          <w:rFonts w:ascii="標楷體" w:eastAsia="標楷體" w:hAnsi="標楷體"/>
-          <w:lang w:eastAsia="zh-TW"/>
-        </w:rPr>
-        <w:t>tenant</w:t>
-      </w:r>
-      <w:proofErr w:type="gramEnd"/>
-      <w:r>
-        <w:rPr>
-          <w:rFonts w:ascii="標楷體" w:eastAsia="標楷體" w:hAnsi="標楷體"/>
-          <w:lang w:eastAsia="zh-TW"/>
-        </w:rPr>
-        <w:t>_</w:t>
-      </w:r>
-      <w:proofErr w:type="gramStart"/>
-      <w:r>
-        <w:rPr>
-          <w:rFonts w:ascii="標楷體" w:eastAsia="標楷體" w:hAnsi="標楷體"/>
-          <w:lang w:eastAsia="zh-TW"/>
-        </w:rPr>
-        <w:t>sign</w:t>
-      </w:r>
-      <w:proofErr w:type="spellEnd"/>
-      <w:r>
-        <w:rPr>
-          <w:rFonts w:ascii="標楷體" w:eastAsia="標楷體" w:hAnsi="標楷體"/>
-          <w:lang w:eastAsia="zh-TW"/>
-        </w:rPr>
-        <w:t xml:space="preserve"> }</w:t>
-      </w:r>
-      <w:proofErr w:type="gramEnd"/>
-      <w:r>
-        <w:rPr>
-          <w:rFonts w:ascii="標楷體" w:eastAsia="標楷體" w:hAnsi="標楷體"/>
-          <w:lang w:eastAsia="zh-TW"/>
-        </w:rPr>
-        <w:t>}</w:t>
+      <w:r>
+        <w:rPr>
+          <w:rFonts w:ascii="標楷體" w:eastAsia="標楷體" w:hAnsi="標楷體"/>
+          <w:lang w:eastAsia="zh-TW"/>
+        </w:rPr>
+        <w:t>{{ tenant_sign }}</w:t>
       </w:r>
       <w:r>
         <w:rPr>
           <w:rFonts w:ascii="標楷體" w:eastAsia="標楷體" w:hAnsi="標楷體" w:hint="eastAsia"/>
           <w:lang w:eastAsia="zh-TW"/>
         </w:rPr>
+        <w:t xml:space="preserve">    </w:t>
+      </w:r>
+      <w:r>
+        <w:rPr>
+          <w:rFonts w:ascii="標楷體" w:eastAsia="標楷體" w:hAnsi="標楷體"/>
+          <w:lang w:eastAsia="zh-TW"/>
+        </w:rPr>
+        <w:t>{{tenant_seal}}</w:t>
+      </w:r>
+    </w:p>
+    <w:p>
+      <w:pPr>
+        <w:rPr>
+          <w:rFonts w:ascii="標楷體" w:eastAsia="標楷體" w:hAnsi="標楷體"/>
+          <w:lang w:eastAsia="zh-TW"/>
+        </w:rPr>
+      </w:pPr>
+      <w:r>
+        <w:rPr>
+          <w:rFonts w:ascii="標楷體" w:eastAsia="標楷體" w:hAnsi="標楷體"/>
+          <w:lang w:eastAsia="zh-TW"/>
+        </w:rPr>
+        <w:t>出租人：</w:t>
+      </w:r>
+      <w:r>
+        <w:rPr>
+          <w:rFonts w:ascii="標楷體" w:eastAsia="標楷體" w:hAnsi="標楷體" w:hint="eastAsia"/>
+          <w:lang w:eastAsia="zh-TW"/>
+        </w:rPr>
         <w:t xml:space="preserve"> </w:t>
       </w:r>
-      <w:proofErr w:type="gramStart"/>
+      <w:r>
+        <w:rPr>
+          <w:rFonts w:ascii="標楷體" w:eastAsia="標楷體" w:hAnsi="標楷體"/>
+          <w:lang w:eastAsia="zh-TW"/>
+        </w:rPr>
+        <w:t>{{ landlord_name }}</w:t>
+      </w:r>
       <w:r>
         <w:rPr>
           <w:rFonts w:ascii="標楷體" w:eastAsia="標楷體" w:hAnsi="標楷體" w:hint="eastAsia"/>
           <w:lang w:eastAsia="zh-TW"/>
         </w:rPr>
-        <w:t xml:space="preserve">   </w:t>
-      </w:r>
-      <w:r>
-        <w:rPr>
-          <w:rFonts w:ascii="標楷體" w:eastAsia="標楷體" w:hAnsi="標楷體"/>
-          <w:lang w:eastAsia="zh-TW"/>
-        </w:rPr>
-        <w:t>{</w:t>
-      </w:r>
-      <w:proofErr w:type="gramEnd"/>
-      <w:r>
-        <w:rPr>
-          <w:rFonts w:ascii="標楷體" w:eastAsia="標楷體" w:hAnsi="標楷體"/>
-          <w:lang w:eastAsia="zh-TW"/>
-        </w:rPr>
-        <w:t>{</w:t>
-      </w:r>
-      <w:proofErr w:type="spellStart"/>
-      <w:r>
-        <w:rPr>
-          <w:rFonts w:ascii="標楷體" w:eastAsia="標楷體" w:hAnsi="標楷體"/>
-          <w:lang w:eastAsia="zh-TW"/>
-        </w:rPr>
-        <w:t>tenant_seal</w:t>
-      </w:r>
-      <w:proofErr w:type="spellEnd"/>
-      <w:r>
-        <w:rPr>
-          <w:rFonts w:ascii="標楷體" w:eastAsia="標楷體" w:hAnsi="標楷體"/>
-          <w:lang w:eastAsia="zh-TW"/>
-        </w:rPr>
-        <w:t>}}</w:t>
-      </w:r>
-    </w:p>
-    <w:p>
-      <w:pPr>
-        <w:rPr>
-          <w:rFonts w:ascii="標楷體" w:eastAsia="標楷體" w:hAnsi="標楷體"/>
-          <w:lang w:eastAsia="zh-TW"/>
-        </w:rPr>
-      </w:pPr>
-      <w:r>
-        <w:rPr>
-          <w:rFonts w:ascii="標楷體" w:eastAsia="標楷體" w:hAnsi="標楷體"/>
-          <w:lang w:eastAsia="zh-TW"/>
-        </w:rPr>
-        <w:t>出租人：</w:t>
+        <w:t xml:space="preserve"> </w:t>
+      </w:r>
+      <w:r>
+        <w:rPr>
+          <w:rFonts w:ascii="標楷體" w:eastAsia="標楷體" w:hAnsi="標楷體"/>
+          <w:lang w:eastAsia="zh-TW"/>
+        </w:rPr>
+        <w:t>{{ landlord_sign }}</w:t>
       </w:r>
       <w:r>
         <w:rPr>
@@ -664,138 +382,12 @@
         </w:rPr>
         <w:t xml:space="preserve"> </w:t>
       </w:r>
-      <w:proofErr w:type="gramStart"/>
-      <w:r>
-        <w:rPr>
-          <w:rFonts w:ascii="標楷體" w:eastAsia="標楷體" w:hAnsi="標楷體"/>
-          <w:lang w:eastAsia="zh-TW"/>
-        </w:rPr>
-        <w:t xml:space="preserve">{{ </w:t>
-      </w:r>
-      <w:proofErr w:type="spellStart"/>
-      <w:r>
-        <w:rPr>
-          <w:rFonts w:ascii="標楷體" w:eastAsia="標楷體" w:hAnsi="標楷體"/>
-          <w:lang w:eastAsia="zh-TW"/>
-        </w:rPr>
-        <w:t>landlord</w:t>
-      </w:r>
-      <w:proofErr w:type="gramEnd"/>
-      <w:r>
-        <w:rPr>
-          <w:rFonts w:ascii="標楷體" w:eastAsia="標楷體" w:hAnsi="標楷體"/>
-          <w:lang w:eastAsia="zh-TW"/>
-        </w:rPr>
-        <w:t>_</w:t>
-      </w:r>
-      <w:proofErr w:type="gramStart"/>
-      <w:r>
-        <w:rPr>
-          <w:rFonts w:ascii="標楷體" w:eastAsia="標楷體" w:hAnsi="標楷體"/>
-          <w:lang w:eastAsia="zh-TW"/>
-        </w:rPr>
-        <w:t>name</w:t>
-      </w:r>
-      <w:proofErr w:type="spellEnd"/>
-      <w:r>
-        <w:rPr>
-          <w:rFonts w:ascii="標楷體" w:eastAsia="標楷體" w:hAnsi="標楷體"/>
-          <w:lang w:eastAsia="zh-TW"/>
-        </w:rPr>
-        <w:t xml:space="preserve"> }</w:t>
-      </w:r>
-      <w:proofErr w:type="gramEnd"/>
-      <w:r>
-        <w:rPr>
-          <w:rFonts w:ascii="標楷體" w:eastAsia="標楷體" w:hAnsi="標楷體"/>
-          <w:lang w:eastAsia="zh-TW"/>
-        </w:rPr>
-        <w:t>}</w:t>
-      </w:r>
-      <w:r>
-        <w:rPr>
-          <w:rFonts w:ascii="標楷體" w:eastAsia="標楷體" w:hAnsi="標楷體" w:hint="eastAsia"/>
-          <w:lang w:eastAsia="zh-TW"/>
-        </w:rPr>
-        <w:t xml:space="preserve"> </w:t>
-      </w:r>
-      <w:proofErr w:type="gramStart"/>
-      <w:r>
-        <w:rPr>
-          <w:rFonts w:ascii="標楷體" w:eastAsia="標楷體" w:hAnsi="標楷體"/>
-          <w:lang w:eastAsia="zh-TW"/>
-        </w:rPr>
-        <w:t xml:space="preserve">{{ </w:t>
-      </w:r>
-      <w:proofErr w:type="spellStart"/>
-      <w:r>
-        <w:rPr>
-          <w:rFonts w:ascii="標楷體" w:eastAsia="標楷體" w:hAnsi="標楷體"/>
-          <w:lang w:eastAsia="zh-TW"/>
-        </w:rPr>
-        <w:t>landlord</w:t>
-      </w:r>
-      <w:proofErr w:type="gramEnd"/>
-      <w:r>
-        <w:rPr>
-          <w:rFonts w:ascii="標楷體" w:eastAsia="標楷體" w:hAnsi="標楷體"/>
-          <w:lang w:eastAsia="zh-TW"/>
-        </w:rPr>
-        <w:t>_</w:t>
-      </w:r>
-      <w:proofErr w:type="gramStart"/>
-      <w:r>
-        <w:rPr>
-          <w:rFonts w:ascii="標楷體" w:eastAsia="標楷體" w:hAnsi="標楷體"/>
-          <w:lang w:eastAsia="zh-TW"/>
-        </w:rPr>
-        <w:t>sign</w:t>
-      </w:r>
-      <w:proofErr w:type="spellEnd"/>
-      <w:r>
-        <w:rPr>
-          <w:rFonts w:ascii="標楷體" w:eastAsia="標楷體" w:hAnsi="標楷體"/>
-          <w:lang w:eastAsia="zh-TW"/>
-        </w:rPr>
-        <w:t xml:space="preserve"> }</w:t>
-      </w:r>
-      <w:proofErr w:type="gramEnd"/>
-      <w:r>
-        <w:rPr>
-          <w:rFonts w:ascii="標楷體" w:eastAsia="標楷體" w:hAnsi="標楷體"/>
-          <w:lang w:eastAsia="zh-TW"/>
-        </w:rPr>
-        <w:t>}</w:t>
-      </w:r>
-      <w:r>
-        <w:rPr>
-          <w:rFonts w:ascii="標楷體" w:eastAsia="標楷體" w:hAnsi="標楷體" w:hint="eastAsia"/>
-          <w:lang w:eastAsia="zh-TW"/>
-        </w:rPr>
-        <w:t xml:space="preserve"> </w:t>
-      </w:r>
-      <w:r>
-        <w:rPr>
-          <w:rFonts w:ascii="標楷體" w:eastAsia="標楷體" w:hAnsi="標楷體"/>
-          <w:lang w:eastAsia="zh-TW"/>
-        </w:rPr>
-        <w:t>{{</w:t>
-      </w:r>
-      <w:proofErr w:type="spellStart"/>
-      <w:r>
-        <w:rPr>
-          <w:rFonts w:ascii="標楷體" w:eastAsia="標楷體" w:hAnsi="標楷體"/>
-          <w:lang w:eastAsia="zh-TW"/>
-        </w:rPr>
-        <w:t>landlord_seal</w:t>
-      </w:r>
-      <w:proofErr w:type="spellEnd"/>
-      <w:r>
-        <w:rPr>
-          <w:rFonts w:ascii="標楷體" w:eastAsia="標楷體" w:hAnsi="標楷體"/>
-          <w:lang w:eastAsia="zh-TW"/>
-        </w:rPr>
-        <w:t>}}</w:t>
+      <w:r>
+        <w:rPr>
+          <w:rFonts w:ascii="標楷體" w:eastAsia="標楷體" w:hAnsi="標楷體"/>
+          <w:lang w:eastAsia="zh-TW"/>
+        </w:rPr>
+        <w:t>{{landlord_seal}}</w:t>
       </w:r>
     </w:p>
     <w:p>
@@ -872,23 +464,7 @@
           <w:rFonts w:ascii="標楷體" w:eastAsia="標楷體" w:hAnsi="標楷體"/>
           <w:lang w:eastAsia="zh-TW"/>
         </w:rPr>
-        <w:t>(</w:t>
-      </w:r>
-      <w:proofErr w:type="gramStart"/>
-      <w:r>
-        <w:rPr>
-          <w:rFonts w:ascii="標楷體" w:eastAsia="標楷體" w:hAnsi="標楷體"/>
-          <w:lang w:eastAsia="zh-TW"/>
-        </w:rPr>
-        <w:t>一</w:t>
-      </w:r>
-      <w:proofErr w:type="gramEnd"/>
-      <w:r>
-        <w:rPr>
-          <w:rFonts w:ascii="標楷體" w:eastAsia="標楷體" w:hAnsi="標楷體"/>
-          <w:lang w:eastAsia="zh-TW"/>
-        </w:rPr>
-        <w:t>) 租賃住宅標示：</w:t>
+        <w:t>(一) 租賃住宅標示：</w:t>
       </w:r>
     </w:p>
     <w:p>
@@ -919,21 +495,12 @@
         </w:rPr>
         <w:t xml:space="preserve"> </w:t>
       </w:r>
-      <w:proofErr w:type="gramStart"/>
-      <w:r>
-        <w:rPr>
-          <w:rFonts w:ascii="標楷體" w:eastAsia="標楷體" w:hAnsi="標楷體"/>
-          <w:lang w:eastAsia="zh-TW"/>
-        </w:rPr>
-        <w:t>{{ address</w:t>
-      </w:r>
-      <w:proofErr w:type="gramEnd"/>
-      <w:r>
-        <w:rPr>
-          <w:rFonts w:ascii="標楷體" w:eastAsia="標楷體" w:hAnsi="標楷體"/>
-          <w:lang w:eastAsia="zh-TW"/>
-        </w:rPr>
-        <w:t xml:space="preserve"> }}</w:t>
+      <w:r>
+        <w:rPr>
+          <w:rFonts w:ascii="標楷體" w:eastAsia="標楷體" w:hAnsi="標楷體"/>
+          <w:lang w:eastAsia="zh-TW"/>
+        </w:rPr>
+        <w:t>{{ address }}</w:t>
       </w:r>
     </w:p>
     <w:p>
@@ -962,15 +529,7 @@
           <w:rFonts w:ascii="標楷體" w:eastAsia="標楷體" w:hAnsi="標楷體"/>
           <w:lang w:eastAsia="zh-TW"/>
         </w:rPr>
-        <w:t xml:space="preserve">{{ </w:t>
-      </w:r>
-      <w:proofErr w:type="spellStart"/>
-      <w:r>
-        <w:rPr>
-          <w:rFonts w:ascii="標楷體" w:eastAsia="標楷體" w:hAnsi="標楷體"/>
-          <w:lang w:eastAsia="zh-TW"/>
-        </w:rPr>
-        <w:t>chk_</w:t>
+        <w:t>{{ chk_</w:t>
       </w:r>
       <w:r>
         <w:rPr>
@@ -984,107 +543,35 @@
           <w:rFonts w:ascii="標楷體" w:eastAsia="標楷體" w:hAnsi="標楷體"/>
           <w:lang w:eastAsia="zh-TW"/>
         </w:rPr>
-        <w:t>_yes</w:t>
-      </w:r>
-      <w:proofErr w:type="spellEnd"/>
-      <w:r>
-        <w:rPr>
-          <w:rFonts w:ascii="標楷體" w:eastAsia="標楷體" w:hAnsi="標楷體"/>
-          <w:lang w:eastAsia="zh-TW"/>
-        </w:rPr>
-        <w:t xml:space="preserve"> }}</w:t>
-      </w:r>
-      <w:r>
-        <w:rPr>
-          <w:rFonts w:ascii="標楷體" w:eastAsia="標楷體" w:hAnsi="標楷體"/>
-          <w:lang w:eastAsia="zh-TW"/>
-        </w:rPr>
-        <w:t xml:space="preserve">汽車停車位  </w:t>
-      </w:r>
-      <w:proofErr w:type="gramStart"/>
-      <w:r>
-        <w:rPr>
-          <w:rFonts w:ascii="標楷體" w:eastAsia="標楷體" w:hAnsi="標楷體"/>
-          <w:lang w:eastAsia="zh-TW"/>
-        </w:rPr>
-        <w:t>個</w:t>
-      </w:r>
-      <w:proofErr w:type="gramEnd"/>
-      <w:r>
-        <w:rPr>
-          <w:rFonts w:ascii="標楷體" w:eastAsia="標楷體" w:hAnsi="標楷體"/>
-          <w:lang w:eastAsia="zh-TW"/>
-        </w:rPr>
-        <w:t>、</w:t>
-      </w:r>
-      <w:r>
-        <w:rPr>
-          <w:rFonts w:ascii="標楷體" w:eastAsia="標楷體" w:hAnsi="標楷體"/>
-          <w:lang w:eastAsia="zh-TW"/>
-        </w:rPr>
-        <w:t xml:space="preserve">{{ </w:t>
-      </w:r>
-      <w:proofErr w:type="spellStart"/>
-      <w:r>
-        <w:rPr>
-          <w:rFonts w:ascii="標楷體" w:eastAsia="標楷體" w:hAnsi="標楷體"/>
-          <w:lang w:eastAsia="zh-TW"/>
-        </w:rPr>
-        <w:t>chk_moto_yes</w:t>
-      </w:r>
-      <w:proofErr w:type="spellEnd"/>
-      <w:r>
-        <w:rPr>
-          <w:rFonts w:ascii="標楷體" w:eastAsia="標楷體" w:hAnsi="標楷體"/>
-          <w:lang w:eastAsia="zh-TW"/>
-        </w:rPr>
-        <w:t xml:space="preserve"> }}</w:t>
-      </w:r>
-      <w:r>
-        <w:rPr>
-          <w:rFonts w:ascii="標楷體" w:eastAsia="標楷體" w:hAnsi="標楷體"/>
-          <w:lang w:eastAsia="zh-TW"/>
-        </w:rPr>
-        <w:t xml:space="preserve">機車停車位  </w:t>
-      </w:r>
-      <w:proofErr w:type="gramStart"/>
-      <w:r>
-        <w:rPr>
-          <w:rFonts w:ascii="標楷體" w:eastAsia="標楷體" w:hAnsi="標楷體"/>
-          <w:lang w:eastAsia="zh-TW"/>
-        </w:rPr>
-        <w:t>個</w:t>
-      </w:r>
-      <w:proofErr w:type="gramEnd"/>
-      <w:r>
-        <w:rPr>
-          <w:rFonts w:ascii="標楷體" w:eastAsia="標楷體" w:hAnsi="標楷體"/>
-          <w:lang w:eastAsia="zh-TW"/>
-        </w:rPr>
-        <w:t xml:space="preserve"> </w:t>
-      </w:r>
-      <w:r>
-        <w:rPr>
-          <w:rFonts w:ascii="標楷體" w:eastAsia="標楷體" w:hAnsi="標楷體"/>
-          <w:lang w:eastAsia="zh-TW"/>
-        </w:rPr>
-        <w:t xml:space="preserve">{{ </w:t>
-      </w:r>
-      <w:proofErr w:type="spellStart"/>
-      <w:r>
-        <w:rPr>
-          <w:rFonts w:ascii="標楷體" w:eastAsia="標楷體" w:hAnsi="標楷體"/>
-          <w:lang w:eastAsia="zh-TW"/>
-        </w:rPr>
-        <w:t>chk_moto_no</w:t>
-      </w:r>
-      <w:proofErr w:type="spellEnd"/>
-      <w:r>
-        <w:rPr>
-          <w:rFonts w:ascii="標楷體" w:eastAsia="標楷體" w:hAnsi="標楷體"/>
-          <w:lang w:eastAsia="zh-TW"/>
-        </w:rPr>
-        <w:t xml:space="preserve"> }}</w:t>
+        <w:t>_yes }}</w:t>
+      </w:r>
+      <w:r>
+        <w:rPr>
+          <w:rFonts w:ascii="標楷體" w:eastAsia="標楷體" w:hAnsi="標楷體"/>
+          <w:lang w:eastAsia="zh-TW"/>
+        </w:rPr>
+        <w:t>汽車停車位  個、</w:t>
+      </w:r>
+      <w:r>
+        <w:rPr>
+          <w:rFonts w:ascii="標楷體" w:eastAsia="標楷體" w:hAnsi="標楷體"/>
+          <w:lang w:eastAsia="zh-TW"/>
+        </w:rPr>
+        <w:t>{{ chk_moto_yes }}</w:t>
+      </w:r>
+      <w:r>
+        <w:rPr>
+          <w:rFonts w:ascii="標楷體" w:eastAsia="標楷體" w:hAnsi="標楷體"/>
+          <w:lang w:eastAsia="zh-TW"/>
+        </w:rPr>
+        <w:t xml:space="preserve">機車停車位  個 </w:t>
+      </w:r>
+      <w:r>
+        <w:rPr>
+          <w:rFonts w:ascii="標楷體" w:eastAsia="標楷體" w:hAnsi="標楷體"/>
+          <w:lang w:eastAsia="zh-TW"/>
+        </w:rPr>
+        <w:t>{{ chk_moto_no }}</w:t>
       </w:r>
       <w:r>
         <w:rPr>
@@ -1252,23 +739,7 @@
           <w:rFonts w:ascii="標楷體" w:eastAsia="標楷體" w:hAnsi="標楷體"/>
           <w:lang w:eastAsia="zh-TW"/>
         </w:rPr>
-        <w:t>2、車位(如無</w:t>
-      </w:r>
-      <w:proofErr w:type="gramStart"/>
-      <w:r>
-        <w:rPr>
-          <w:rFonts w:ascii="標楷體" w:eastAsia="標楷體" w:hAnsi="標楷體"/>
-          <w:lang w:eastAsia="zh-TW"/>
-        </w:rPr>
-        <w:t>則免填</w:t>
-      </w:r>
-      <w:proofErr w:type="gramEnd"/>
-      <w:r>
-        <w:rPr>
-          <w:rFonts w:ascii="標楷體" w:eastAsia="標楷體" w:hAnsi="標楷體"/>
-          <w:lang w:eastAsia="zh-TW"/>
-        </w:rPr>
-        <w:t>)：</w:t>
+        <w:t>2、車位(如無則免填)：</w:t>
       </w:r>
     </w:p>
     <w:p>
@@ -1393,23 +864,7 @@
           <w:rFonts w:ascii="標楷體" w:eastAsia="標楷體" w:hAnsi="標楷體"/>
           <w:lang w:eastAsia="zh-TW"/>
         </w:rPr>
-        <w:t xml:space="preserve">{{ </w:t>
-      </w:r>
-      <w:proofErr w:type="spellStart"/>
-      <w:r>
-        <w:rPr>
-          <w:rFonts w:ascii="標楷體" w:eastAsia="標楷體" w:hAnsi="標楷體"/>
-          <w:lang w:eastAsia="zh-TW"/>
-        </w:rPr>
-        <w:t>start_year</w:t>
-      </w:r>
-      <w:proofErr w:type="spellEnd"/>
-      <w:r>
-        <w:rPr>
-          <w:rFonts w:ascii="標楷體" w:eastAsia="標楷體" w:hAnsi="標楷體"/>
-          <w:lang w:eastAsia="zh-TW"/>
-        </w:rPr>
-        <w:t xml:space="preserve"> }}</w:t>
+        <w:t>{{ start_year }}</w:t>
       </w:r>
       <w:r>
         <w:rPr>
@@ -1423,23 +878,7 @@
           <w:rFonts w:ascii="標楷體" w:eastAsia="標楷體" w:hAnsi="標楷體"/>
           <w:lang w:eastAsia="zh-TW"/>
         </w:rPr>
-        <w:t xml:space="preserve">{{ </w:t>
-      </w:r>
-      <w:proofErr w:type="spellStart"/>
-      <w:r>
-        <w:rPr>
-          <w:rFonts w:ascii="標楷體" w:eastAsia="標楷體" w:hAnsi="標楷體"/>
-          <w:lang w:eastAsia="zh-TW"/>
-        </w:rPr>
-        <w:t>start_month</w:t>
-      </w:r>
-      <w:proofErr w:type="spellEnd"/>
-      <w:r>
-        <w:rPr>
-          <w:rFonts w:ascii="標楷體" w:eastAsia="標楷體" w:hAnsi="標楷體"/>
-          <w:lang w:eastAsia="zh-TW"/>
-        </w:rPr>
-        <w:t xml:space="preserve"> }}</w:t>
+        <w:t>{{ start_month }}</w:t>
       </w:r>
       <w:r>
         <w:rPr>
@@ -1453,23 +892,7 @@
           <w:rFonts w:ascii="標楷體" w:eastAsia="標楷體" w:hAnsi="標楷體"/>
           <w:lang w:eastAsia="zh-TW"/>
         </w:rPr>
-        <w:t xml:space="preserve">{{ </w:t>
-      </w:r>
-      <w:proofErr w:type="spellStart"/>
-      <w:r>
-        <w:rPr>
-          <w:rFonts w:ascii="標楷體" w:eastAsia="標楷體" w:hAnsi="標楷體"/>
-          <w:lang w:eastAsia="zh-TW"/>
-        </w:rPr>
-        <w:t>start_day</w:t>
-      </w:r>
-      <w:proofErr w:type="spellEnd"/>
-      <w:r>
-        <w:rPr>
-          <w:rFonts w:ascii="標楷體" w:eastAsia="標楷體" w:hAnsi="標楷體"/>
-          <w:lang w:eastAsia="zh-TW"/>
-        </w:rPr>
-        <w:t xml:space="preserve"> }}</w:t>
+        <w:t>{{ start_day }}</w:t>
       </w:r>
       <w:r>
         <w:rPr>
@@ -1483,23 +906,7 @@
           <w:rFonts w:ascii="標楷體" w:eastAsia="標楷體" w:hAnsi="標楷體"/>
           <w:lang w:eastAsia="zh-TW"/>
         </w:rPr>
-        <w:t xml:space="preserve">{{ </w:t>
-      </w:r>
-      <w:proofErr w:type="spellStart"/>
-      <w:r>
-        <w:rPr>
-          <w:rFonts w:ascii="標楷體" w:eastAsia="標楷體" w:hAnsi="標楷體"/>
-          <w:lang w:eastAsia="zh-TW"/>
-        </w:rPr>
-        <w:t>end_year</w:t>
-      </w:r>
-      <w:proofErr w:type="spellEnd"/>
-      <w:r>
-        <w:rPr>
-          <w:rFonts w:ascii="標楷體" w:eastAsia="標楷體" w:hAnsi="標楷體"/>
-          <w:lang w:eastAsia="zh-TW"/>
-        </w:rPr>
-        <w:t xml:space="preserve"> }}</w:t>
+        <w:t>{{ end_year }}</w:t>
       </w:r>
       <w:r>
         <w:rPr>
@@ -1513,23 +920,7 @@
           <w:rFonts w:ascii="標楷體" w:eastAsia="標楷體" w:hAnsi="標楷體"/>
           <w:lang w:eastAsia="zh-TW"/>
         </w:rPr>
-        <w:t xml:space="preserve">{{ </w:t>
-      </w:r>
-      <w:proofErr w:type="spellStart"/>
-      <w:r>
-        <w:rPr>
-          <w:rFonts w:ascii="標楷體" w:eastAsia="標楷體" w:hAnsi="標楷體"/>
-          <w:lang w:eastAsia="zh-TW"/>
-        </w:rPr>
-        <w:t>end_month</w:t>
-      </w:r>
-      <w:proofErr w:type="spellEnd"/>
-      <w:r>
-        <w:rPr>
-          <w:rFonts w:ascii="標楷體" w:eastAsia="標楷體" w:hAnsi="標楷體"/>
-          <w:lang w:eastAsia="zh-TW"/>
-        </w:rPr>
-        <w:t xml:space="preserve"> }}</w:t>
+        <w:t>{{ end_month }}</w:t>
       </w:r>
       <w:r>
         <w:rPr>
@@ -1543,46 +934,14 @@
           <w:rFonts w:ascii="標楷體" w:eastAsia="標楷體" w:hAnsi="標楷體"/>
           <w:lang w:eastAsia="zh-TW"/>
         </w:rPr>
-        <w:t xml:space="preserve">{{ </w:t>
-      </w:r>
-      <w:proofErr w:type="spellStart"/>
-      <w:r>
-        <w:rPr>
-          <w:rFonts w:ascii="標楷體" w:eastAsia="標楷體" w:hAnsi="標楷體"/>
-          <w:lang w:eastAsia="zh-TW"/>
-        </w:rPr>
-        <w:t>end_day</w:t>
-      </w:r>
-      <w:proofErr w:type="spellEnd"/>
-      <w:r>
-        <w:rPr>
-          <w:rFonts w:ascii="標楷體" w:eastAsia="標楷體" w:hAnsi="標楷體"/>
-          <w:lang w:eastAsia="zh-TW"/>
-        </w:rPr>
-        <w:t xml:space="preserve"> }}</w:t>
-      </w:r>
-      <w:r>
-        <w:rPr>
-          <w:rFonts w:ascii="標楷體" w:eastAsia="標楷體" w:hAnsi="標楷體"/>
-          <w:lang w:eastAsia="zh-TW"/>
-        </w:rPr>
-        <w:t xml:space="preserve"> 日止。(租賃期間至少</w:t>
-      </w:r>
-      <w:proofErr w:type="gramStart"/>
-      <w:r>
-        <w:rPr>
-          <w:rFonts w:ascii="標楷體" w:eastAsia="標楷體" w:hAnsi="標楷體"/>
-          <w:lang w:eastAsia="zh-TW"/>
-        </w:rPr>
-        <w:t>三</w:t>
-      </w:r>
-      <w:proofErr w:type="gramEnd"/>
-      <w:r>
-        <w:rPr>
-          <w:rFonts w:ascii="標楷體" w:eastAsia="標楷體" w:hAnsi="標楷體"/>
-          <w:lang w:eastAsia="zh-TW"/>
-        </w:rPr>
-        <w:t>十日以上)</w:t>
+        <w:t>{{ end_day }}</w:t>
+      </w:r>
+      <w:r>
+        <w:rPr>
+          <w:rFonts w:ascii="標楷體" w:eastAsia="標楷體" w:hAnsi="標楷體"/>
+          <w:lang w:eastAsia="zh-TW"/>
+        </w:rPr>
+        <w:t xml:space="preserve"> 日止。(租賃期間至少三十日以上)</w:t>
       </w:r>
     </w:p>
     <w:p>
@@ -1628,23 +987,7 @@
           <w:rFonts w:ascii="標楷體" w:eastAsia="標楷體" w:hAnsi="標楷體"/>
           <w:lang w:eastAsia="zh-TW"/>
         </w:rPr>
-        <w:t xml:space="preserve">{{ </w:t>
-      </w:r>
-      <w:proofErr w:type="spellStart"/>
-      <w:r>
-        <w:rPr>
-          <w:rFonts w:ascii="標楷體" w:eastAsia="標楷體" w:hAnsi="標楷體"/>
-          <w:lang w:eastAsia="zh-TW"/>
-        </w:rPr>
-        <w:t>rent_amount</w:t>
-      </w:r>
-      <w:proofErr w:type="spellEnd"/>
-      <w:r>
-        <w:rPr>
-          <w:rFonts w:ascii="標楷體" w:eastAsia="標楷體" w:hAnsi="標楷體"/>
-          <w:lang w:eastAsia="zh-TW"/>
-        </w:rPr>
-        <w:t xml:space="preserve"> }}</w:t>
+        <w:t>{{ rent_amount }}</w:t>
       </w:r>
       <w:r>
         <w:rPr>
@@ -1667,21 +1010,12 @@
         </w:rPr>
         <w:t xml:space="preserve">   </w:t>
       </w:r>
-      <w:proofErr w:type="gramStart"/>
-      <w:r>
-        <w:rPr>
-          <w:rFonts w:ascii="標楷體" w:eastAsia="標楷體" w:hAnsi="標楷體"/>
-          <w:lang w:eastAsia="zh-TW"/>
-        </w:rPr>
-        <w:t>個</w:t>
-      </w:r>
-      <w:proofErr w:type="gramEnd"/>
-      <w:r>
-        <w:rPr>
-          <w:rFonts w:ascii="標楷體" w:eastAsia="標楷體" w:hAnsi="標楷體"/>
-          <w:lang w:eastAsia="zh-TW"/>
-        </w:rPr>
-        <w:t xml:space="preserve">月租金，並於每期 </w:t>
+      <w:r>
+        <w:rPr>
+          <w:rFonts w:ascii="標楷體" w:eastAsia="標楷體" w:hAnsi="標楷體"/>
+          <w:lang w:eastAsia="zh-TW"/>
+        </w:rPr>
+        <w:t xml:space="preserve">個月租金，並於每期 </w:t>
       </w:r>
       <w:r>
         <w:rPr>
@@ -1728,82 +1062,24 @@
       </w:r>
       <w:r>
         <w:rPr>
-          <w:rFonts w:ascii="標楷體" w:eastAsia="標楷體" w:hAnsi="標楷體"/>
-          <w:lang w:eastAsia="zh-TW"/>
-        </w:rPr>
-        <w:t>808</w:t>
-      </w:r>
-      <w:r>
-        <w:rPr>
           <w:rFonts w:ascii="標楷體" w:eastAsia="標楷體" w:hAnsi="標楷體" w:hint="eastAsia"/>
           <w:lang w:eastAsia="zh-TW"/>
         </w:rPr>
+        <w:t xml:space="preserve">  </w:t>
+      </w:r>
+      <w:r>
+        <w:rPr>
+          <w:rFonts w:ascii="標楷體" w:eastAsia="標楷體" w:hAnsi="標楷體"/>
+          <w:lang w:eastAsia="zh-TW"/>
+        </w:rPr>
+        <w:t>戶名：，帳號：</w:t>
+      </w:r>
+      <w:r>
+        <w:rPr>
+          <w:rFonts w:ascii="標楷體" w:eastAsia="標楷體" w:hAnsi="標楷體" w:hint="eastAsia"/>
+          <w:lang w:eastAsia="zh-TW"/>
+        </w:rPr>
         <w:t xml:space="preserve"> </w:t>
-      </w:r>
-      <w:r>
-        <w:rPr>
-          <w:rFonts w:ascii="標楷體" w:eastAsia="標楷體" w:hAnsi="標楷體" w:hint="eastAsia"/>
-          <w:lang w:eastAsia="zh-TW"/>
-        </w:rPr>
-        <w:t>(玉山銀行)</w:t>
-      </w:r>
-      <w:r>
-        <w:rPr>
-          <w:rFonts w:ascii="標楷體" w:eastAsia="標楷體" w:hAnsi="標楷體" w:hint="eastAsia"/>
-          <w:lang w:eastAsia="zh-TW"/>
-        </w:rPr>
-        <w:t xml:space="preserve"> </w:t>
-      </w:r>
-      <w:r>
-        <w:rPr>
-          <w:rFonts w:ascii="標楷體" w:eastAsia="標楷體" w:hAnsi="標楷體"/>
-          <w:lang w:eastAsia="zh-TW"/>
-        </w:rPr>
-        <w:t>戶名：</w:t>
-      </w:r>
-      <w:r>
-        <w:rPr>
-          <w:rFonts w:ascii="標楷體" w:eastAsia="標楷體" w:hAnsi="標楷體" w:hint="eastAsia"/>
-          <w:lang w:eastAsia="zh-TW"/>
-        </w:rPr>
-        <w:t xml:space="preserve"> </w:t>
-      </w:r>
-      <w:proofErr w:type="gramStart"/>
-      <w:r>
-        <w:rPr>
-          <w:rFonts w:ascii="標楷體" w:eastAsia="標楷體" w:hAnsi="標楷體" w:hint="eastAsia"/>
-          <w:lang w:eastAsia="zh-TW"/>
-        </w:rPr>
-        <w:t>友峰群</w:t>
-      </w:r>
-      <w:proofErr w:type="gramEnd"/>
-      <w:r>
-        <w:rPr>
-          <w:rFonts w:ascii="標楷體" w:eastAsia="標楷體" w:hAnsi="標楷體" w:hint="eastAsia"/>
-          <w:lang w:eastAsia="zh-TW"/>
-        </w:rPr>
-        <w:t>不動產</w:t>
-      </w:r>
-      <w:r>
-        <w:rPr>
-          <w:rFonts w:ascii="標楷體" w:eastAsia="標楷體" w:hAnsi="標楷體"/>
-          <w:lang w:eastAsia="zh-TW"/>
-        </w:rPr>
-        <w:t>，帳號：</w:t>
-      </w:r>
-      <w:r>
-        <w:rPr>
-          <w:rFonts w:ascii="標楷體" w:eastAsia="標楷體" w:hAnsi="標楷體"/>
-          <w:lang w:eastAsia="zh-TW"/>
-        </w:rPr>
-        <w:t>1388940029983</w:t>
-      </w:r>
-      <w:r>
-        <w:rPr>
-          <w:rFonts w:ascii="標楷體" w:eastAsia="標楷體" w:hAnsi="標楷體" w:hint="eastAsia"/>
-          <w:lang w:eastAsia="zh-TW"/>
-        </w:rPr>
-        <w:t xml:space="preserve">  </w:t>
       </w:r>
       <w:r>
         <w:rPr>
@@ -1841,10 +1117,96 @@
           <w:sz w:val="24"/>
           <w:lang w:eastAsia="zh-TW"/>
         </w:rPr>
+        <w:t>第四條 押金約定及返還</w:t>
+      </w:r>
+    </w:p>
+    <w:p>
+      <w:pPr>
+        <w:rPr>
+          <w:rFonts w:ascii="標楷體" w:eastAsia="標楷體" w:hAnsi="標楷體"/>
+          <w:lang w:eastAsia="zh-TW"/>
+        </w:rPr>
+      </w:pPr>
+      <w:r>
+        <w:rPr>
+          <w:rFonts w:ascii="標楷體" w:eastAsia="標楷體" w:hAnsi="標楷體"/>
+          <w:lang w:eastAsia="zh-TW"/>
+        </w:rPr>
         <w:lastRenderedPageBreak/>
-        <w:t>第四條 押金</w:t>
-      </w:r>
-      <w:proofErr w:type="gramStart"/>
+        <w:t xml:space="preserve">押金由租賃雙方約定為 </w:t>
+      </w:r>
+      <w:r>
+        <w:rPr>
+          <w:rFonts w:ascii="標楷體" w:eastAsia="標楷體" w:hAnsi="標楷體" w:hint="eastAsia"/>
+          <w:lang w:eastAsia="zh-TW"/>
+        </w:rPr>
+        <w:t xml:space="preserve"> </w:t>
+      </w:r>
+      <w:r>
+        <w:rPr>
+          <w:rFonts w:ascii="標楷體" w:eastAsia="標楷體" w:hAnsi="標楷體" w:hint="eastAsia"/>
+          <w:lang w:eastAsia="zh-TW"/>
+        </w:rPr>
+        <w:t>2</w:t>
+      </w:r>
+      <w:r>
+        <w:rPr>
+          <w:rFonts w:ascii="標楷體" w:eastAsia="標楷體" w:hAnsi="標楷體" w:hint="eastAsia"/>
+          <w:lang w:eastAsia="zh-TW"/>
+        </w:rPr>
+        <w:t xml:space="preserve"> </w:t>
+      </w:r>
+      <w:r>
+        <w:rPr>
+          <w:rFonts w:ascii="標楷體" w:eastAsia="標楷體" w:hAnsi="標楷體"/>
+          <w:lang w:eastAsia="zh-TW"/>
+        </w:rPr>
+        <w:t xml:space="preserve"> 個月租金，金額為</w:t>
+      </w:r>
+      <w:r>
+        <w:rPr>
+          <w:rFonts w:ascii="標楷體" w:eastAsia="標楷體" w:hAnsi="標楷體" w:hint="eastAsia"/>
+          <w:lang w:eastAsia="zh-TW"/>
+        </w:rPr>
+        <w:t xml:space="preserve"> </w:t>
+      </w:r>
+      <w:r>
+        <w:rPr>
+          <w:rFonts w:ascii="標楷體" w:eastAsia="標楷體" w:hAnsi="標楷體"/>
+          <w:lang w:eastAsia="zh-TW"/>
+        </w:rPr>
+        <w:t>{{ deposit_amount }}</w:t>
+      </w:r>
+      <w:r>
+        <w:rPr>
+          <w:rFonts w:ascii="標楷體" w:eastAsia="標楷體" w:hAnsi="標楷體"/>
+          <w:lang w:eastAsia="zh-TW"/>
+        </w:rPr>
+        <w:t>元整(最高不得超過二個月租金之總額)。承租人應於簽訂本契約之同時給付出租人。</w:t>
+      </w:r>
+    </w:p>
+    <w:p>
+      <w:pPr>
+        <w:rPr>
+          <w:rFonts w:ascii="標楷體" w:eastAsia="標楷體" w:hAnsi="標楷體"/>
+          <w:lang w:eastAsia="zh-TW"/>
+        </w:rPr>
+      </w:pPr>
+      <w:r>
+        <w:rPr>
+          <w:rFonts w:ascii="標楷體" w:eastAsia="標楷體" w:hAnsi="標楷體"/>
+          <w:lang w:eastAsia="zh-TW"/>
+        </w:rPr>
+        <w:t>前項押金，除有第十一條第四項、第十三條第三項、第十四條第四項及第十八條第二項得抵充之情形外，出租人應於租期屆滿或租賃契約終止，承租人返還租賃住宅時，返還押金或抵充本契約所生債務後之賸餘押金。</w:t>
+      </w:r>
+    </w:p>
+    <w:p>
+      <w:pPr>
+        <w:rPr>
+          <w:rFonts w:ascii="標楷體" w:eastAsia="標楷體" w:hAnsi="標楷體"/>
+          <w:lang w:eastAsia="zh-TW"/>
+        </w:rPr>
+      </w:pPr>
       <w:r>
         <w:rPr>
           <w:rFonts w:ascii="標楷體" w:eastAsia="標楷體" w:hAnsi="標楷體"/>
@@ -1852,665 +1214,152 @@
           <w:sz w:val="24"/>
           <w:lang w:eastAsia="zh-TW"/>
         </w:rPr>
-        <w:t>約定及返還</w:t>
-      </w:r>
-      <w:proofErr w:type="gramEnd"/>
-    </w:p>
-    <w:p>
-      <w:pPr>
-        <w:rPr>
-          <w:rFonts w:ascii="標楷體" w:eastAsia="標楷體" w:hAnsi="標楷體"/>
-          <w:lang w:eastAsia="zh-TW"/>
-        </w:rPr>
-      </w:pPr>
-      <w:r>
-        <w:rPr>
-          <w:rFonts w:ascii="標楷體" w:eastAsia="標楷體" w:hAnsi="標楷體"/>
-          <w:lang w:eastAsia="zh-TW"/>
-        </w:rPr>
-        <w:t xml:space="preserve">押金由租賃雙方約定為 </w:t>
-      </w:r>
-      <w:r>
-        <w:rPr>
-          <w:rFonts w:ascii="標楷體" w:eastAsia="標楷體" w:hAnsi="標楷體" w:hint="eastAsia"/>
+        <w:t>第五條 租賃期間相關費用之約定</w:t>
+      </w:r>
+    </w:p>
+    <w:p>
+      <w:pPr>
+        <w:rPr>
+          <w:rFonts w:ascii="標楷體" w:eastAsia="標楷體" w:hAnsi="標楷體"/>
+          <w:lang w:eastAsia="zh-TW"/>
+        </w:rPr>
+      </w:pPr>
+      <w:r>
+        <w:rPr>
+          <w:rFonts w:ascii="標楷體" w:eastAsia="標楷體" w:hAnsi="標楷體"/>
+          <w:lang w:eastAsia="zh-TW"/>
+        </w:rPr>
+        <w:t>租賃期間，使用租賃住宅所生之相關費用，依下列約定辦理：</w:t>
+      </w:r>
+    </w:p>
+    <w:p>
+      <w:pPr>
+        <w:rPr>
+          <w:rFonts w:ascii="標楷體" w:eastAsia="標楷體" w:hAnsi="標楷體"/>
+          <w:lang w:eastAsia="zh-TW"/>
+        </w:rPr>
+      </w:pPr>
+      <w:r>
+        <w:rPr>
+          <w:rFonts w:ascii="標楷體" w:eastAsia="標楷體" w:hAnsi="標楷體"/>
+          <w:lang w:eastAsia="zh-TW"/>
+        </w:rPr>
+        <w:t>(一) 管理費：</w:t>
+      </w:r>
+      <w:r>
+        <w:rPr>
+          <w:rFonts w:ascii="標楷體" w:eastAsia="標楷體" w:hAnsi="標楷體"/>
+          <w:lang w:eastAsia="zh-TW"/>
+        </w:rPr>
+        <w:t>{{ chk_mgmt_landlord }}由出租人負擔。{{ chk_mgmt_tenant }}由承租人負擔。租賃住宅每月 {{ fee_mgmt_house }} 元整。停車位每月 {{ fee_mgmt_car }} 元整</w:t>
+      </w:r>
+      <w:r>
+        <w:rPr>
+          <w:rFonts w:ascii="標楷體" w:eastAsia="標楷體" w:hAnsi="標楷體"/>
+          <w:lang w:eastAsia="zh-TW"/>
+        </w:rPr>
+        <w:t>。租賃期間因不可歸責於租賃雙方之事由，致本費用增加者，承租人就增加部分之金額，以負擔百分之十為限；如本費用減少者，承租人負擔減少後之金額。</w:t>
+      </w:r>
+      <w:r>
+        <w:rPr>
+          <w:rFonts w:ascii="標楷體" w:eastAsia="標楷體" w:hAnsi="標楷體"/>
+          <w:lang w:eastAsia="zh-TW"/>
+        </w:rPr>
+        <w:t>{{ chk_mgmt_other }}其他：{{ txt_mgmt_other }}。</w:t>
+      </w:r>
+    </w:p>
+    <w:p>
+      <w:pPr>
+        <w:rPr>
+          <w:rFonts w:ascii="標楷體" w:eastAsia="標楷體" w:hAnsi="標楷體"/>
+          <w:lang w:eastAsia="zh-TW"/>
+        </w:rPr>
+      </w:pPr>
+      <w:r>
+        <w:rPr>
+          <w:rFonts w:ascii="標楷體" w:eastAsia="標楷體" w:hAnsi="標楷體"/>
+          <w:lang w:eastAsia="zh-TW"/>
+        </w:rPr>
+        <w:t>(二) 水費：</w:t>
+      </w:r>
+      <w:r>
+        <w:rPr>
+          <w:rFonts w:ascii="標楷體" w:eastAsia="標楷體" w:hAnsi="標楷體"/>
+          <w:lang w:eastAsia="zh-TW"/>
+        </w:rPr>
+        <w:t>{{ chk_water_landlord }}由出租人負擔。{{ chk_water_tenant }}由承租人負擔。{{ chk_water_other }}其他：{{ txt_water_other }}。</w:t>
+      </w:r>
+    </w:p>
+    <w:p>
+      <w:pPr>
+        <w:rPr>
+          <w:rFonts w:ascii="標楷體" w:eastAsia="標楷體" w:hAnsi="標楷體"/>
+          <w:lang w:eastAsia="zh-TW"/>
+        </w:rPr>
+      </w:pPr>
+      <w:r>
+        <w:rPr>
+          <w:rFonts w:ascii="標楷體" w:eastAsia="標楷體" w:hAnsi="標楷體"/>
+          <w:lang w:eastAsia="zh-TW"/>
+        </w:rPr>
+        <w:t>(三) 電費：</w:t>
+      </w:r>
+      <w:r>
+        <w:rPr>
+          <w:rFonts w:ascii="標楷體" w:eastAsia="標楷體" w:hAnsi="標楷體"/>
+          <w:lang w:eastAsia="zh-TW"/>
+        </w:rPr>
+        <w:t>{{ chk_elec_landlord }}由出租人負擔。{{ chk_elec_tenant_avg }}由承租人負擔，每期依電費單之「當期每度平均電價」計收。{{ chk_elec_tenant_fixed }}每期每度 {{ fee_elec_rate }} 元。</w:t>
+      </w:r>
+      <w:r>
+        <w:rPr>
+          <w:rFonts w:ascii="標楷體" w:eastAsia="標楷體" w:hAnsi="標楷體"/>
+          <w:lang w:eastAsia="zh-TW"/>
+        </w:rPr>
+        <w:t>但每度電費如有超過電費單之「當期每度平均電價」，應於結算時退還溢收電費。</w:t>
+      </w:r>
+      <w:r>
+        <w:rPr>
+          <w:rFonts w:ascii="標楷體" w:eastAsia="標楷體" w:hAnsi="標楷體"/>
+          <w:lang w:eastAsia="zh-TW"/>
+        </w:rPr>
+        <w:t>{{ chk_elec_other }}非以用電度數計費：約定計費方式 {{ txt_elec_other }}。</w:t>
+      </w:r>
+    </w:p>
+    <w:p>
+      <w:pPr>
+        <w:rPr>
+          <w:rFonts w:ascii="標楷體" w:eastAsia="標楷體" w:hAnsi="標楷體"/>
+          <w:lang w:eastAsia="zh-TW"/>
+        </w:rPr>
+      </w:pPr>
+      <w:r>
+        <w:rPr>
+          <w:rFonts w:ascii="標楷體" w:eastAsia="標楷體" w:hAnsi="標楷體"/>
+          <w:lang w:eastAsia="zh-TW"/>
+        </w:rPr>
+        <w:t>(四) 瓦斯費：</w:t>
+      </w:r>
+      <w:r>
+        <w:rPr>
+          <w:rFonts w:ascii="標楷體" w:eastAsia="標楷體" w:hAnsi="標楷體"/>
+          <w:lang w:eastAsia="zh-TW"/>
+        </w:rPr>
+        <w:t>{{ chk_gas_landlord }}由出租人負擔。{{ chk_gas_tenant }}由承租人負擔。</w:t>
+      </w:r>
+      <w:r>
+        <w:rPr>
+          <w:rFonts w:ascii="標楷體" w:eastAsia="標楷體" w:hAnsi="標楷體"/>
           <w:lang w:eastAsia="zh-TW"/>
         </w:rPr>
         <w:t xml:space="preserve"> </w:t>
       </w:r>
       <w:r>
         <w:rPr>
-          <w:rFonts w:ascii="標楷體" w:eastAsia="標楷體" w:hAnsi="標楷體" w:hint="eastAsia"/>
-          <w:lang w:eastAsia="zh-TW"/>
-        </w:rPr>
-        <w:t>2</w:t>
-      </w:r>
-      <w:r>
-        <w:rPr>
-          <w:rFonts w:ascii="標楷體" w:eastAsia="標楷體" w:hAnsi="標楷體" w:hint="eastAsia"/>
-          <w:lang w:eastAsia="zh-TW"/>
-        </w:rPr>
-        <w:t xml:space="preserve"> </w:t>
-      </w:r>
-      <w:r>
-        <w:rPr>
-          <w:rFonts w:ascii="標楷體" w:eastAsia="標楷體" w:hAnsi="標楷體"/>
-          <w:lang w:eastAsia="zh-TW"/>
-        </w:rPr>
-        <w:t xml:space="preserve"> </w:t>
-      </w:r>
-      <w:proofErr w:type="gramStart"/>
-      <w:r>
-        <w:rPr>
-          <w:rFonts w:ascii="標楷體" w:eastAsia="標楷體" w:hAnsi="標楷體"/>
-          <w:lang w:eastAsia="zh-TW"/>
-        </w:rPr>
-        <w:t>個</w:t>
-      </w:r>
-      <w:proofErr w:type="gramEnd"/>
-      <w:r>
-        <w:rPr>
-          <w:rFonts w:ascii="標楷體" w:eastAsia="標楷體" w:hAnsi="標楷體"/>
-          <w:lang w:eastAsia="zh-TW"/>
-        </w:rPr>
-        <w:t>月租金，金額為</w:t>
-      </w:r>
-      <w:r>
-        <w:rPr>
-          <w:rFonts w:ascii="標楷體" w:eastAsia="標楷體" w:hAnsi="標楷體" w:hint="eastAsia"/>
-          <w:lang w:eastAsia="zh-TW"/>
-        </w:rPr>
-        <w:t xml:space="preserve"> </w:t>
-      </w:r>
-      <w:r>
-        <w:rPr>
-          <w:rFonts w:ascii="標楷體" w:eastAsia="標楷體" w:hAnsi="標楷體"/>
-          <w:lang w:eastAsia="zh-TW"/>
-        </w:rPr>
-        <w:t xml:space="preserve">{{ </w:t>
-      </w:r>
-      <w:proofErr w:type="spellStart"/>
-      <w:r>
-        <w:rPr>
-          <w:rFonts w:ascii="標楷體" w:eastAsia="標楷體" w:hAnsi="標楷體"/>
-          <w:lang w:eastAsia="zh-TW"/>
-        </w:rPr>
-        <w:t>deposit_amount</w:t>
-      </w:r>
-      <w:proofErr w:type="spellEnd"/>
-      <w:r>
-        <w:rPr>
-          <w:rFonts w:ascii="標楷體" w:eastAsia="標楷體" w:hAnsi="標楷體"/>
-          <w:lang w:eastAsia="zh-TW"/>
-        </w:rPr>
-        <w:t xml:space="preserve"> }}</w:t>
-      </w:r>
-      <w:r>
-        <w:rPr>
-          <w:rFonts w:ascii="標楷體" w:eastAsia="標楷體" w:hAnsi="標楷體"/>
-          <w:lang w:eastAsia="zh-TW"/>
-        </w:rPr>
-        <w:t>元整(最高不得超過二個月租金之總額)。承租人應於簽訂本契約之同時給付出租人。</w:t>
-      </w:r>
-    </w:p>
-    <w:p>
-      <w:pPr>
-        <w:rPr>
-          <w:rFonts w:ascii="標楷體" w:eastAsia="標楷體" w:hAnsi="標楷體"/>
-          <w:lang w:eastAsia="zh-TW"/>
-        </w:rPr>
-      </w:pPr>
-      <w:r>
-        <w:rPr>
-          <w:rFonts w:ascii="標楷體" w:eastAsia="標楷體" w:hAnsi="標楷體"/>
-          <w:lang w:eastAsia="zh-TW"/>
-        </w:rPr>
-        <w:t>前項押金，除有第十一條第四項、第十三條第三項、第十四條第四項及第十八條第二項得抵充之情形外，出租人應於租期屆滿或租賃契約終止，承租人返還租賃住宅時，返還押金</w:t>
-      </w:r>
-      <w:proofErr w:type="gramStart"/>
-      <w:r>
-        <w:rPr>
-          <w:rFonts w:ascii="標楷體" w:eastAsia="標楷體" w:hAnsi="標楷體"/>
-          <w:lang w:eastAsia="zh-TW"/>
-        </w:rPr>
-        <w:t>或抵充本</w:t>
-      </w:r>
-      <w:proofErr w:type="gramEnd"/>
-      <w:r>
-        <w:rPr>
-          <w:rFonts w:ascii="標楷體" w:eastAsia="標楷體" w:hAnsi="標楷體"/>
-          <w:lang w:eastAsia="zh-TW"/>
-        </w:rPr>
-        <w:t>契約所生債務後之賸餘押金。</w:t>
-      </w:r>
-    </w:p>
-    <w:p>
-      <w:pPr>
-        <w:rPr>
-          <w:rFonts w:ascii="標楷體" w:eastAsia="標楷體" w:hAnsi="標楷體"/>
-          <w:lang w:eastAsia="zh-TW"/>
-        </w:rPr>
-      </w:pPr>
-      <w:r>
-        <w:rPr>
-          <w:rFonts w:ascii="標楷體" w:eastAsia="標楷體" w:hAnsi="標楷體"/>
-          <w:b/>
-          <w:sz w:val="24"/>
-          <w:lang w:eastAsia="zh-TW"/>
-        </w:rPr>
-        <w:t>第五條 租賃期間相關費用之約定</w:t>
-      </w:r>
-    </w:p>
-    <w:p>
-      <w:pPr>
-        <w:rPr>
-          <w:rFonts w:ascii="標楷體" w:eastAsia="標楷體" w:hAnsi="標楷體"/>
-          <w:lang w:eastAsia="zh-TW"/>
-        </w:rPr>
-      </w:pPr>
-      <w:r>
-        <w:rPr>
-          <w:rFonts w:ascii="標楷體" w:eastAsia="標楷體" w:hAnsi="標楷體"/>
-          <w:lang w:eastAsia="zh-TW"/>
-        </w:rPr>
-        <w:t>租賃</w:t>
-      </w:r>
-      <w:proofErr w:type="gramStart"/>
-      <w:r>
-        <w:rPr>
-          <w:rFonts w:ascii="標楷體" w:eastAsia="標楷體" w:hAnsi="標楷體"/>
-          <w:lang w:eastAsia="zh-TW"/>
-        </w:rPr>
-        <w:t>期間，</w:t>
-      </w:r>
-      <w:proofErr w:type="gramEnd"/>
-      <w:r>
-        <w:rPr>
-          <w:rFonts w:ascii="標楷體" w:eastAsia="標楷體" w:hAnsi="標楷體"/>
-          <w:lang w:eastAsia="zh-TW"/>
-        </w:rPr>
-        <w:t>使用租賃住宅所生之相關費用，依下列約定辦理：</w:t>
-      </w:r>
-    </w:p>
-    <w:p>
-      <w:pPr>
-        <w:rPr>
-          <w:rFonts w:ascii="標楷體" w:eastAsia="標楷體" w:hAnsi="標楷體"/>
-          <w:lang w:eastAsia="zh-TW"/>
-        </w:rPr>
-      </w:pPr>
-      <w:r>
-        <w:rPr>
-          <w:rFonts w:ascii="標楷體" w:eastAsia="標楷體" w:hAnsi="標楷體"/>
-          <w:lang w:eastAsia="zh-TW"/>
-        </w:rPr>
-        <w:t>(</w:t>
-      </w:r>
-      <w:proofErr w:type="gramStart"/>
-      <w:r>
-        <w:rPr>
-          <w:rFonts w:ascii="標楷體" w:eastAsia="標楷體" w:hAnsi="標楷體"/>
-          <w:lang w:eastAsia="zh-TW"/>
-        </w:rPr>
-        <w:t>一</w:t>
-      </w:r>
-      <w:proofErr w:type="gramEnd"/>
-      <w:r>
-        <w:rPr>
-          <w:rFonts w:ascii="標楷體" w:eastAsia="標楷體" w:hAnsi="標楷體"/>
-          <w:lang w:eastAsia="zh-TW"/>
-        </w:rPr>
-        <w:t>) 管理費：</w:t>
-      </w:r>
-      <w:r>
-        <w:rPr>
-          <w:rFonts w:ascii="標楷體" w:eastAsia="標楷體" w:hAnsi="標楷體"/>
-          <w:lang w:eastAsia="zh-TW"/>
-        </w:rPr>
-        <w:t xml:space="preserve">{{ </w:t>
-      </w:r>
-      <w:proofErr w:type="spellStart"/>
-      <w:r>
-        <w:rPr>
-          <w:rFonts w:ascii="標楷體" w:eastAsia="標楷體" w:hAnsi="標楷體"/>
-          <w:lang w:eastAsia="zh-TW"/>
-        </w:rPr>
-        <w:t>chk_mgmt_landlord</w:t>
-      </w:r>
-      <w:proofErr w:type="spellEnd"/>
-      <w:r>
-        <w:rPr>
-          <w:rFonts w:ascii="標楷體" w:eastAsia="標楷體" w:hAnsi="標楷體"/>
-          <w:lang w:eastAsia="zh-TW"/>
-        </w:rPr>
-        <w:t xml:space="preserve"> }}由出租人負擔。{{ </w:t>
-      </w:r>
-      <w:proofErr w:type="spellStart"/>
-      <w:r>
-        <w:rPr>
-          <w:rFonts w:ascii="標楷體" w:eastAsia="標楷體" w:hAnsi="標楷體"/>
-          <w:lang w:eastAsia="zh-TW"/>
-        </w:rPr>
-        <w:t>chk_mgmt_tenant</w:t>
-      </w:r>
-      <w:proofErr w:type="spellEnd"/>
-      <w:r>
-        <w:rPr>
-          <w:rFonts w:ascii="標楷體" w:eastAsia="標楷體" w:hAnsi="標楷體"/>
-          <w:lang w:eastAsia="zh-TW"/>
-        </w:rPr>
-        <w:t xml:space="preserve"> }}由承租人負擔。租賃住宅每月 {{ </w:t>
-      </w:r>
-      <w:proofErr w:type="spellStart"/>
-      <w:r>
-        <w:rPr>
-          <w:rFonts w:ascii="標楷體" w:eastAsia="標楷體" w:hAnsi="標楷體"/>
-          <w:lang w:eastAsia="zh-TW"/>
-        </w:rPr>
-        <w:t>fee_mgmt_house</w:t>
-      </w:r>
-      <w:proofErr w:type="spellEnd"/>
-      <w:r>
-        <w:rPr>
-          <w:rFonts w:ascii="標楷體" w:eastAsia="標楷體" w:hAnsi="標楷體"/>
-          <w:lang w:eastAsia="zh-TW"/>
-        </w:rPr>
-        <w:t xml:space="preserve"> }} 元整。停車位每月 {{ </w:t>
-      </w:r>
-      <w:proofErr w:type="spellStart"/>
-      <w:r>
-        <w:rPr>
-          <w:rFonts w:ascii="標楷體" w:eastAsia="標楷體" w:hAnsi="標楷體"/>
-          <w:lang w:eastAsia="zh-TW"/>
-        </w:rPr>
-        <w:t>fee_mgmt_car</w:t>
-      </w:r>
-      <w:proofErr w:type="spellEnd"/>
-      <w:r>
-        <w:rPr>
-          <w:rFonts w:ascii="標楷體" w:eastAsia="標楷體" w:hAnsi="標楷體"/>
-          <w:lang w:eastAsia="zh-TW"/>
-        </w:rPr>
-        <w:t xml:space="preserve"> }} 元整</w:t>
-      </w:r>
-      <w:r>
-        <w:rPr>
-          <w:rFonts w:ascii="標楷體" w:eastAsia="標楷體" w:hAnsi="標楷體"/>
-          <w:lang w:eastAsia="zh-TW"/>
-        </w:rPr>
-        <w:t>。租賃期間因不可歸責於租賃雙方之事由，致本費用增加者，承租人就增加部分之金額，以負擔百分之十為限；如本費用減少者，承租人負擔減少後之金額。</w:t>
-      </w:r>
-      <w:r>
-        <w:rPr>
-          <w:rFonts w:ascii="標楷體" w:eastAsia="標楷體" w:hAnsi="標楷體"/>
-          <w:lang w:eastAsia="zh-TW"/>
-        </w:rPr>
-        <w:t xml:space="preserve">{{ </w:t>
-      </w:r>
-      <w:proofErr w:type="spellStart"/>
-      <w:r>
-        <w:rPr>
-          <w:rFonts w:ascii="標楷體" w:eastAsia="標楷體" w:hAnsi="標楷體"/>
-          <w:lang w:eastAsia="zh-TW"/>
-        </w:rPr>
-        <w:t>chk_mgmt_other</w:t>
-      </w:r>
-      <w:proofErr w:type="spellEnd"/>
-      <w:r>
-        <w:rPr>
-          <w:rFonts w:ascii="標楷體" w:eastAsia="標楷體" w:hAnsi="標楷體"/>
-          <w:lang w:eastAsia="zh-TW"/>
-        </w:rPr>
-        <w:t xml:space="preserve"> }}其他：{{ </w:t>
-      </w:r>
-      <w:proofErr w:type="spellStart"/>
-      <w:r>
-        <w:rPr>
-          <w:rFonts w:ascii="標楷體" w:eastAsia="標楷體" w:hAnsi="標楷體"/>
-          <w:lang w:eastAsia="zh-TW"/>
-        </w:rPr>
-        <w:t>txt_mgmt_other</w:t>
-      </w:r>
-      <w:proofErr w:type="spellEnd"/>
-      <w:r>
-        <w:rPr>
-          <w:rFonts w:ascii="標楷體" w:eastAsia="標楷體" w:hAnsi="標楷體"/>
-          <w:lang w:eastAsia="zh-TW"/>
-        </w:rPr>
-        <w:t xml:space="preserve"> }}。</w:t>
-      </w:r>
-    </w:p>
-    <w:p>
-      <w:pPr>
-        <w:rPr>
-          <w:rFonts w:ascii="標楷體" w:eastAsia="標楷體" w:hAnsi="標楷體"/>
-          <w:lang w:eastAsia="zh-TW"/>
-        </w:rPr>
-      </w:pPr>
-      <w:r>
-        <w:rPr>
-          <w:rFonts w:ascii="標楷體" w:eastAsia="標楷體" w:hAnsi="標楷體"/>
-          <w:lang w:eastAsia="zh-TW"/>
-        </w:rPr>
-        <w:t>(二) 水費：</w:t>
-      </w:r>
-      <w:r>
-        <w:rPr>
-          <w:rFonts w:ascii="標楷體" w:eastAsia="標楷體" w:hAnsi="標楷體"/>
-          <w:lang w:eastAsia="zh-TW"/>
-        </w:rPr>
-        <w:t xml:space="preserve">{{ </w:t>
-      </w:r>
-      <w:proofErr w:type="spellStart"/>
-      <w:r>
-        <w:rPr>
-          <w:rFonts w:ascii="標楷體" w:eastAsia="標楷體" w:hAnsi="標楷體"/>
-          <w:lang w:eastAsia="zh-TW"/>
-        </w:rPr>
-        <w:t>chk_water_landlord</w:t>
-      </w:r>
-      <w:proofErr w:type="spellEnd"/>
-      <w:r>
-        <w:rPr>
-          <w:rFonts w:ascii="標楷體" w:eastAsia="標楷體" w:hAnsi="標楷體"/>
-          <w:lang w:eastAsia="zh-TW"/>
-        </w:rPr>
-        <w:t xml:space="preserve"> }}由出租人負擔。{{ </w:t>
-      </w:r>
-      <w:proofErr w:type="spellStart"/>
-      <w:r>
-        <w:rPr>
-          <w:rFonts w:ascii="標楷體" w:eastAsia="標楷體" w:hAnsi="標楷體"/>
-          <w:lang w:eastAsia="zh-TW"/>
-        </w:rPr>
-        <w:t>chk_water_tenant</w:t>
-      </w:r>
-      <w:proofErr w:type="spellEnd"/>
-      <w:r>
-        <w:rPr>
-          <w:rFonts w:ascii="標楷體" w:eastAsia="標楷體" w:hAnsi="標楷體"/>
-          <w:lang w:eastAsia="zh-TW"/>
-        </w:rPr>
-        <w:t xml:space="preserve"> }}由承租人負擔。{{ </w:t>
-      </w:r>
-      <w:proofErr w:type="spellStart"/>
-      <w:r>
-        <w:rPr>
-          <w:rFonts w:ascii="標楷體" w:eastAsia="標楷體" w:hAnsi="標楷體"/>
-          <w:lang w:eastAsia="zh-TW"/>
-        </w:rPr>
-        <w:t>chk_water_other</w:t>
-      </w:r>
-      <w:proofErr w:type="spellEnd"/>
-      <w:r>
-        <w:rPr>
-          <w:rFonts w:ascii="標楷體" w:eastAsia="標楷體" w:hAnsi="標楷體"/>
-          <w:lang w:eastAsia="zh-TW"/>
-        </w:rPr>
-        <w:t xml:space="preserve"> }}其他：{{ </w:t>
-      </w:r>
-      <w:proofErr w:type="spellStart"/>
-      <w:r>
-        <w:rPr>
-          <w:rFonts w:ascii="標楷體" w:eastAsia="標楷體" w:hAnsi="標楷體"/>
-          <w:lang w:eastAsia="zh-TW"/>
-        </w:rPr>
-        <w:t>txt_water_other</w:t>
-      </w:r>
-      <w:proofErr w:type="spellEnd"/>
-      <w:r>
-        <w:rPr>
-          <w:rFonts w:ascii="標楷體" w:eastAsia="標楷體" w:hAnsi="標楷體"/>
-          <w:lang w:eastAsia="zh-TW"/>
-        </w:rPr>
-        <w:t xml:space="preserve"> }}。</w:t>
-      </w:r>
-    </w:p>
-    <w:p>
-      <w:pPr>
-        <w:rPr>
-          <w:rFonts w:ascii="標楷體" w:eastAsia="標楷體" w:hAnsi="標楷體"/>
-          <w:lang w:eastAsia="zh-TW"/>
-        </w:rPr>
-      </w:pPr>
-      <w:r>
-        <w:rPr>
-          <w:rFonts w:ascii="標楷體" w:eastAsia="標楷體" w:hAnsi="標楷體"/>
-          <w:lang w:eastAsia="zh-TW"/>
-        </w:rPr>
-        <w:t>(三) 電費：</w:t>
-      </w:r>
-      <w:r>
-        <w:rPr>
-          <w:rFonts w:ascii="標楷體" w:eastAsia="標楷體" w:hAnsi="標楷體"/>
-          <w:lang w:eastAsia="zh-TW"/>
-        </w:rPr>
-        <w:t xml:space="preserve">{{ </w:t>
-      </w:r>
-      <w:proofErr w:type="spellStart"/>
-      <w:r>
-        <w:rPr>
-          <w:rFonts w:ascii="標楷體" w:eastAsia="標楷體" w:hAnsi="標楷體"/>
-          <w:lang w:eastAsia="zh-TW"/>
-        </w:rPr>
-        <w:t>chk_elec_landlord</w:t>
-      </w:r>
-      <w:proofErr w:type="spellEnd"/>
-      <w:r>
-        <w:rPr>
-          <w:rFonts w:ascii="標楷體" w:eastAsia="標楷體" w:hAnsi="標楷體"/>
-          <w:lang w:eastAsia="zh-TW"/>
-        </w:rPr>
-        <w:t xml:space="preserve"> }}由出租人負擔。{{ </w:t>
-      </w:r>
-      <w:proofErr w:type="spellStart"/>
-      <w:r>
-        <w:rPr>
-          <w:rFonts w:ascii="標楷體" w:eastAsia="標楷體" w:hAnsi="標楷體"/>
-          <w:lang w:eastAsia="zh-TW"/>
-        </w:rPr>
-        <w:t>chk_elec_tenant_avg</w:t>
-      </w:r>
-      <w:proofErr w:type="spellEnd"/>
-      <w:r>
-        <w:rPr>
-          <w:rFonts w:ascii="標楷體" w:eastAsia="標楷體" w:hAnsi="標楷體"/>
-          <w:lang w:eastAsia="zh-TW"/>
-        </w:rPr>
-        <w:t xml:space="preserve"> }}由承租人負擔，</w:t>
-      </w:r>
-      <w:proofErr w:type="gramStart"/>
-      <w:r>
-        <w:rPr>
-          <w:rFonts w:ascii="標楷體" w:eastAsia="標楷體" w:hAnsi="標楷體"/>
-          <w:lang w:eastAsia="zh-TW"/>
-        </w:rPr>
-        <w:t>每期依電費</w:t>
-      </w:r>
-      <w:proofErr w:type="gramEnd"/>
-      <w:r>
-        <w:rPr>
-          <w:rFonts w:ascii="標楷體" w:eastAsia="標楷體" w:hAnsi="標楷體"/>
-          <w:lang w:eastAsia="zh-TW"/>
-        </w:rPr>
-        <w:t xml:space="preserve">單之「當期每度平均電價」計收。{{ </w:t>
-      </w:r>
-      <w:proofErr w:type="spellStart"/>
-      <w:r>
-        <w:rPr>
-          <w:rFonts w:ascii="標楷體" w:eastAsia="標楷體" w:hAnsi="標楷體"/>
-          <w:lang w:eastAsia="zh-TW"/>
-        </w:rPr>
-        <w:t>chk_elec_tenant_fixed</w:t>
-      </w:r>
-      <w:proofErr w:type="spellEnd"/>
-      <w:r>
-        <w:rPr>
-          <w:rFonts w:ascii="標楷體" w:eastAsia="標楷體" w:hAnsi="標楷體"/>
-          <w:lang w:eastAsia="zh-TW"/>
-        </w:rPr>
-        <w:t xml:space="preserve"> }}每期每度 {{ </w:t>
-      </w:r>
-      <w:proofErr w:type="spellStart"/>
-      <w:r>
-        <w:rPr>
-          <w:rFonts w:ascii="標楷體" w:eastAsia="標楷體" w:hAnsi="標楷體"/>
-          <w:lang w:eastAsia="zh-TW"/>
-        </w:rPr>
-        <w:t>fee_elec_rate</w:t>
-      </w:r>
-      <w:proofErr w:type="spellEnd"/>
-      <w:r>
-        <w:rPr>
-          <w:rFonts w:ascii="標楷體" w:eastAsia="標楷體" w:hAnsi="標楷體"/>
-          <w:lang w:eastAsia="zh-TW"/>
-        </w:rPr>
-        <w:t xml:space="preserve"> }} 元。</w:t>
-      </w:r>
-      <w:r>
-        <w:rPr>
-          <w:rFonts w:ascii="標楷體" w:eastAsia="標楷體" w:hAnsi="標楷體"/>
-          <w:lang w:eastAsia="zh-TW"/>
-        </w:rPr>
-        <w:t>但每度電費如有超過電費單之「當期每度平均電價」，應於結算時退還溢收電費。</w:t>
-      </w:r>
-      <w:r>
-        <w:rPr>
-          <w:rFonts w:ascii="標楷體" w:eastAsia="標楷體" w:hAnsi="標楷體"/>
-          <w:lang w:eastAsia="zh-TW"/>
-        </w:rPr>
-        <w:t xml:space="preserve">{{ </w:t>
-      </w:r>
-      <w:proofErr w:type="spellStart"/>
-      <w:r>
-        <w:rPr>
-          <w:rFonts w:ascii="標楷體" w:eastAsia="標楷體" w:hAnsi="標楷體"/>
-          <w:lang w:eastAsia="zh-TW"/>
-        </w:rPr>
-        <w:t>chk_elec_other</w:t>
-      </w:r>
-      <w:proofErr w:type="spellEnd"/>
-      <w:r>
-        <w:rPr>
-          <w:rFonts w:ascii="標楷體" w:eastAsia="標楷體" w:hAnsi="標楷體"/>
-          <w:lang w:eastAsia="zh-TW"/>
-        </w:rPr>
-        <w:t xml:space="preserve"> }}非以用電度數計費：約定計費方式 {{ </w:t>
-      </w:r>
-      <w:proofErr w:type="spellStart"/>
-      <w:r>
-        <w:rPr>
-          <w:rFonts w:ascii="標楷體" w:eastAsia="標楷體" w:hAnsi="標楷體"/>
-          <w:lang w:eastAsia="zh-TW"/>
-        </w:rPr>
-        <w:t>txt_elec_other</w:t>
-      </w:r>
-      <w:proofErr w:type="spellEnd"/>
-      <w:r>
-        <w:rPr>
-          <w:rFonts w:ascii="標楷體" w:eastAsia="標楷體" w:hAnsi="標楷體"/>
-          <w:lang w:eastAsia="zh-TW"/>
-        </w:rPr>
-        <w:t xml:space="preserve"> }}。</w:t>
-      </w:r>
-    </w:p>
-    <w:p>
-      <w:pPr>
-        <w:rPr>
-          <w:rFonts w:ascii="標楷體" w:eastAsia="標楷體" w:hAnsi="標楷體"/>
-          <w:lang w:eastAsia="zh-TW"/>
-        </w:rPr>
-      </w:pPr>
-      <w:r>
-        <w:rPr>
-          <w:rFonts w:ascii="標楷體" w:eastAsia="標楷體" w:hAnsi="標楷體"/>
-          <w:lang w:eastAsia="zh-TW"/>
-        </w:rPr>
-        <w:t>(四) 瓦斯費：</w:t>
-      </w:r>
-      <w:r>
-        <w:rPr>
-          <w:rFonts w:ascii="標楷體" w:eastAsia="標楷體" w:hAnsi="標楷體"/>
-          <w:lang w:eastAsia="zh-TW"/>
-        </w:rPr>
-        <w:t xml:space="preserve">{{ </w:t>
-      </w:r>
-      <w:proofErr w:type="spellStart"/>
-      <w:r>
-        <w:rPr>
-          <w:rFonts w:ascii="標楷體" w:eastAsia="標楷體" w:hAnsi="標楷體"/>
-          <w:lang w:eastAsia="zh-TW"/>
-        </w:rPr>
-        <w:t>chk_gas_landlord</w:t>
-      </w:r>
-      <w:proofErr w:type="spellEnd"/>
-      <w:r>
-        <w:rPr>
-          <w:rFonts w:ascii="標楷體" w:eastAsia="標楷體" w:hAnsi="標楷體"/>
-          <w:lang w:eastAsia="zh-TW"/>
-        </w:rPr>
-        <w:t xml:space="preserve"> }}由出租人負擔。{{ </w:t>
-      </w:r>
-      <w:proofErr w:type="spellStart"/>
-      <w:r>
-        <w:rPr>
-          <w:rFonts w:ascii="標楷體" w:eastAsia="標楷體" w:hAnsi="標楷體"/>
-          <w:lang w:eastAsia="zh-TW"/>
-        </w:rPr>
-        <w:t>chk_gas_tenant</w:t>
-      </w:r>
-      <w:proofErr w:type="spellEnd"/>
-      <w:r>
-        <w:rPr>
-          <w:rFonts w:ascii="標楷體" w:eastAsia="標楷體" w:hAnsi="標楷體"/>
-          <w:lang w:eastAsia="zh-TW"/>
-        </w:rPr>
-        <w:t xml:space="preserve"> }}由承租人負擔。</w:t>
-      </w:r>
-      <w:r>
-        <w:rPr>
-          <w:rFonts w:ascii="標楷體" w:eastAsia="標楷體" w:hAnsi="標楷體"/>
-          <w:lang w:eastAsia="zh-TW"/>
-        </w:rPr>
-        <w:t xml:space="preserve"> </w:t>
-      </w:r>
-      <w:r>
-        <w:rPr>
-          <w:rFonts w:ascii="標楷體" w:eastAsia="標楷體" w:hAnsi="標楷體"/>
-          <w:lang w:eastAsia="zh-TW"/>
-        </w:rPr>
-        <w:t xml:space="preserve">{{ </w:t>
-      </w:r>
-      <w:proofErr w:type="spellStart"/>
-      <w:r>
-        <w:rPr>
-          <w:rFonts w:ascii="標楷體" w:eastAsia="標楷體" w:hAnsi="標楷體"/>
-          <w:lang w:eastAsia="zh-TW"/>
-        </w:rPr>
-        <w:t>chk_gas_other</w:t>
-      </w:r>
-      <w:proofErr w:type="spellEnd"/>
-      <w:r>
-        <w:rPr>
-          <w:rFonts w:ascii="標楷體" w:eastAsia="標楷體" w:hAnsi="標楷體"/>
-          <w:lang w:eastAsia="zh-TW"/>
-        </w:rPr>
-        <w:t xml:space="preserve"> }}其他：{{ </w:t>
-      </w:r>
-      <w:proofErr w:type="spellStart"/>
-      <w:r>
-        <w:rPr>
-          <w:rFonts w:ascii="標楷體" w:eastAsia="標楷體" w:hAnsi="標楷體"/>
-          <w:lang w:eastAsia="zh-TW"/>
-        </w:rPr>
-        <w:t>txt_gas_other</w:t>
-      </w:r>
-      <w:proofErr w:type="spellEnd"/>
-      <w:r>
-        <w:rPr>
-          <w:rFonts w:ascii="標楷體" w:eastAsia="標楷體" w:hAnsi="標楷體"/>
-          <w:lang w:eastAsia="zh-TW"/>
-        </w:rPr>
-        <w:t xml:space="preserve"> }}。</w:t>
+          <w:rFonts w:ascii="標楷體" w:eastAsia="標楷體" w:hAnsi="標楷體"/>
+          <w:lang w:eastAsia="zh-TW"/>
+        </w:rPr>
+        <w:t>{{ chk_gas_other }}其他：{{ txt_gas_other }}。</w:t>
       </w:r>
     </w:p>
     <w:p>
@@ -2532,71 +1381,7 @@
           <w:rFonts w:ascii="標楷體" w:eastAsia="標楷體" w:hAnsi="標楷體"/>
           <w:lang w:eastAsia="zh-TW"/>
         </w:rPr>
-        <w:t xml:space="preserve">{{ </w:t>
-      </w:r>
-      <w:proofErr w:type="spellStart"/>
-      <w:r>
-        <w:rPr>
-          <w:rFonts w:ascii="標楷體" w:eastAsia="標楷體" w:hAnsi="標楷體"/>
-          <w:lang w:eastAsia="zh-TW"/>
-        </w:rPr>
-        <w:t>chk_net_landlord</w:t>
-      </w:r>
-      <w:proofErr w:type="spellEnd"/>
-      <w:r>
-        <w:rPr>
-          <w:rFonts w:ascii="標楷體" w:eastAsia="標楷體" w:hAnsi="標楷體"/>
-          <w:lang w:eastAsia="zh-TW"/>
-        </w:rPr>
-        <w:t xml:space="preserve"> }}由出租人負擔。{{ </w:t>
-      </w:r>
-      <w:proofErr w:type="spellStart"/>
-      <w:r>
-        <w:rPr>
-          <w:rFonts w:ascii="標楷體" w:eastAsia="標楷體" w:hAnsi="標楷體"/>
-          <w:lang w:eastAsia="zh-TW"/>
-        </w:rPr>
-        <w:t>chk_net_tenant</w:t>
-      </w:r>
-      <w:proofErr w:type="spellEnd"/>
-      <w:r>
-        <w:rPr>
-          <w:rFonts w:ascii="標楷體" w:eastAsia="標楷體" w:hAnsi="標楷體"/>
-          <w:lang w:eastAsia="zh-TW"/>
-        </w:rPr>
-        <w:t xml:space="preserve"> }}由承租人負擔。{{ </w:t>
-      </w:r>
-      <w:proofErr w:type="spellStart"/>
-      <w:r>
-        <w:rPr>
-          <w:rFonts w:ascii="標楷體" w:eastAsia="標楷體" w:hAnsi="標楷體"/>
-          <w:lang w:eastAsia="zh-TW"/>
-        </w:rPr>
-        <w:t>chk_net_other</w:t>
-      </w:r>
-      <w:proofErr w:type="spellEnd"/>
-      <w:r>
-        <w:rPr>
-          <w:rFonts w:ascii="標楷體" w:eastAsia="標楷體" w:hAnsi="標楷體"/>
-          <w:lang w:eastAsia="zh-TW"/>
-        </w:rPr>
-        <w:t xml:space="preserve"> }}其他：{{ </w:t>
-      </w:r>
-      <w:proofErr w:type="spellStart"/>
-      <w:r>
-        <w:rPr>
-          <w:rFonts w:ascii="標楷體" w:eastAsia="標楷體" w:hAnsi="標楷體"/>
-          <w:lang w:eastAsia="zh-TW"/>
-        </w:rPr>
-        <w:t>txt_net_other</w:t>
-      </w:r>
-      <w:proofErr w:type="spellEnd"/>
-      <w:r>
-        <w:rPr>
-          <w:rFonts w:ascii="標楷體" w:eastAsia="標楷體" w:hAnsi="標楷體"/>
-          <w:lang w:eastAsia="zh-TW"/>
-        </w:rPr>
-        <w:t xml:space="preserve"> }}。</w:t>
+        <w:t>{{ chk_net_landlord }}由出租人負擔。{{ chk_net_tenant }}由承租人負擔。{{ chk_net_other }}其他：{{ txt_net_other }}。</w:t>
       </w:r>
     </w:p>
     <w:p>
@@ -2627,39 +1412,7 @@
           <w:rFonts w:ascii="標楷體" w:eastAsia="標楷體" w:hAnsi="標楷體"/>
           <w:lang w:eastAsia="zh-TW"/>
         </w:rPr>
-        <w:t xml:space="preserve">{{ </w:t>
-      </w:r>
-      <w:proofErr w:type="spellStart"/>
-      <w:r>
-        <w:rPr>
-          <w:rFonts w:ascii="標楷體" w:eastAsia="標楷體" w:hAnsi="標楷體"/>
-          <w:lang w:eastAsia="zh-TW"/>
-        </w:rPr>
-        <w:t>chk_net_other</w:t>
-      </w:r>
-      <w:proofErr w:type="spellEnd"/>
-      <w:r>
-        <w:rPr>
-          <w:rFonts w:ascii="標楷體" w:eastAsia="標楷體" w:hAnsi="標楷體"/>
-          <w:lang w:eastAsia="zh-TW"/>
-        </w:rPr>
-        <w:t xml:space="preserve"> }}其他：{{ </w:t>
-      </w:r>
-      <w:proofErr w:type="spellStart"/>
-      <w:r>
-        <w:rPr>
-          <w:rFonts w:ascii="標楷體" w:eastAsia="標楷體" w:hAnsi="標楷體"/>
-          <w:lang w:eastAsia="zh-TW"/>
-        </w:rPr>
-        <w:t>txt_net_other</w:t>
-      </w:r>
-      <w:proofErr w:type="spellEnd"/>
-      <w:r>
-        <w:rPr>
-          <w:rFonts w:ascii="標楷體" w:eastAsia="標楷體" w:hAnsi="標楷體"/>
-          <w:lang w:eastAsia="zh-TW"/>
-        </w:rPr>
-        <w:t xml:space="preserve"> }}。</w:t>
+        <w:t>{{ chk_net_other }}其他：{{ txt_net_other }}。</w:t>
       </w:r>
     </w:p>
     <w:p>
@@ -2706,23 +1459,7 @@
           <w:rFonts w:ascii="標楷體" w:eastAsia="標楷體" w:hAnsi="標楷體"/>
           <w:lang w:eastAsia="zh-TW"/>
         </w:rPr>
-        <w:t>(</w:t>
-      </w:r>
-      <w:proofErr w:type="gramStart"/>
-      <w:r>
-        <w:rPr>
-          <w:rFonts w:ascii="標楷體" w:eastAsia="標楷體" w:hAnsi="標楷體"/>
-          <w:lang w:eastAsia="zh-TW"/>
-        </w:rPr>
-        <w:t>一</w:t>
-      </w:r>
-      <w:proofErr w:type="gramEnd"/>
-      <w:r>
-        <w:rPr>
-          <w:rFonts w:ascii="標楷體" w:eastAsia="標楷體" w:hAnsi="標楷體"/>
-          <w:lang w:eastAsia="zh-TW"/>
-        </w:rPr>
-        <w:t>) 租賃住宅之房屋稅、地價稅由出租人負擔。</w:t>
+        <w:t>(一) 租賃住宅之房屋稅、地價稅由出租人負擔。</w:t>
       </w:r>
     </w:p>
     <w:p>
@@ -2814,39 +1551,23 @@
           <w:rFonts w:ascii="標楷體" w:eastAsia="標楷體" w:hAnsi="標楷體"/>
           <w:lang w:eastAsia="zh-TW"/>
         </w:rPr>
+        <w:t>承租人應經出租人同意始得將本租賃住宅之全部或一部分轉租、出借或以其他方式供他人使用，或將租賃權轉讓於他人。</w:t>
+      </w:r>
+    </w:p>
+    <w:p>
+      <w:pPr>
+        <w:rPr>
+          <w:rFonts w:ascii="標楷體" w:eastAsia="標楷體" w:hAnsi="標楷體"/>
+          <w:lang w:eastAsia="zh-TW"/>
+        </w:rPr>
+      </w:pPr>
+      <w:r>
+        <w:rPr>
+          <w:rFonts w:ascii="標楷體" w:eastAsia="標楷體" w:hAnsi="標楷體"/>
+          <w:lang w:eastAsia="zh-TW"/>
+        </w:rPr>
         <w:lastRenderedPageBreak/>
-        <w:t>承租人應經出租人同意始得將本租賃住宅之全部或一部分轉租、出借或以其他方式供他人使用，或將租賃權轉讓於他人。</w:t>
-      </w:r>
-    </w:p>
-    <w:p>
-      <w:pPr>
-        <w:rPr>
-          <w:rFonts w:ascii="標楷體" w:eastAsia="標楷體" w:hAnsi="標楷體"/>
-          <w:lang w:eastAsia="zh-TW"/>
-        </w:rPr>
-      </w:pPr>
-      <w:r>
-        <w:rPr>
-          <w:rFonts w:ascii="標楷體" w:eastAsia="標楷體" w:hAnsi="標楷體"/>
-          <w:lang w:eastAsia="zh-TW"/>
-        </w:rPr>
-        <w:t>前項出租人同意轉租者，應出具同意書(如附件二)載明同意轉租之範圍、期間及得終止本契約之事由，供承租人轉租</w:t>
-      </w:r>
-      <w:proofErr w:type="gramStart"/>
-      <w:r>
-        <w:rPr>
-          <w:rFonts w:ascii="標楷體" w:eastAsia="標楷體" w:hAnsi="標楷體"/>
-          <w:lang w:eastAsia="zh-TW"/>
-        </w:rPr>
-        <w:t>時向次承租人</w:t>
-      </w:r>
-      <w:proofErr w:type="gramEnd"/>
-      <w:r>
-        <w:rPr>
-          <w:rFonts w:ascii="標楷體" w:eastAsia="標楷體" w:hAnsi="標楷體"/>
-          <w:lang w:eastAsia="zh-TW"/>
-        </w:rPr>
-        <w:t>提示。</w:t>
+        <w:t>前項出租人同意轉租者，應出具同意書(如附件二)載明同意轉租之範圍、期間及得終止本契約之事由，供承租人轉租時向次承租人提示。</w:t>
       </w:r>
     </w:p>
     <w:p>
@@ -2923,23 +1644,7 @@
           <w:rFonts w:ascii="標楷體" w:eastAsia="標楷體" w:hAnsi="標楷體"/>
           <w:lang w:eastAsia="zh-TW"/>
         </w:rPr>
-        <w:t>前項出租人於修繕</w:t>
-      </w:r>
-      <w:proofErr w:type="gramStart"/>
-      <w:r>
-        <w:rPr>
-          <w:rFonts w:ascii="標楷體" w:eastAsia="標楷體" w:hAnsi="標楷體"/>
-          <w:lang w:eastAsia="zh-TW"/>
-        </w:rPr>
-        <w:t>期間，</w:t>
-      </w:r>
-      <w:proofErr w:type="gramEnd"/>
-      <w:r>
-        <w:rPr>
-          <w:rFonts w:ascii="標楷體" w:eastAsia="標楷體" w:hAnsi="標楷體"/>
-          <w:lang w:eastAsia="zh-TW"/>
-        </w:rPr>
-        <w:t>致租賃住宅全部或一部不能居住使用者，承租人得請求出租人扣除該期間全部或一部之租金。</w:t>
+        <w:t>前項出租人於修繕期間，致租賃住宅全部或一部不能居住使用者，承租人得請求出租人扣除該期間全部或一部之租金。</w:t>
       </w:r>
     </w:p>
     <w:p>
@@ -3077,54 +1782,22 @@
           <w:rFonts w:ascii="標楷體" w:eastAsia="標楷體" w:hAnsi="標楷體"/>
           <w:lang w:eastAsia="zh-TW"/>
         </w:rPr>
-        <w:t>出租人與承租人簽訂本契約前，租賃住宅有由承租人負責修繕之項目及範圍者，出租人應先向承租人說明並經承租人確認(如附件三)，</w:t>
-      </w:r>
-      <w:proofErr w:type="gramStart"/>
-      <w:r>
-        <w:rPr>
-          <w:rFonts w:ascii="標楷體" w:eastAsia="標楷體" w:hAnsi="標楷體"/>
-          <w:lang w:eastAsia="zh-TW"/>
-        </w:rPr>
-        <w:t>未經約明確認</w:t>
-      </w:r>
-      <w:proofErr w:type="gramEnd"/>
-      <w:r>
-        <w:rPr>
-          <w:rFonts w:ascii="標楷體" w:eastAsia="標楷體" w:hAnsi="標楷體"/>
-          <w:lang w:eastAsia="zh-TW"/>
-        </w:rPr>
-        <w:t>者，出租人應負責修繕，並提供有修繕必要時之聯絡方式。</w:t>
-      </w:r>
-    </w:p>
-    <w:p>
-      <w:pPr>
-        <w:rPr>
-          <w:rFonts w:ascii="標楷體" w:eastAsia="標楷體" w:hAnsi="標楷體"/>
-          <w:lang w:eastAsia="zh-TW"/>
-        </w:rPr>
-      </w:pPr>
-      <w:r>
-        <w:rPr>
-          <w:rFonts w:ascii="標楷體" w:eastAsia="標楷體" w:hAnsi="標楷體"/>
-          <w:lang w:eastAsia="zh-TW"/>
-        </w:rPr>
-        <w:t>依第五條規定約定電費由承租人負擔者，出租人應提供承租人租賃標的之電費資訊，承租人亦得</w:t>
-      </w:r>
-      <w:proofErr w:type="gramStart"/>
-      <w:r>
-        <w:rPr>
-          <w:rFonts w:ascii="標楷體" w:eastAsia="標楷體" w:hAnsi="標楷體"/>
-          <w:lang w:eastAsia="zh-TW"/>
-        </w:rPr>
-        <w:t>逕</w:t>
-      </w:r>
-      <w:proofErr w:type="gramEnd"/>
-      <w:r>
-        <w:rPr>
-          <w:rFonts w:ascii="標楷體" w:eastAsia="標楷體" w:hAnsi="標楷體"/>
-          <w:lang w:eastAsia="zh-TW"/>
-        </w:rPr>
-        <w:t>向台灣電力股份有限公司申辦查詢租賃期間之有關電費資訊。</w:t>
+        <w:t>出租人與承租人簽訂本契約前，租賃住宅有由承租人負責修繕之項目及範圍者，出租人應先向承租人說明並經承租人確認(如附件三)，未經約明確認者，出租人應負責修繕，並提供有修繕必要時之聯絡方式。</w:t>
+      </w:r>
+    </w:p>
+    <w:p>
+      <w:pPr>
+        <w:rPr>
+          <w:rFonts w:ascii="標楷體" w:eastAsia="標楷體" w:hAnsi="標楷體"/>
+          <w:lang w:eastAsia="zh-TW"/>
+        </w:rPr>
+      </w:pPr>
+      <w:r>
+        <w:rPr>
+          <w:rFonts w:ascii="標楷體" w:eastAsia="標楷體" w:hAnsi="標楷體"/>
+          <w:lang w:eastAsia="zh-TW"/>
+        </w:rPr>
+        <w:t>依第五條規定約定電費由承租人負擔者，出租人應提供承租人租賃標的之電費資訊，承租人亦得逕向台灣電力股份有限公司申辦查詢租賃期間之有關電費資訊。</w:t>
       </w:r>
     </w:p>
     <w:p>
@@ -3186,102 +1859,37 @@
           <w:rFonts w:ascii="標楷體" w:eastAsia="標楷體" w:hAnsi="標楷體"/>
           <w:lang w:eastAsia="zh-TW"/>
         </w:rPr>
-        <w:t>承租人違反前項義務，致租賃住宅毀損或</w:t>
-      </w:r>
-      <w:proofErr w:type="gramStart"/>
-      <w:r>
-        <w:rPr>
-          <w:rFonts w:ascii="標楷體" w:eastAsia="標楷體" w:hAnsi="標楷體"/>
-          <w:lang w:eastAsia="zh-TW"/>
-        </w:rPr>
-        <w:t>滅失者</w:t>
-      </w:r>
-      <w:proofErr w:type="gramEnd"/>
-      <w:r>
-        <w:rPr>
-          <w:rFonts w:ascii="標楷體" w:eastAsia="標楷體" w:hAnsi="標楷體"/>
-          <w:lang w:eastAsia="zh-TW"/>
-        </w:rPr>
-        <w:t>，應負損害賠償責任。但依約定之方法或依租賃住宅之性質使用、收益，致有變更或毀損者，不在此限。</w:t>
-      </w:r>
-    </w:p>
-    <w:p>
-      <w:pPr>
-        <w:rPr>
-          <w:rFonts w:ascii="標楷體" w:eastAsia="標楷體" w:hAnsi="標楷體"/>
-          <w:lang w:eastAsia="zh-TW"/>
-        </w:rPr>
-      </w:pPr>
-      <w:r>
-        <w:rPr>
-          <w:rFonts w:ascii="標楷體" w:eastAsia="標楷體" w:hAnsi="標楷體"/>
-          <w:lang w:eastAsia="zh-TW"/>
-        </w:rPr>
-        <w:t>前項承租人應賠償之金額，得由第四條第一項規定之押金中抵</w:t>
-      </w:r>
-      <w:proofErr w:type="gramStart"/>
-      <w:r>
-        <w:rPr>
-          <w:rFonts w:ascii="標楷體" w:eastAsia="標楷體" w:hAnsi="標楷體"/>
-          <w:lang w:eastAsia="zh-TW"/>
-        </w:rPr>
-        <w:t>充</w:t>
-      </w:r>
-      <w:proofErr w:type="gramEnd"/>
-      <w:r>
-        <w:rPr>
-          <w:rFonts w:ascii="標楷體" w:eastAsia="標楷體" w:hAnsi="標楷體"/>
-          <w:lang w:eastAsia="zh-TW"/>
-        </w:rPr>
-        <w:t>，如有不足，並得向承租人請求給付不足之金額。</w:t>
-      </w:r>
-    </w:p>
-    <w:p>
-      <w:pPr>
-        <w:rPr>
-          <w:rFonts w:ascii="標楷體" w:eastAsia="標楷體" w:hAnsi="標楷體"/>
-          <w:lang w:eastAsia="zh-TW"/>
-        </w:rPr>
-      </w:pPr>
-      <w:r>
-        <w:rPr>
-          <w:rFonts w:ascii="標楷體" w:eastAsia="標楷體" w:hAnsi="標楷體"/>
-          <w:lang w:eastAsia="zh-TW"/>
-        </w:rPr>
-        <w:lastRenderedPageBreak/>
-        <w:t>承租人經出租人同意轉租者，與次承租人簽訂轉租契約時，應不得逾出租人同意轉租之範圍及</w:t>
-      </w:r>
-      <w:proofErr w:type="gramStart"/>
-      <w:r>
-        <w:rPr>
-          <w:rFonts w:ascii="標楷體" w:eastAsia="標楷體" w:hAnsi="標楷體"/>
-          <w:lang w:eastAsia="zh-TW"/>
-        </w:rPr>
-        <w:t>期間，</w:t>
-      </w:r>
-      <w:proofErr w:type="gramEnd"/>
-      <w:r>
-        <w:rPr>
-          <w:rFonts w:ascii="標楷體" w:eastAsia="標楷體" w:hAnsi="標楷體"/>
-          <w:lang w:eastAsia="zh-TW"/>
-        </w:rPr>
-        <w:t>並應於簽訂轉租契約後三十日內，以書面將轉租範圍、</w:t>
-      </w:r>
-      <w:proofErr w:type="gramStart"/>
-      <w:r>
-        <w:rPr>
-          <w:rFonts w:ascii="標楷體" w:eastAsia="標楷體" w:hAnsi="標楷體"/>
-          <w:lang w:eastAsia="zh-TW"/>
-        </w:rPr>
-        <w:t>期間、</w:t>
-      </w:r>
-      <w:proofErr w:type="gramEnd"/>
-      <w:r>
-        <w:rPr>
-          <w:rFonts w:ascii="標楷體" w:eastAsia="標楷體" w:hAnsi="標楷體"/>
-          <w:lang w:eastAsia="zh-TW"/>
-        </w:rPr>
-        <w:t>次承租人之姓名及通訊住址等相關資料通知出租人。</w:t>
+        <w:t>承租人違反前項義務，致租賃住宅毀損或滅失者，應負損害賠償責任。但依約定之方法或依租賃住宅之性質使用、收益，致有變更或毀損者，不在此限。</w:t>
+      </w:r>
+    </w:p>
+    <w:p>
+      <w:pPr>
+        <w:rPr>
+          <w:rFonts w:ascii="標楷體" w:eastAsia="標楷體" w:hAnsi="標楷體"/>
+          <w:lang w:eastAsia="zh-TW"/>
+        </w:rPr>
+      </w:pPr>
+      <w:r>
+        <w:rPr>
+          <w:rFonts w:ascii="標楷體" w:eastAsia="標楷體" w:hAnsi="標楷體"/>
+          <w:lang w:eastAsia="zh-TW"/>
+        </w:rPr>
+        <w:t>前項承租人應賠償之金額，得由第四條第一項規定之押金中抵充，如有不足，並得向承租人請求給付不足之金額。</w:t>
+      </w:r>
+    </w:p>
+    <w:p>
+      <w:pPr>
+        <w:rPr>
+          <w:rFonts w:ascii="標楷體" w:eastAsia="標楷體" w:hAnsi="標楷體"/>
+          <w:lang w:eastAsia="zh-TW"/>
+        </w:rPr>
+      </w:pPr>
+      <w:r>
+        <w:rPr>
+          <w:rFonts w:ascii="標楷體" w:eastAsia="標楷體" w:hAnsi="標楷體"/>
+          <w:lang w:eastAsia="zh-TW"/>
+        </w:rPr>
+        <w:t>承租人經出租人同意轉租者，與次承租人簽訂轉租契約時，應不得逾出租人同意轉租之範圍及期間，並應於簽訂轉租契約後三十日內，以書面將轉租範圍、期間、次承租人之姓名及通訊住址等相關資料通知出租人。</w:t>
       </w:r>
     </w:p>
     <w:p>
@@ -3313,39 +1921,8 @@
           <w:rFonts w:ascii="標楷體" w:eastAsia="標楷體" w:hAnsi="標楷體"/>
           <w:lang w:eastAsia="zh-TW"/>
         </w:rPr>
-        <w:t>租賃關係存續中，因不可歸責於承租人之事由，致租賃住宅之</w:t>
-      </w:r>
-      <w:proofErr w:type="gramStart"/>
-      <w:r>
-        <w:rPr>
-          <w:rFonts w:ascii="標楷體" w:eastAsia="標楷體" w:hAnsi="標楷體"/>
-          <w:lang w:eastAsia="zh-TW"/>
-        </w:rPr>
-        <w:t>一部滅失者</w:t>
-      </w:r>
-      <w:proofErr w:type="gramEnd"/>
-      <w:r>
-        <w:rPr>
-          <w:rFonts w:ascii="標楷體" w:eastAsia="標楷體" w:hAnsi="標楷體"/>
-          <w:lang w:eastAsia="zh-TW"/>
-        </w:rPr>
-        <w:t>，承租人</w:t>
-      </w:r>
-      <w:proofErr w:type="gramStart"/>
-      <w:r>
-        <w:rPr>
-          <w:rFonts w:ascii="標楷體" w:eastAsia="標楷體" w:hAnsi="標楷體"/>
-          <w:lang w:eastAsia="zh-TW"/>
-        </w:rPr>
-        <w:t>得按滅失</w:t>
-      </w:r>
-      <w:proofErr w:type="gramEnd"/>
-      <w:r>
-        <w:rPr>
-          <w:rFonts w:ascii="標楷體" w:eastAsia="標楷體" w:hAnsi="標楷體"/>
-          <w:lang w:eastAsia="zh-TW"/>
-        </w:rPr>
-        <w:t>之部分，請求減少租金。</w:t>
+        <w:lastRenderedPageBreak/>
+        <w:t>租賃關係存續中，因不可歸責於承租人之事由，致租賃住宅之一部滅失者，承租人得按滅失之部分，請求減少租金。</w:t>
       </w:r>
     </w:p>
     <w:p>
@@ -3421,23 +1998,7 @@
           <w:rFonts w:ascii="標楷體" w:eastAsia="標楷體" w:hAnsi="標楷體"/>
           <w:lang w:eastAsia="zh-TW"/>
         </w:rPr>
-        <w:t>前項承租人應賠償之違約金，得由第四條第一項規定之押金中抵</w:t>
-      </w:r>
-      <w:proofErr w:type="gramStart"/>
-      <w:r>
-        <w:rPr>
-          <w:rFonts w:ascii="標楷體" w:eastAsia="標楷體" w:hAnsi="標楷體"/>
-          <w:lang w:eastAsia="zh-TW"/>
-        </w:rPr>
-        <w:t>充</w:t>
-      </w:r>
-      <w:proofErr w:type="gramEnd"/>
-      <w:r>
-        <w:rPr>
-          <w:rFonts w:ascii="標楷體" w:eastAsia="標楷體" w:hAnsi="標楷體"/>
-          <w:lang w:eastAsia="zh-TW"/>
-        </w:rPr>
-        <w:t>，如有不足，並得向承租人請求給付不足之金額。</w:t>
+        <w:t>前項承租人應賠償之違約金，得由第四條第一項規定之押金中抵充，如有不足，並得向承租人請求給付不足之金額。</w:t>
       </w:r>
     </w:p>
     <w:p>
@@ -3484,23 +2045,7 @@
           <w:rFonts w:ascii="標楷體" w:eastAsia="標楷體" w:hAnsi="標楷體"/>
           <w:lang w:eastAsia="zh-TW"/>
         </w:rPr>
-        <w:t>租賃關係消滅時，出租人應即結算租金及第五條約定之相關費用，並會同承租人共同完成屋</w:t>
-      </w:r>
-      <w:proofErr w:type="gramStart"/>
-      <w:r>
-        <w:rPr>
-          <w:rFonts w:ascii="標楷體" w:eastAsia="標楷體" w:hAnsi="標楷體"/>
-          <w:lang w:eastAsia="zh-TW"/>
-        </w:rPr>
-        <w:t>況</w:t>
-      </w:r>
-      <w:proofErr w:type="gramEnd"/>
-      <w:r>
-        <w:rPr>
-          <w:rFonts w:ascii="標楷體" w:eastAsia="標楷體" w:hAnsi="標楷體"/>
-          <w:lang w:eastAsia="zh-TW"/>
-        </w:rPr>
-        <w:t>及附屬設備之點交手續，承租人應將租賃住宅返還出租人並遷出戶籍或其他登記。</w:t>
+        <w:t>租賃關係消滅時，出租人應即結算租金及第五條約定之相關費用，並會同承租人共同完成屋況及附屬設備之點交手續，承租人應將租賃住宅返還出租人並遷出戶籍或其他登記。</w:t>
       </w:r>
     </w:p>
     <w:p>
@@ -3530,54 +2075,22 @@
           <w:rFonts w:ascii="標楷體" w:eastAsia="標楷體" w:hAnsi="標楷體"/>
           <w:lang w:eastAsia="zh-TW"/>
         </w:rPr>
-        <w:t>承租人未依第一項規定返還租賃住宅時，出租人應即明示不以不定期限繼續契約，並得向承租人請求未返還租賃住宅期間之相當月租金額，及相當月租金額計算之違約金(未足一個月者，以日租金折算)</w:t>
-      </w:r>
-      <w:proofErr w:type="gramStart"/>
-      <w:r>
-        <w:rPr>
-          <w:rFonts w:ascii="標楷體" w:eastAsia="標楷體" w:hAnsi="標楷體"/>
-          <w:lang w:eastAsia="zh-TW"/>
-        </w:rPr>
-        <w:t>至返還</w:t>
-      </w:r>
-      <w:proofErr w:type="gramEnd"/>
-      <w:r>
-        <w:rPr>
-          <w:rFonts w:ascii="標楷體" w:eastAsia="標楷體" w:hAnsi="標楷體"/>
-          <w:lang w:eastAsia="zh-TW"/>
-        </w:rPr>
-        <w:t>為止。</w:t>
-      </w:r>
-    </w:p>
-    <w:p>
-      <w:pPr>
-        <w:rPr>
-          <w:rFonts w:ascii="標楷體" w:eastAsia="標楷體" w:hAnsi="標楷體"/>
-          <w:lang w:eastAsia="zh-TW"/>
-        </w:rPr>
-      </w:pPr>
-      <w:r>
-        <w:rPr>
-          <w:rFonts w:ascii="標楷體" w:eastAsia="標楷體" w:hAnsi="標楷體"/>
-          <w:lang w:eastAsia="zh-TW"/>
-        </w:rPr>
-        <w:t>前項金額與承租人未繳清之租金及第五條約定之相關費用，出租人得由第四條第一項規定之押金中抵</w:t>
-      </w:r>
-      <w:proofErr w:type="gramStart"/>
-      <w:r>
-        <w:rPr>
-          <w:rFonts w:ascii="標楷體" w:eastAsia="標楷體" w:hAnsi="標楷體"/>
-          <w:lang w:eastAsia="zh-TW"/>
-        </w:rPr>
-        <w:t>充</w:t>
-      </w:r>
-      <w:proofErr w:type="gramEnd"/>
-      <w:r>
-        <w:rPr>
-          <w:rFonts w:ascii="標楷體" w:eastAsia="標楷體" w:hAnsi="標楷體"/>
-          <w:lang w:eastAsia="zh-TW"/>
-        </w:rPr>
-        <w:t>，如有不足，並得向承租人請求給付不足之金額或費用。</w:t>
+        <w:t>承租人未依第一項規定返還租賃住宅時，出租人應即明示不以不定期限繼續契約，並得向承租人請求未返還租賃住宅期間之相當月租金額，及相當月租金額計算之違約金(未足一個月者，以日租金折算)至返還為止。</w:t>
+      </w:r>
+    </w:p>
+    <w:p>
+      <w:pPr>
+        <w:rPr>
+          <w:rFonts w:ascii="標楷體" w:eastAsia="標楷體" w:hAnsi="標楷體"/>
+          <w:lang w:eastAsia="zh-TW"/>
+        </w:rPr>
+      </w:pPr>
+      <w:r>
+        <w:rPr>
+          <w:rFonts w:ascii="標楷體" w:eastAsia="標楷體" w:hAnsi="標楷體"/>
+          <w:lang w:eastAsia="zh-TW"/>
+        </w:rPr>
+        <w:t>前項金額與承租人未繳清之租金及第五條約定之相關費用，出租人得由第四條第一項規定之押金中抵充，如有不足，並得向承租人請求給付不足之金額或費用。</w:t>
       </w:r>
     </w:p>
     <w:p>
@@ -3609,23 +2122,7 @@
           <w:rFonts w:ascii="標楷體" w:eastAsia="標楷體" w:hAnsi="標楷體"/>
           <w:lang w:eastAsia="zh-TW"/>
         </w:rPr>
-        <w:t>出租人於租賃住宅交付後，承租人占有中，</w:t>
-      </w:r>
-      <w:proofErr w:type="gramStart"/>
-      <w:r>
-        <w:rPr>
-          <w:rFonts w:ascii="標楷體" w:eastAsia="標楷體" w:hAnsi="標楷體"/>
-          <w:lang w:eastAsia="zh-TW"/>
-        </w:rPr>
-        <w:t>縱將其</w:t>
-      </w:r>
-      <w:proofErr w:type="gramEnd"/>
-      <w:r>
-        <w:rPr>
-          <w:rFonts w:ascii="標楷體" w:eastAsia="標楷體" w:hAnsi="標楷體"/>
-          <w:lang w:eastAsia="zh-TW"/>
-        </w:rPr>
-        <w:t>所有權讓與第三人，本契約對於受讓人仍繼續存在。</w:t>
+        <w:t>出租人於租賃住宅交付後，承租人占有中，縱將其所有權讓與第三人，本契約對於受讓人仍繼續存在。</w:t>
       </w:r>
     </w:p>
     <w:p>
@@ -3687,54 +2184,22 @@
           <w:rFonts w:ascii="標楷體" w:eastAsia="標楷體" w:hAnsi="標楷體"/>
           <w:lang w:eastAsia="zh-TW"/>
         </w:rPr>
-        <w:t>租賃期間有下列情形之</w:t>
-      </w:r>
-      <w:proofErr w:type="gramStart"/>
-      <w:r>
-        <w:rPr>
-          <w:rFonts w:ascii="標楷體" w:eastAsia="標楷體" w:hAnsi="標楷體"/>
-          <w:lang w:eastAsia="zh-TW"/>
-        </w:rPr>
-        <w:t>一</w:t>
-      </w:r>
-      <w:proofErr w:type="gramEnd"/>
-      <w:r>
-        <w:rPr>
-          <w:rFonts w:ascii="標楷體" w:eastAsia="標楷體" w:hAnsi="標楷體"/>
-          <w:lang w:eastAsia="zh-TW"/>
-        </w:rPr>
-        <w:t>者，出租人得提前終止租約，且承租人不得要求任何賠償：</w:t>
-      </w:r>
-    </w:p>
-    <w:p>
-      <w:pPr>
-        <w:rPr>
-          <w:rFonts w:ascii="標楷體" w:eastAsia="標楷體" w:hAnsi="標楷體"/>
-          <w:lang w:eastAsia="zh-TW"/>
-        </w:rPr>
-      </w:pPr>
-      <w:r>
-        <w:rPr>
-          <w:rFonts w:ascii="標楷體" w:eastAsia="標楷體" w:hAnsi="標楷體"/>
-          <w:lang w:eastAsia="zh-TW"/>
-        </w:rPr>
-        <w:t>(</w:t>
-      </w:r>
-      <w:proofErr w:type="gramStart"/>
-      <w:r>
-        <w:rPr>
-          <w:rFonts w:ascii="標楷體" w:eastAsia="標楷體" w:hAnsi="標楷體"/>
-          <w:lang w:eastAsia="zh-TW"/>
-        </w:rPr>
-        <w:t>一</w:t>
-      </w:r>
-      <w:proofErr w:type="gramEnd"/>
-      <w:r>
-        <w:rPr>
-          <w:rFonts w:ascii="標楷體" w:eastAsia="標楷體" w:hAnsi="標楷體"/>
-          <w:lang w:eastAsia="zh-TW"/>
-        </w:rPr>
-        <w:t>) 出租人為重新建築而必要收回。</w:t>
+        <w:t>租賃期間有下列情形之一者，出租人得提前終止租約，且承租人不得要求任何賠償：</w:t>
+      </w:r>
+    </w:p>
+    <w:p>
+      <w:pPr>
+        <w:rPr>
+          <w:rFonts w:ascii="標楷體" w:eastAsia="標楷體" w:hAnsi="標楷體"/>
+          <w:lang w:eastAsia="zh-TW"/>
+        </w:rPr>
+      </w:pPr>
+      <w:r>
+        <w:rPr>
+          <w:rFonts w:ascii="標楷體" w:eastAsia="標楷體" w:hAnsi="標楷體"/>
+          <w:lang w:eastAsia="zh-TW"/>
+        </w:rPr>
+        <w:t>(一) 出租人為重新建築而必要收回。</w:t>
       </w:r>
     </w:p>
     <w:p>
@@ -3794,37 +2259,37 @@
           <w:rFonts w:ascii="標楷體" w:eastAsia="標楷體" w:hAnsi="標楷體"/>
           <w:lang w:eastAsia="zh-TW"/>
         </w:rPr>
+        <w:t>(五) 承租人違反第七條第二項規定，違法使用、存放有爆炸性或易燃性物品，經出租人阻止仍繼續為之。</w:t>
+      </w:r>
+    </w:p>
+    <w:p>
+      <w:pPr>
+        <w:rPr>
+          <w:rFonts w:ascii="標楷體" w:eastAsia="標楷體" w:hAnsi="標楷體"/>
+          <w:lang w:eastAsia="zh-TW"/>
+        </w:rPr>
+      </w:pPr>
+      <w:r>
+        <w:rPr>
+          <w:rFonts w:ascii="標楷體" w:eastAsia="標楷體" w:hAnsi="標楷體"/>
+          <w:lang w:eastAsia="zh-TW"/>
+        </w:rPr>
+        <w:t>(六) 承租人違反第七條第三項規定，擅自將租賃住宅轉租或轉讓租賃權予他人。</w:t>
+      </w:r>
+    </w:p>
+    <w:p>
+      <w:pPr>
+        <w:rPr>
+          <w:rFonts w:ascii="標楷體" w:eastAsia="標楷體" w:hAnsi="標楷體"/>
+          <w:lang w:eastAsia="zh-TW"/>
+        </w:rPr>
+      </w:pPr>
+      <w:r>
+        <w:rPr>
+          <w:rFonts w:ascii="標楷體" w:eastAsia="標楷體" w:hAnsi="標楷體"/>
+          <w:lang w:eastAsia="zh-TW"/>
+        </w:rPr>
         <w:lastRenderedPageBreak/>
-        <w:t>(五) 承租人違反第七條第二項規定，違法使用、存放有爆炸性或易燃性物品，經出租人阻止仍繼續為之。</w:t>
-      </w:r>
-    </w:p>
-    <w:p>
-      <w:pPr>
-        <w:rPr>
-          <w:rFonts w:ascii="標楷體" w:eastAsia="標楷體" w:hAnsi="標楷體"/>
-          <w:lang w:eastAsia="zh-TW"/>
-        </w:rPr>
-      </w:pPr>
-      <w:r>
-        <w:rPr>
-          <w:rFonts w:ascii="標楷體" w:eastAsia="標楷體" w:hAnsi="標楷體"/>
-          <w:lang w:eastAsia="zh-TW"/>
-        </w:rPr>
-        <w:t>(六) 承租人違反第七條第三項規定，擅自將租賃住宅轉租或轉讓租賃權予他人。</w:t>
-      </w:r>
-    </w:p>
-    <w:p>
-      <w:pPr>
-        <w:rPr>
-          <w:rFonts w:ascii="標楷體" w:eastAsia="標楷體" w:hAnsi="標楷體"/>
-          <w:lang w:eastAsia="zh-TW"/>
-        </w:rPr>
-      </w:pPr>
-      <w:r>
-        <w:rPr>
-          <w:rFonts w:ascii="標楷體" w:eastAsia="標楷體" w:hAnsi="標楷體"/>
-          <w:lang w:eastAsia="zh-TW"/>
-        </w:rPr>
         <w:t>(七) 承租人毀損租賃住宅或附屬設備，經出租人定相當期限催告修繕仍不為修繕或相當之賠償。</w:t>
       </w:r>
     </w:p>
@@ -3885,70 +2350,22 @@
           <w:rFonts w:ascii="標楷體" w:eastAsia="標楷體" w:hAnsi="標楷體"/>
           <w:lang w:eastAsia="zh-TW"/>
         </w:rPr>
-        <w:t>出租人依前項規定提前終止租約者，應依下列規定期限，檢附相關事證，以書面通知承租人。但依前項第五款及第十款規定終止者，得</w:t>
-      </w:r>
-      <w:proofErr w:type="gramStart"/>
-      <w:r>
-        <w:rPr>
-          <w:rFonts w:ascii="標楷體" w:eastAsia="標楷體" w:hAnsi="標楷體"/>
-          <w:lang w:eastAsia="zh-TW"/>
-        </w:rPr>
-        <w:t>不</w:t>
-      </w:r>
-      <w:proofErr w:type="gramEnd"/>
-      <w:r>
-        <w:rPr>
-          <w:rFonts w:ascii="標楷體" w:eastAsia="標楷體" w:hAnsi="標楷體"/>
-          <w:lang w:eastAsia="zh-TW"/>
-        </w:rPr>
-        <w:t>先期通知：</w:t>
-      </w:r>
-    </w:p>
-    <w:p>
-      <w:pPr>
-        <w:rPr>
-          <w:rFonts w:ascii="標楷體" w:eastAsia="標楷體" w:hAnsi="標楷體"/>
-          <w:lang w:eastAsia="zh-TW"/>
-        </w:rPr>
-      </w:pPr>
-      <w:r>
-        <w:rPr>
-          <w:rFonts w:ascii="標楷體" w:eastAsia="標楷體" w:hAnsi="標楷體"/>
-          <w:lang w:eastAsia="zh-TW"/>
-        </w:rPr>
-        <w:t>(</w:t>
-      </w:r>
-      <w:proofErr w:type="gramStart"/>
-      <w:r>
-        <w:rPr>
-          <w:rFonts w:ascii="標楷體" w:eastAsia="標楷體" w:hAnsi="標楷體"/>
-          <w:lang w:eastAsia="zh-TW"/>
-        </w:rPr>
-        <w:t>一</w:t>
-      </w:r>
-      <w:proofErr w:type="gramEnd"/>
-      <w:r>
-        <w:rPr>
-          <w:rFonts w:ascii="標楷體" w:eastAsia="標楷體" w:hAnsi="標楷體"/>
-          <w:lang w:eastAsia="zh-TW"/>
-        </w:rPr>
-        <w:t>) 依前項第一款規定終止者，於終止前三</w:t>
-      </w:r>
-      <w:proofErr w:type="gramStart"/>
-      <w:r>
-        <w:rPr>
-          <w:rFonts w:ascii="標楷體" w:eastAsia="標楷體" w:hAnsi="標楷體"/>
-          <w:lang w:eastAsia="zh-TW"/>
-        </w:rPr>
-        <w:t>個</w:t>
-      </w:r>
-      <w:proofErr w:type="gramEnd"/>
-      <w:r>
-        <w:rPr>
-          <w:rFonts w:ascii="標楷體" w:eastAsia="標楷體" w:hAnsi="標楷體"/>
-          <w:lang w:eastAsia="zh-TW"/>
-        </w:rPr>
-        <w:t>月。</w:t>
+        <w:t>出租人依前項規定提前終止租約者，應依下列規定期限，檢附相關事證，以書面通知承租人。但依前項第五款及第十款規定終止者，得不先期通知：</w:t>
+      </w:r>
+    </w:p>
+    <w:p>
+      <w:pPr>
+        <w:rPr>
+          <w:rFonts w:ascii="標楷體" w:eastAsia="標楷體" w:hAnsi="標楷體"/>
+          <w:lang w:eastAsia="zh-TW"/>
+        </w:rPr>
+      </w:pPr>
+      <w:r>
+        <w:rPr>
+          <w:rFonts w:ascii="標楷體" w:eastAsia="標楷體" w:hAnsi="標楷體"/>
+          <w:lang w:eastAsia="zh-TW"/>
+        </w:rPr>
+        <w:t>(一) 依前項第一款規定終止者，於終止前三個月。</w:t>
       </w:r>
     </w:p>
     <w:p>
@@ -4010,70 +2427,22 @@
           <w:rFonts w:ascii="標楷體" w:eastAsia="標楷體" w:hAnsi="標楷體"/>
           <w:lang w:eastAsia="zh-TW"/>
         </w:rPr>
-        <w:t>(</w:t>
-      </w:r>
-      <w:proofErr w:type="gramStart"/>
-      <w:r>
-        <w:rPr>
-          <w:rFonts w:ascii="標楷體" w:eastAsia="標楷體" w:hAnsi="標楷體"/>
-          <w:lang w:eastAsia="zh-TW"/>
-        </w:rPr>
-        <w:t>一</w:t>
-      </w:r>
-      <w:proofErr w:type="gramEnd"/>
-      <w:r>
-        <w:rPr>
-          <w:rFonts w:ascii="標楷體" w:eastAsia="標楷體" w:hAnsi="標楷體"/>
-          <w:lang w:eastAsia="zh-TW"/>
-        </w:rPr>
-        <w:t>) 租賃住宅未合於所約定居住使用，並有修繕之必要，經承租人定相當期限催告，仍</w:t>
-      </w:r>
-      <w:proofErr w:type="gramStart"/>
-      <w:r>
-        <w:rPr>
-          <w:rFonts w:ascii="標楷體" w:eastAsia="標楷體" w:hAnsi="標楷體"/>
-          <w:lang w:eastAsia="zh-TW"/>
-        </w:rPr>
-        <w:t>不</w:t>
-      </w:r>
-      <w:proofErr w:type="gramEnd"/>
-      <w:r>
-        <w:rPr>
-          <w:rFonts w:ascii="標楷體" w:eastAsia="標楷體" w:hAnsi="標楷體"/>
-          <w:lang w:eastAsia="zh-TW"/>
-        </w:rPr>
-        <w:t>於期限內修繕。</w:t>
-      </w:r>
-    </w:p>
-    <w:p>
-      <w:pPr>
-        <w:rPr>
-          <w:rFonts w:ascii="標楷體" w:eastAsia="標楷體" w:hAnsi="標楷體"/>
-          <w:lang w:eastAsia="zh-TW"/>
-        </w:rPr>
-      </w:pPr>
-      <w:r>
-        <w:rPr>
-          <w:rFonts w:ascii="標楷體" w:eastAsia="標楷體" w:hAnsi="標楷體"/>
-          <w:lang w:eastAsia="zh-TW"/>
-        </w:rPr>
-        <w:t>(二) 租賃住宅因不可歸責承租人之事由致</w:t>
-      </w:r>
-      <w:proofErr w:type="gramStart"/>
-      <w:r>
-        <w:rPr>
-          <w:rFonts w:ascii="標楷體" w:eastAsia="標楷體" w:hAnsi="標楷體"/>
-          <w:lang w:eastAsia="zh-TW"/>
-        </w:rPr>
-        <w:t>一部滅</w:t>
-      </w:r>
-      <w:proofErr w:type="gramEnd"/>
-      <w:r>
-        <w:rPr>
-          <w:rFonts w:ascii="標楷體" w:eastAsia="標楷體" w:hAnsi="標楷體"/>
-          <w:lang w:eastAsia="zh-TW"/>
-        </w:rPr>
-        <w:t>失，且其存餘部分不能達租賃之目的。</w:t>
+        <w:t>(一) 租賃住宅未合於所約定居住使用，並有修繕之必要，經承租人定相當期限催告，仍不於期限內修繕。</w:t>
+      </w:r>
+    </w:p>
+    <w:p>
+      <w:pPr>
+        <w:rPr>
+          <w:rFonts w:ascii="標楷體" w:eastAsia="標楷體" w:hAnsi="標楷體"/>
+          <w:lang w:eastAsia="zh-TW"/>
+        </w:rPr>
+      </w:pPr>
+      <w:r>
+        <w:rPr>
+          <w:rFonts w:ascii="標楷體" w:eastAsia="標楷體" w:hAnsi="標楷體"/>
+          <w:lang w:eastAsia="zh-TW"/>
+        </w:rPr>
+        <w:t>(二) 租賃住宅因不可歸責承租人之事由致一部滅失，且其存餘部分不能達租賃之目的。</w:t>
       </w:r>
     </w:p>
     <w:p>
@@ -4133,70 +2502,22 @@
           <w:rFonts w:ascii="標楷體" w:eastAsia="標楷體" w:hAnsi="標楷體"/>
           <w:lang w:eastAsia="zh-TW"/>
         </w:rPr>
-        <w:t>承租人依前項各款規定提前終止租約者，應於終止前三十日，檢附相關事證，以書面通知出租人。但前項第三款</w:t>
-      </w:r>
-      <w:proofErr w:type="gramStart"/>
-      <w:r>
-        <w:rPr>
-          <w:rFonts w:ascii="標楷體" w:eastAsia="標楷體" w:hAnsi="標楷體"/>
-          <w:lang w:eastAsia="zh-TW"/>
-        </w:rPr>
-        <w:t>前段其情況</w:t>
-      </w:r>
-      <w:proofErr w:type="gramEnd"/>
-      <w:r>
-        <w:rPr>
-          <w:rFonts w:ascii="標楷體" w:eastAsia="標楷體" w:hAnsi="標楷體"/>
-          <w:lang w:eastAsia="zh-TW"/>
-        </w:rPr>
-        <w:t>危急者，得</w:t>
-      </w:r>
-      <w:proofErr w:type="gramStart"/>
-      <w:r>
-        <w:rPr>
-          <w:rFonts w:ascii="標楷體" w:eastAsia="標楷體" w:hAnsi="標楷體"/>
-          <w:lang w:eastAsia="zh-TW"/>
-        </w:rPr>
-        <w:t>不</w:t>
-      </w:r>
-      <w:proofErr w:type="gramEnd"/>
-      <w:r>
-        <w:rPr>
-          <w:rFonts w:ascii="標楷體" w:eastAsia="標楷體" w:hAnsi="標楷體"/>
-          <w:lang w:eastAsia="zh-TW"/>
-        </w:rPr>
-        <w:t>先期通知。</w:t>
-      </w:r>
-    </w:p>
-    <w:p>
-      <w:pPr>
-        <w:rPr>
-          <w:rFonts w:ascii="標楷體" w:eastAsia="標楷體" w:hAnsi="標楷體"/>
-          <w:lang w:eastAsia="zh-TW"/>
-        </w:rPr>
-      </w:pPr>
-      <w:r>
-        <w:rPr>
-          <w:rFonts w:ascii="標楷體" w:eastAsia="標楷體" w:hAnsi="標楷體"/>
-          <w:lang w:eastAsia="zh-TW"/>
-        </w:rPr>
-        <w:t>承租人死亡，其繼承人得主張終止租約，其通知期限及方式，</w:t>
-      </w:r>
-      <w:proofErr w:type="gramStart"/>
-      <w:r>
-        <w:rPr>
-          <w:rFonts w:ascii="標楷體" w:eastAsia="標楷體" w:hAnsi="標楷體"/>
-          <w:lang w:eastAsia="zh-TW"/>
-        </w:rPr>
-        <w:t>準</w:t>
-      </w:r>
-      <w:proofErr w:type="gramEnd"/>
-      <w:r>
-        <w:rPr>
-          <w:rFonts w:ascii="標楷體" w:eastAsia="標楷體" w:hAnsi="標楷體"/>
-          <w:lang w:eastAsia="zh-TW"/>
-        </w:rPr>
-        <w:t>用前項規定。</w:t>
+        <w:t>承租人依前項各款規定提前終止租約者，應於終止前三十日，檢附相關事證，以書面通知出租人。但前項第三款前段其情況危急者，得不先期通知。</w:t>
+      </w:r>
+    </w:p>
+    <w:p>
+      <w:pPr>
+        <w:rPr>
+          <w:rFonts w:ascii="標楷體" w:eastAsia="標楷體" w:hAnsi="標楷體"/>
+          <w:lang w:eastAsia="zh-TW"/>
+        </w:rPr>
+      </w:pPr>
+      <w:r>
+        <w:rPr>
+          <w:rFonts w:ascii="標楷體" w:eastAsia="標楷體" w:hAnsi="標楷體"/>
+          <w:lang w:eastAsia="zh-TW"/>
+        </w:rPr>
+        <w:t>承租人死亡，其繼承人得主張終止租約，其通知期限及方式，準用前項規定。</w:t>
       </w:r>
     </w:p>
     <w:p>
@@ -4228,54 +2549,22 @@
           <w:rFonts w:ascii="標楷體" w:eastAsia="標楷體" w:hAnsi="標楷體"/>
           <w:lang w:eastAsia="zh-TW"/>
         </w:rPr>
-        <w:t>租賃關係消滅，依第十四條完成點交或視為完成點交之手續後，承租人仍於租賃住宅有遺留物者，除租賃雙方另有約定外，經出租人定相當期限向承租人催告，屆期仍</w:t>
-      </w:r>
-      <w:proofErr w:type="gramStart"/>
-      <w:r>
-        <w:rPr>
-          <w:rFonts w:ascii="標楷體" w:eastAsia="標楷體" w:hAnsi="標楷體"/>
-          <w:lang w:eastAsia="zh-TW"/>
-        </w:rPr>
-        <w:t>不</w:t>
-      </w:r>
-      <w:proofErr w:type="gramEnd"/>
-      <w:r>
-        <w:rPr>
-          <w:rFonts w:ascii="標楷體" w:eastAsia="標楷體" w:hAnsi="標楷體"/>
-          <w:lang w:eastAsia="zh-TW"/>
-        </w:rPr>
-        <w:t>取回時，視為拋棄其所有權。</w:t>
-      </w:r>
-    </w:p>
-    <w:p>
-      <w:pPr>
-        <w:rPr>
-          <w:rFonts w:ascii="標楷體" w:eastAsia="標楷體" w:hAnsi="標楷體"/>
-          <w:lang w:eastAsia="zh-TW"/>
-        </w:rPr>
-      </w:pPr>
-      <w:r>
-        <w:rPr>
-          <w:rFonts w:ascii="標楷體" w:eastAsia="標楷體" w:hAnsi="標楷體"/>
-          <w:lang w:eastAsia="zh-TW"/>
-        </w:rPr>
-        <w:t>出租人處理前項遺留物所生費用，得由第四條第一項規定之押金中抵</w:t>
-      </w:r>
-      <w:proofErr w:type="gramStart"/>
-      <w:r>
-        <w:rPr>
-          <w:rFonts w:ascii="標楷體" w:eastAsia="標楷體" w:hAnsi="標楷體"/>
-          <w:lang w:eastAsia="zh-TW"/>
-        </w:rPr>
-        <w:t>充</w:t>
-      </w:r>
-      <w:proofErr w:type="gramEnd"/>
-      <w:r>
-        <w:rPr>
-          <w:rFonts w:ascii="標楷體" w:eastAsia="標楷體" w:hAnsi="標楷體"/>
-          <w:lang w:eastAsia="zh-TW"/>
-        </w:rPr>
-        <w:t>，如有不足，並得向承租人請求給付不足之費用。</w:t>
+        <w:t>租賃關係消滅，依第十四條完成點交或視為完成點交之手續後，承租人仍於租賃住宅有遺留物者，除租賃雙方另有約定外，經出租人定相當期限向承租人催告，屆期仍不取回時，視為拋棄其所有權。</w:t>
+      </w:r>
+    </w:p>
+    <w:p>
+      <w:pPr>
+        <w:rPr>
+          <w:rFonts w:ascii="標楷體" w:eastAsia="標楷體" w:hAnsi="標楷體"/>
+          <w:lang w:eastAsia="zh-TW"/>
+        </w:rPr>
+      </w:pPr>
+      <w:r>
+        <w:rPr>
+          <w:rFonts w:ascii="標楷體" w:eastAsia="標楷體" w:hAnsi="標楷體"/>
+          <w:lang w:eastAsia="zh-TW"/>
+        </w:rPr>
+        <w:t>出租人處理前項遺留物所生費用，得由第四條第一項規定之押金中抵充，如有不足，並得向承租人請求給付不足之費用。</w:t>
       </w:r>
     </w:p>
     <w:p>
@@ -4307,23 +2596,7 @@
           <w:rFonts w:ascii="標楷體" w:eastAsia="標楷體" w:hAnsi="標楷體"/>
           <w:lang w:eastAsia="zh-TW"/>
         </w:rPr>
-        <w:t>除本契約另有約定外，租賃雙方相互間之通知，以郵寄為之者，應以本契約所記載之地址為</w:t>
-      </w:r>
-      <w:proofErr w:type="gramStart"/>
-      <w:r>
-        <w:rPr>
-          <w:rFonts w:ascii="標楷體" w:eastAsia="標楷體" w:hAnsi="標楷體"/>
-          <w:lang w:eastAsia="zh-TW"/>
-        </w:rPr>
-        <w:t>準</w:t>
-      </w:r>
-      <w:proofErr w:type="gramEnd"/>
-      <w:r>
-        <w:rPr>
-          <w:rFonts w:ascii="標楷體" w:eastAsia="標楷體" w:hAnsi="標楷體"/>
-          <w:lang w:eastAsia="zh-TW"/>
-        </w:rPr>
-        <w:t>。</w:t>
+        <w:t>除本契約另有約定外，租賃雙方相互間之通知，以郵寄為之者，應以本契約所記載之地址為準。</w:t>
       </w:r>
     </w:p>
     <w:p>
@@ -4353,7 +2626,6 @@
           <w:rFonts w:ascii="標楷體" w:eastAsia="標楷體" w:hAnsi="標楷體"/>
           <w:lang w:eastAsia="zh-TW"/>
         </w:rPr>
-        <w:lastRenderedPageBreak/>
         <w:t xml:space="preserve">第一項之通知得經租賃雙方約定以 </w:t>
       </w:r>
       <w:r>
@@ -4413,6 +2685,7 @@
           <w:sz w:val="24"/>
           <w:lang w:eastAsia="zh-TW"/>
         </w:rPr>
+        <w:lastRenderedPageBreak/>
         <w:t>第二十條 條款疑義處理</w:t>
       </w:r>
     </w:p>
@@ -4531,23 +2804,7 @@
           <w:rFonts w:ascii="標楷體" w:eastAsia="標楷體" w:hAnsi="標楷體"/>
           <w:lang w:eastAsia="zh-TW"/>
         </w:rPr>
-        <w:t>同意 公證書載明下列事項應</w:t>
-      </w:r>
-      <w:proofErr w:type="gramStart"/>
-      <w:r>
-        <w:rPr>
-          <w:rFonts w:ascii="標楷體" w:eastAsia="標楷體" w:hAnsi="標楷體"/>
-          <w:lang w:eastAsia="zh-TW"/>
-        </w:rPr>
-        <w:t>逕</w:t>
-      </w:r>
-      <w:proofErr w:type="gramEnd"/>
-      <w:r>
-        <w:rPr>
-          <w:rFonts w:ascii="標楷體" w:eastAsia="標楷體" w:hAnsi="標楷體"/>
-          <w:lang w:eastAsia="zh-TW"/>
-        </w:rPr>
-        <w:t>受強制執行：</w:t>
+        <w:t>同意 公證書載明下列事項應逕受強制執行：</w:t>
       </w:r>
     </w:p>
     <w:p>
@@ -4628,39 +2885,7 @@
           <w:rFonts w:ascii="標楷體" w:eastAsia="標楷體" w:hAnsi="標楷體"/>
           <w:lang w:eastAsia="zh-TW"/>
         </w:rPr>
-        <w:t>公證書載明金錢債務</w:t>
-      </w:r>
-      <w:proofErr w:type="gramStart"/>
-      <w:r>
-        <w:rPr>
-          <w:rFonts w:ascii="標楷體" w:eastAsia="標楷體" w:hAnsi="標楷體"/>
-          <w:lang w:eastAsia="zh-TW"/>
-        </w:rPr>
-        <w:t>逕</w:t>
-      </w:r>
-      <w:proofErr w:type="gramEnd"/>
-      <w:r>
-        <w:rPr>
-          <w:rFonts w:ascii="標楷體" w:eastAsia="標楷體" w:hAnsi="標楷體"/>
-          <w:lang w:eastAsia="zh-TW"/>
-        </w:rPr>
-        <w:t>受強制執行時，如有保證人者，前項</w:t>
-      </w:r>
-      <w:proofErr w:type="gramStart"/>
-      <w:r>
-        <w:rPr>
-          <w:rFonts w:ascii="標楷體" w:eastAsia="標楷體" w:hAnsi="標楷體"/>
-          <w:lang w:eastAsia="zh-TW"/>
-        </w:rPr>
-        <w:t>後段第</w:t>
-      </w:r>
-      <w:proofErr w:type="gramEnd"/>
-      <w:r>
-        <w:rPr>
-          <w:rFonts w:ascii="標楷體" w:eastAsia="標楷體" w:hAnsi="標楷體"/>
-          <w:lang w:eastAsia="zh-TW"/>
-        </w:rPr>
-        <w:t xml:space="preserve"> ____ 款之效力及於保證人。</w:t>
+        <w:t>公證書載明金錢債務逕受強制執行時，如有保證人者，前項後段第 ____ 款之效力及於保證人。</w:t>
       </w:r>
     </w:p>
     <w:p>
@@ -4898,53 +3123,12 @@
         </w:rPr>
         <w:t>出租人：</w:t>
       </w:r>
-      <w:proofErr w:type="gramStart"/>
-      <w:r>
-        <w:rPr>
-          <w:rFonts w:ascii="標楷體" w:eastAsia="標楷體" w:hAnsi="標楷體"/>
-          <w:lang w:eastAsia="zh-TW"/>
-        </w:rPr>
-        <w:t xml:space="preserve">{{ </w:t>
-      </w:r>
-      <w:proofErr w:type="spellStart"/>
-      <w:r>
-        <w:rPr>
-          <w:rFonts w:ascii="標楷體" w:eastAsia="標楷體" w:hAnsi="標楷體"/>
-          <w:lang w:eastAsia="zh-TW"/>
-        </w:rPr>
-        <w:t>landlord</w:t>
-      </w:r>
-      <w:proofErr w:type="gramEnd"/>
-      <w:r>
-        <w:rPr>
-          <w:rFonts w:ascii="標楷體" w:eastAsia="標楷體" w:hAnsi="標楷體"/>
-          <w:lang w:eastAsia="zh-TW"/>
-        </w:rPr>
-        <w:t>_</w:t>
-      </w:r>
-      <w:proofErr w:type="gramStart"/>
-      <w:r>
-        <w:rPr>
-          <w:rFonts w:ascii="標楷體" w:eastAsia="標楷體" w:hAnsi="標楷體"/>
-          <w:lang w:eastAsia="zh-TW"/>
-        </w:rPr>
-        <w:t>name</w:t>
-      </w:r>
-      <w:proofErr w:type="spellEnd"/>
-      <w:r>
-        <w:rPr>
-          <w:rFonts w:ascii="標楷體" w:eastAsia="標楷體" w:hAnsi="標楷體"/>
-          <w:lang w:eastAsia="zh-TW"/>
-        </w:rPr>
-        <w:t xml:space="preserve"> }</w:t>
-      </w:r>
-      <w:proofErr w:type="gramEnd"/>
-      <w:r>
-        <w:rPr>
-          <w:rFonts w:ascii="標楷體" w:eastAsia="標楷體" w:hAnsi="標楷體"/>
-          <w:lang w:eastAsia="zh-TW"/>
-        </w:rPr>
-        <w:t>}</w:t>
+      <w:r>
+        <w:rPr>
+          <w:rFonts w:ascii="標楷體" w:eastAsia="標楷體" w:hAnsi="標楷體"/>
+          <w:lang w:eastAsia="zh-TW"/>
+        </w:rPr>
+        <w:t>{{ landlord_name }}</w:t>
       </w:r>
       <w:r>
         <w:rPr>
@@ -4958,23 +3142,7 @@
           <w:rFonts w:ascii="標楷體" w:eastAsia="標楷體" w:hAnsi="標楷體"/>
           <w:lang w:eastAsia="zh-TW"/>
         </w:rPr>
-        <w:t>{{</w:t>
-      </w:r>
-      <w:proofErr w:type="spellStart"/>
-      <w:r>
-        <w:rPr>
-          <w:rFonts w:ascii="標楷體" w:eastAsia="標楷體" w:hAnsi="標楷體"/>
-          <w:lang w:eastAsia="zh-TW"/>
-        </w:rPr>
-        <w:t>landlord_seal</w:t>
-      </w:r>
-      <w:proofErr w:type="spellEnd"/>
-      <w:r>
-        <w:rPr>
-          <w:rFonts w:ascii="標楷體" w:eastAsia="標楷體" w:hAnsi="標楷體"/>
-          <w:lang w:eastAsia="zh-TW"/>
-        </w:rPr>
-        <w:t>}}</w:t>
+        <w:t>{{landlord_seal}}</w:t>
       </w:r>
     </w:p>
     <w:p>
@@ -5011,23 +3179,7 @@
           <w:rFonts w:ascii="標楷體" w:eastAsia="標楷體" w:hAnsi="標楷體"/>
           <w:lang w:eastAsia="zh-TW"/>
         </w:rPr>
-        <w:t>{{</w:t>
-      </w:r>
-      <w:proofErr w:type="spellStart"/>
-      <w:r>
-        <w:rPr>
-          <w:rFonts w:ascii="標楷體" w:eastAsia="標楷體" w:hAnsi="標楷體"/>
-          <w:lang w:eastAsia="zh-TW"/>
-        </w:rPr>
-        <w:t>landlord_id</w:t>
-      </w:r>
-      <w:proofErr w:type="spellEnd"/>
-      <w:r>
-        <w:rPr>
-          <w:rFonts w:ascii="標楷體" w:eastAsia="標楷體" w:hAnsi="標楷體"/>
-          <w:lang w:eastAsia="zh-TW"/>
-        </w:rPr>
-        <w:t>}}</w:t>
+        <w:t>{{landlord_id}}</w:t>
       </w:r>
     </w:p>
     <w:p>
@@ -5067,53 +3219,12 @@
         </w:rPr>
         <w:t>承租人：</w:t>
       </w:r>
-      <w:proofErr w:type="gramStart"/>
-      <w:r>
-        <w:rPr>
-          <w:rFonts w:ascii="標楷體" w:eastAsia="標楷體" w:hAnsi="標楷體"/>
-          <w:lang w:eastAsia="zh-TW"/>
-        </w:rPr>
-        <w:t xml:space="preserve">{{ </w:t>
-      </w:r>
-      <w:proofErr w:type="spellStart"/>
-      <w:r>
-        <w:rPr>
-          <w:rFonts w:ascii="標楷體" w:eastAsia="標楷體" w:hAnsi="標楷體"/>
-          <w:lang w:eastAsia="zh-TW"/>
-        </w:rPr>
-        <w:t>tenant</w:t>
-      </w:r>
-      <w:proofErr w:type="gramEnd"/>
-      <w:r>
-        <w:rPr>
-          <w:rFonts w:ascii="標楷體" w:eastAsia="標楷體" w:hAnsi="標楷體"/>
-          <w:lang w:eastAsia="zh-TW"/>
-        </w:rPr>
-        <w:t>_</w:t>
-      </w:r>
-      <w:proofErr w:type="gramStart"/>
-      <w:r>
-        <w:rPr>
-          <w:rFonts w:ascii="標楷體" w:eastAsia="標楷體" w:hAnsi="標楷體"/>
-          <w:lang w:eastAsia="zh-TW"/>
-        </w:rPr>
-        <w:t>name</w:t>
-      </w:r>
-      <w:proofErr w:type="spellEnd"/>
-      <w:r>
-        <w:rPr>
-          <w:rFonts w:ascii="標楷體" w:eastAsia="標楷體" w:hAnsi="標楷體"/>
-          <w:lang w:eastAsia="zh-TW"/>
-        </w:rPr>
-        <w:t xml:space="preserve"> }</w:t>
-      </w:r>
-      <w:proofErr w:type="gramEnd"/>
-      <w:r>
-        <w:rPr>
-          <w:rFonts w:ascii="標楷體" w:eastAsia="標楷體" w:hAnsi="標楷體"/>
-          <w:lang w:eastAsia="zh-TW"/>
-        </w:rPr>
-        <w:t>}</w:t>
+      <w:r>
+        <w:rPr>
+          <w:rFonts w:ascii="標楷體" w:eastAsia="標楷體" w:hAnsi="標楷體"/>
+          <w:lang w:eastAsia="zh-TW"/>
+        </w:rPr>
+        <w:t>{{ tenant_name }}</w:t>
       </w:r>
       <w:r>
         <w:rPr>
@@ -5127,23 +3238,7 @@
           <w:rFonts w:ascii="標楷體" w:eastAsia="標楷體" w:hAnsi="標楷體"/>
           <w:lang w:eastAsia="zh-TW"/>
         </w:rPr>
-        <w:t>{{</w:t>
-      </w:r>
-      <w:proofErr w:type="spellStart"/>
-      <w:r>
-        <w:rPr>
-          <w:rFonts w:ascii="標楷體" w:eastAsia="標楷體" w:hAnsi="標楷體"/>
-          <w:lang w:eastAsia="zh-TW"/>
-        </w:rPr>
-        <w:t>tenant_seal</w:t>
-      </w:r>
-      <w:proofErr w:type="spellEnd"/>
-      <w:r>
-        <w:rPr>
-          <w:rFonts w:ascii="標楷體" w:eastAsia="標楷體" w:hAnsi="標楷體"/>
-          <w:lang w:eastAsia="zh-TW"/>
-        </w:rPr>
-        <w:t>}}</w:t>
+        <w:t>{{tenant_seal}}</w:t>
       </w:r>
       <w:r>
         <w:rPr>
@@ -5167,53 +3262,12 @@
         </w:rPr>
         <w:t>戶籍地址(營業登記地址)：</w:t>
       </w:r>
-      <w:proofErr w:type="gramStart"/>
-      <w:r>
-        <w:rPr>
-          <w:rFonts w:ascii="標楷體" w:eastAsia="標楷體" w:hAnsi="標楷體"/>
-          <w:lang w:eastAsia="zh-TW"/>
-        </w:rPr>
-        <w:t xml:space="preserve">  {{ </w:t>
-      </w:r>
-      <w:proofErr w:type="spellStart"/>
-      <w:r>
-        <w:rPr>
-          <w:rFonts w:ascii="標楷體" w:eastAsia="標楷體" w:hAnsi="標楷體"/>
-          <w:lang w:eastAsia="zh-TW"/>
-        </w:rPr>
-        <w:t>tenant</w:t>
-      </w:r>
-      <w:proofErr w:type="gramEnd"/>
-      <w:r>
-        <w:rPr>
-          <w:rFonts w:ascii="標楷體" w:eastAsia="標楷體" w:hAnsi="標楷體"/>
-          <w:lang w:eastAsia="zh-TW"/>
-        </w:rPr>
-        <w:t>_</w:t>
-      </w:r>
-      <w:proofErr w:type="gramStart"/>
-      <w:r>
-        <w:rPr>
-          <w:rFonts w:ascii="標楷體" w:eastAsia="標楷體" w:hAnsi="標楷體"/>
-          <w:lang w:eastAsia="zh-TW"/>
-        </w:rPr>
-        <w:t>address</w:t>
-      </w:r>
-      <w:proofErr w:type="spellEnd"/>
-      <w:r>
-        <w:rPr>
-          <w:rFonts w:ascii="標楷體" w:eastAsia="標楷體" w:hAnsi="標楷體"/>
-          <w:lang w:eastAsia="zh-TW"/>
-        </w:rPr>
-        <w:t xml:space="preserve"> }</w:t>
-      </w:r>
-      <w:proofErr w:type="gramEnd"/>
-      <w:r>
-        <w:rPr>
-          <w:rFonts w:ascii="標楷體" w:eastAsia="標楷體" w:hAnsi="標楷體"/>
-          <w:lang w:eastAsia="zh-TW"/>
-        </w:rPr>
-        <w:t>}</w:t>
+      <w:r>
+        <w:rPr>
+          <w:rFonts w:ascii="標楷體" w:eastAsia="標楷體" w:hAnsi="標楷體"/>
+          <w:lang w:eastAsia="zh-TW"/>
+        </w:rPr>
+        <w:t>  {{ tenant_address }}</w:t>
       </w:r>
     </w:p>
     <w:p>
@@ -5230,53 +3284,12 @@
         </w:rPr>
         <w:t>通訊地址：</w:t>
       </w:r>
-      <w:proofErr w:type="gramStart"/>
-      <w:r>
-        <w:rPr>
-          <w:rFonts w:ascii="標楷體" w:eastAsia="標楷體" w:hAnsi="標楷體"/>
-          <w:lang w:eastAsia="zh-TW"/>
-        </w:rPr>
-        <w:t xml:space="preserve">  {{ </w:t>
-      </w:r>
-      <w:proofErr w:type="spellStart"/>
-      <w:r>
-        <w:rPr>
-          <w:rFonts w:ascii="標楷體" w:eastAsia="標楷體" w:hAnsi="標楷體"/>
-          <w:lang w:eastAsia="zh-TW"/>
-        </w:rPr>
-        <w:t>tenant</w:t>
-      </w:r>
-      <w:proofErr w:type="gramEnd"/>
-      <w:r>
-        <w:rPr>
-          <w:rFonts w:ascii="標楷體" w:eastAsia="標楷體" w:hAnsi="標楷體"/>
-          <w:lang w:eastAsia="zh-TW"/>
-        </w:rPr>
-        <w:t>_</w:t>
-      </w:r>
-      <w:proofErr w:type="gramStart"/>
-      <w:r>
-        <w:rPr>
-          <w:rFonts w:ascii="標楷體" w:eastAsia="標楷體" w:hAnsi="標楷體"/>
-          <w:lang w:eastAsia="zh-TW"/>
-        </w:rPr>
-        <w:t>address</w:t>
-      </w:r>
-      <w:proofErr w:type="spellEnd"/>
-      <w:r>
-        <w:rPr>
-          <w:rFonts w:ascii="標楷體" w:eastAsia="標楷體" w:hAnsi="標楷體"/>
-          <w:lang w:eastAsia="zh-TW"/>
-        </w:rPr>
-        <w:t xml:space="preserve"> }</w:t>
-      </w:r>
-      <w:proofErr w:type="gramEnd"/>
-      <w:r>
-        <w:rPr>
-          <w:rFonts w:ascii="標楷體" w:eastAsia="標楷體" w:hAnsi="標楷體"/>
-          <w:lang w:eastAsia="zh-TW"/>
-        </w:rPr>
-        <w:t>}</w:t>
+      <w:r>
+        <w:rPr>
+          <w:rFonts w:ascii="標楷體" w:eastAsia="標楷體" w:hAnsi="標楷體"/>
+          <w:lang w:eastAsia="zh-TW"/>
+        </w:rPr>
+        <w:t>  {{ tenant_address }}</w:t>
       </w:r>
     </w:p>
     <w:p>
@@ -5293,53 +3306,12 @@
         </w:rPr>
         <w:t>統一編號(身分證明文件編號)：</w:t>
       </w:r>
-      <w:proofErr w:type="gramStart"/>
-      <w:r>
-        <w:rPr>
-          <w:rFonts w:ascii="標楷體" w:eastAsia="標楷體" w:hAnsi="標楷體"/>
-          <w:lang w:eastAsia="zh-TW"/>
-        </w:rPr>
-        <w:t xml:space="preserve">{{ </w:t>
-      </w:r>
-      <w:proofErr w:type="spellStart"/>
-      <w:r>
-        <w:rPr>
-          <w:rFonts w:ascii="標楷體" w:eastAsia="標楷體" w:hAnsi="標楷體"/>
-          <w:lang w:eastAsia="zh-TW"/>
-        </w:rPr>
-        <w:t>tenant</w:t>
-      </w:r>
-      <w:proofErr w:type="gramEnd"/>
-      <w:r>
-        <w:rPr>
-          <w:rFonts w:ascii="標楷體" w:eastAsia="標楷體" w:hAnsi="標楷體"/>
-          <w:lang w:eastAsia="zh-TW"/>
-        </w:rPr>
-        <w:t>_</w:t>
-      </w:r>
-      <w:proofErr w:type="gramStart"/>
-      <w:r>
-        <w:rPr>
-          <w:rFonts w:ascii="標楷體" w:eastAsia="標楷體" w:hAnsi="標楷體"/>
-          <w:lang w:eastAsia="zh-TW"/>
-        </w:rPr>
-        <w:t>id</w:t>
-      </w:r>
-      <w:proofErr w:type="spellEnd"/>
-      <w:r>
-        <w:rPr>
-          <w:rFonts w:ascii="標楷體" w:eastAsia="標楷體" w:hAnsi="標楷體"/>
-          <w:lang w:eastAsia="zh-TW"/>
-        </w:rPr>
-        <w:t xml:space="preserve"> }</w:t>
-      </w:r>
-      <w:proofErr w:type="gramEnd"/>
-      <w:r>
-        <w:rPr>
-          <w:rFonts w:ascii="標楷體" w:eastAsia="標楷體" w:hAnsi="標楷體"/>
-          <w:lang w:eastAsia="zh-TW"/>
-        </w:rPr>
-        <w:t>}</w:t>
+      <w:r>
+        <w:rPr>
+          <w:rFonts w:ascii="標楷體" w:eastAsia="標楷體" w:hAnsi="標楷體"/>
+          <w:lang w:eastAsia="zh-TW"/>
+        </w:rPr>
+        <w:t>{{ tenant_id }}</w:t>
       </w:r>
     </w:p>
     <w:p>
@@ -5356,53 +3328,12 @@
         </w:rPr>
         <w:t>聯絡電話：</w:t>
       </w:r>
-      <w:proofErr w:type="gramStart"/>
-      <w:r>
-        <w:rPr>
-          <w:rFonts w:ascii="標楷體" w:eastAsia="標楷體" w:hAnsi="標楷體"/>
-          <w:lang w:eastAsia="zh-TW"/>
-        </w:rPr>
-        <w:t xml:space="preserve">{{ </w:t>
-      </w:r>
-      <w:proofErr w:type="spellStart"/>
-      <w:r>
-        <w:rPr>
-          <w:rFonts w:ascii="標楷體" w:eastAsia="標楷體" w:hAnsi="標楷體"/>
-          <w:lang w:eastAsia="zh-TW"/>
-        </w:rPr>
-        <w:t>tenant</w:t>
-      </w:r>
-      <w:proofErr w:type="gramEnd"/>
-      <w:r>
-        <w:rPr>
-          <w:rFonts w:ascii="標楷體" w:eastAsia="標楷體" w:hAnsi="標楷體"/>
-          <w:lang w:eastAsia="zh-TW"/>
-        </w:rPr>
-        <w:t>_</w:t>
-      </w:r>
-      <w:proofErr w:type="gramStart"/>
-      <w:r>
-        <w:rPr>
-          <w:rFonts w:ascii="標楷體" w:eastAsia="標楷體" w:hAnsi="標楷體"/>
-          <w:lang w:eastAsia="zh-TW"/>
-        </w:rPr>
-        <w:t>phone</w:t>
-      </w:r>
-      <w:proofErr w:type="spellEnd"/>
-      <w:r>
-        <w:rPr>
-          <w:rFonts w:ascii="標楷體" w:eastAsia="標楷體" w:hAnsi="標楷體"/>
-          <w:lang w:eastAsia="zh-TW"/>
-        </w:rPr>
-        <w:t xml:space="preserve"> }</w:t>
-      </w:r>
-      <w:proofErr w:type="gramEnd"/>
-      <w:r>
-        <w:rPr>
-          <w:rFonts w:ascii="標楷體" w:eastAsia="標楷體" w:hAnsi="標楷體"/>
-          <w:lang w:eastAsia="zh-TW"/>
-        </w:rPr>
-        <w:t>}</w:t>
+      <w:r>
+        <w:rPr>
+          <w:rFonts w:ascii="標楷體" w:eastAsia="標楷體" w:hAnsi="標楷體"/>
+          <w:lang w:eastAsia="zh-TW"/>
+        </w:rPr>
+        <w:t>{{ tenant_phone }}</w:t>
       </w:r>
     </w:p>
     <w:p>
@@ -5502,23 +3433,7 @@
           <w:rFonts w:ascii="標楷體" w:eastAsia="標楷體" w:hAnsi="標楷體"/>
           <w:lang w:eastAsia="zh-TW"/>
         </w:rPr>
-        <w:t xml:space="preserve">{{ </w:t>
-      </w:r>
-      <w:proofErr w:type="spellStart"/>
-      <w:r>
-        <w:rPr>
-          <w:rFonts w:ascii="標楷體" w:eastAsia="標楷體" w:hAnsi="標楷體"/>
-          <w:lang w:eastAsia="zh-TW"/>
-        </w:rPr>
-        <w:t>deposit_amount</w:t>
-      </w:r>
-      <w:proofErr w:type="spellEnd"/>
-      <w:r>
-        <w:rPr>
-          <w:rFonts w:ascii="標楷體" w:eastAsia="標楷體" w:hAnsi="標楷體"/>
-          <w:lang w:eastAsia="zh-TW"/>
-        </w:rPr>
-        <w:t xml:space="preserve"> }}</w:t>
+        <w:t>{{ deposit_amount }}</w:t>
       </w:r>
       <w:r>
         <w:rPr>
@@ -5554,23 +3469,7 @@
           <w:rFonts w:ascii="標楷體" w:eastAsia="標楷體" w:hAnsi="標楷體"/>
           <w:lang w:eastAsia="zh-TW"/>
         </w:rPr>
-        <w:t xml:space="preserve">{{ </w:t>
-      </w:r>
-      <w:proofErr w:type="spellStart"/>
-      <w:r>
-        <w:rPr>
-          <w:rFonts w:ascii="標楷體" w:eastAsia="標楷體" w:hAnsi="標楷體"/>
-          <w:lang w:eastAsia="zh-TW"/>
-        </w:rPr>
-        <w:t>rent_amount</w:t>
-      </w:r>
-      <w:proofErr w:type="spellEnd"/>
-      <w:r>
-        <w:rPr>
-          <w:rFonts w:ascii="標楷體" w:eastAsia="標楷體" w:hAnsi="標楷體"/>
-          <w:lang w:eastAsia="zh-TW"/>
-        </w:rPr>
-        <w:t xml:space="preserve"> }}</w:t>
+        <w:t>{{ rent_amount }}</w:t>
       </w:r>
       <w:r>
         <w:rPr>
@@ -5673,39 +3572,7 @@
           <w:rFonts w:ascii="標楷體" w:eastAsia="標楷體" w:hAnsi="標楷體"/>
           <w:lang w:eastAsia="zh-TW"/>
         </w:rPr>
-        <w:t xml:space="preserve">{{ </w:t>
-      </w:r>
-      <w:proofErr w:type="spellStart"/>
-      <w:r>
-        <w:rPr>
-          <w:rFonts w:ascii="標楷體" w:eastAsia="標楷體" w:hAnsi="標楷體"/>
-          <w:lang w:eastAsia="zh-TW"/>
-        </w:rPr>
-        <w:t>chk_key_house</w:t>
-      </w:r>
-      <w:proofErr w:type="spellEnd"/>
-      <w:r>
-        <w:rPr>
-          <w:rFonts w:ascii="標楷體" w:eastAsia="標楷體" w:hAnsi="標楷體"/>
-          <w:lang w:eastAsia="zh-TW"/>
-        </w:rPr>
-        <w:t xml:space="preserve"> }}房屋鑰匙：{{ </w:t>
-      </w:r>
-      <w:proofErr w:type="spellStart"/>
-      <w:r>
-        <w:rPr>
-          <w:rFonts w:ascii="標楷體" w:eastAsia="標楷體" w:hAnsi="標楷體"/>
-          <w:lang w:eastAsia="zh-TW"/>
-        </w:rPr>
-        <w:t>num_key_house</w:t>
-      </w:r>
-      <w:proofErr w:type="spellEnd"/>
-      <w:r>
-        <w:rPr>
-          <w:rFonts w:ascii="標楷體" w:eastAsia="標楷體" w:hAnsi="標楷體"/>
-          <w:lang w:eastAsia="zh-TW"/>
-        </w:rPr>
-        <w:t xml:space="preserve"> }} 把(組)</w:t>
+        <w:t>{{ chk_key_house }}房屋鑰匙：{{ num_key_house }} 把(組)</w:t>
       </w:r>
       <w:r>
         <w:rPr>
@@ -5727,65 +3594,8 @@
           <w:rFonts w:ascii="標楷體" w:eastAsia="標楷體" w:hAnsi="標楷體"/>
           <w:lang w:eastAsia="zh-TW"/>
         </w:rPr>
-        <w:t xml:space="preserve">{{ </w:t>
-      </w:r>
-      <w:proofErr w:type="spellStart"/>
-      <w:r>
-        <w:rPr>
-          <w:rFonts w:ascii="標楷體" w:eastAsia="標楷體" w:hAnsi="標楷體"/>
-          <w:lang w:eastAsia="zh-TW"/>
-        </w:rPr>
-        <w:t>chk_token</w:t>
-      </w:r>
-      <w:proofErr w:type="spellEnd"/>
-      <w:r>
-        <w:rPr>
-          <w:rFonts w:ascii="標楷體" w:eastAsia="標楷體" w:hAnsi="標楷體"/>
-          <w:lang w:eastAsia="zh-TW"/>
-        </w:rPr>
-        <w:t xml:space="preserve"> }}</w:t>
-      </w:r>
-      <w:proofErr w:type="gramStart"/>
-      <w:r>
-        <w:rPr>
-          <w:rFonts w:ascii="標楷體" w:eastAsia="標楷體" w:hAnsi="標楷體"/>
-          <w:lang w:eastAsia="zh-TW"/>
-        </w:rPr>
-        <w:t>感應磁扣</w:t>
-      </w:r>
-      <w:proofErr w:type="gramEnd"/>
-      <w:r>
-        <w:rPr>
-          <w:rFonts w:ascii="標楷體" w:eastAsia="標楷體" w:hAnsi="標楷體"/>
-          <w:lang w:eastAsia="zh-TW"/>
-        </w:rPr>
-        <w:t xml:space="preserve">(卡)：{{ </w:t>
-      </w:r>
-      <w:proofErr w:type="spellStart"/>
-      <w:r>
-        <w:rPr>
-          <w:rFonts w:ascii="標楷體" w:eastAsia="標楷體" w:hAnsi="標楷體"/>
-          <w:lang w:eastAsia="zh-TW"/>
-        </w:rPr>
-        <w:t>num_token</w:t>
-      </w:r>
-      <w:proofErr w:type="spellEnd"/>
-      <w:r>
-        <w:rPr>
-          <w:rFonts w:ascii="標楷體" w:eastAsia="標楷體" w:hAnsi="標楷體"/>
-          <w:lang w:eastAsia="zh-TW"/>
-        </w:rPr>
-        <w:t xml:space="preserve"> }} </w:t>
-      </w:r>
-      <w:proofErr w:type="gramStart"/>
-      <w:r>
-        <w:rPr>
-          <w:rFonts w:ascii="標楷體" w:eastAsia="標楷體" w:hAnsi="標楷體"/>
-          <w:lang w:eastAsia="zh-TW"/>
-        </w:rPr>
-        <w:t>個</w:t>
-      </w:r>
-      <w:proofErr w:type="gramEnd"/>
+        <w:t>{{ chk_token }}感應磁扣(卡)：{{ num_token }} 個</w:t>
+      </w:r>
       <w:r>
         <w:rPr>
           <w:rFonts w:ascii="標楷體" w:eastAsia="標楷體" w:hAnsi="標楷體"/>
@@ -5806,96 +3616,23 @@
           <w:rFonts w:ascii="標楷體" w:eastAsia="標楷體" w:hAnsi="標楷體"/>
           <w:lang w:eastAsia="zh-TW"/>
         </w:rPr>
-        <w:t xml:space="preserve">{{ </w:t>
-      </w:r>
-      <w:proofErr w:type="spellStart"/>
-      <w:r>
-        <w:rPr>
-          <w:rFonts w:ascii="標楷體" w:eastAsia="標楷體" w:hAnsi="標楷體"/>
-          <w:lang w:eastAsia="zh-TW"/>
-        </w:rPr>
-        <w:t>chk_key_mail</w:t>
-      </w:r>
-      <w:proofErr w:type="spellEnd"/>
-      <w:r>
-        <w:rPr>
-          <w:rFonts w:ascii="標楷體" w:eastAsia="標楷體" w:hAnsi="標楷體"/>
-          <w:lang w:eastAsia="zh-TW"/>
-        </w:rPr>
-        <w:t xml:space="preserve"> }}信箱鑰匙：{{ </w:t>
-      </w:r>
-      <w:proofErr w:type="spellStart"/>
-      <w:r>
-        <w:rPr>
-          <w:rFonts w:ascii="標楷體" w:eastAsia="標楷體" w:hAnsi="標楷體"/>
-          <w:lang w:eastAsia="zh-TW"/>
-        </w:rPr>
-        <w:t>num_key_mail</w:t>
-      </w:r>
-      <w:proofErr w:type="spellEnd"/>
-      <w:r>
-        <w:rPr>
-          <w:rFonts w:ascii="標楷體" w:eastAsia="標楷體" w:hAnsi="標楷體"/>
-          <w:lang w:eastAsia="zh-TW"/>
-        </w:rPr>
-        <w:t xml:space="preserve"> }} 把</w:t>
-      </w:r>
-    </w:p>
-    <w:p>
-      <w:pPr>
-        <w:rPr>
-          <w:rFonts w:ascii="標楷體" w:eastAsia="標楷體" w:hAnsi="標楷體"/>
-          <w:lang w:eastAsia="zh-TW"/>
-        </w:rPr>
-      </w:pPr>
-      <w:r>
-        <w:rPr>
-          <w:rFonts w:ascii="標楷體" w:eastAsia="標楷體" w:hAnsi="標楷體"/>
-          <w:lang w:eastAsia="zh-TW"/>
-        </w:rPr>
-        <w:t xml:space="preserve">{{ </w:t>
-      </w:r>
-      <w:proofErr w:type="spellStart"/>
-      <w:r>
-        <w:rPr>
-          <w:rFonts w:ascii="標楷體" w:eastAsia="標楷體" w:hAnsi="標楷體"/>
-          <w:lang w:eastAsia="zh-TW"/>
-        </w:rPr>
-        <w:t>chk_remote</w:t>
-      </w:r>
-      <w:proofErr w:type="spellEnd"/>
-      <w:r>
-        <w:rPr>
-          <w:rFonts w:ascii="標楷體" w:eastAsia="標楷體" w:hAnsi="標楷體"/>
-          <w:lang w:eastAsia="zh-TW"/>
-        </w:rPr>
-        <w:t xml:space="preserve"> }}車庫遙控器：{{ </w:t>
-      </w:r>
-      <w:proofErr w:type="spellStart"/>
-      <w:r>
-        <w:rPr>
-          <w:rFonts w:ascii="標楷體" w:eastAsia="標楷體" w:hAnsi="標楷體"/>
-          <w:lang w:eastAsia="zh-TW"/>
-        </w:rPr>
-        <w:t>num_remote</w:t>
-      </w:r>
-      <w:proofErr w:type="spellEnd"/>
-      <w:r>
-        <w:rPr>
-          <w:rFonts w:ascii="標楷體" w:eastAsia="標楷體" w:hAnsi="標楷體"/>
-          <w:lang w:eastAsia="zh-TW"/>
-        </w:rPr>
-        <w:t xml:space="preserve"> }} </w:t>
-      </w:r>
-      <w:proofErr w:type="gramStart"/>
-      <w:r>
-        <w:rPr>
-          <w:rFonts w:ascii="標楷體" w:eastAsia="標楷體" w:hAnsi="標楷體"/>
-          <w:lang w:eastAsia="zh-TW"/>
-        </w:rPr>
-        <w:t>個</w:t>
-      </w:r>
-      <w:proofErr w:type="gramEnd"/>
+        <w:t>{{ chk_key_mail }}信箱鑰匙：{{ num_key_mail }} 把</w:t>
+      </w:r>
+    </w:p>
+    <w:p>
+      <w:pPr>
+        <w:rPr>
+          <w:rFonts w:ascii="標楷體" w:eastAsia="標楷體" w:hAnsi="標楷體"/>
+          <w:lang w:eastAsia="zh-TW"/>
+        </w:rPr>
+      </w:pPr>
+      <w:r>
+        <w:rPr>
+          <w:rFonts w:ascii="標楷體" w:eastAsia="標楷體" w:hAnsi="標楷體"/>
+          <w:lang w:eastAsia="zh-TW"/>
+        </w:rPr>
+        <w:t>{{ chk_remote }}車庫遙控器：{{ num_remote }} 個</w:t>
+      </w:r>
     </w:p>
     <w:p>
       <w:pPr>
@@ -5952,23 +3689,7 @@
           <w:rFonts w:ascii="標楷體" w:eastAsia="標楷體" w:hAnsi="標楷體"/>
           <w:lang w:eastAsia="zh-TW"/>
         </w:rPr>
-        <w:t xml:space="preserve">{{ </w:t>
-      </w:r>
-      <w:proofErr w:type="spellStart"/>
-      <w:r>
-        <w:rPr>
-          <w:rFonts w:ascii="標楷體" w:eastAsia="標楷體" w:hAnsi="標楷體"/>
-          <w:lang w:eastAsia="zh-TW"/>
-        </w:rPr>
-        <w:t>chk_bed_frame</w:t>
-      </w:r>
-      <w:proofErr w:type="spellEnd"/>
-      <w:r>
-        <w:rPr>
-          <w:rFonts w:ascii="標楷體" w:eastAsia="標楷體" w:hAnsi="標楷體"/>
-          <w:lang w:eastAsia="zh-TW"/>
-        </w:rPr>
-        <w:t xml:space="preserve"> }}</w:t>
+        <w:t>{{ chk_bed_frame }}</w:t>
       </w:r>
       <w:r>
         <w:rPr>
@@ -5982,23 +3703,7 @@
           <w:rFonts w:ascii="標楷體" w:eastAsia="標楷體" w:hAnsi="標楷體"/>
           <w:lang w:eastAsia="zh-TW"/>
         </w:rPr>
-        <w:t xml:space="preserve">{{ </w:t>
-      </w:r>
-      <w:proofErr w:type="spellStart"/>
-      <w:r>
-        <w:rPr>
-          <w:rFonts w:ascii="標楷體" w:eastAsia="標楷體" w:hAnsi="標楷體"/>
-          <w:lang w:eastAsia="zh-TW"/>
-        </w:rPr>
-        <w:t>num_bed_frame</w:t>
-      </w:r>
-      <w:proofErr w:type="spellEnd"/>
-      <w:r>
-        <w:rPr>
-          <w:rFonts w:ascii="標楷體" w:eastAsia="標楷體" w:hAnsi="標楷體"/>
-          <w:lang w:eastAsia="zh-TW"/>
-        </w:rPr>
-        <w:t xml:space="preserve"> }}</w:t>
+        <w:t>{{ num_bed_frame }}</w:t>
       </w:r>
     </w:p>
     <w:p>
@@ -6023,23 +3728,7 @@
           <w:rFonts w:ascii="標楷體" w:eastAsia="標楷體" w:hAnsi="標楷體"/>
           <w:lang w:eastAsia="zh-TW"/>
         </w:rPr>
-        <w:t xml:space="preserve">{{ </w:t>
-      </w:r>
-      <w:proofErr w:type="spellStart"/>
-      <w:r>
-        <w:rPr>
-          <w:rFonts w:ascii="標楷體" w:eastAsia="標楷體" w:hAnsi="標楷體"/>
-          <w:lang w:eastAsia="zh-TW"/>
-        </w:rPr>
-        <w:t>chk_mattress</w:t>
-      </w:r>
-      <w:proofErr w:type="spellEnd"/>
-      <w:r>
-        <w:rPr>
-          <w:rFonts w:ascii="標楷體" w:eastAsia="標楷體" w:hAnsi="標楷體"/>
-          <w:lang w:eastAsia="zh-TW"/>
-        </w:rPr>
-        <w:t xml:space="preserve"> }}</w:t>
+        <w:t>{{ chk_mattress }}</w:t>
       </w:r>
       <w:r>
         <w:rPr>
@@ -6053,23 +3742,7 @@
           <w:rFonts w:ascii="標楷體" w:eastAsia="標楷體" w:hAnsi="標楷體"/>
           <w:lang w:eastAsia="zh-TW"/>
         </w:rPr>
-        <w:t xml:space="preserve">{{ </w:t>
-      </w:r>
-      <w:proofErr w:type="spellStart"/>
-      <w:r>
-        <w:rPr>
-          <w:rFonts w:ascii="標楷體" w:eastAsia="標楷體" w:hAnsi="標楷體"/>
-          <w:lang w:eastAsia="zh-TW"/>
-        </w:rPr>
-        <w:t>num_mattress</w:t>
-      </w:r>
-      <w:proofErr w:type="spellEnd"/>
-      <w:r>
-        <w:rPr>
-          <w:rFonts w:ascii="標楷體" w:eastAsia="標楷體" w:hAnsi="標楷體"/>
-          <w:lang w:eastAsia="zh-TW"/>
-        </w:rPr>
-        <w:t xml:space="preserve"> }}</w:t>
+        <w:t>{{ num_mattress }}</w:t>
       </w:r>
     </w:p>
     <w:p>
@@ -6094,23 +3767,7 @@
           <w:rFonts w:ascii="標楷體" w:eastAsia="標楷體" w:hAnsi="標楷體"/>
           <w:lang w:eastAsia="zh-TW"/>
         </w:rPr>
-        <w:t xml:space="preserve">{{ </w:t>
-      </w:r>
-      <w:proofErr w:type="spellStart"/>
-      <w:r>
-        <w:rPr>
-          <w:rFonts w:ascii="標楷體" w:eastAsia="標楷體" w:hAnsi="標楷體"/>
-          <w:lang w:eastAsia="zh-TW"/>
-        </w:rPr>
-        <w:t>chk_wardrobe</w:t>
-      </w:r>
-      <w:proofErr w:type="spellEnd"/>
-      <w:r>
-        <w:rPr>
-          <w:rFonts w:ascii="標楷體" w:eastAsia="標楷體" w:hAnsi="標楷體"/>
-          <w:lang w:eastAsia="zh-TW"/>
-        </w:rPr>
-        <w:t xml:space="preserve"> }}</w:t>
+        <w:t>{{ chk_wardrobe }}</w:t>
       </w:r>
       <w:r>
         <w:rPr>
@@ -6124,23 +3781,7 @@
           <w:rFonts w:ascii="標楷體" w:eastAsia="標楷體" w:hAnsi="標楷體"/>
           <w:lang w:eastAsia="zh-TW"/>
         </w:rPr>
-        <w:t xml:space="preserve">{{ </w:t>
-      </w:r>
-      <w:proofErr w:type="spellStart"/>
-      <w:r>
-        <w:rPr>
-          <w:rFonts w:ascii="標楷體" w:eastAsia="標楷體" w:hAnsi="標楷體"/>
-          <w:lang w:eastAsia="zh-TW"/>
-        </w:rPr>
-        <w:t>num_wardrobe</w:t>
-      </w:r>
-      <w:proofErr w:type="spellEnd"/>
-      <w:r>
-        <w:rPr>
-          <w:rFonts w:ascii="標楷體" w:eastAsia="標楷體" w:hAnsi="標楷體"/>
-          <w:lang w:eastAsia="zh-TW"/>
-        </w:rPr>
-        <w:t xml:space="preserve"> }}</w:t>
+        <w:t>{{ num_wardrobe }}</w:t>
       </w:r>
     </w:p>
     <w:p>
@@ -6165,23 +3806,7 @@
           <w:rFonts w:ascii="標楷體" w:eastAsia="標楷體" w:hAnsi="標楷體"/>
           <w:lang w:eastAsia="zh-TW"/>
         </w:rPr>
-        <w:t xml:space="preserve">{{ </w:t>
-      </w:r>
-      <w:proofErr w:type="spellStart"/>
-      <w:r>
-        <w:rPr>
-          <w:rFonts w:ascii="標楷體" w:eastAsia="標楷體" w:hAnsi="標楷體"/>
-          <w:lang w:eastAsia="zh-TW"/>
-        </w:rPr>
-        <w:t>chk_table</w:t>
-      </w:r>
-      <w:proofErr w:type="spellEnd"/>
-      <w:r>
-        <w:rPr>
-          <w:rFonts w:ascii="標楷體" w:eastAsia="標楷體" w:hAnsi="標楷體"/>
-          <w:lang w:eastAsia="zh-TW"/>
-        </w:rPr>
-        <w:t xml:space="preserve"> }}</w:t>
+        <w:t>{{ chk_table }}</w:t>
       </w:r>
       <w:r>
         <w:rPr>
@@ -6195,23 +3820,7 @@
           <w:rFonts w:ascii="標楷體" w:eastAsia="標楷體" w:hAnsi="標楷體"/>
           <w:lang w:eastAsia="zh-TW"/>
         </w:rPr>
-        <w:t xml:space="preserve">{{ </w:t>
-      </w:r>
-      <w:proofErr w:type="spellStart"/>
-      <w:r>
-        <w:rPr>
-          <w:rFonts w:ascii="標楷體" w:eastAsia="標楷體" w:hAnsi="標楷體"/>
-          <w:lang w:eastAsia="zh-TW"/>
-        </w:rPr>
-        <w:t>num_table</w:t>
-      </w:r>
-      <w:proofErr w:type="spellEnd"/>
-      <w:r>
-        <w:rPr>
-          <w:rFonts w:ascii="標楷體" w:eastAsia="標楷體" w:hAnsi="標楷體"/>
-          <w:lang w:eastAsia="zh-TW"/>
-        </w:rPr>
-        <w:t xml:space="preserve"> }}</w:t>
+        <w:t>{{ num_table }}</w:t>
       </w:r>
     </w:p>
     <w:p>
@@ -6236,23 +3845,7 @@
           <w:rFonts w:ascii="標楷體" w:eastAsia="標楷體" w:hAnsi="標楷體"/>
           <w:lang w:eastAsia="zh-TW"/>
         </w:rPr>
-        <w:t xml:space="preserve">{{ </w:t>
-      </w:r>
-      <w:proofErr w:type="spellStart"/>
-      <w:r>
-        <w:rPr>
-          <w:rFonts w:ascii="標楷體" w:eastAsia="標楷體" w:hAnsi="標楷體"/>
-          <w:lang w:eastAsia="zh-TW"/>
-        </w:rPr>
-        <w:t>chk_chair</w:t>
-      </w:r>
-      <w:proofErr w:type="spellEnd"/>
-      <w:r>
-        <w:rPr>
-          <w:rFonts w:ascii="標楷體" w:eastAsia="標楷體" w:hAnsi="標楷體"/>
-          <w:lang w:eastAsia="zh-TW"/>
-        </w:rPr>
-        <w:t xml:space="preserve"> }}</w:t>
+        <w:t>{{ chk_chair }}</w:t>
       </w:r>
       <w:r>
         <w:rPr>
@@ -6266,23 +3859,7 @@
           <w:rFonts w:ascii="標楷體" w:eastAsia="標楷體" w:hAnsi="標楷體"/>
           <w:lang w:eastAsia="zh-TW"/>
         </w:rPr>
-        <w:t xml:space="preserve">{{ </w:t>
-      </w:r>
-      <w:proofErr w:type="spellStart"/>
-      <w:r>
-        <w:rPr>
-          <w:rFonts w:ascii="標楷體" w:eastAsia="標楷體" w:hAnsi="標楷體"/>
-          <w:lang w:eastAsia="zh-TW"/>
-        </w:rPr>
-        <w:t>num_chair</w:t>
-      </w:r>
-      <w:proofErr w:type="spellEnd"/>
-      <w:r>
-        <w:rPr>
-          <w:rFonts w:ascii="標楷體" w:eastAsia="標楷體" w:hAnsi="標楷體"/>
-          <w:lang w:eastAsia="zh-TW"/>
-        </w:rPr>
-        <w:t xml:space="preserve"> }}</w:t>
+        <w:t>{{ num_chair }}</w:t>
       </w:r>
     </w:p>
     <w:p>
@@ -6307,23 +3884,7 @@
           <w:rFonts w:ascii="標楷體" w:eastAsia="標楷體" w:hAnsi="標楷體"/>
           <w:lang w:eastAsia="zh-TW"/>
         </w:rPr>
-        <w:t xml:space="preserve">{{ </w:t>
-      </w:r>
-      <w:proofErr w:type="spellStart"/>
-      <w:r>
-        <w:rPr>
-          <w:rFonts w:ascii="標楷體" w:eastAsia="標楷體" w:hAnsi="標楷體"/>
-          <w:lang w:eastAsia="zh-TW"/>
-        </w:rPr>
-        <w:t>chk_sofa</w:t>
-      </w:r>
-      <w:proofErr w:type="spellEnd"/>
-      <w:r>
-        <w:rPr>
-          <w:rFonts w:ascii="標楷體" w:eastAsia="標楷體" w:hAnsi="標楷體"/>
-          <w:lang w:eastAsia="zh-TW"/>
-        </w:rPr>
-        <w:t xml:space="preserve"> }}</w:t>
+        <w:t>{{ chk_sofa }}</w:t>
       </w:r>
       <w:r>
         <w:rPr>
@@ -6337,23 +3898,7 @@
           <w:rFonts w:ascii="標楷體" w:eastAsia="標楷體" w:hAnsi="標楷體"/>
           <w:lang w:eastAsia="zh-TW"/>
         </w:rPr>
-        <w:t xml:space="preserve">{{ </w:t>
-      </w:r>
-      <w:proofErr w:type="spellStart"/>
-      <w:r>
-        <w:rPr>
-          <w:rFonts w:ascii="標楷體" w:eastAsia="標楷體" w:hAnsi="標楷體"/>
-          <w:lang w:eastAsia="zh-TW"/>
-        </w:rPr>
-        <w:t>num_sofa</w:t>
-      </w:r>
-      <w:proofErr w:type="spellEnd"/>
-      <w:r>
-        <w:rPr>
-          <w:rFonts w:ascii="標楷體" w:eastAsia="標楷體" w:hAnsi="標楷體"/>
-          <w:lang w:eastAsia="zh-TW"/>
-        </w:rPr>
-        <w:t xml:space="preserve"> }}</w:t>
+        <w:t>{{ num_sofa }}</w:t>
       </w:r>
     </w:p>
     <w:p>
@@ -6378,23 +3923,7 @@
           <w:rFonts w:ascii="標楷體" w:eastAsia="標楷體" w:hAnsi="標楷體"/>
           <w:lang w:eastAsia="zh-TW"/>
         </w:rPr>
-        <w:t xml:space="preserve">{{ </w:t>
-      </w:r>
-      <w:proofErr w:type="spellStart"/>
-      <w:r>
-        <w:rPr>
-          <w:rFonts w:ascii="標楷體" w:eastAsia="標楷體" w:hAnsi="標楷體"/>
-          <w:lang w:eastAsia="zh-TW"/>
-        </w:rPr>
-        <w:t>chk_tea_table</w:t>
-      </w:r>
-      <w:proofErr w:type="spellEnd"/>
-      <w:r>
-        <w:rPr>
-          <w:rFonts w:ascii="標楷體" w:eastAsia="標楷體" w:hAnsi="標楷體"/>
-          <w:lang w:eastAsia="zh-TW"/>
-        </w:rPr>
-        <w:t xml:space="preserve"> }}</w:t>
+        <w:t>{{ chk_tea_table }}</w:t>
       </w:r>
       <w:r>
         <w:rPr>
@@ -6408,23 +3937,7 @@
           <w:rFonts w:ascii="標楷體" w:eastAsia="標楷體" w:hAnsi="標楷體"/>
           <w:lang w:eastAsia="zh-TW"/>
         </w:rPr>
-        <w:t xml:space="preserve">{{ </w:t>
-      </w:r>
-      <w:proofErr w:type="spellStart"/>
-      <w:r>
-        <w:rPr>
-          <w:rFonts w:ascii="標楷體" w:eastAsia="標楷體" w:hAnsi="標楷體"/>
-          <w:lang w:eastAsia="zh-TW"/>
-        </w:rPr>
-        <w:t>num_tea_table</w:t>
-      </w:r>
-      <w:proofErr w:type="spellEnd"/>
-      <w:r>
-        <w:rPr>
-          <w:rFonts w:ascii="標楷體" w:eastAsia="標楷體" w:hAnsi="標楷體"/>
-          <w:lang w:eastAsia="zh-TW"/>
-        </w:rPr>
-        <w:t xml:space="preserve"> }}</w:t>
+        <w:t>{{ num_tea_table }}</w:t>
       </w:r>
     </w:p>
     <w:p>
@@ -6449,23 +3962,7 @@
           <w:rFonts w:ascii="標楷體" w:eastAsia="標楷體" w:hAnsi="標楷體"/>
           <w:lang w:eastAsia="zh-TW"/>
         </w:rPr>
-        <w:t xml:space="preserve">{{ </w:t>
-      </w:r>
-      <w:proofErr w:type="spellStart"/>
-      <w:r>
-        <w:rPr>
-          <w:rFonts w:ascii="標楷體" w:eastAsia="標楷體" w:hAnsi="標楷體"/>
-          <w:lang w:eastAsia="zh-TW"/>
-        </w:rPr>
-        <w:t>chk_ac</w:t>
-      </w:r>
-      <w:proofErr w:type="spellEnd"/>
-      <w:r>
-        <w:rPr>
-          <w:rFonts w:ascii="標楷體" w:eastAsia="標楷體" w:hAnsi="標楷體"/>
-          <w:lang w:eastAsia="zh-TW"/>
-        </w:rPr>
-        <w:t xml:space="preserve"> }}</w:t>
+        <w:t>{{ chk_ac }}</w:t>
       </w:r>
       <w:r>
         <w:rPr>
@@ -6479,23 +3976,7 @@
           <w:rFonts w:ascii="標楷體" w:eastAsia="標楷體" w:hAnsi="標楷體"/>
           <w:lang w:eastAsia="zh-TW"/>
         </w:rPr>
-        <w:t xml:space="preserve">{{ </w:t>
-      </w:r>
-      <w:proofErr w:type="spellStart"/>
-      <w:r>
-        <w:rPr>
-          <w:rFonts w:ascii="標楷體" w:eastAsia="標楷體" w:hAnsi="標楷體"/>
-          <w:lang w:eastAsia="zh-TW"/>
-        </w:rPr>
-        <w:t>num_ac</w:t>
-      </w:r>
-      <w:proofErr w:type="spellEnd"/>
-      <w:r>
-        <w:rPr>
-          <w:rFonts w:ascii="標楷體" w:eastAsia="標楷體" w:hAnsi="標楷體"/>
-          <w:lang w:eastAsia="zh-TW"/>
-        </w:rPr>
-        <w:t xml:space="preserve"> }}</w:t>
+        <w:t>{{ num_ac }}</w:t>
       </w:r>
     </w:p>
     <w:p>
@@ -6520,23 +4001,7 @@
           <w:rFonts w:ascii="標楷體" w:eastAsia="標楷體" w:hAnsi="標楷體"/>
           <w:lang w:eastAsia="zh-TW"/>
         </w:rPr>
-        <w:t xml:space="preserve">{{ </w:t>
-      </w:r>
-      <w:proofErr w:type="spellStart"/>
-      <w:r>
-        <w:rPr>
-          <w:rFonts w:ascii="標楷體" w:eastAsia="標楷體" w:hAnsi="標楷體"/>
-          <w:lang w:eastAsia="zh-TW"/>
-        </w:rPr>
-        <w:t>chk_fridge</w:t>
-      </w:r>
-      <w:proofErr w:type="spellEnd"/>
-      <w:r>
-        <w:rPr>
-          <w:rFonts w:ascii="標楷體" w:eastAsia="標楷體" w:hAnsi="標楷體"/>
-          <w:lang w:eastAsia="zh-TW"/>
-        </w:rPr>
-        <w:t xml:space="preserve"> }}</w:t>
+        <w:t>{{ chk_fridge }}</w:t>
       </w:r>
       <w:r>
         <w:rPr>
@@ -6550,23 +4015,7 @@
           <w:rFonts w:ascii="標楷體" w:eastAsia="標楷體" w:hAnsi="標楷體"/>
           <w:lang w:eastAsia="zh-TW"/>
         </w:rPr>
-        <w:t xml:space="preserve">{{ </w:t>
-      </w:r>
-      <w:proofErr w:type="spellStart"/>
-      <w:r>
-        <w:rPr>
-          <w:rFonts w:ascii="標楷體" w:eastAsia="標楷體" w:hAnsi="標楷體"/>
-          <w:lang w:eastAsia="zh-TW"/>
-        </w:rPr>
-        <w:t>num_fridge</w:t>
-      </w:r>
-      <w:proofErr w:type="spellEnd"/>
-      <w:r>
-        <w:rPr>
-          <w:rFonts w:ascii="標楷體" w:eastAsia="標楷體" w:hAnsi="標楷體"/>
-          <w:lang w:eastAsia="zh-TW"/>
-        </w:rPr>
-        <w:t xml:space="preserve"> }}</w:t>
+        <w:t>{{ num_fridge }}</w:t>
       </w:r>
     </w:p>
     <w:p>
@@ -6591,23 +4040,7 @@
           <w:rFonts w:ascii="標楷體" w:eastAsia="標楷體" w:hAnsi="標楷體"/>
           <w:lang w:eastAsia="zh-TW"/>
         </w:rPr>
-        <w:t xml:space="preserve">{{ </w:t>
-      </w:r>
-      <w:proofErr w:type="spellStart"/>
-      <w:r>
-        <w:rPr>
-          <w:rFonts w:ascii="標楷體" w:eastAsia="標楷體" w:hAnsi="標楷體"/>
-          <w:lang w:eastAsia="zh-TW"/>
-        </w:rPr>
-        <w:t>chk_washer</w:t>
-      </w:r>
-      <w:proofErr w:type="spellEnd"/>
-      <w:r>
-        <w:rPr>
-          <w:rFonts w:ascii="標楷體" w:eastAsia="標楷體" w:hAnsi="標楷體"/>
-          <w:lang w:eastAsia="zh-TW"/>
-        </w:rPr>
-        <w:t xml:space="preserve"> }}</w:t>
+        <w:t>{{ chk_washer }}</w:t>
       </w:r>
       <w:r>
         <w:rPr>
@@ -6621,23 +4054,7 @@
           <w:rFonts w:ascii="標楷體" w:eastAsia="標楷體" w:hAnsi="標楷體"/>
           <w:lang w:eastAsia="zh-TW"/>
         </w:rPr>
-        <w:t xml:space="preserve">{{ </w:t>
-      </w:r>
-      <w:proofErr w:type="spellStart"/>
-      <w:r>
-        <w:rPr>
-          <w:rFonts w:ascii="標楷體" w:eastAsia="標楷體" w:hAnsi="標楷體"/>
-          <w:lang w:eastAsia="zh-TW"/>
-        </w:rPr>
-        <w:t>num_washer</w:t>
-      </w:r>
-      <w:proofErr w:type="spellEnd"/>
-      <w:r>
-        <w:rPr>
-          <w:rFonts w:ascii="標楷體" w:eastAsia="標楷體" w:hAnsi="標楷體"/>
-          <w:lang w:eastAsia="zh-TW"/>
-        </w:rPr>
-        <w:t xml:space="preserve"> }}</w:t>
+        <w:t>{{ num_washer }}</w:t>
       </w:r>
     </w:p>
     <w:p>
@@ -6662,23 +4079,7 @@
           <w:rFonts w:ascii="標楷體" w:eastAsia="標楷體" w:hAnsi="標楷體"/>
           <w:lang w:eastAsia="zh-TW"/>
         </w:rPr>
-        <w:t xml:space="preserve">{{ </w:t>
-      </w:r>
-      <w:proofErr w:type="spellStart"/>
-      <w:r>
-        <w:rPr>
-          <w:rFonts w:ascii="標楷體" w:eastAsia="標楷體" w:hAnsi="標楷體"/>
-          <w:lang w:eastAsia="zh-TW"/>
-        </w:rPr>
-        <w:t>chk_tv</w:t>
-      </w:r>
-      <w:proofErr w:type="spellEnd"/>
-      <w:r>
-        <w:rPr>
-          <w:rFonts w:ascii="標楷體" w:eastAsia="標楷體" w:hAnsi="標楷體"/>
-          <w:lang w:eastAsia="zh-TW"/>
-        </w:rPr>
-        <w:t xml:space="preserve"> }}</w:t>
+        <w:t>{{ chk_tv }}</w:t>
       </w:r>
       <w:r>
         <w:rPr>
@@ -6692,23 +4093,7 @@
           <w:rFonts w:ascii="標楷體" w:eastAsia="標楷體" w:hAnsi="標楷體"/>
           <w:lang w:eastAsia="zh-TW"/>
         </w:rPr>
-        <w:t xml:space="preserve">{{ </w:t>
-      </w:r>
-      <w:proofErr w:type="spellStart"/>
-      <w:r>
-        <w:rPr>
-          <w:rFonts w:ascii="標楷體" w:eastAsia="標楷體" w:hAnsi="標楷體"/>
-          <w:lang w:eastAsia="zh-TW"/>
-        </w:rPr>
-        <w:t>num_tv</w:t>
-      </w:r>
-      <w:proofErr w:type="spellEnd"/>
-      <w:r>
-        <w:rPr>
-          <w:rFonts w:ascii="標楷體" w:eastAsia="標楷體" w:hAnsi="標楷體"/>
-          <w:lang w:eastAsia="zh-TW"/>
-        </w:rPr>
-        <w:t xml:space="preserve"> }}</w:t>
+        <w:t>{{ num_tv }}</w:t>
       </w:r>
     </w:p>
     <w:p>
@@ -6733,23 +4118,7 @@
           <w:rFonts w:ascii="標楷體" w:eastAsia="標楷體" w:hAnsi="標楷體"/>
           <w:lang w:eastAsia="zh-TW"/>
         </w:rPr>
-        <w:t xml:space="preserve">{{ </w:t>
-      </w:r>
-      <w:proofErr w:type="spellStart"/>
-      <w:r>
-        <w:rPr>
-          <w:rFonts w:ascii="標楷體" w:eastAsia="標楷體" w:hAnsi="標楷體"/>
-          <w:lang w:eastAsia="zh-TW"/>
-        </w:rPr>
-        <w:t>chk_heater</w:t>
-      </w:r>
-      <w:proofErr w:type="spellEnd"/>
-      <w:r>
-        <w:rPr>
-          <w:rFonts w:ascii="標楷體" w:eastAsia="標楷體" w:hAnsi="標楷體"/>
-          <w:lang w:eastAsia="zh-TW"/>
-        </w:rPr>
-        <w:t xml:space="preserve"> }}</w:t>
+        <w:t>{{ chk_heater }}</w:t>
       </w:r>
       <w:r>
         <w:rPr>
@@ -6763,23 +4132,7 @@
           <w:rFonts w:ascii="標楷體" w:eastAsia="標楷體" w:hAnsi="標楷體"/>
           <w:lang w:eastAsia="zh-TW"/>
         </w:rPr>
-        <w:t xml:space="preserve">{{ </w:t>
-      </w:r>
-      <w:proofErr w:type="spellStart"/>
-      <w:r>
-        <w:rPr>
-          <w:rFonts w:ascii="標楷體" w:eastAsia="標楷體" w:hAnsi="標楷體"/>
-          <w:lang w:eastAsia="zh-TW"/>
-        </w:rPr>
-        <w:t>num_heater</w:t>
-      </w:r>
-      <w:proofErr w:type="spellEnd"/>
-      <w:r>
-        <w:rPr>
-          <w:rFonts w:ascii="標楷體" w:eastAsia="標楷體" w:hAnsi="標楷體"/>
-          <w:lang w:eastAsia="zh-TW"/>
-        </w:rPr>
-        <w:t xml:space="preserve"> }}</w:t>
+        <w:t>{{ num_heater }}</w:t>
       </w:r>
     </w:p>
     <w:p>
@@ -6804,23 +4157,7 @@
           <w:rFonts w:ascii="標楷體" w:eastAsia="標楷體" w:hAnsi="標楷體"/>
           <w:lang w:eastAsia="zh-TW"/>
         </w:rPr>
-        <w:t xml:space="preserve">{{ </w:t>
-      </w:r>
-      <w:proofErr w:type="spellStart"/>
-      <w:r>
-        <w:rPr>
-          <w:rFonts w:ascii="標楷體" w:eastAsia="標楷體" w:hAnsi="標楷體"/>
-          <w:lang w:eastAsia="zh-TW"/>
-        </w:rPr>
-        <w:t>chk_cooker</w:t>
-      </w:r>
-      <w:proofErr w:type="spellEnd"/>
-      <w:r>
-        <w:rPr>
-          <w:rFonts w:ascii="標楷體" w:eastAsia="標楷體" w:hAnsi="標楷體"/>
-          <w:lang w:eastAsia="zh-TW"/>
-        </w:rPr>
-        <w:t xml:space="preserve"> }}</w:t>
+        <w:t>{{ chk_cooker }}</w:t>
       </w:r>
       <w:r>
         <w:rPr>
@@ -6834,23 +4171,7 @@
           <w:rFonts w:ascii="標楷體" w:eastAsia="標楷體" w:hAnsi="標楷體"/>
           <w:lang w:eastAsia="zh-TW"/>
         </w:rPr>
-        <w:t xml:space="preserve">{{ </w:t>
-      </w:r>
-      <w:proofErr w:type="spellStart"/>
-      <w:r>
-        <w:rPr>
-          <w:rFonts w:ascii="標楷體" w:eastAsia="標楷體" w:hAnsi="標楷體"/>
-          <w:lang w:eastAsia="zh-TW"/>
-        </w:rPr>
-        <w:t>num_cooker</w:t>
-      </w:r>
-      <w:proofErr w:type="spellEnd"/>
-      <w:r>
-        <w:rPr>
-          <w:rFonts w:ascii="標楷體" w:eastAsia="標楷體" w:hAnsi="標楷體"/>
-          <w:lang w:eastAsia="zh-TW"/>
-        </w:rPr>
-        <w:t xml:space="preserve"> }}</w:t>
+        <w:t>{{ num_cooker }}</w:t>
       </w:r>
     </w:p>
     <w:p>
@@ -6875,23 +4196,7 @@
           <w:rFonts w:ascii="標楷體" w:eastAsia="標楷體" w:hAnsi="標楷體"/>
           <w:lang w:eastAsia="zh-TW"/>
         </w:rPr>
-        <w:t xml:space="preserve">{{ </w:t>
-      </w:r>
-      <w:proofErr w:type="spellStart"/>
-      <w:r>
-        <w:rPr>
-          <w:rFonts w:ascii="標楷體" w:eastAsia="標楷體" w:hAnsi="標楷體"/>
-          <w:lang w:eastAsia="zh-TW"/>
-        </w:rPr>
-        <w:t>chk_lighting</w:t>
-      </w:r>
-      <w:proofErr w:type="spellEnd"/>
-      <w:r>
-        <w:rPr>
-          <w:rFonts w:ascii="標楷體" w:eastAsia="標楷體" w:hAnsi="標楷體"/>
-          <w:lang w:eastAsia="zh-TW"/>
-        </w:rPr>
-        <w:t xml:space="preserve"> }}</w:t>
+        <w:t>{{ chk_lighting }}</w:t>
       </w:r>
       <w:r>
         <w:rPr>
@@ -6905,23 +4210,7 @@
           <w:rFonts w:ascii="標楷體" w:eastAsia="標楷體" w:hAnsi="標楷體"/>
           <w:lang w:eastAsia="zh-TW"/>
         </w:rPr>
-        <w:t xml:space="preserve">{{ </w:t>
-      </w:r>
-      <w:proofErr w:type="spellStart"/>
-      <w:r>
-        <w:rPr>
-          <w:rFonts w:ascii="標楷體" w:eastAsia="標楷體" w:hAnsi="標楷體"/>
-          <w:lang w:eastAsia="zh-TW"/>
-        </w:rPr>
-        <w:t>num_lighting</w:t>
-      </w:r>
-      <w:proofErr w:type="spellEnd"/>
-      <w:r>
-        <w:rPr>
-          <w:rFonts w:ascii="標楷體" w:eastAsia="標楷體" w:hAnsi="標楷體"/>
-          <w:lang w:eastAsia="zh-TW"/>
-        </w:rPr>
-        <w:t xml:space="preserve"> }}</w:t>
+        <w:t>{{ num_lighting }}</w:t>
       </w:r>
     </w:p>
     <w:p>
@@ -6946,23 +4235,7 @@
           <w:rFonts w:ascii="標楷體" w:eastAsia="標楷體" w:hAnsi="標楷體"/>
           <w:lang w:eastAsia="zh-TW"/>
         </w:rPr>
-        <w:t xml:space="preserve">{{ </w:t>
-      </w:r>
-      <w:proofErr w:type="spellStart"/>
-      <w:r>
-        <w:rPr>
-          <w:rFonts w:ascii="標楷體" w:eastAsia="標楷體" w:hAnsi="標楷體"/>
-          <w:lang w:eastAsia="zh-TW"/>
-        </w:rPr>
-        <w:t>chk_toilet</w:t>
-      </w:r>
-      <w:proofErr w:type="spellEnd"/>
-      <w:r>
-        <w:rPr>
-          <w:rFonts w:ascii="標楷體" w:eastAsia="標楷體" w:hAnsi="標楷體"/>
-          <w:lang w:eastAsia="zh-TW"/>
-        </w:rPr>
-        <w:t xml:space="preserve"> }}</w:t>
+        <w:t>{{ chk_toilet }}</w:t>
       </w:r>
       <w:r>
         <w:rPr>
@@ -6976,23 +4249,7 @@
           <w:rFonts w:ascii="標楷體" w:eastAsia="標楷體" w:hAnsi="標楷體"/>
           <w:lang w:eastAsia="zh-TW"/>
         </w:rPr>
-        <w:t xml:space="preserve">{{ </w:t>
-      </w:r>
-      <w:proofErr w:type="spellStart"/>
-      <w:r>
-        <w:rPr>
-          <w:rFonts w:ascii="標楷體" w:eastAsia="標楷體" w:hAnsi="標楷體"/>
-          <w:lang w:eastAsia="zh-TW"/>
-        </w:rPr>
-        <w:t>num_toilet</w:t>
-      </w:r>
-      <w:proofErr w:type="spellEnd"/>
-      <w:r>
-        <w:rPr>
-          <w:rFonts w:ascii="標楷體" w:eastAsia="標楷體" w:hAnsi="標楷體"/>
-          <w:lang w:eastAsia="zh-TW"/>
-        </w:rPr>
-        <w:t xml:space="preserve"> }}</w:t>
+        <w:t>{{ num_toilet }}</w:t>
       </w:r>
     </w:p>
     <w:p>
@@ -7017,23 +4274,7 @@
           <w:rFonts w:ascii="標楷體" w:eastAsia="標楷體" w:hAnsi="標楷體"/>
           <w:lang w:eastAsia="zh-TW"/>
         </w:rPr>
-        <w:t xml:space="preserve">{{ </w:t>
-      </w:r>
-      <w:proofErr w:type="spellStart"/>
-      <w:r>
-        <w:rPr>
-          <w:rFonts w:ascii="標楷體" w:eastAsia="標楷體" w:hAnsi="標楷體"/>
-          <w:lang w:eastAsia="zh-TW"/>
-        </w:rPr>
-        <w:t>chk_sink</w:t>
-      </w:r>
-      <w:proofErr w:type="spellEnd"/>
-      <w:r>
-        <w:rPr>
-          <w:rFonts w:ascii="標楷體" w:eastAsia="標楷體" w:hAnsi="標楷體"/>
-          <w:lang w:eastAsia="zh-TW"/>
-        </w:rPr>
-        <w:t xml:space="preserve"> }}</w:t>
+        <w:t>{{ chk_sink }}</w:t>
       </w:r>
       <w:r>
         <w:rPr>
@@ -7047,23 +4288,7 @@
           <w:rFonts w:ascii="標楷體" w:eastAsia="標楷體" w:hAnsi="標楷體"/>
           <w:lang w:eastAsia="zh-TW"/>
         </w:rPr>
-        <w:t xml:space="preserve">{{ </w:t>
-      </w:r>
-      <w:proofErr w:type="spellStart"/>
-      <w:r>
-        <w:rPr>
-          <w:rFonts w:ascii="標楷體" w:eastAsia="標楷體" w:hAnsi="標楷體"/>
-          <w:lang w:eastAsia="zh-TW"/>
-        </w:rPr>
-        <w:t>num_sink</w:t>
-      </w:r>
-      <w:proofErr w:type="spellEnd"/>
-      <w:r>
-        <w:rPr>
-          <w:rFonts w:ascii="標楷體" w:eastAsia="標楷體" w:hAnsi="標楷體"/>
-          <w:lang w:eastAsia="zh-TW"/>
-        </w:rPr>
-        <w:t xml:space="preserve"> }}</w:t>
+        <w:t>{{ num_sink }}</w:t>
       </w:r>
     </w:p>
     <w:p>
@@ -7088,23 +4313,7 @@
           <w:rFonts w:ascii="標楷體" w:eastAsia="標楷體" w:hAnsi="標楷體"/>
           <w:lang w:eastAsia="zh-TW"/>
         </w:rPr>
-        <w:t xml:space="preserve">{{ </w:t>
-      </w:r>
-      <w:proofErr w:type="spellStart"/>
-      <w:r>
-        <w:rPr>
-          <w:rFonts w:ascii="標楷體" w:eastAsia="標楷體" w:hAnsi="標楷體"/>
-          <w:lang w:eastAsia="zh-TW"/>
-        </w:rPr>
-        <w:t>chk_shower</w:t>
-      </w:r>
-      <w:proofErr w:type="spellEnd"/>
-      <w:r>
-        <w:rPr>
-          <w:rFonts w:ascii="標楷體" w:eastAsia="標楷體" w:hAnsi="標楷體"/>
-          <w:lang w:eastAsia="zh-TW"/>
-        </w:rPr>
-        <w:t xml:space="preserve"> }}</w:t>
+        <w:t>{{ chk_shower }}</w:t>
       </w:r>
       <w:r>
         <w:rPr>
@@ -7118,23 +4327,7 @@
           <w:rFonts w:ascii="標楷體" w:eastAsia="標楷體" w:hAnsi="標楷體"/>
           <w:lang w:eastAsia="zh-TW"/>
         </w:rPr>
-        <w:t xml:space="preserve">{{ </w:t>
-      </w:r>
-      <w:proofErr w:type="spellStart"/>
-      <w:r>
-        <w:rPr>
-          <w:rFonts w:ascii="標楷體" w:eastAsia="標楷體" w:hAnsi="標楷體"/>
-          <w:lang w:eastAsia="zh-TW"/>
-        </w:rPr>
-        <w:t>num_shower</w:t>
-      </w:r>
-      <w:proofErr w:type="spellEnd"/>
-      <w:r>
-        <w:rPr>
-          <w:rFonts w:ascii="標楷體" w:eastAsia="標楷體" w:hAnsi="標楷體"/>
-          <w:lang w:eastAsia="zh-TW"/>
-        </w:rPr>
-        <w:t xml:space="preserve"> }}</w:t>
+        <w:t>{{ num_shower }}</w:t>
       </w:r>
     </w:p>
     <w:p>
@@ -7163,17 +4356,7 @@
           <w:bCs/>
           <w:lang w:eastAsia="zh-TW"/>
         </w:rPr>
-        <w:t xml:space="preserve">{{ </w:t>
-      </w:r>
-      <w:proofErr w:type="spellStart"/>
-      <w:r>
-        <w:rPr>
-          <w:rFonts w:ascii="標楷體" w:eastAsia="標楷體" w:hAnsi="標楷體"/>
-          <w:b/>
-          <w:bCs/>
-          <w:lang w:eastAsia="zh-TW"/>
-        </w:rPr>
-        <w:t>chk_</w:t>
+        <w:t>{{ chk_</w:t>
       </w:r>
       <w:r>
         <w:rPr>
@@ -7184,7 +4367,6 @@
         </w:rPr>
         <w:t>other</w:t>
       </w:r>
-      <w:proofErr w:type="spellEnd"/>
       <w:r>
         <w:rPr>
           <w:rFonts w:ascii="標楷體" w:eastAsia="標楷體" w:hAnsi="標楷體"/>
@@ -7201,27 +4383,7 @@
           <w:bCs/>
           <w:lang w:eastAsia="zh-TW"/>
         </w:rPr>
-        <w:t>有 {{</w:t>
-      </w:r>
-      <w:proofErr w:type="spellStart"/>
-      <w:r>
-        <w:rPr>
-          <w:rFonts w:ascii="標楷體" w:eastAsia="標楷體" w:hAnsi="標楷體" w:hint="eastAsia"/>
-          <w:b/>
-          <w:bCs/>
-          <w:lang w:eastAsia="zh-TW"/>
-        </w:rPr>
-        <w:t>textarea_other</w:t>
-      </w:r>
-      <w:proofErr w:type="spellEnd"/>
-      <w:r>
-        <w:rPr>
-          <w:rFonts w:ascii="標楷體" w:eastAsia="標楷體" w:hAnsi="標楷體" w:hint="eastAsia"/>
-          <w:b/>
-          <w:bCs/>
-          <w:lang w:eastAsia="zh-TW"/>
-        </w:rPr>
-        <w:t>}}</w:t>
+        <w:t>有 {{textarea_other}}</w:t>
       </w:r>
     </w:p>
     <w:p>
